--- a/信吾/銀行研究/添付ファイル/信託銀行業務比較表.docx
+++ b/信吾/銀行研究/添付ファイル/信託銀行業務比較表.docx
@@ -7185,9 +7185,1741 @@
         <w:t xml:space="preserve">本表は2026年8月時点で入手可能な各社公式サイト・信託協会ウェブサイト等の公開情報に基づき作成した概要であり、取扱商品・最低金額・取扱店舗の範囲などの詳細は各社の最新情報で確認してください。組織再編や子会社の名称・出資構成は変更される場合があります。</w:t>
       </w:r>
     </w:p>
+    <w:p>
+      <w:pPr>
+        <w:sectPr>
+          <w:pgSz w:w="16838" w:h="11906" w:orient="landscape"/>
+          <w:pgMar w:top="700" w:right="720" w:bottom="700" w:left="720" w:header="708" w:footer="708" w:gutter="0"/>
+          <w:pgNumType/>
+          <w:docGrid w:linePitch="360"/>
+        </w:sectPr>
+      </w:pPr>
+    </w:p>
+    <w:p>
+      <w:pPr>
+        <w:pStyle w:val="Heading1"/>
+        <w:spacing w:after="120" w:before="120"/>
+      </w:pPr>
+      <w:r>
+        <w:rPr>
+          <w:b/>
+          <w:bCs/>
+          <w:color w:val="1F3864"/>
+          <w:sz w:val="30"/>
+          <w:szCs w:val="30"/>
+        </w:rPr>
+        <w:t xml:space="preserve">業務内容の説明</w:t>
+      </w:r>
+    </w:p>
+    <w:p>
+      <w:pPr>
+        <w:spacing w:after="100" w:line="264"/>
+      </w:pPr>
+      <w:r>
+        <w:rPr>
+          <w:i w:val="false"/>
+          <w:iCs w:val="false"/>
+          <w:sz w:val="20"/>
+          <w:szCs w:val="20"/>
+        </w:rPr>
+        <w:t xml:space="preserve">上表で用いた25の業務種類について、それぞれの業務内容を簡潔にまとめた一覧です。</w:t>
+      </w:r>
+    </w:p>
+    <w:tbl>
+      <w:tblPr>
+        <w:tblW w:type="dxa" w:w="10466"/>
+        <w:tblBorders>
+          <w:top w:val="single" w:color="999999" w:sz="4"/>
+          <w:left w:val="single" w:color="999999" w:sz="4"/>
+          <w:bottom w:val="single" w:color="999999" w:sz="4"/>
+          <w:right w:val="single" w:color="999999" w:sz="4"/>
+          <w:insideH w:val="single" w:color="999999" w:sz="2"/>
+          <w:insideV w:val="single" w:color="999999" w:sz="2"/>
+        </w:tblBorders>
+        <w:tblLayout w:type="fixed"/>
+      </w:tblPr>
+      <w:tblGrid>
+        <w:gridCol w:w="3200"/>
+        <w:gridCol w:w="7266"/>
+      </w:tblGrid>
+      <w:tr>
+        <w:trPr>
+          <w:tblHeader/>
+        </w:trPr>
+        <w:tc>
+          <w:tcPr>
+            <w:tcW w:type="dxa" w:w="3200"/>
+            <w:shd w:fill="2F5496" w:val="clear"/>
+            <w:tcMar>
+              <w:top w:type="dxa" w:w="60"/>
+              <w:left w:type="dxa" w:w="80"/>
+              <w:bottom w:type="dxa" w:w="60"/>
+              <w:right w:type="dxa" w:w="80"/>
+            </w:tcMar>
+            <w:vAlign w:val="center"/>
+          </w:tcPr>
+          <w:p>
+            <w:pPr>
+              <w:spacing w:after="0" w:line="216"/>
+              <w:jc w:val="center"/>
+            </w:pPr>
+            <w:r>
+              <w:rPr>
+                <w:b/>
+                <w:bCs/>
+                <w:color w:val="FFFFFF"/>
+                <w:sz w:val="18"/>
+                <w:szCs w:val="18"/>
+              </w:rPr>
+              <w:t xml:space="preserve">業務種類</w:t>
+            </w:r>
+          </w:p>
+        </w:tc>
+        <w:tc>
+          <w:tcPr>
+            <w:tcW w:type="dxa" w:w="7266"/>
+            <w:shd w:fill="2F5496" w:val="clear"/>
+            <w:tcMar>
+              <w:top w:type="dxa" w:w="60"/>
+              <w:left w:type="dxa" w:w="80"/>
+              <w:bottom w:type="dxa" w:w="60"/>
+              <w:right w:type="dxa" w:w="80"/>
+            </w:tcMar>
+            <w:vAlign w:val="center"/>
+          </w:tcPr>
+          <w:p>
+            <w:pPr>
+              <w:spacing w:after="0" w:line="216"/>
+              <w:jc w:val="center"/>
+            </w:pPr>
+            <w:r>
+              <w:rPr>
+                <w:b/>
+                <w:bCs/>
+                <w:color w:val="FFFFFF"/>
+                <w:sz w:val="18"/>
+                <w:szCs w:val="18"/>
+              </w:rPr>
+              <w:t xml:space="preserve">業務内容</w:t>
+            </w:r>
+          </w:p>
+        </w:tc>
+      </w:tr>
+      <w:tr>
+        <w:trPr>
+          <w:cantSplit/>
+        </w:trPr>
+        <w:tc>
+          <w:tcPr>
+            <w:tcW w:type="dxa" w:w="10466"/>
+            <w:gridSpan w:val="2"/>
+            <w:shd w:fill="D9E2F3" w:val="clear"/>
+            <w:tcMar>
+              <w:top w:type="dxa" w:w="60"/>
+              <w:left w:type="dxa" w:w="100"/>
+              <w:bottom w:type="dxa" w:w="60"/>
+              <w:right w:type="dxa" w:w="80"/>
+            </w:tcMar>
+          </w:tcPr>
+          <w:p>
+            <w:pPr>
+              <w:spacing w:after="0" w:line="216"/>
+              <w:jc w:val="left"/>
+            </w:pPr>
+            <w:r>
+              <w:rPr>
+                <w:b/>
+                <w:bCs/>
+                <w:color w:val="1F3864"/>
+                <w:sz w:val="16"/>
+                <w:szCs w:val="16"/>
+              </w:rPr>
+              <w:t xml:space="preserve">A. 銀行業務（信託銀行が併営する普通銀行業務）</w:t>
+            </w:r>
+          </w:p>
+        </w:tc>
+      </w:tr>
+      <w:tr>
+        <w:trPr>
+          <w:cantSplit/>
+        </w:trPr>
+        <w:tc>
+          <w:tcPr>
+            <w:tcW w:type="dxa" w:w="3200"/>
+            <w:tcMar>
+              <w:top w:type="dxa" w:w="60"/>
+              <w:left w:type="dxa" w:w="80"/>
+              <w:bottom w:type="dxa" w:w="60"/>
+              <w:right w:type="dxa" w:w="80"/>
+            </w:tcMar>
+            <w:vAlign w:val="center"/>
+          </w:tcPr>
+          <w:p>
+            <w:pPr>
+              <w:spacing w:after="0" w:line="216"/>
+              <w:jc w:val="left"/>
+            </w:pPr>
+            <w:r>
+              <w:rPr>
+                <w:b/>
+                <w:bCs/>
+                <w:sz w:val="16"/>
+                <w:szCs w:val="16"/>
+              </w:rPr>
+              <w:t xml:space="preserve">1. 預金業務</w:t>
+            </w:r>
+          </w:p>
+        </w:tc>
+        <w:tc>
+          <w:tcPr>
+            <w:tcW w:type="dxa" w:w="7266"/>
+            <w:tcMar>
+              <w:top w:type="dxa" w:w="60"/>
+              <w:left w:type="dxa" w:w="100"/>
+              <w:bottom w:type="dxa" w:w="60"/>
+              <w:right w:type="dxa" w:w="100"/>
+            </w:tcMar>
+            <w:vAlign w:val="center"/>
+          </w:tcPr>
+          <w:p>
+            <w:pPr>
+              <w:spacing w:after="0" w:line="216"/>
+              <w:jc w:val="left"/>
+            </w:pPr>
+            <w:r>
+              <w:rPr>
+                <w:b w:val="false"/>
+                <w:bCs w:val="false"/>
+                <w:sz w:val="17"/>
+                <w:szCs w:val="17"/>
+              </w:rPr>
+              <w:t xml:space="preserve">普通預金・定期預金など、顧客から資金を預かり管理する業務。信託銀行は信託業務と兼営する形で、銀行法に基づく預金業務を行う。</w:t>
+            </w:r>
+          </w:p>
+        </w:tc>
+      </w:tr>
+      <w:tr>
+        <w:trPr>
+          <w:cantSplit/>
+        </w:trPr>
+        <w:tc>
+          <w:tcPr>
+            <w:tcW w:type="dxa" w:w="3200"/>
+            <w:tcMar>
+              <w:top w:type="dxa" w:w="60"/>
+              <w:left w:type="dxa" w:w="80"/>
+              <w:bottom w:type="dxa" w:w="60"/>
+              <w:right w:type="dxa" w:w="80"/>
+            </w:tcMar>
+            <w:vAlign w:val="center"/>
+          </w:tcPr>
+          <w:p>
+            <w:pPr>
+              <w:spacing w:after="0" w:line="216"/>
+              <w:jc w:val="left"/>
+            </w:pPr>
+            <w:r>
+              <w:rPr>
+                <w:b/>
+                <w:bCs/>
+                <w:sz w:val="16"/>
+                <w:szCs w:val="16"/>
+              </w:rPr>
+              <w:t xml:space="preserve">2. 貸出業務（融資）</w:t>
+            </w:r>
+          </w:p>
+        </w:tc>
+        <w:tc>
+          <w:tcPr>
+            <w:tcW w:type="dxa" w:w="7266"/>
+            <w:tcMar>
+              <w:top w:type="dxa" w:w="60"/>
+              <w:left w:type="dxa" w:w="100"/>
+              <w:bottom w:type="dxa" w:w="60"/>
+              <w:right w:type="dxa" w:w="100"/>
+            </w:tcMar>
+            <w:vAlign w:val="center"/>
+          </w:tcPr>
+          <w:p>
+            <w:pPr>
+              <w:spacing w:after="0" w:line="216"/>
+              <w:jc w:val="left"/>
+            </w:pPr>
+            <w:r>
+              <w:rPr>
+                <w:b w:val="false"/>
+                <w:bCs w:val="false"/>
+                <w:sz w:val="17"/>
+                <w:szCs w:val="17"/>
+              </w:rPr>
+              <w:t xml:space="preserve">個人・法人向けの融資業務。住宅ローンや事業性融資、コミットメントラインなどを通じて資金を貸し付ける。</w:t>
+            </w:r>
+          </w:p>
+        </w:tc>
+      </w:tr>
+      <w:tr>
+        <w:trPr>
+          <w:cantSplit/>
+        </w:trPr>
+        <w:tc>
+          <w:tcPr>
+            <w:tcW w:type="dxa" w:w="3200"/>
+            <w:tcMar>
+              <w:top w:type="dxa" w:w="60"/>
+              <w:left w:type="dxa" w:w="80"/>
+              <w:bottom w:type="dxa" w:w="60"/>
+              <w:right w:type="dxa" w:w="80"/>
+            </w:tcMar>
+            <w:vAlign w:val="center"/>
+          </w:tcPr>
+          <w:p>
+            <w:pPr>
+              <w:spacing w:after="0" w:line="216"/>
+              <w:jc w:val="left"/>
+            </w:pPr>
+            <w:r>
+              <w:rPr>
+                <w:b/>
+                <w:bCs/>
+                <w:sz w:val="16"/>
+                <w:szCs w:val="16"/>
+              </w:rPr>
+              <w:t xml:space="preserve">3. 為替業務（振込・振替）</w:t>
+            </w:r>
+          </w:p>
+        </w:tc>
+        <w:tc>
+          <w:tcPr>
+            <w:tcW w:type="dxa" w:w="7266"/>
+            <w:tcMar>
+              <w:top w:type="dxa" w:w="60"/>
+              <w:left w:type="dxa" w:w="100"/>
+              <w:bottom w:type="dxa" w:w="60"/>
+              <w:right w:type="dxa" w:w="100"/>
+            </w:tcMar>
+            <w:vAlign w:val="center"/>
+          </w:tcPr>
+          <w:p>
+            <w:pPr>
+              <w:spacing w:after="0" w:line="216"/>
+              <w:jc w:val="left"/>
+            </w:pPr>
+            <w:r>
+              <w:rPr>
+                <w:b w:val="false"/>
+                <w:bCs w:val="false"/>
+                <w:sz w:val="17"/>
+                <w:szCs w:val="17"/>
+              </w:rPr>
+              <w:t xml:space="preserve">国内外への送金、口座振替、手形・小切手の取立など、資金移動に関する決済業務。</w:t>
+            </w:r>
+          </w:p>
+        </w:tc>
+      </w:tr>
+      <w:tr>
+        <w:trPr>
+          <w:cantSplit/>
+        </w:trPr>
+        <w:tc>
+          <w:tcPr>
+            <w:tcW w:type="dxa" w:w="10466"/>
+            <w:gridSpan w:val="2"/>
+            <w:shd w:fill="D9E2F3" w:val="clear"/>
+            <w:tcMar>
+              <w:top w:type="dxa" w:w="60"/>
+              <w:left w:type="dxa" w:w="100"/>
+              <w:bottom w:type="dxa" w:w="60"/>
+              <w:right w:type="dxa" w:w="80"/>
+            </w:tcMar>
+          </w:tcPr>
+          <w:p>
+            <w:pPr>
+              <w:spacing w:after="0" w:line="216"/>
+              <w:jc w:val="left"/>
+            </w:pPr>
+            <w:r>
+              <w:rPr>
+                <w:b/>
+                <w:bCs/>
+                <w:color w:val="1F3864"/>
+                <w:sz w:val="16"/>
+                <w:szCs w:val="16"/>
+              </w:rPr>
+              <w:t xml:space="preserve">B. 信託業務（信託法・信託業法上の基本類型）</w:t>
+            </w:r>
+          </w:p>
+        </w:tc>
+      </w:tr>
+      <w:tr>
+        <w:trPr>
+          <w:cantSplit/>
+        </w:trPr>
+        <w:tc>
+          <w:tcPr>
+            <w:tcW w:type="dxa" w:w="3200"/>
+            <w:tcMar>
+              <w:top w:type="dxa" w:w="60"/>
+              <w:left w:type="dxa" w:w="80"/>
+              <w:bottom w:type="dxa" w:w="60"/>
+              <w:right w:type="dxa" w:w="80"/>
+            </w:tcMar>
+            <w:vAlign w:val="center"/>
+          </w:tcPr>
+          <w:p>
+            <w:pPr>
+              <w:spacing w:after="0" w:line="216"/>
+              <w:jc w:val="left"/>
+            </w:pPr>
+            <w:r>
+              <w:rPr>
+                <w:b/>
+                <w:bCs/>
+                <w:sz w:val="16"/>
+                <w:szCs w:val="16"/>
+              </w:rPr>
+              <w:t xml:space="preserve">4. 金銭の信託（合同運用指定金銭信託 等）</w:t>
+            </w:r>
+          </w:p>
+        </w:tc>
+        <w:tc>
+          <w:tcPr>
+            <w:tcW w:type="dxa" w:w="7266"/>
+            <w:tcMar>
+              <w:top w:type="dxa" w:w="60"/>
+              <w:left w:type="dxa" w:w="100"/>
+              <w:bottom w:type="dxa" w:w="60"/>
+              <w:right w:type="dxa" w:w="100"/>
+            </w:tcMar>
+            <w:vAlign w:val="center"/>
+          </w:tcPr>
+          <w:p>
+            <w:pPr>
+              <w:spacing w:after="0" w:line="216"/>
+              <w:jc w:val="left"/>
+            </w:pPr>
+            <w:r>
+              <w:rPr>
+                <w:b w:val="false"/>
+                <w:bCs w:val="false"/>
+                <w:sz w:val="17"/>
+                <w:szCs w:val="17"/>
+              </w:rPr>
+              <w:t xml:space="preserve">複数の委託者から集めた金銭を信託銀行がまとめて運用し、収益を分配する仕組み。かつての貸付信託などが代表例。</w:t>
+            </w:r>
+          </w:p>
+        </w:tc>
+      </w:tr>
+      <w:tr>
+        <w:trPr>
+          <w:cantSplit/>
+        </w:trPr>
+        <w:tc>
+          <w:tcPr>
+            <w:tcW w:type="dxa" w:w="3200"/>
+            <w:tcMar>
+              <w:top w:type="dxa" w:w="60"/>
+              <w:left w:type="dxa" w:w="80"/>
+              <w:bottom w:type="dxa" w:w="60"/>
+              <w:right w:type="dxa" w:w="80"/>
+            </w:tcMar>
+            <w:vAlign w:val="center"/>
+          </w:tcPr>
+          <w:p>
+            <w:pPr>
+              <w:spacing w:after="0" w:line="216"/>
+              <w:jc w:val="left"/>
+            </w:pPr>
+            <w:r>
+              <w:rPr>
+                <w:b/>
+                <w:bCs/>
+                <w:sz w:val="16"/>
+                <w:szCs w:val="16"/>
+              </w:rPr>
+              <w:t xml:space="preserve">5. 金銭信託以外の金銭の信託（特定金銭信託 等）</w:t>
+            </w:r>
+          </w:p>
+        </w:tc>
+        <w:tc>
+          <w:tcPr>
+            <w:tcW w:type="dxa" w:w="7266"/>
+            <w:tcMar>
+              <w:top w:type="dxa" w:w="60"/>
+              <w:left w:type="dxa" w:w="100"/>
+              <w:bottom w:type="dxa" w:w="60"/>
+              <w:right w:type="dxa" w:w="100"/>
+            </w:tcMar>
+            <w:vAlign w:val="center"/>
+          </w:tcPr>
+          <w:p>
+            <w:pPr>
+              <w:spacing w:after="0" w:line="216"/>
+              <w:jc w:val="left"/>
+            </w:pPr>
+            <w:r>
+              <w:rPr>
+                <w:b w:val="false"/>
+                <w:bCs w:val="false"/>
+                <w:sz w:val="17"/>
+                <w:szCs w:val="17"/>
+              </w:rPr>
+              <w:t xml:space="preserve">委託者が運用対象や運用方法を指定する金銭の信託。ファンドトラストや特定金銭信託など、機関投資家の資産運用等に用いられる。</w:t>
+            </w:r>
+          </w:p>
+        </w:tc>
+      </w:tr>
+      <w:tr>
+        <w:trPr>
+          <w:cantSplit/>
+        </w:trPr>
+        <w:tc>
+          <w:tcPr>
+            <w:tcW w:type="dxa" w:w="3200"/>
+            <w:tcMar>
+              <w:top w:type="dxa" w:w="60"/>
+              <w:left w:type="dxa" w:w="80"/>
+              <w:bottom w:type="dxa" w:w="60"/>
+              <w:right w:type="dxa" w:w="80"/>
+            </w:tcMar>
+            <w:vAlign w:val="center"/>
+          </w:tcPr>
+          <w:p>
+            <w:pPr>
+              <w:spacing w:after="0" w:line="216"/>
+              <w:jc w:val="left"/>
+            </w:pPr>
+            <w:r>
+              <w:rPr>
+                <w:b/>
+                <w:bCs/>
+                <w:sz w:val="16"/>
+                <w:szCs w:val="16"/>
+              </w:rPr>
+              <w:t xml:space="preserve">6. 有価証券の信託</w:t>
+            </w:r>
+          </w:p>
+        </w:tc>
+        <w:tc>
+          <w:tcPr>
+            <w:tcW w:type="dxa" w:w="7266"/>
+            <w:tcMar>
+              <w:top w:type="dxa" w:w="60"/>
+              <w:left w:type="dxa" w:w="100"/>
+              <w:bottom w:type="dxa" w:w="60"/>
+              <w:right w:type="dxa" w:w="100"/>
+            </w:tcMar>
+            <w:vAlign w:val="center"/>
+          </w:tcPr>
+          <w:p>
+            <w:pPr>
+              <w:spacing w:after="0" w:line="216"/>
+              <w:jc w:val="left"/>
+            </w:pPr>
+            <w:r>
+              <w:rPr>
+                <w:b w:val="false"/>
+                <w:bCs w:val="false"/>
+                <w:sz w:val="17"/>
+                <w:szCs w:val="17"/>
+              </w:rPr>
+              <w:t xml:space="preserve">株式・債券などの有価証券を信託財産として受託し、管理・運用・議決権行使などを行う業務。</w:t>
+            </w:r>
+          </w:p>
+        </w:tc>
+      </w:tr>
+      <w:tr>
+        <w:trPr>
+          <w:cantSplit/>
+        </w:trPr>
+        <w:tc>
+          <w:tcPr>
+            <w:tcW w:type="dxa" w:w="3200"/>
+            <w:tcMar>
+              <w:top w:type="dxa" w:w="60"/>
+              <w:left w:type="dxa" w:w="80"/>
+              <w:bottom w:type="dxa" w:w="60"/>
+              <w:right w:type="dxa" w:w="80"/>
+            </w:tcMar>
+            <w:vAlign w:val="center"/>
+          </w:tcPr>
+          <w:p>
+            <w:pPr>
+              <w:spacing w:after="0" w:line="216"/>
+              <w:jc w:val="left"/>
+            </w:pPr>
+            <w:r>
+              <w:rPr>
+                <w:b/>
+                <w:bCs/>
+                <w:sz w:val="16"/>
+                <w:szCs w:val="16"/>
+              </w:rPr>
+              <w:t xml:space="preserve">7. 金銭債権の信託</w:t>
+            </w:r>
+          </w:p>
+        </w:tc>
+        <w:tc>
+          <w:tcPr>
+            <w:tcW w:type="dxa" w:w="7266"/>
+            <w:tcMar>
+              <w:top w:type="dxa" w:w="60"/>
+              <w:left w:type="dxa" w:w="100"/>
+              <w:bottom w:type="dxa" w:w="60"/>
+              <w:right w:type="dxa" w:w="100"/>
+            </w:tcMar>
+            <w:vAlign w:val="center"/>
+          </w:tcPr>
+          <w:p>
+            <w:pPr>
+              <w:spacing w:after="0" w:line="216"/>
+              <w:jc w:val="left"/>
+            </w:pPr>
+            <w:r>
+              <w:rPr>
+                <w:b w:val="false"/>
+                <w:bCs w:val="false"/>
+                <w:sz w:val="17"/>
+                <w:szCs w:val="17"/>
+              </w:rPr>
+              <w:t xml:space="preserve">売掛金やローン債権などの金銭債権を信託し、資産流動化（証券化）の基礎とする業務。</w:t>
+            </w:r>
+          </w:p>
+        </w:tc>
+      </w:tr>
+      <w:tr>
+        <w:trPr>
+          <w:cantSplit/>
+        </w:trPr>
+        <w:tc>
+          <w:tcPr>
+            <w:tcW w:type="dxa" w:w="3200"/>
+            <w:tcMar>
+              <w:top w:type="dxa" w:w="60"/>
+              <w:left w:type="dxa" w:w="80"/>
+              <w:bottom w:type="dxa" w:w="60"/>
+              <w:right w:type="dxa" w:w="80"/>
+            </w:tcMar>
+            <w:vAlign w:val="center"/>
+          </w:tcPr>
+          <w:p>
+            <w:pPr>
+              <w:spacing w:after="0" w:line="216"/>
+              <w:jc w:val="left"/>
+            </w:pPr>
+            <w:r>
+              <w:rPr>
+                <w:b/>
+                <w:bCs/>
+                <w:sz w:val="16"/>
+                <w:szCs w:val="16"/>
+              </w:rPr>
+              <w:t xml:space="preserve">8. 動産の信託</w:t>
+            </w:r>
+          </w:p>
+        </w:tc>
+        <w:tc>
+          <w:tcPr>
+            <w:tcW w:type="dxa" w:w="7266"/>
+            <w:tcMar>
+              <w:top w:type="dxa" w:w="60"/>
+              <w:left w:type="dxa" w:w="100"/>
+              <w:bottom w:type="dxa" w:w="60"/>
+              <w:right w:type="dxa" w:w="100"/>
+            </w:tcMar>
+            <w:vAlign w:val="center"/>
+          </w:tcPr>
+          <w:p>
+            <w:pPr>
+              <w:spacing w:after="0" w:line="216"/>
+              <w:jc w:val="left"/>
+            </w:pPr>
+            <w:r>
+              <w:rPr>
+                <w:b w:val="false"/>
+                <w:bCs w:val="false"/>
+                <w:sz w:val="17"/>
+                <w:szCs w:val="17"/>
+              </w:rPr>
+              <w:t xml:space="preserve">機械設備や航空機、コンテナなど、動産を信託財産として受託し管理・処分する業務。</w:t>
+            </w:r>
+          </w:p>
+        </w:tc>
+      </w:tr>
+      <w:tr>
+        <w:trPr>
+          <w:cantSplit/>
+        </w:trPr>
+        <w:tc>
+          <w:tcPr>
+            <w:tcW w:type="dxa" w:w="3200"/>
+            <w:tcMar>
+              <w:top w:type="dxa" w:w="60"/>
+              <w:left w:type="dxa" w:w="80"/>
+              <w:bottom w:type="dxa" w:w="60"/>
+              <w:right w:type="dxa" w:w="80"/>
+            </w:tcMar>
+            <w:vAlign w:val="center"/>
+          </w:tcPr>
+          <w:p>
+            <w:pPr>
+              <w:spacing w:after="0" w:line="216"/>
+              <w:jc w:val="left"/>
+            </w:pPr>
+            <w:r>
+              <w:rPr>
+                <w:b/>
+                <w:bCs/>
+                <w:sz w:val="16"/>
+                <w:szCs w:val="16"/>
+              </w:rPr>
+              <w:t xml:space="preserve">9. 不動産の信託</w:t>
+            </w:r>
+          </w:p>
+        </w:tc>
+        <w:tc>
+          <w:tcPr>
+            <w:tcW w:type="dxa" w:w="7266"/>
+            <w:tcMar>
+              <w:top w:type="dxa" w:w="60"/>
+              <w:left w:type="dxa" w:w="100"/>
+              <w:bottom w:type="dxa" w:w="60"/>
+              <w:right w:type="dxa" w:w="100"/>
+            </w:tcMar>
+            <w:vAlign w:val="center"/>
+          </w:tcPr>
+          <w:p>
+            <w:pPr>
+              <w:spacing w:after="0" w:line="216"/>
+              <w:jc w:val="left"/>
+            </w:pPr>
+            <w:r>
+              <w:rPr>
+                <w:b w:val="false"/>
+                <w:bCs w:val="false"/>
+                <w:sz w:val="17"/>
+                <w:szCs w:val="17"/>
+              </w:rPr>
+              <w:t xml:space="preserve">オフィスビルや商業施設等の不動産を信託財産として受託し、賃貸管理や処分を行う業務。不動産の証券化にも活用される。</w:t>
+            </w:r>
+          </w:p>
+        </w:tc>
+      </w:tr>
+      <w:tr>
+        <w:trPr>
+          <w:cantSplit/>
+        </w:trPr>
+        <w:tc>
+          <w:tcPr>
+            <w:tcW w:type="dxa" w:w="3200"/>
+            <w:tcMar>
+              <w:top w:type="dxa" w:w="60"/>
+              <w:left w:type="dxa" w:w="80"/>
+              <w:bottom w:type="dxa" w:w="60"/>
+              <w:right w:type="dxa" w:w="80"/>
+            </w:tcMar>
+            <w:vAlign w:val="center"/>
+          </w:tcPr>
+          <w:p>
+            <w:pPr>
+              <w:spacing w:after="0" w:line="216"/>
+              <w:jc w:val="left"/>
+            </w:pPr>
+            <w:r>
+              <w:rPr>
+                <w:b/>
+                <w:bCs/>
+                <w:sz w:val="16"/>
+                <w:szCs w:val="16"/>
+              </w:rPr>
+              <w:t xml:space="preserve">10. 土地・土地の賃借権等の信託</w:t>
+            </w:r>
+          </w:p>
+        </w:tc>
+        <w:tc>
+          <w:tcPr>
+            <w:tcW w:type="dxa" w:w="7266"/>
+            <w:tcMar>
+              <w:top w:type="dxa" w:w="60"/>
+              <w:left w:type="dxa" w:w="100"/>
+              <w:bottom w:type="dxa" w:w="60"/>
+              <w:right w:type="dxa" w:w="100"/>
+            </w:tcMar>
+            <w:vAlign w:val="center"/>
+          </w:tcPr>
+          <w:p>
+            <w:pPr>
+              <w:spacing w:after="0" w:line="216"/>
+              <w:jc w:val="left"/>
+            </w:pPr>
+            <w:r>
+              <w:rPr>
+                <w:b w:val="false"/>
+                <w:bCs w:val="false"/>
+                <w:sz w:val="17"/>
+                <w:szCs w:val="17"/>
+              </w:rPr>
+              <w:t xml:space="preserve">土地そのものや借地権を信託財産として受託し、有効活用や処分を支援する業務。</w:t>
+            </w:r>
+          </w:p>
+        </w:tc>
+      </w:tr>
+      <w:tr>
+        <w:trPr>
+          <w:cantSplit/>
+        </w:trPr>
+        <w:tc>
+          <w:tcPr>
+            <w:tcW w:type="dxa" w:w="10466"/>
+            <w:gridSpan w:val="2"/>
+            <w:shd w:fill="D9E2F3" w:val="clear"/>
+            <w:tcMar>
+              <w:top w:type="dxa" w:w="60"/>
+              <w:left w:type="dxa" w:w="100"/>
+              <w:bottom w:type="dxa" w:w="60"/>
+              <w:right w:type="dxa" w:w="80"/>
+            </w:tcMar>
+          </w:tcPr>
+          <w:p>
+            <w:pPr>
+              <w:spacing w:after="0" w:line="216"/>
+              <w:jc w:val="left"/>
+            </w:pPr>
+            <w:r>
+              <w:rPr>
+                <w:b/>
+                <w:bCs/>
+                <w:color w:val="1F3864"/>
+                <w:sz w:val="16"/>
+                <w:szCs w:val="16"/>
+              </w:rPr>
+              <w:t xml:space="preserve">C. 個人向け併営業務（財産管理・資産承継）</w:t>
+            </w:r>
+          </w:p>
+        </w:tc>
+      </w:tr>
+      <w:tr>
+        <w:trPr>
+          <w:cantSplit/>
+        </w:trPr>
+        <w:tc>
+          <w:tcPr>
+            <w:tcW w:type="dxa" w:w="3200"/>
+            <w:tcMar>
+              <w:top w:type="dxa" w:w="60"/>
+              <w:left w:type="dxa" w:w="80"/>
+              <w:bottom w:type="dxa" w:w="60"/>
+              <w:right w:type="dxa" w:w="80"/>
+            </w:tcMar>
+            <w:vAlign w:val="center"/>
+          </w:tcPr>
+          <w:p>
+            <w:pPr>
+              <w:spacing w:after="0" w:line="216"/>
+              <w:jc w:val="left"/>
+            </w:pPr>
+            <w:r>
+              <w:rPr>
+                <w:b/>
+                <w:bCs/>
+                <w:sz w:val="16"/>
+                <w:szCs w:val="16"/>
+              </w:rPr>
+              <w:t xml:space="preserve">11. 遺言信託（遺言書の保管・執行）</w:t>
+            </w:r>
+          </w:p>
+        </w:tc>
+        <w:tc>
+          <w:tcPr>
+            <w:tcW w:type="dxa" w:w="7266"/>
+            <w:tcMar>
+              <w:top w:type="dxa" w:w="60"/>
+              <w:left w:type="dxa" w:w="100"/>
+              <w:bottom w:type="dxa" w:w="60"/>
+              <w:right w:type="dxa" w:w="100"/>
+            </w:tcMar>
+            <w:vAlign w:val="center"/>
+          </w:tcPr>
+          <w:p>
+            <w:pPr>
+              <w:spacing w:after="0" w:line="216"/>
+              <w:jc w:val="left"/>
+            </w:pPr>
+            <w:r>
+              <w:rPr>
+                <w:b w:val="false"/>
+                <w:bCs w:val="false"/>
+                <w:sz w:val="17"/>
+                <w:szCs w:val="17"/>
+              </w:rPr>
+              <w:t xml:space="preserve">遺言書の作成支援・保管、および遺言者死亡後の遺言執行（財産の分配手続き）までを一貫してサポートする業務。</w:t>
+            </w:r>
+          </w:p>
+        </w:tc>
+      </w:tr>
+      <w:tr>
+        <w:trPr>
+          <w:cantSplit/>
+        </w:trPr>
+        <w:tc>
+          <w:tcPr>
+            <w:tcW w:type="dxa" w:w="3200"/>
+            <w:tcMar>
+              <w:top w:type="dxa" w:w="60"/>
+              <w:left w:type="dxa" w:w="80"/>
+              <w:bottom w:type="dxa" w:w="60"/>
+              <w:right w:type="dxa" w:w="80"/>
+            </w:tcMar>
+            <w:vAlign w:val="center"/>
+          </w:tcPr>
+          <w:p>
+            <w:pPr>
+              <w:spacing w:after="0" w:line="216"/>
+              <w:jc w:val="left"/>
+            </w:pPr>
+            <w:r>
+              <w:rPr>
+                <w:b/>
+                <w:bCs/>
+                <w:sz w:val="16"/>
+                <w:szCs w:val="16"/>
+              </w:rPr>
+              <w:t xml:space="preserve">12. 遺産整理業務</w:t>
+            </w:r>
+          </w:p>
+        </w:tc>
+        <w:tc>
+          <w:tcPr>
+            <w:tcW w:type="dxa" w:w="7266"/>
+            <w:tcMar>
+              <w:top w:type="dxa" w:w="60"/>
+              <w:left w:type="dxa" w:w="100"/>
+              <w:bottom w:type="dxa" w:w="60"/>
+              <w:right w:type="dxa" w:w="100"/>
+            </w:tcMar>
+            <w:vAlign w:val="center"/>
+          </w:tcPr>
+          <w:p>
+            <w:pPr>
+              <w:spacing w:after="0" w:line="216"/>
+              <w:jc w:val="left"/>
+            </w:pPr>
+            <w:r>
+              <w:rPr>
+                <w:b w:val="false"/>
+                <w:bCs w:val="false"/>
+                <w:sz w:val="17"/>
+                <w:szCs w:val="17"/>
+              </w:rPr>
+              <w:t xml:space="preserve">遺言書がない場合等に、相続人の確定、相続財産の調査・評価、遺産分割協議のサポート、名義変更等の相続手続き全般を代行する業務。</w:t>
+            </w:r>
+          </w:p>
+        </w:tc>
+      </w:tr>
+      <w:tr>
+        <w:trPr>
+          <w:cantSplit/>
+        </w:trPr>
+        <w:tc>
+          <w:tcPr>
+            <w:tcW w:type="dxa" w:w="3200"/>
+            <w:tcMar>
+              <w:top w:type="dxa" w:w="60"/>
+              <w:left w:type="dxa" w:w="80"/>
+              <w:bottom w:type="dxa" w:w="60"/>
+              <w:right w:type="dxa" w:w="80"/>
+            </w:tcMar>
+            <w:vAlign w:val="center"/>
+          </w:tcPr>
+          <w:p>
+            <w:pPr>
+              <w:spacing w:after="0" w:line="216"/>
+              <w:jc w:val="left"/>
+            </w:pPr>
+            <w:r>
+              <w:rPr>
+                <w:b/>
+                <w:bCs/>
+                <w:sz w:val="16"/>
+                <w:szCs w:val="16"/>
+              </w:rPr>
+              <w:t xml:space="preserve">13. 暦年贈与信託</w:t>
+            </w:r>
+          </w:p>
+        </w:tc>
+        <w:tc>
+          <w:tcPr>
+            <w:tcW w:type="dxa" w:w="7266"/>
+            <w:tcMar>
+              <w:top w:type="dxa" w:w="60"/>
+              <w:left w:type="dxa" w:w="100"/>
+              <w:bottom w:type="dxa" w:w="60"/>
+              <w:right w:type="dxa" w:w="100"/>
+            </w:tcMar>
+            <w:vAlign w:val="center"/>
+          </w:tcPr>
+          <w:p>
+            <w:pPr>
+              <w:spacing w:after="0" w:line="216"/>
+              <w:jc w:val="left"/>
+            </w:pPr>
+            <w:r>
+              <w:rPr>
+                <w:b w:val="false"/>
+                <w:bCs w:val="false"/>
+                <w:sz w:val="17"/>
+                <w:szCs w:val="17"/>
+              </w:rPr>
+              <w:t xml:space="preserve">毎年の贈与税非課税枠内で計画的に贈与を行うことを支援する信託商品。贈与契約書の作成や資金管理を信託銀行がサポートする。</w:t>
+            </w:r>
+          </w:p>
+        </w:tc>
+      </w:tr>
+      <w:tr>
+        <w:trPr>
+          <w:cantSplit/>
+        </w:trPr>
+        <w:tc>
+          <w:tcPr>
+            <w:tcW w:type="dxa" w:w="3200"/>
+            <w:tcMar>
+              <w:top w:type="dxa" w:w="60"/>
+              <w:left w:type="dxa" w:w="80"/>
+              <w:bottom w:type="dxa" w:w="60"/>
+              <w:right w:type="dxa" w:w="80"/>
+            </w:tcMar>
+            <w:vAlign w:val="center"/>
+          </w:tcPr>
+          <w:p>
+            <w:pPr>
+              <w:spacing w:after="0" w:line="216"/>
+              <w:jc w:val="left"/>
+            </w:pPr>
+            <w:r>
+              <w:rPr>
+                <w:b/>
+                <w:bCs/>
+                <w:sz w:val="16"/>
+                <w:szCs w:val="16"/>
+              </w:rPr>
+              <w:t xml:space="preserve">14. 教育資金贈与信託</w:t>
+            </w:r>
+          </w:p>
+        </w:tc>
+        <w:tc>
+          <w:tcPr>
+            <w:tcW w:type="dxa" w:w="7266"/>
+            <w:tcMar>
+              <w:top w:type="dxa" w:w="60"/>
+              <w:left w:type="dxa" w:w="100"/>
+              <w:bottom w:type="dxa" w:w="60"/>
+              <w:right w:type="dxa" w:w="100"/>
+            </w:tcMar>
+            <w:vAlign w:val="center"/>
+          </w:tcPr>
+          <w:p>
+            <w:pPr>
+              <w:spacing w:after="0" w:line="216"/>
+              <w:jc w:val="left"/>
+            </w:pPr>
+            <w:r>
+              <w:rPr>
+                <w:b w:val="false"/>
+                <w:bCs w:val="false"/>
+                <w:sz w:val="17"/>
+                <w:szCs w:val="17"/>
+              </w:rPr>
+              <w:t xml:space="preserve">祖父母等から孫等への教育資金の一括贈与を、非課税制度を活用しながら管理する信託商品。</w:t>
+            </w:r>
+          </w:p>
+        </w:tc>
+      </w:tr>
+      <w:tr>
+        <w:trPr>
+          <w:cantSplit/>
+        </w:trPr>
+        <w:tc>
+          <w:tcPr>
+            <w:tcW w:type="dxa" w:w="3200"/>
+            <w:tcMar>
+              <w:top w:type="dxa" w:w="60"/>
+              <w:left w:type="dxa" w:w="80"/>
+              <w:bottom w:type="dxa" w:w="60"/>
+              <w:right w:type="dxa" w:w="80"/>
+            </w:tcMar>
+            <w:vAlign w:val="center"/>
+          </w:tcPr>
+          <w:p>
+            <w:pPr>
+              <w:spacing w:after="0" w:line="216"/>
+              <w:jc w:val="left"/>
+            </w:pPr>
+            <w:r>
+              <w:rPr>
+                <w:b/>
+                <w:bCs/>
+                <w:sz w:val="16"/>
+                <w:szCs w:val="16"/>
+              </w:rPr>
+              <w:t xml:space="preserve">15. 後見制度支援信託</w:t>
+            </w:r>
+          </w:p>
+        </w:tc>
+        <w:tc>
+          <w:tcPr>
+            <w:tcW w:type="dxa" w:w="7266"/>
+            <w:tcMar>
+              <w:top w:type="dxa" w:w="60"/>
+              <w:left w:type="dxa" w:w="100"/>
+              <w:bottom w:type="dxa" w:w="60"/>
+              <w:right w:type="dxa" w:w="100"/>
+            </w:tcMar>
+            <w:vAlign w:val="center"/>
+          </w:tcPr>
+          <w:p>
+            <w:pPr>
+              <w:spacing w:after="0" w:line="216"/>
+              <w:jc w:val="left"/>
+            </w:pPr>
+            <w:r>
+              <w:rPr>
+                <w:b w:val="false"/>
+                <w:bCs w:val="false"/>
+                <w:sz w:val="17"/>
+                <w:szCs w:val="17"/>
+              </w:rPr>
+              <w:t xml:space="preserve">成年後見制度を利用する被後見人の財産のうち日常生活で使わない金銭を信託銀行に信託し、家庭裁判所の関与のもと不正な引き出しを防止する仕組み。</w:t>
+            </w:r>
+          </w:p>
+        </w:tc>
+      </w:tr>
+      <w:tr>
+        <w:trPr>
+          <w:cantSplit/>
+        </w:trPr>
+        <w:tc>
+          <w:tcPr>
+            <w:tcW w:type="dxa" w:w="3200"/>
+            <w:tcMar>
+              <w:top w:type="dxa" w:w="60"/>
+              <w:left w:type="dxa" w:w="80"/>
+              <w:bottom w:type="dxa" w:w="60"/>
+              <w:right w:type="dxa" w:w="80"/>
+            </w:tcMar>
+            <w:vAlign w:val="center"/>
+          </w:tcPr>
+          <w:p>
+            <w:pPr>
+              <w:spacing w:after="0" w:line="216"/>
+              <w:jc w:val="left"/>
+            </w:pPr>
+            <w:r>
+              <w:rPr>
+                <w:b/>
+                <w:bCs/>
+                <w:sz w:val="16"/>
+                <w:szCs w:val="16"/>
+              </w:rPr>
+              <w:t xml:space="preserve">16. 生命保険信託</w:t>
+            </w:r>
+          </w:p>
+        </w:tc>
+        <w:tc>
+          <w:tcPr>
+            <w:tcW w:type="dxa" w:w="7266"/>
+            <w:tcMar>
+              <w:top w:type="dxa" w:w="60"/>
+              <w:left w:type="dxa" w:w="100"/>
+              <w:bottom w:type="dxa" w:w="60"/>
+              <w:right w:type="dxa" w:w="100"/>
+            </w:tcMar>
+            <w:vAlign w:val="center"/>
+          </w:tcPr>
+          <w:p>
+            <w:pPr>
+              <w:spacing w:after="0" w:line="216"/>
+              <w:jc w:val="left"/>
+            </w:pPr>
+            <w:r>
+              <w:rPr>
+                <w:b w:val="false"/>
+                <w:bCs w:val="false"/>
+                <w:sz w:val="17"/>
+                <w:szCs w:val="17"/>
+              </w:rPr>
+              <w:t xml:space="preserve">生命保険金の受取人を信託銀行とし、遺族（受益者）へ分割交付するなど、保険金の管理・給付方法を柔軟に設計できる仕組み。</w:t>
+            </w:r>
+          </w:p>
+        </w:tc>
+      </w:tr>
+      <w:tr>
+        <w:trPr>
+          <w:cantSplit/>
+        </w:trPr>
+        <w:tc>
+          <w:tcPr>
+            <w:tcW w:type="dxa" w:w="3200"/>
+            <w:tcMar>
+              <w:top w:type="dxa" w:w="60"/>
+              <w:left w:type="dxa" w:w="80"/>
+              <w:bottom w:type="dxa" w:w="60"/>
+              <w:right w:type="dxa" w:w="80"/>
+            </w:tcMar>
+            <w:vAlign w:val="center"/>
+          </w:tcPr>
+          <w:p>
+            <w:pPr>
+              <w:spacing w:after="0" w:line="216"/>
+              <w:jc w:val="left"/>
+            </w:pPr>
+            <w:r>
+              <w:rPr>
+                <w:b/>
+                <w:bCs/>
+                <w:sz w:val="16"/>
+                <w:szCs w:val="16"/>
+              </w:rPr>
+              <w:t xml:space="preserve">17. 家族信託（民事信託）関連コンサルティング</w:t>
+            </w:r>
+          </w:p>
+        </w:tc>
+        <w:tc>
+          <w:tcPr>
+            <w:tcW w:type="dxa" w:w="7266"/>
+            <w:tcMar>
+              <w:top w:type="dxa" w:w="60"/>
+              <w:left w:type="dxa" w:w="100"/>
+              <w:bottom w:type="dxa" w:w="60"/>
+              <w:right w:type="dxa" w:w="100"/>
+            </w:tcMar>
+            <w:vAlign w:val="center"/>
+          </w:tcPr>
+          <w:p>
+            <w:pPr>
+              <w:spacing w:after="0" w:line="216"/>
+              <w:jc w:val="left"/>
+            </w:pPr>
+            <w:r>
+              <w:rPr>
+                <w:b w:val="false"/>
+                <w:bCs w:val="false"/>
+                <w:sz w:val="17"/>
+                <w:szCs w:val="17"/>
+              </w:rPr>
+              <w:t xml:space="preserve">認知症対策や資産承継のために家族間で信託契約を結ぶ「家族信託（民事信託）」について、契約設計の支援や専門家紹介等を行う業務。</w:t>
+            </w:r>
+          </w:p>
+        </w:tc>
+      </w:tr>
+      <w:tr>
+        <w:trPr>
+          <w:cantSplit/>
+        </w:trPr>
+        <w:tc>
+          <w:tcPr>
+            <w:tcW w:type="dxa" w:w="10466"/>
+            <w:gridSpan w:val="2"/>
+            <w:shd w:fill="D9E2F3" w:val="clear"/>
+            <w:tcMar>
+              <w:top w:type="dxa" w:w="60"/>
+              <w:left w:type="dxa" w:w="100"/>
+              <w:bottom w:type="dxa" w:w="60"/>
+              <w:right w:type="dxa" w:w="80"/>
+            </w:tcMar>
+          </w:tcPr>
+          <w:p>
+            <w:pPr>
+              <w:spacing w:after="0" w:line="216"/>
+              <w:jc w:val="left"/>
+            </w:pPr>
+            <w:r>
+              <w:rPr>
+                <w:b/>
+                <w:bCs/>
+                <w:color w:val="1F3864"/>
+                <w:sz w:val="16"/>
+                <w:szCs w:val="16"/>
+              </w:rPr>
+              <w:t xml:space="preserve">D. 法人向け併営業務</w:t>
+            </w:r>
+          </w:p>
+        </w:tc>
+      </w:tr>
+      <w:tr>
+        <w:trPr>
+          <w:cantSplit/>
+        </w:trPr>
+        <w:tc>
+          <w:tcPr>
+            <w:tcW w:type="dxa" w:w="3200"/>
+            <w:tcMar>
+              <w:top w:type="dxa" w:w="60"/>
+              <w:left w:type="dxa" w:w="80"/>
+              <w:bottom w:type="dxa" w:w="60"/>
+              <w:right w:type="dxa" w:w="80"/>
+            </w:tcMar>
+            <w:vAlign w:val="center"/>
+          </w:tcPr>
+          <w:p>
+            <w:pPr>
+              <w:spacing w:after="0" w:line="216"/>
+              <w:jc w:val="left"/>
+            </w:pPr>
+            <w:r>
+              <w:rPr>
+                <w:b/>
+                <w:bCs/>
+                <w:sz w:val="16"/>
+                <w:szCs w:val="16"/>
+              </w:rPr>
+              <w:t xml:space="preserve">18. 証券代行業務（株主名簿管理人）</w:t>
+            </w:r>
+          </w:p>
+        </w:tc>
+        <w:tc>
+          <w:tcPr>
+            <w:tcW w:type="dxa" w:w="7266"/>
+            <w:tcMar>
+              <w:top w:type="dxa" w:w="60"/>
+              <w:left w:type="dxa" w:w="100"/>
+              <w:bottom w:type="dxa" w:w="60"/>
+              <w:right w:type="dxa" w:w="100"/>
+            </w:tcMar>
+            <w:vAlign w:val="center"/>
+          </w:tcPr>
+          <w:p>
+            <w:pPr>
+              <w:spacing w:after="0" w:line="216"/>
+              <w:jc w:val="left"/>
+            </w:pPr>
+            <w:r>
+              <w:rPr>
+                <w:b w:val="false"/>
+                <w:bCs w:val="false"/>
+                <w:sz w:val="17"/>
+                <w:szCs w:val="17"/>
+              </w:rPr>
+              <w:t xml:space="preserve">上場企業に代わり株主名簿の管理、株主総会招集通知の発送、配当金の支払いなどの事務を代行する業務（株主名簿管理人）。</w:t>
+            </w:r>
+          </w:p>
+        </w:tc>
+      </w:tr>
+      <w:tr>
+        <w:trPr>
+          <w:cantSplit/>
+        </w:trPr>
+        <w:tc>
+          <w:tcPr>
+            <w:tcW w:type="dxa" w:w="3200"/>
+            <w:tcMar>
+              <w:top w:type="dxa" w:w="60"/>
+              <w:left w:type="dxa" w:w="80"/>
+              <w:bottom w:type="dxa" w:w="60"/>
+              <w:right w:type="dxa" w:w="80"/>
+            </w:tcMar>
+            <w:vAlign w:val="center"/>
+          </w:tcPr>
+          <w:p>
+            <w:pPr>
+              <w:spacing w:after="0" w:line="216"/>
+              <w:jc w:val="left"/>
+            </w:pPr>
+            <w:r>
+              <w:rPr>
+                <w:b/>
+                <w:bCs/>
+                <w:sz w:val="16"/>
+                <w:szCs w:val="16"/>
+              </w:rPr>
+              <w:t xml:space="preserve">19. 企業年金信託（DB・DC運営管理 等）</w:t>
+            </w:r>
+          </w:p>
+        </w:tc>
+        <w:tc>
+          <w:tcPr>
+            <w:tcW w:type="dxa" w:w="7266"/>
+            <w:tcMar>
+              <w:top w:type="dxa" w:w="60"/>
+              <w:left w:type="dxa" w:w="100"/>
+              <w:bottom w:type="dxa" w:w="60"/>
+              <w:right w:type="dxa" w:w="100"/>
+            </w:tcMar>
+            <w:vAlign w:val="center"/>
+          </w:tcPr>
+          <w:p>
+            <w:pPr>
+              <w:spacing w:after="0" w:line="216"/>
+              <w:jc w:val="left"/>
+            </w:pPr>
+            <w:r>
+              <w:rPr>
+                <w:b w:val="false"/>
+                <w:bCs w:val="false"/>
+                <w:sz w:val="17"/>
+                <w:szCs w:val="17"/>
+              </w:rPr>
+              <w:t xml:space="preserve">企業年金（確定給付企業年金・確定拠出年金）の資産を受託し、年金資産の管理・運用、給付事務、確定拠出年金の運営管理業務等を行う。</w:t>
+            </w:r>
+          </w:p>
+        </w:tc>
+      </w:tr>
+      <w:tr>
+        <w:trPr>
+          <w:cantSplit/>
+        </w:trPr>
+        <w:tc>
+          <w:tcPr>
+            <w:tcW w:type="dxa" w:w="3200"/>
+            <w:tcMar>
+              <w:top w:type="dxa" w:w="60"/>
+              <w:left w:type="dxa" w:w="80"/>
+              <w:bottom w:type="dxa" w:w="60"/>
+              <w:right w:type="dxa" w:w="80"/>
+            </w:tcMar>
+            <w:vAlign w:val="center"/>
+          </w:tcPr>
+          <w:p>
+            <w:pPr>
+              <w:spacing w:after="0" w:line="216"/>
+              <w:jc w:val="left"/>
+            </w:pPr>
+            <w:r>
+              <w:rPr>
+                <w:b/>
+                <w:bCs/>
+                <w:sz w:val="16"/>
+                <w:szCs w:val="16"/>
+              </w:rPr>
+              <w:t xml:space="preserve">20. 資産流動化・証券化業務</w:t>
+            </w:r>
+          </w:p>
+        </w:tc>
+        <w:tc>
+          <w:tcPr>
+            <w:tcW w:type="dxa" w:w="7266"/>
+            <w:tcMar>
+              <w:top w:type="dxa" w:w="60"/>
+              <w:left w:type="dxa" w:w="100"/>
+              <w:bottom w:type="dxa" w:w="60"/>
+              <w:right w:type="dxa" w:w="100"/>
+            </w:tcMar>
+            <w:vAlign w:val="center"/>
+          </w:tcPr>
+          <w:p>
+            <w:pPr>
+              <w:spacing w:after="0" w:line="216"/>
+              <w:jc w:val="left"/>
+            </w:pPr>
+            <w:r>
+              <w:rPr>
+                <w:b w:val="false"/>
+                <w:bCs w:val="false"/>
+                <w:sz w:val="17"/>
+                <w:szCs w:val="17"/>
+              </w:rPr>
+              <w:t xml:space="preserve">不動産や金銭債権を信託の仕組みで証券化し、資金調達や投資商品として組成する業務（SPCスキームやREIT等の基盤となる）。</w:t>
+            </w:r>
+          </w:p>
+        </w:tc>
+      </w:tr>
+      <w:tr>
+        <w:trPr>
+          <w:cantSplit/>
+        </w:trPr>
+        <w:tc>
+          <w:tcPr>
+            <w:tcW w:type="dxa" w:w="3200"/>
+            <w:tcMar>
+              <w:top w:type="dxa" w:w="60"/>
+              <w:left w:type="dxa" w:w="80"/>
+              <w:bottom w:type="dxa" w:w="60"/>
+              <w:right w:type="dxa" w:w="80"/>
+            </w:tcMar>
+            <w:vAlign w:val="center"/>
+          </w:tcPr>
+          <w:p>
+            <w:pPr>
+              <w:spacing w:after="0" w:line="216"/>
+              <w:jc w:val="left"/>
+            </w:pPr>
+            <w:r>
+              <w:rPr>
+                <w:b/>
+                <w:bCs/>
+                <w:sz w:val="16"/>
+                <w:szCs w:val="16"/>
+              </w:rPr>
+              <w:t xml:space="preserve">21. 資産管理（カストディ）業務</w:t>
+            </w:r>
+          </w:p>
+        </w:tc>
+        <w:tc>
+          <w:tcPr>
+            <w:tcW w:type="dxa" w:w="7266"/>
+            <w:tcMar>
+              <w:top w:type="dxa" w:w="60"/>
+              <w:left w:type="dxa" w:w="100"/>
+              <w:bottom w:type="dxa" w:w="60"/>
+              <w:right w:type="dxa" w:w="100"/>
+            </w:tcMar>
+            <w:vAlign w:val="center"/>
+          </w:tcPr>
+          <w:p>
+            <w:pPr>
+              <w:spacing w:after="0" w:line="216"/>
+              <w:jc w:val="left"/>
+            </w:pPr>
+            <w:r>
+              <w:rPr>
+                <w:b w:val="false"/>
+                <w:bCs w:val="false"/>
+                <w:sz w:val="17"/>
+                <w:szCs w:val="17"/>
+              </w:rPr>
+              <w:t xml:space="preserve">機関投資家等に代わり、有価証券の保管・決済・残高管理・議決権行使の事務代行などを行う業務。</w:t>
+            </w:r>
+          </w:p>
+        </w:tc>
+      </w:tr>
+      <w:tr>
+        <w:trPr>
+          <w:cantSplit/>
+        </w:trPr>
+        <w:tc>
+          <w:tcPr>
+            <w:tcW w:type="dxa" w:w="3200"/>
+            <w:tcMar>
+              <w:top w:type="dxa" w:w="60"/>
+              <w:left w:type="dxa" w:w="80"/>
+              <w:bottom w:type="dxa" w:w="60"/>
+              <w:right w:type="dxa" w:w="80"/>
+            </w:tcMar>
+            <w:vAlign w:val="center"/>
+          </w:tcPr>
+          <w:p>
+            <w:pPr>
+              <w:spacing w:after="0" w:line="216"/>
+              <w:jc w:val="left"/>
+            </w:pPr>
+            <w:r>
+              <w:rPr>
+                <w:b/>
+                <w:bCs/>
+                <w:sz w:val="16"/>
+                <w:szCs w:val="16"/>
+              </w:rPr>
+              <w:t xml:space="preserve">22. 証券投資信託の受託業務（信託財産の保管・管理）</w:t>
+            </w:r>
+          </w:p>
+        </w:tc>
+        <w:tc>
+          <w:tcPr>
+            <w:tcW w:type="dxa" w:w="7266"/>
+            <w:tcMar>
+              <w:top w:type="dxa" w:w="60"/>
+              <w:left w:type="dxa" w:w="100"/>
+              <w:bottom w:type="dxa" w:w="60"/>
+              <w:right w:type="dxa" w:w="100"/>
+            </w:tcMar>
+            <w:vAlign w:val="center"/>
+          </w:tcPr>
+          <w:p>
+            <w:pPr>
+              <w:spacing w:after="0" w:line="216"/>
+              <w:jc w:val="left"/>
+            </w:pPr>
+            <w:r>
+              <w:rPr>
+                <w:b w:val="false"/>
+                <w:bCs w:val="false"/>
+                <w:sz w:val="17"/>
+                <w:szCs w:val="17"/>
+              </w:rPr>
+              <w:t xml:space="preserve">投資信託（ファンド）の信託財産を保管し、資産運用会社の指図に基づき売買執行・計理・基準価額算出等を行う業務。</w:t>
+            </w:r>
+          </w:p>
+        </w:tc>
+      </w:tr>
+      <w:tr>
+        <w:trPr>
+          <w:cantSplit/>
+        </w:trPr>
+        <w:tc>
+          <w:tcPr>
+            <w:tcW w:type="dxa" w:w="3200"/>
+            <w:tcMar>
+              <w:top w:type="dxa" w:w="60"/>
+              <w:left w:type="dxa" w:w="80"/>
+              <w:bottom w:type="dxa" w:w="60"/>
+              <w:right w:type="dxa" w:w="80"/>
+            </w:tcMar>
+            <w:vAlign w:val="center"/>
+          </w:tcPr>
+          <w:p>
+            <w:pPr>
+              <w:spacing w:after="0" w:line="216"/>
+              <w:jc w:val="left"/>
+            </w:pPr>
+            <w:r>
+              <w:rPr>
+                <w:b/>
+                <w:bCs/>
+                <w:sz w:val="16"/>
+                <w:szCs w:val="16"/>
+              </w:rPr>
+              <w:t xml:space="preserve">23. 不動産業務（仲介・鑑定評価・有効活用コンサル）</w:t>
+            </w:r>
+          </w:p>
+        </w:tc>
+        <w:tc>
+          <w:tcPr>
+            <w:tcW w:type="dxa" w:w="7266"/>
+            <w:tcMar>
+              <w:top w:type="dxa" w:w="60"/>
+              <w:left w:type="dxa" w:w="100"/>
+              <w:bottom w:type="dxa" w:w="60"/>
+              <w:right w:type="dxa" w:w="100"/>
+            </w:tcMar>
+            <w:vAlign w:val="center"/>
+          </w:tcPr>
+          <w:p>
+            <w:pPr>
+              <w:spacing w:after="0" w:line="216"/>
+              <w:jc w:val="left"/>
+            </w:pPr>
+            <w:r>
+              <w:rPr>
+                <w:b w:val="false"/>
+                <w:bCs w:val="false"/>
+                <w:sz w:val="17"/>
+                <w:szCs w:val="17"/>
+              </w:rPr>
+              <w:t xml:space="preserve">不動産の売買仲介、鑑定評価、有効活用に関するコンサルティングなど、信託機能を活かした総合不動産サービス。</w:t>
+            </w:r>
+          </w:p>
+        </w:tc>
+      </w:tr>
+      <w:tr>
+        <w:trPr>
+          <w:cantSplit/>
+        </w:trPr>
+        <w:tc>
+          <w:tcPr>
+            <w:tcW w:type="dxa" w:w="3200"/>
+            <w:tcMar>
+              <w:top w:type="dxa" w:w="60"/>
+              <w:left w:type="dxa" w:w="80"/>
+              <w:bottom w:type="dxa" w:w="60"/>
+              <w:right w:type="dxa" w:w="80"/>
+            </w:tcMar>
+            <w:vAlign w:val="center"/>
+          </w:tcPr>
+          <w:p>
+            <w:pPr>
+              <w:spacing w:after="0" w:line="216"/>
+              <w:jc w:val="left"/>
+            </w:pPr>
+            <w:r>
+              <w:rPr>
+                <w:b/>
+                <w:bCs/>
+                <w:sz w:val="16"/>
+                <w:szCs w:val="16"/>
+              </w:rPr>
+              <w:t xml:space="preserve">24. 不動産投資顧問業務（私募REIT・J-REIT運用 等）</w:t>
+            </w:r>
+          </w:p>
+        </w:tc>
+        <w:tc>
+          <w:tcPr>
+            <w:tcW w:type="dxa" w:w="7266"/>
+            <w:tcMar>
+              <w:top w:type="dxa" w:w="60"/>
+              <w:left w:type="dxa" w:w="100"/>
+              <w:bottom w:type="dxa" w:w="60"/>
+              <w:right w:type="dxa" w:w="100"/>
+            </w:tcMar>
+            <w:vAlign w:val="center"/>
+          </w:tcPr>
+          <w:p>
+            <w:pPr>
+              <w:spacing w:after="0" w:line="216"/>
+              <w:jc w:val="left"/>
+            </w:pPr>
+            <w:r>
+              <w:rPr>
+                <w:b w:val="false"/>
+                <w:bCs w:val="false"/>
+                <w:sz w:val="17"/>
+                <w:szCs w:val="17"/>
+              </w:rPr>
+              <w:t xml:space="preserve">私募REITやJ-REIT等の不動産投資法人・ファンドの資産運用会社として、物件の取得・運用・売却の意思決定を行う業務。</w:t>
+            </w:r>
+          </w:p>
+        </w:tc>
+      </w:tr>
+      <w:tr>
+        <w:trPr>
+          <w:cantSplit/>
+        </w:trPr>
+        <w:tc>
+          <w:tcPr>
+            <w:tcW w:type="dxa" w:w="3200"/>
+            <w:tcMar>
+              <w:top w:type="dxa" w:w="60"/>
+              <w:left w:type="dxa" w:w="80"/>
+              <w:bottom w:type="dxa" w:w="60"/>
+              <w:right w:type="dxa" w:w="80"/>
+            </w:tcMar>
+            <w:vAlign w:val="center"/>
+          </w:tcPr>
+          <w:p>
+            <w:pPr>
+              <w:spacing w:after="0" w:line="216"/>
+              <w:jc w:val="left"/>
+            </w:pPr>
+            <w:r>
+              <w:rPr>
+                <w:b/>
+                <w:bCs/>
+                <w:sz w:val="16"/>
+                <w:szCs w:val="16"/>
+              </w:rPr>
+              <w:t xml:space="preserve">25. プライベートバンキング業務</w:t>
+            </w:r>
+          </w:p>
+        </w:tc>
+        <w:tc>
+          <w:tcPr>
+            <w:tcW w:type="dxa" w:w="7266"/>
+            <w:tcMar>
+              <w:top w:type="dxa" w:w="60"/>
+              <w:left w:type="dxa" w:w="100"/>
+              <w:bottom w:type="dxa" w:w="60"/>
+              <w:right w:type="dxa" w:w="100"/>
+            </w:tcMar>
+            <w:vAlign w:val="center"/>
+          </w:tcPr>
+          <w:p>
+            <w:pPr>
+              <w:spacing w:after="0" w:line="216"/>
+              <w:jc w:val="left"/>
+            </w:pPr>
+            <w:r>
+              <w:rPr>
+                <w:b w:val="false"/>
+                <w:bCs w:val="false"/>
+                <w:sz w:val="17"/>
+                <w:szCs w:val="17"/>
+              </w:rPr>
+              <w:t xml:space="preserve">富裕層向けに、資産運用・資産承継・税務相談等を組み合わせた総合的な資産管理サービスを提供する業務。</w:t>
+            </w:r>
+          </w:p>
+        </w:tc>
+      </w:tr>
+    </w:tbl>
     <w:sectPr>
-      <w:pgSz w:w="16838" w:h="11906" w:orient="landscape"/>
-      <w:pgMar w:top="700" w:right="720" w:bottom="700" w:left="720" w:header="708" w:footer="708" w:gutter="0"/>
+      <w:pgSz w:w="11906" w:h="16838" w:orient="portrait"/>
+      <w:pgMar w:top="900" w:right="900" w:bottom="900" w:left="900" w:header="708" w:footer="708" w:gutter="0"/>
       <w:pgNumType/>
       <w:docGrid w:linePitch="360"/>
     </w:sectPr>

--- a/信吾/銀行研究/添付ファイル/信託銀行業務比較表.docx
+++ b/信吾/銀行研究/添付ファイル/信託銀行業務比較表.docx
@@ -73,6 +73,7 @@
     <w:p>
       <w:pPr>
         <w:pStyle w:val="Heading2"/>
+        <w:keepNext/>
         <w:spacing w:after="80" w:before="160"/>
       </w:pPr>
       <w:r>
@@ -4183,13 +4184,9 @@
       </w:tr>
     </w:tbl>
     <w:p>
-      <w:r>
-        <w:br w:type="page"/>
-      </w:r>
-    </w:p>
-    <w:p>
       <w:pPr>
         <w:pStyle w:val="Heading2"/>
+        <w:keepNext/>
         <w:spacing w:after="80" w:before="160"/>
       </w:pPr>
       <w:r>
@@ -8080,6 +8077,7 @@
     <w:p>
       <w:pPr>
         <w:pStyle w:val="Heading2"/>
+        <w:keepNext w:val="false"/>
         <w:spacing w:after="80" w:before="160"/>
       </w:pPr>
       <w:r>
@@ -8174,6 +8172,7 @@
     <w:p>
       <w:pPr>
         <w:pStyle w:val="Heading2"/>
+        <w:keepNext w:val="false"/>
         <w:spacing w:after="80" w:before="160"/>
       </w:pPr>
       <w:r>

--- a/信吾/銀行研究/添付ファイル/信託銀行業務比較表.docx
+++ b/信吾/銀行研究/添付ファイル/信託銀行業務比較表.docx
@@ -5,6 +5,7 @@
     <w:p>
       <w:pPr>
         <w:pStyle w:val="Heading1"/>
+        <w:keepNext w:val="false"/>
         <w:spacing w:after="120" w:before="120"/>
       </w:pPr>
       <w:r>
@@ -8214,17 +8215,13 @@
     </w:p>
     <w:p>
       <w:pPr>
-        <w:sectPr>
-          <w:pgSz w:w="16838" w:h="11906" w:orient="landscape"/>
-          <w:pgMar w:top="700" w:right="700" w:bottom="700" w:left="700" w:header="708" w:footer="708" w:gutter="0"/>
-          <w:pgNumType/>
-          <w:docGrid w:linePitch="360"/>
-        </w:sectPr>
+        <w:spacing w:before="200"/>
       </w:pPr>
     </w:p>
     <w:p>
       <w:pPr>
         <w:pStyle w:val="Heading1"/>
+        <w:keepNext/>
         <w:spacing w:after="120" w:before="120"/>
       </w:pPr>
       <w:r>
@@ -8254,7 +8251,7 @@
     </w:p>
     <w:tbl>
       <w:tblPr>
-        <w:tblW w:type="dxa" w:w="10466"/>
+        <w:tblW w:type="dxa" w:w="15438"/>
         <w:tblBorders>
           <w:top w:val="single" w:color="999999" w:sz="4"/>
           <w:left w:val="single" w:color="999999" w:sz="4"/>
@@ -8266,8 +8263,8 @@
         <w:tblLayout w:type="fixed"/>
       </w:tblPr>
       <w:tblGrid>
-        <w:gridCol w:w="3200"/>
-        <w:gridCol w:w="7266"/>
+        <w:gridCol w:w="3600"/>
+        <w:gridCol w:w="11838"/>
       </w:tblGrid>
       <w:tr>
         <w:trPr>
@@ -8275,7 +8272,7 @@
         </w:trPr>
         <w:tc>
           <w:tcPr>
-            <w:tcW w:type="dxa" w:w="3200"/>
+            <w:tcW w:type="dxa" w:w="3600"/>
             <w:shd w:fill="2F5496" w:val="clear"/>
             <w:tcMar>
               <w:top w:type="dxa" w:w="110"/>
@@ -8304,7 +8301,7 @@
         </w:tc>
         <w:tc>
           <w:tcPr>
-            <w:tcW w:type="dxa" w:w="7266"/>
+            <w:tcW w:type="dxa" w:w="11838"/>
             <w:shd w:fill="2F5496" w:val="clear"/>
             <w:tcMar>
               <w:top w:type="dxa" w:w="110"/>
@@ -8338,7 +8335,7 @@
         </w:trPr>
         <w:tc>
           <w:tcPr>
-            <w:tcW w:type="dxa" w:w="10466"/>
+            <w:tcW w:type="dxa" w:w="15438"/>
             <w:gridSpan w:val="2"/>
             <w:shd w:fill="D9E2F3" w:val="clear"/>
             <w:tcMar>
@@ -8372,7 +8369,7 @@
         </w:trPr>
         <w:tc>
           <w:tcPr>
-            <w:tcW w:type="dxa" w:w="3200"/>
+            <w:tcW w:type="dxa" w:w="3600"/>
             <w:tcMar>
               <w:top w:type="dxa" w:w="60"/>
               <w:left w:type="dxa" w:w="80"/>
@@ -8399,7 +8396,7 @@
         </w:tc>
         <w:tc>
           <w:tcPr>
-            <w:tcW w:type="dxa" w:w="7266"/>
+            <w:tcW w:type="dxa" w:w="11838"/>
             <w:tcMar>
               <w:top w:type="dxa" w:w="60"/>
               <w:left w:type="dxa" w:w="100"/>
@@ -8431,7 +8428,7 @@
         </w:trPr>
         <w:tc>
           <w:tcPr>
-            <w:tcW w:type="dxa" w:w="3200"/>
+            <w:tcW w:type="dxa" w:w="3600"/>
             <w:tcMar>
               <w:top w:type="dxa" w:w="60"/>
               <w:left w:type="dxa" w:w="80"/>
@@ -8458,7 +8455,7 @@
         </w:tc>
         <w:tc>
           <w:tcPr>
-            <w:tcW w:type="dxa" w:w="7266"/>
+            <w:tcW w:type="dxa" w:w="11838"/>
             <w:tcMar>
               <w:top w:type="dxa" w:w="60"/>
               <w:left w:type="dxa" w:w="100"/>
@@ -8490,7 +8487,7 @@
         </w:trPr>
         <w:tc>
           <w:tcPr>
-            <w:tcW w:type="dxa" w:w="3200"/>
+            <w:tcW w:type="dxa" w:w="3600"/>
             <w:tcMar>
               <w:top w:type="dxa" w:w="60"/>
               <w:left w:type="dxa" w:w="80"/>
@@ -8517,7 +8514,7 @@
         </w:tc>
         <w:tc>
           <w:tcPr>
-            <w:tcW w:type="dxa" w:w="7266"/>
+            <w:tcW w:type="dxa" w:w="11838"/>
             <w:tcMar>
               <w:top w:type="dxa" w:w="60"/>
               <w:left w:type="dxa" w:w="100"/>
@@ -8549,7 +8546,7 @@
         </w:trPr>
         <w:tc>
           <w:tcPr>
-            <w:tcW w:type="dxa" w:w="10466"/>
+            <w:tcW w:type="dxa" w:w="15438"/>
             <w:gridSpan w:val="2"/>
             <w:shd w:fill="D9E2F3" w:val="clear"/>
             <w:tcMar>
@@ -8583,7 +8580,7 @@
         </w:trPr>
         <w:tc>
           <w:tcPr>
-            <w:tcW w:type="dxa" w:w="3200"/>
+            <w:tcW w:type="dxa" w:w="3600"/>
             <w:tcMar>
               <w:top w:type="dxa" w:w="60"/>
               <w:left w:type="dxa" w:w="80"/>
@@ -8610,7 +8607,7 @@
         </w:tc>
         <w:tc>
           <w:tcPr>
-            <w:tcW w:type="dxa" w:w="7266"/>
+            <w:tcW w:type="dxa" w:w="11838"/>
             <w:tcMar>
               <w:top w:type="dxa" w:w="60"/>
               <w:left w:type="dxa" w:w="100"/>
@@ -8642,7 +8639,7 @@
         </w:trPr>
         <w:tc>
           <w:tcPr>
-            <w:tcW w:type="dxa" w:w="3200"/>
+            <w:tcW w:type="dxa" w:w="3600"/>
             <w:tcMar>
               <w:top w:type="dxa" w:w="60"/>
               <w:left w:type="dxa" w:w="80"/>
@@ -8669,7 +8666,7 @@
         </w:tc>
         <w:tc>
           <w:tcPr>
-            <w:tcW w:type="dxa" w:w="7266"/>
+            <w:tcW w:type="dxa" w:w="11838"/>
             <w:tcMar>
               <w:top w:type="dxa" w:w="60"/>
               <w:left w:type="dxa" w:w="100"/>
@@ -8701,7 +8698,7 @@
         </w:trPr>
         <w:tc>
           <w:tcPr>
-            <w:tcW w:type="dxa" w:w="3200"/>
+            <w:tcW w:type="dxa" w:w="3600"/>
             <w:tcMar>
               <w:top w:type="dxa" w:w="60"/>
               <w:left w:type="dxa" w:w="80"/>
@@ -8728,7 +8725,7 @@
         </w:tc>
         <w:tc>
           <w:tcPr>
-            <w:tcW w:type="dxa" w:w="7266"/>
+            <w:tcW w:type="dxa" w:w="11838"/>
             <w:tcMar>
               <w:top w:type="dxa" w:w="60"/>
               <w:left w:type="dxa" w:w="100"/>
@@ -8760,7 +8757,7 @@
         </w:trPr>
         <w:tc>
           <w:tcPr>
-            <w:tcW w:type="dxa" w:w="3200"/>
+            <w:tcW w:type="dxa" w:w="3600"/>
             <w:tcMar>
               <w:top w:type="dxa" w:w="60"/>
               <w:left w:type="dxa" w:w="80"/>
@@ -8787,7 +8784,7 @@
         </w:tc>
         <w:tc>
           <w:tcPr>
-            <w:tcW w:type="dxa" w:w="7266"/>
+            <w:tcW w:type="dxa" w:w="11838"/>
             <w:tcMar>
               <w:top w:type="dxa" w:w="60"/>
               <w:left w:type="dxa" w:w="100"/>
@@ -8819,7 +8816,7 @@
         </w:trPr>
         <w:tc>
           <w:tcPr>
-            <w:tcW w:type="dxa" w:w="3200"/>
+            <w:tcW w:type="dxa" w:w="3600"/>
             <w:tcMar>
               <w:top w:type="dxa" w:w="60"/>
               <w:left w:type="dxa" w:w="80"/>
@@ -8846,7 +8843,7 @@
         </w:tc>
         <w:tc>
           <w:tcPr>
-            <w:tcW w:type="dxa" w:w="7266"/>
+            <w:tcW w:type="dxa" w:w="11838"/>
             <w:tcMar>
               <w:top w:type="dxa" w:w="60"/>
               <w:left w:type="dxa" w:w="100"/>
@@ -8878,7 +8875,7 @@
         </w:trPr>
         <w:tc>
           <w:tcPr>
-            <w:tcW w:type="dxa" w:w="3200"/>
+            <w:tcW w:type="dxa" w:w="3600"/>
             <w:tcMar>
               <w:top w:type="dxa" w:w="60"/>
               <w:left w:type="dxa" w:w="80"/>
@@ -8905,7 +8902,7 @@
         </w:tc>
         <w:tc>
           <w:tcPr>
-            <w:tcW w:type="dxa" w:w="7266"/>
+            <w:tcW w:type="dxa" w:w="11838"/>
             <w:tcMar>
               <w:top w:type="dxa" w:w="60"/>
               <w:left w:type="dxa" w:w="100"/>
@@ -8937,7 +8934,7 @@
         </w:trPr>
         <w:tc>
           <w:tcPr>
-            <w:tcW w:type="dxa" w:w="3200"/>
+            <w:tcW w:type="dxa" w:w="3600"/>
             <w:tcMar>
               <w:top w:type="dxa" w:w="60"/>
               <w:left w:type="dxa" w:w="80"/>
@@ -8964,7 +8961,7 @@
         </w:tc>
         <w:tc>
           <w:tcPr>
-            <w:tcW w:type="dxa" w:w="7266"/>
+            <w:tcW w:type="dxa" w:w="11838"/>
             <w:tcMar>
               <w:top w:type="dxa" w:w="60"/>
               <w:left w:type="dxa" w:w="100"/>
@@ -8996,7 +8993,7 @@
         </w:trPr>
         <w:tc>
           <w:tcPr>
-            <w:tcW w:type="dxa" w:w="10466"/>
+            <w:tcW w:type="dxa" w:w="15438"/>
             <w:gridSpan w:val="2"/>
             <w:shd w:fill="D9E2F3" w:val="clear"/>
             <w:tcMar>
@@ -9030,7 +9027,7 @@
         </w:trPr>
         <w:tc>
           <w:tcPr>
-            <w:tcW w:type="dxa" w:w="3200"/>
+            <w:tcW w:type="dxa" w:w="3600"/>
             <w:tcMar>
               <w:top w:type="dxa" w:w="60"/>
               <w:left w:type="dxa" w:w="80"/>
@@ -9057,7 +9054,7 @@
         </w:tc>
         <w:tc>
           <w:tcPr>
-            <w:tcW w:type="dxa" w:w="7266"/>
+            <w:tcW w:type="dxa" w:w="11838"/>
             <w:tcMar>
               <w:top w:type="dxa" w:w="60"/>
               <w:left w:type="dxa" w:w="100"/>
@@ -9089,7 +9086,7 @@
         </w:trPr>
         <w:tc>
           <w:tcPr>
-            <w:tcW w:type="dxa" w:w="3200"/>
+            <w:tcW w:type="dxa" w:w="3600"/>
             <w:tcMar>
               <w:top w:type="dxa" w:w="60"/>
               <w:left w:type="dxa" w:w="80"/>
@@ -9116,7 +9113,7 @@
         </w:tc>
         <w:tc>
           <w:tcPr>
-            <w:tcW w:type="dxa" w:w="7266"/>
+            <w:tcW w:type="dxa" w:w="11838"/>
             <w:tcMar>
               <w:top w:type="dxa" w:w="60"/>
               <w:left w:type="dxa" w:w="100"/>
@@ -9148,7 +9145,7 @@
         </w:trPr>
         <w:tc>
           <w:tcPr>
-            <w:tcW w:type="dxa" w:w="3200"/>
+            <w:tcW w:type="dxa" w:w="3600"/>
             <w:tcMar>
               <w:top w:type="dxa" w:w="60"/>
               <w:left w:type="dxa" w:w="80"/>
@@ -9175,7 +9172,7 @@
         </w:tc>
         <w:tc>
           <w:tcPr>
-            <w:tcW w:type="dxa" w:w="7266"/>
+            <w:tcW w:type="dxa" w:w="11838"/>
             <w:tcMar>
               <w:top w:type="dxa" w:w="60"/>
               <w:left w:type="dxa" w:w="100"/>
@@ -9207,7 +9204,7 @@
         </w:trPr>
         <w:tc>
           <w:tcPr>
-            <w:tcW w:type="dxa" w:w="3200"/>
+            <w:tcW w:type="dxa" w:w="3600"/>
             <w:tcMar>
               <w:top w:type="dxa" w:w="60"/>
               <w:left w:type="dxa" w:w="80"/>
@@ -9234,7 +9231,7 @@
         </w:tc>
         <w:tc>
           <w:tcPr>
-            <w:tcW w:type="dxa" w:w="7266"/>
+            <w:tcW w:type="dxa" w:w="11838"/>
             <w:tcMar>
               <w:top w:type="dxa" w:w="60"/>
               <w:left w:type="dxa" w:w="100"/>
@@ -9266,7 +9263,7 @@
         </w:trPr>
         <w:tc>
           <w:tcPr>
-            <w:tcW w:type="dxa" w:w="3200"/>
+            <w:tcW w:type="dxa" w:w="3600"/>
             <w:tcMar>
               <w:top w:type="dxa" w:w="60"/>
               <w:left w:type="dxa" w:w="80"/>
@@ -9293,7 +9290,7 @@
         </w:tc>
         <w:tc>
           <w:tcPr>
-            <w:tcW w:type="dxa" w:w="7266"/>
+            <w:tcW w:type="dxa" w:w="11838"/>
             <w:tcMar>
               <w:top w:type="dxa" w:w="60"/>
               <w:left w:type="dxa" w:w="100"/>
@@ -9325,7 +9322,7 @@
         </w:trPr>
         <w:tc>
           <w:tcPr>
-            <w:tcW w:type="dxa" w:w="3200"/>
+            <w:tcW w:type="dxa" w:w="3600"/>
             <w:tcMar>
               <w:top w:type="dxa" w:w="60"/>
               <w:left w:type="dxa" w:w="80"/>
@@ -9352,7 +9349,7 @@
         </w:tc>
         <w:tc>
           <w:tcPr>
-            <w:tcW w:type="dxa" w:w="7266"/>
+            <w:tcW w:type="dxa" w:w="11838"/>
             <w:tcMar>
               <w:top w:type="dxa" w:w="60"/>
               <w:left w:type="dxa" w:w="100"/>
@@ -9384,7 +9381,7 @@
         </w:trPr>
         <w:tc>
           <w:tcPr>
-            <w:tcW w:type="dxa" w:w="3200"/>
+            <w:tcW w:type="dxa" w:w="3600"/>
             <w:tcMar>
               <w:top w:type="dxa" w:w="60"/>
               <w:left w:type="dxa" w:w="80"/>
@@ -9411,7 +9408,7 @@
         </w:tc>
         <w:tc>
           <w:tcPr>
-            <w:tcW w:type="dxa" w:w="7266"/>
+            <w:tcW w:type="dxa" w:w="11838"/>
             <w:tcMar>
               <w:top w:type="dxa" w:w="60"/>
               <w:left w:type="dxa" w:w="100"/>
@@ -9443,7 +9440,7 @@
         </w:trPr>
         <w:tc>
           <w:tcPr>
-            <w:tcW w:type="dxa" w:w="10466"/>
+            <w:tcW w:type="dxa" w:w="15438"/>
             <w:gridSpan w:val="2"/>
             <w:shd w:fill="D9E2F3" w:val="clear"/>
             <w:tcMar>
@@ -9477,7 +9474,7 @@
         </w:trPr>
         <w:tc>
           <w:tcPr>
-            <w:tcW w:type="dxa" w:w="3200"/>
+            <w:tcW w:type="dxa" w:w="3600"/>
             <w:tcMar>
               <w:top w:type="dxa" w:w="60"/>
               <w:left w:type="dxa" w:w="80"/>
@@ -9504,7 +9501,7 @@
         </w:tc>
         <w:tc>
           <w:tcPr>
-            <w:tcW w:type="dxa" w:w="7266"/>
+            <w:tcW w:type="dxa" w:w="11838"/>
             <w:tcMar>
               <w:top w:type="dxa" w:w="60"/>
               <w:left w:type="dxa" w:w="100"/>
@@ -9536,7 +9533,7 @@
         </w:trPr>
         <w:tc>
           <w:tcPr>
-            <w:tcW w:type="dxa" w:w="3200"/>
+            <w:tcW w:type="dxa" w:w="3600"/>
             <w:tcMar>
               <w:top w:type="dxa" w:w="60"/>
               <w:left w:type="dxa" w:w="80"/>
@@ -9563,7 +9560,7 @@
         </w:tc>
         <w:tc>
           <w:tcPr>
-            <w:tcW w:type="dxa" w:w="7266"/>
+            <w:tcW w:type="dxa" w:w="11838"/>
             <w:tcMar>
               <w:top w:type="dxa" w:w="60"/>
               <w:left w:type="dxa" w:w="100"/>
@@ -9595,7 +9592,7 @@
         </w:trPr>
         <w:tc>
           <w:tcPr>
-            <w:tcW w:type="dxa" w:w="3200"/>
+            <w:tcW w:type="dxa" w:w="3600"/>
             <w:tcMar>
               <w:top w:type="dxa" w:w="60"/>
               <w:left w:type="dxa" w:w="80"/>
@@ -9622,7 +9619,7 @@
         </w:tc>
         <w:tc>
           <w:tcPr>
-            <w:tcW w:type="dxa" w:w="7266"/>
+            <w:tcW w:type="dxa" w:w="11838"/>
             <w:tcMar>
               <w:top w:type="dxa" w:w="60"/>
               <w:left w:type="dxa" w:w="100"/>
@@ -9654,7 +9651,7 @@
         </w:trPr>
         <w:tc>
           <w:tcPr>
-            <w:tcW w:type="dxa" w:w="3200"/>
+            <w:tcW w:type="dxa" w:w="3600"/>
             <w:tcMar>
               <w:top w:type="dxa" w:w="60"/>
               <w:left w:type="dxa" w:w="80"/>
@@ -9681,7 +9678,7 @@
         </w:tc>
         <w:tc>
           <w:tcPr>
-            <w:tcW w:type="dxa" w:w="7266"/>
+            <w:tcW w:type="dxa" w:w="11838"/>
             <w:tcMar>
               <w:top w:type="dxa" w:w="60"/>
               <w:left w:type="dxa" w:w="100"/>
@@ -9713,7 +9710,7 @@
         </w:trPr>
         <w:tc>
           <w:tcPr>
-            <w:tcW w:type="dxa" w:w="3200"/>
+            <w:tcW w:type="dxa" w:w="3600"/>
             <w:tcMar>
               <w:top w:type="dxa" w:w="60"/>
               <w:left w:type="dxa" w:w="80"/>
@@ -9740,7 +9737,7 @@
         </w:tc>
         <w:tc>
           <w:tcPr>
-            <w:tcW w:type="dxa" w:w="7266"/>
+            <w:tcW w:type="dxa" w:w="11838"/>
             <w:tcMar>
               <w:top w:type="dxa" w:w="60"/>
               <w:left w:type="dxa" w:w="100"/>
@@ -9772,7 +9769,7 @@
         </w:trPr>
         <w:tc>
           <w:tcPr>
-            <w:tcW w:type="dxa" w:w="3200"/>
+            <w:tcW w:type="dxa" w:w="3600"/>
             <w:tcMar>
               <w:top w:type="dxa" w:w="60"/>
               <w:left w:type="dxa" w:w="80"/>
@@ -9799,7 +9796,7 @@
         </w:tc>
         <w:tc>
           <w:tcPr>
-            <w:tcW w:type="dxa" w:w="7266"/>
+            <w:tcW w:type="dxa" w:w="11838"/>
             <w:tcMar>
               <w:top w:type="dxa" w:w="60"/>
               <w:left w:type="dxa" w:w="100"/>
@@ -9831,7 +9828,7 @@
         </w:trPr>
         <w:tc>
           <w:tcPr>
-            <w:tcW w:type="dxa" w:w="3200"/>
+            <w:tcW w:type="dxa" w:w="3600"/>
             <w:tcMar>
               <w:top w:type="dxa" w:w="60"/>
               <w:left w:type="dxa" w:w="80"/>
@@ -9858,7 +9855,7 @@
         </w:tc>
         <w:tc>
           <w:tcPr>
-            <w:tcW w:type="dxa" w:w="7266"/>
+            <w:tcW w:type="dxa" w:w="11838"/>
             <w:tcMar>
               <w:top w:type="dxa" w:w="60"/>
               <w:left w:type="dxa" w:w="100"/>
@@ -9890,7 +9887,7 @@
         </w:trPr>
         <w:tc>
           <w:tcPr>
-            <w:tcW w:type="dxa" w:w="3200"/>
+            <w:tcW w:type="dxa" w:w="3600"/>
             <w:tcMar>
               <w:top w:type="dxa" w:w="60"/>
               <w:left w:type="dxa" w:w="80"/>
@@ -9917,7 +9914,7 @@
         </w:tc>
         <w:tc>
           <w:tcPr>
-            <w:tcW w:type="dxa" w:w="7266"/>
+            <w:tcW w:type="dxa" w:w="11838"/>
             <w:tcMar>
               <w:top w:type="dxa" w:w="60"/>
               <w:left w:type="dxa" w:w="100"/>
@@ -9945,8 +9942,8 @@
       </w:tr>
     </w:tbl>
     <w:sectPr>
-      <w:pgSz w:w="11906" w:h="16838" w:orient="portrait"/>
-      <w:pgMar w:top="900" w:right="900" w:bottom="900" w:left="900" w:header="708" w:footer="708" w:gutter="0"/>
+      <w:pgSz w:w="16838" w:h="11906" w:orient="landscape"/>
+      <w:pgMar w:top="700" w:right="700" w:bottom="700" w:left="700" w:header="708" w:footer="708" w:gutter="0"/>
       <w:pgNumType/>
       <w:docGrid w:linePitch="360"/>
     </w:sectPr>

--- a/信吾/銀行研究/添付ファイル/信託銀行業務比較表.docx
+++ b/信吾/銀行研究/添付ファイル/信託銀行業務比較表.docx
@@ -312,9 +312,6 @@
         </w:tc>
       </w:tr>
       <w:tr>
-        <w:trPr>
-          <w:cantSplit/>
-        </w:trPr>
         <w:tc>
           <w:tcPr>
             <w:tcW w:type="dxa" w:w="4450"/>
@@ -473,9 +470,6 @@
         </w:tc>
       </w:tr>
       <w:tr>
-        <w:trPr>
-          <w:cantSplit/>
-        </w:trPr>
         <w:tc>
           <w:tcPr>
             <w:tcW w:type="dxa" w:w="4450"/>
@@ -634,9 +628,6 @@
         </w:tc>
       </w:tr>
       <w:tr>
-        <w:trPr>
-          <w:cantSplit/>
-        </w:trPr>
         <w:tc>
           <w:tcPr>
             <w:tcW w:type="dxa" w:w="4450"/>
@@ -830,9 +821,6 @@
         </w:tc>
       </w:tr>
       <w:tr>
-        <w:trPr>
-          <w:cantSplit/>
-        </w:trPr>
         <w:tc>
           <w:tcPr>
             <w:tcW w:type="dxa" w:w="4450"/>
@@ -979,9 +967,6 @@
         </w:tc>
       </w:tr>
       <w:tr>
-        <w:trPr>
-          <w:cantSplit/>
-        </w:trPr>
         <w:tc>
           <w:tcPr>
             <w:tcW w:type="dxa" w:w="4450"/>
@@ -1128,9 +1113,6 @@
         </w:tc>
       </w:tr>
       <w:tr>
-        <w:trPr>
-          <w:cantSplit/>
-        </w:trPr>
         <w:tc>
           <w:tcPr>
             <w:tcW w:type="dxa" w:w="4450"/>
@@ -1277,9 +1259,6 @@
         </w:tc>
       </w:tr>
       <w:tr>
-        <w:trPr>
-          <w:cantSplit/>
-        </w:trPr>
         <w:tc>
           <w:tcPr>
             <w:tcW w:type="dxa" w:w="4450"/>
@@ -1426,9 +1405,6 @@
         </w:tc>
       </w:tr>
       <w:tr>
-        <w:trPr>
-          <w:cantSplit/>
-        </w:trPr>
         <w:tc>
           <w:tcPr>
             <w:tcW w:type="dxa" w:w="4450"/>
@@ -1578,9 +1554,6 @@
         </w:tc>
       </w:tr>
       <w:tr>
-        <w:trPr>
-          <w:cantSplit/>
-        </w:trPr>
         <w:tc>
           <w:tcPr>
             <w:tcW w:type="dxa" w:w="4450"/>
@@ -1727,9 +1700,6 @@
         </w:tc>
       </w:tr>
       <w:tr>
-        <w:trPr>
-          <w:cantSplit/>
-        </w:trPr>
         <w:tc>
           <w:tcPr>
             <w:tcW w:type="dxa" w:w="4450"/>
@@ -1911,9 +1881,6 @@
         </w:tc>
       </w:tr>
       <w:tr>
-        <w:trPr>
-          <w:cantSplit/>
-        </w:trPr>
         <w:tc>
           <w:tcPr>
             <w:tcW w:type="dxa" w:w="4450"/>
@@ -2072,9 +2039,6 @@
         </w:tc>
       </w:tr>
       <w:tr>
-        <w:trPr>
-          <w:cantSplit/>
-        </w:trPr>
         <w:tc>
           <w:tcPr>
             <w:tcW w:type="dxa" w:w="4450"/>
@@ -2221,9 +2185,6 @@
         </w:tc>
       </w:tr>
       <w:tr>
-        <w:trPr>
-          <w:cantSplit/>
-        </w:trPr>
         <w:tc>
           <w:tcPr>
             <w:tcW w:type="dxa" w:w="4450"/>
@@ -2370,9 +2331,6 @@
         </w:tc>
       </w:tr>
       <w:tr>
-        <w:trPr>
-          <w:cantSplit/>
-        </w:trPr>
         <w:tc>
           <w:tcPr>
             <w:tcW w:type="dxa" w:w="4450"/>
@@ -2519,9 +2477,6 @@
         </w:tc>
       </w:tr>
       <w:tr>
-        <w:trPr>
-          <w:cantSplit/>
-        </w:trPr>
         <w:tc>
           <w:tcPr>
             <w:tcW w:type="dxa" w:w="4450"/>
@@ -2668,9 +2623,6 @@
         </w:tc>
       </w:tr>
       <w:tr>
-        <w:trPr>
-          <w:cantSplit/>
-        </w:trPr>
         <w:tc>
           <w:tcPr>
             <w:tcW w:type="dxa" w:w="4450"/>
@@ -2817,9 +2769,6 @@
         </w:tc>
       </w:tr>
       <w:tr>
-        <w:trPr>
-          <w:cantSplit/>
-        </w:trPr>
         <w:tc>
           <w:tcPr>
             <w:tcW w:type="dxa" w:w="4450"/>
@@ -3001,9 +2950,6 @@
         </w:tc>
       </w:tr>
       <w:tr>
-        <w:trPr>
-          <w:cantSplit/>
-        </w:trPr>
         <w:tc>
           <w:tcPr>
             <w:tcW w:type="dxa" w:w="4450"/>
@@ -3153,9 +3099,6 @@
         </w:tc>
       </w:tr>
       <w:tr>
-        <w:trPr>
-          <w:cantSplit/>
-        </w:trPr>
         <w:tc>
           <w:tcPr>
             <w:tcW w:type="dxa" w:w="4450"/>
@@ -3302,9 +3245,6 @@
         </w:tc>
       </w:tr>
       <w:tr>
-        <w:trPr>
-          <w:cantSplit/>
-        </w:trPr>
         <w:tc>
           <w:tcPr>
             <w:tcW w:type="dxa" w:w="4450"/>
@@ -3451,9 +3391,6 @@
         </w:tc>
       </w:tr>
       <w:tr>
-        <w:trPr>
-          <w:cantSplit/>
-        </w:trPr>
         <w:tc>
           <w:tcPr>
             <w:tcW w:type="dxa" w:w="4450"/>
@@ -3600,9 +3537,6 @@
         </w:tc>
       </w:tr>
       <w:tr>
-        <w:trPr>
-          <w:cantSplit/>
-        </w:trPr>
         <w:tc>
           <w:tcPr>
             <w:tcW w:type="dxa" w:w="4450"/>
@@ -3749,9 +3683,6 @@
         </w:tc>
       </w:tr>
       <w:tr>
-        <w:trPr>
-          <w:cantSplit/>
-        </w:trPr>
         <w:tc>
           <w:tcPr>
             <w:tcW w:type="dxa" w:w="4450"/>
@@ -3898,9 +3829,6 @@
         </w:tc>
       </w:tr>
       <w:tr>
-        <w:trPr>
-          <w:cantSplit/>
-        </w:trPr>
         <w:tc>
           <w:tcPr>
             <w:tcW w:type="dxa" w:w="4450"/>
@@ -4035,9 +3963,6 @@
         </w:tc>
       </w:tr>
       <w:tr>
-        <w:trPr>
-          <w:cantSplit/>
-        </w:trPr>
         <w:tc>
           <w:tcPr>
             <w:tcW w:type="dxa" w:w="4450"/>
@@ -4393,9 +4318,6 @@
         </w:tc>
       </w:tr>
       <w:tr>
-        <w:trPr>
-          <w:cantSplit/>
-        </w:trPr>
         <w:tc>
           <w:tcPr>
             <w:tcW w:type="dxa" w:w="4450"/>
@@ -4554,9 +4476,6 @@
         </w:tc>
       </w:tr>
       <w:tr>
-        <w:trPr>
-          <w:cantSplit/>
-        </w:trPr>
         <w:tc>
           <w:tcPr>
             <w:tcW w:type="dxa" w:w="4450"/>
@@ -4745,9 +4664,6 @@
         </w:tc>
       </w:tr>
       <w:tr>
-        <w:trPr>
-          <w:cantSplit/>
-        </w:trPr>
         <w:tc>
           <w:tcPr>
             <w:tcW w:type="dxa" w:w="4450"/>
@@ -4941,9 +4857,6 @@
         </w:tc>
       </w:tr>
       <w:tr>
-        <w:trPr>
-          <w:cantSplit/>
-        </w:trPr>
         <w:tc>
           <w:tcPr>
             <w:tcW w:type="dxa" w:w="4450"/>
@@ -5093,9 +5006,6 @@
         </w:tc>
       </w:tr>
       <w:tr>
-        <w:trPr>
-          <w:cantSplit/>
-        </w:trPr>
         <w:tc>
           <w:tcPr>
             <w:tcW w:type="dxa" w:w="4450"/>
@@ -5242,9 +5152,6 @@
         </w:tc>
       </w:tr>
       <w:tr>
-        <w:trPr>
-          <w:cantSplit/>
-        </w:trPr>
         <w:tc>
           <w:tcPr>
             <w:tcW w:type="dxa" w:w="4450"/>
@@ -5379,9 +5286,6 @@
         </w:tc>
       </w:tr>
       <w:tr>
-        <w:trPr>
-          <w:cantSplit/>
-        </w:trPr>
         <w:tc>
           <w:tcPr>
             <w:tcW w:type="dxa" w:w="4450"/>
@@ -5519,9 +5423,6 @@
         </w:tc>
       </w:tr>
       <w:tr>
-        <w:trPr>
-          <w:cantSplit/>
-        </w:trPr>
         <w:tc>
           <w:tcPr>
             <w:tcW w:type="dxa" w:w="4450"/>
@@ -5644,9 +5545,6 @@
         </w:tc>
       </w:tr>
       <w:tr>
-        <w:trPr>
-          <w:cantSplit/>
-        </w:trPr>
         <w:tc>
           <w:tcPr>
             <w:tcW w:type="dxa" w:w="4450"/>
@@ -5781,9 +5679,6 @@
         </w:tc>
       </w:tr>
       <w:tr>
-        <w:trPr>
-          <w:cantSplit/>
-        </w:trPr>
         <w:tc>
           <w:tcPr>
             <w:tcW w:type="dxa" w:w="4450"/>
@@ -5941,9 +5836,6 @@
         </w:tc>
       </w:tr>
       <w:tr>
-        <w:trPr>
-          <w:cantSplit/>
-        </w:trPr>
         <w:tc>
           <w:tcPr>
             <w:tcW w:type="dxa" w:w="4450"/>
@@ -6120,9 +6012,6 @@
         </w:tc>
       </w:tr>
       <w:tr>
-        <w:trPr>
-          <w:cantSplit/>
-        </w:trPr>
         <w:tc>
           <w:tcPr>
             <w:tcW w:type="dxa" w:w="4450"/>
@@ -6245,9 +6134,6 @@
         </w:tc>
       </w:tr>
       <w:tr>
-        <w:trPr>
-          <w:cantSplit/>
-        </w:trPr>
         <w:tc>
           <w:tcPr>
             <w:tcW w:type="dxa" w:w="4450"/>
@@ -6370,9 +6256,6 @@
         </w:tc>
       </w:tr>
       <w:tr>
-        <w:trPr>
-          <w:cantSplit/>
-        </w:trPr>
         <w:tc>
           <w:tcPr>
             <w:tcW w:type="dxa" w:w="4450"/>
@@ -6495,9 +6378,6 @@
         </w:tc>
       </w:tr>
       <w:tr>
-        <w:trPr>
-          <w:cantSplit/>
-        </w:trPr>
         <w:tc>
           <w:tcPr>
             <w:tcW w:type="dxa" w:w="4450"/>
@@ -6620,9 +6500,6 @@
         </w:tc>
       </w:tr>
       <w:tr>
-        <w:trPr>
-          <w:cantSplit/>
-        </w:trPr>
         <w:tc>
           <w:tcPr>
             <w:tcW w:type="dxa" w:w="4450"/>
@@ -6745,9 +6622,6 @@
         </w:tc>
       </w:tr>
       <w:tr>
-        <w:trPr>
-          <w:cantSplit/>
-        </w:trPr>
         <w:tc>
           <w:tcPr>
             <w:tcW w:type="dxa" w:w="4450"/>
@@ -6920,9 +6794,6 @@
         </w:tc>
       </w:tr>
       <w:tr>
-        <w:trPr>
-          <w:cantSplit/>
-        </w:trPr>
         <w:tc>
           <w:tcPr>
             <w:tcW w:type="dxa" w:w="4450"/>
@@ -7060,9 +6931,6 @@
         </w:tc>
       </w:tr>
       <w:tr>
-        <w:trPr>
-          <w:cantSplit/>
-        </w:trPr>
         <w:tc>
           <w:tcPr>
             <w:tcW w:type="dxa" w:w="4450"/>
@@ -7209,9 +7077,6 @@
         </w:tc>
       </w:tr>
       <w:tr>
-        <w:trPr>
-          <w:cantSplit/>
-        </w:trPr>
         <w:tc>
           <w:tcPr>
             <w:tcW w:type="dxa" w:w="4450"/>
@@ -7346,9 +7211,6 @@
         </w:tc>
       </w:tr>
       <w:tr>
-        <w:trPr>
-          <w:cantSplit/>
-        </w:trPr>
         <w:tc>
           <w:tcPr>
             <w:tcW w:type="dxa" w:w="4450"/>
@@ -7495,9 +7357,6 @@
         </w:tc>
       </w:tr>
       <w:tr>
-        <w:trPr>
-          <w:cantSplit/>
-        </w:trPr>
         <w:tc>
           <w:tcPr>
             <w:tcW w:type="dxa" w:w="4450"/>
@@ -7656,9 +7515,6 @@
         </w:tc>
       </w:tr>
       <w:tr>
-        <w:trPr>
-          <w:cantSplit/>
-        </w:trPr>
         <w:tc>
           <w:tcPr>
             <w:tcW w:type="dxa" w:w="4450"/>
@@ -7793,9 +7649,6 @@
         </w:tc>
       </w:tr>
       <w:tr>
-        <w:trPr>
-          <w:cantSplit/>
-        </w:trPr>
         <w:tc>
           <w:tcPr>
             <w:tcW w:type="dxa" w:w="4450"/>
@@ -7918,9 +7771,6 @@
         </w:tc>
       </w:tr>
       <w:tr>
-        <w:trPr>
-          <w:cantSplit/>
-        </w:trPr>
         <w:tc>
           <w:tcPr>
             <w:tcW w:type="dxa" w:w="4450"/>
@@ -8364,9 +8214,6 @@
         </w:tc>
       </w:tr>
       <w:tr>
-        <w:trPr>
-          <w:cantSplit/>
-        </w:trPr>
         <w:tc>
           <w:tcPr>
             <w:tcW w:type="dxa" w:w="3600"/>
@@ -8418,6 +8265,118 @@
                 <w:szCs w:val="17"/>
               </w:rPr>
               <w:t xml:space="preserve">普通預金・定期預金など、顧客から資金を預かり管理する業務。信託銀行は信託業務と兼営する形で、銀行法に基づく預金業務を行う。</w:t>
+            </w:r>
+          </w:p>
+        </w:tc>
+      </w:tr>
+      <w:tr>
+        <w:tc>
+          <w:tcPr>
+            <w:tcW w:type="dxa" w:w="3600"/>
+            <w:tcMar>
+              <w:top w:type="dxa" w:w="60"/>
+              <w:left w:type="dxa" w:w="80"/>
+              <w:bottom w:type="dxa" w:w="60"/>
+              <w:right w:type="dxa" w:w="80"/>
+            </w:tcMar>
+            <w:vAlign w:val="center"/>
+          </w:tcPr>
+          <w:p>
+            <w:pPr>
+              <w:spacing w:after="0" w:line="260"/>
+              <w:jc w:val="left"/>
+            </w:pPr>
+            <w:r>
+              <w:rPr>
+                <w:b/>
+                <w:bCs/>
+                <w:sz w:val="16"/>
+                <w:szCs w:val="16"/>
+              </w:rPr>
+              <w:t xml:space="preserve">2. 貸出業務（融資）</w:t>
+            </w:r>
+          </w:p>
+        </w:tc>
+        <w:tc>
+          <w:tcPr>
+            <w:tcW w:type="dxa" w:w="11838"/>
+            <w:tcMar>
+              <w:top w:type="dxa" w:w="60"/>
+              <w:left w:type="dxa" w:w="100"/>
+              <w:bottom w:type="dxa" w:w="60"/>
+              <w:right w:type="dxa" w:w="100"/>
+            </w:tcMar>
+            <w:vAlign w:val="center"/>
+          </w:tcPr>
+          <w:p>
+            <w:pPr>
+              <w:spacing w:after="0" w:line="260"/>
+              <w:jc w:val="left"/>
+            </w:pPr>
+            <w:r>
+              <w:rPr>
+                <w:b w:val="false"/>
+                <w:bCs w:val="false"/>
+                <w:sz w:val="17"/>
+                <w:szCs w:val="17"/>
+              </w:rPr>
+              <w:t xml:space="preserve">個人・法人向けの融資業務。住宅ローンや事業性融資、コミットメントラインなどを通じて資金を貸し付ける。</w:t>
+            </w:r>
+          </w:p>
+        </w:tc>
+      </w:tr>
+      <w:tr>
+        <w:tc>
+          <w:tcPr>
+            <w:tcW w:type="dxa" w:w="3600"/>
+            <w:tcMar>
+              <w:top w:type="dxa" w:w="60"/>
+              <w:left w:type="dxa" w:w="80"/>
+              <w:bottom w:type="dxa" w:w="60"/>
+              <w:right w:type="dxa" w:w="80"/>
+            </w:tcMar>
+            <w:vAlign w:val="center"/>
+          </w:tcPr>
+          <w:p>
+            <w:pPr>
+              <w:spacing w:after="0" w:line="260"/>
+              <w:jc w:val="left"/>
+            </w:pPr>
+            <w:r>
+              <w:rPr>
+                <w:b/>
+                <w:bCs/>
+                <w:sz w:val="16"/>
+                <w:szCs w:val="16"/>
+              </w:rPr>
+              <w:t xml:space="preserve">3. 為替業務（振込・振替）</w:t>
+            </w:r>
+          </w:p>
+        </w:tc>
+        <w:tc>
+          <w:tcPr>
+            <w:tcW w:type="dxa" w:w="11838"/>
+            <w:tcMar>
+              <w:top w:type="dxa" w:w="60"/>
+              <w:left w:type="dxa" w:w="100"/>
+              <w:bottom w:type="dxa" w:w="60"/>
+              <w:right w:type="dxa" w:w="100"/>
+            </w:tcMar>
+            <w:vAlign w:val="center"/>
+          </w:tcPr>
+          <w:p>
+            <w:pPr>
+              <w:spacing w:after="0" w:line="260"/>
+              <w:jc w:val="left"/>
+            </w:pPr>
+            <w:r>
+              <w:rPr>
+                <w:b w:val="false"/>
+                <w:bCs w:val="false"/>
+                <w:sz w:val="17"/>
+                <w:szCs w:val="17"/>
+              </w:rPr>
+              <w:t xml:space="preserve">国内外への送金、口座振替、手形・小切手の取立など、資金移動に関する決済業務。</w:t>
             </w:r>
           </w:p>
         </w:tc>
@@ -8428,6 +8387,37 @@
         </w:trPr>
         <w:tc>
           <w:tcPr>
+            <w:tcW w:type="dxa" w:w="15438"/>
+            <w:gridSpan w:val="2"/>
+            <w:shd w:fill="D9E2F3" w:val="clear"/>
+            <w:tcMar>
+              <w:top w:type="dxa" w:w="60"/>
+              <w:left w:type="dxa" w:w="100"/>
+              <w:bottom w:type="dxa" w:w="60"/>
+              <w:right w:type="dxa" w:w="80"/>
+            </w:tcMar>
+          </w:tcPr>
+          <w:p>
+            <w:pPr>
+              <w:spacing w:after="0" w:line="260"/>
+              <w:jc w:val="left"/>
+            </w:pPr>
+            <w:r>
+              <w:rPr>
+                <w:b/>
+                <w:bCs/>
+                <w:color w:val="1F3864"/>
+                <w:sz w:val="16"/>
+                <w:szCs w:val="16"/>
+              </w:rPr>
+              <w:t xml:space="preserve">B. 信託業務（信託法・信託業法上の基本類型）</w:t>
+            </w:r>
+          </w:p>
+        </w:tc>
+      </w:tr>
+      <w:tr>
+        <w:tc>
+          <w:tcPr>
             <w:tcW w:type="dxa" w:w="3600"/>
             <w:tcMar>
               <w:top w:type="dxa" w:w="60"/>
@@ -8449,7 +8439,7 @@
                 <w:sz w:val="16"/>
                 <w:szCs w:val="16"/>
               </w:rPr>
-              <w:t xml:space="preserve">2. 貸出業務（融資）</w:t>
+              <w:t xml:space="preserve">4. 金銭の信託（合同運用指定金銭信託 等）</w:t>
             </w:r>
           </w:p>
         </w:tc>
@@ -8476,7 +8466,343 @@
                 <w:sz w:val="17"/>
                 <w:szCs w:val="17"/>
               </w:rPr>
-              <w:t xml:space="preserve">個人・法人向けの融資業務。住宅ローンや事業性融資、コミットメントラインなどを通じて資金を貸し付ける。</w:t>
+              <w:t xml:space="preserve">複数の委託者から集めた金銭を信託銀行がまとめて運用し、収益を分配する仕組み。かつての貸付信託などが代表例。</w:t>
+            </w:r>
+          </w:p>
+        </w:tc>
+      </w:tr>
+      <w:tr>
+        <w:tc>
+          <w:tcPr>
+            <w:tcW w:type="dxa" w:w="3600"/>
+            <w:tcMar>
+              <w:top w:type="dxa" w:w="60"/>
+              <w:left w:type="dxa" w:w="80"/>
+              <w:bottom w:type="dxa" w:w="60"/>
+              <w:right w:type="dxa" w:w="80"/>
+            </w:tcMar>
+            <w:vAlign w:val="center"/>
+          </w:tcPr>
+          <w:p>
+            <w:pPr>
+              <w:spacing w:after="0" w:line="260"/>
+              <w:jc w:val="left"/>
+            </w:pPr>
+            <w:r>
+              <w:rPr>
+                <w:b/>
+                <w:bCs/>
+                <w:sz w:val="16"/>
+                <w:szCs w:val="16"/>
+              </w:rPr>
+              <w:t xml:space="preserve">5. 金銭信託以外の金銭の信託（特定金銭信託 等）</w:t>
+            </w:r>
+          </w:p>
+        </w:tc>
+        <w:tc>
+          <w:tcPr>
+            <w:tcW w:type="dxa" w:w="11838"/>
+            <w:tcMar>
+              <w:top w:type="dxa" w:w="60"/>
+              <w:left w:type="dxa" w:w="100"/>
+              <w:bottom w:type="dxa" w:w="60"/>
+              <w:right w:type="dxa" w:w="100"/>
+            </w:tcMar>
+            <w:vAlign w:val="center"/>
+          </w:tcPr>
+          <w:p>
+            <w:pPr>
+              <w:spacing w:after="0" w:line="260"/>
+              <w:jc w:val="left"/>
+            </w:pPr>
+            <w:r>
+              <w:rPr>
+                <w:b w:val="false"/>
+                <w:bCs w:val="false"/>
+                <w:sz w:val="17"/>
+                <w:szCs w:val="17"/>
+              </w:rPr>
+              <w:t xml:space="preserve">委託者が運用対象や運用方法を指定する金銭の信託。ファンドトラストや特定金銭信託など、機関投資家の資産運用等に用いられる。</w:t>
+            </w:r>
+          </w:p>
+        </w:tc>
+      </w:tr>
+      <w:tr>
+        <w:tc>
+          <w:tcPr>
+            <w:tcW w:type="dxa" w:w="3600"/>
+            <w:tcMar>
+              <w:top w:type="dxa" w:w="60"/>
+              <w:left w:type="dxa" w:w="80"/>
+              <w:bottom w:type="dxa" w:w="60"/>
+              <w:right w:type="dxa" w:w="80"/>
+            </w:tcMar>
+            <w:vAlign w:val="center"/>
+          </w:tcPr>
+          <w:p>
+            <w:pPr>
+              <w:spacing w:after="0" w:line="260"/>
+              <w:jc w:val="left"/>
+            </w:pPr>
+            <w:r>
+              <w:rPr>
+                <w:b/>
+                <w:bCs/>
+                <w:sz w:val="16"/>
+                <w:szCs w:val="16"/>
+              </w:rPr>
+              <w:t xml:space="preserve">6. 有価証券の信託</w:t>
+            </w:r>
+          </w:p>
+        </w:tc>
+        <w:tc>
+          <w:tcPr>
+            <w:tcW w:type="dxa" w:w="11838"/>
+            <w:tcMar>
+              <w:top w:type="dxa" w:w="60"/>
+              <w:left w:type="dxa" w:w="100"/>
+              <w:bottom w:type="dxa" w:w="60"/>
+              <w:right w:type="dxa" w:w="100"/>
+            </w:tcMar>
+            <w:vAlign w:val="center"/>
+          </w:tcPr>
+          <w:p>
+            <w:pPr>
+              <w:spacing w:after="0" w:line="260"/>
+              <w:jc w:val="left"/>
+            </w:pPr>
+            <w:r>
+              <w:rPr>
+                <w:b w:val="false"/>
+                <w:bCs w:val="false"/>
+                <w:sz w:val="17"/>
+                <w:szCs w:val="17"/>
+              </w:rPr>
+              <w:t xml:space="preserve">株式・債券などの有価証券を信託財産として受託し、管理・運用・議決権行使などを行う業務。</w:t>
+            </w:r>
+          </w:p>
+        </w:tc>
+      </w:tr>
+      <w:tr>
+        <w:tc>
+          <w:tcPr>
+            <w:tcW w:type="dxa" w:w="3600"/>
+            <w:tcMar>
+              <w:top w:type="dxa" w:w="60"/>
+              <w:left w:type="dxa" w:w="80"/>
+              <w:bottom w:type="dxa" w:w="60"/>
+              <w:right w:type="dxa" w:w="80"/>
+            </w:tcMar>
+            <w:vAlign w:val="center"/>
+          </w:tcPr>
+          <w:p>
+            <w:pPr>
+              <w:spacing w:after="0" w:line="260"/>
+              <w:jc w:val="left"/>
+            </w:pPr>
+            <w:r>
+              <w:rPr>
+                <w:b/>
+                <w:bCs/>
+                <w:sz w:val="16"/>
+                <w:szCs w:val="16"/>
+              </w:rPr>
+              <w:t xml:space="preserve">7. 金銭債権の信託</w:t>
+            </w:r>
+          </w:p>
+        </w:tc>
+        <w:tc>
+          <w:tcPr>
+            <w:tcW w:type="dxa" w:w="11838"/>
+            <w:tcMar>
+              <w:top w:type="dxa" w:w="60"/>
+              <w:left w:type="dxa" w:w="100"/>
+              <w:bottom w:type="dxa" w:w="60"/>
+              <w:right w:type="dxa" w:w="100"/>
+            </w:tcMar>
+            <w:vAlign w:val="center"/>
+          </w:tcPr>
+          <w:p>
+            <w:pPr>
+              <w:spacing w:after="0" w:line="260"/>
+              <w:jc w:val="left"/>
+            </w:pPr>
+            <w:r>
+              <w:rPr>
+                <w:b w:val="false"/>
+                <w:bCs w:val="false"/>
+                <w:sz w:val="17"/>
+                <w:szCs w:val="17"/>
+              </w:rPr>
+              <w:t xml:space="preserve">売掛金やローン債権などの金銭債権を信託し、資産流動化（証券化）の基礎とする業務。</w:t>
+            </w:r>
+          </w:p>
+        </w:tc>
+      </w:tr>
+      <w:tr>
+        <w:tc>
+          <w:tcPr>
+            <w:tcW w:type="dxa" w:w="3600"/>
+            <w:tcMar>
+              <w:top w:type="dxa" w:w="60"/>
+              <w:left w:type="dxa" w:w="80"/>
+              <w:bottom w:type="dxa" w:w="60"/>
+              <w:right w:type="dxa" w:w="80"/>
+            </w:tcMar>
+            <w:vAlign w:val="center"/>
+          </w:tcPr>
+          <w:p>
+            <w:pPr>
+              <w:spacing w:after="0" w:line="260"/>
+              <w:jc w:val="left"/>
+            </w:pPr>
+            <w:r>
+              <w:rPr>
+                <w:b/>
+                <w:bCs/>
+                <w:sz w:val="16"/>
+                <w:szCs w:val="16"/>
+              </w:rPr>
+              <w:t xml:space="preserve">8. 動産の信託</w:t>
+            </w:r>
+          </w:p>
+        </w:tc>
+        <w:tc>
+          <w:tcPr>
+            <w:tcW w:type="dxa" w:w="11838"/>
+            <w:tcMar>
+              <w:top w:type="dxa" w:w="60"/>
+              <w:left w:type="dxa" w:w="100"/>
+              <w:bottom w:type="dxa" w:w="60"/>
+              <w:right w:type="dxa" w:w="100"/>
+            </w:tcMar>
+            <w:vAlign w:val="center"/>
+          </w:tcPr>
+          <w:p>
+            <w:pPr>
+              <w:spacing w:after="0" w:line="260"/>
+              <w:jc w:val="left"/>
+            </w:pPr>
+            <w:r>
+              <w:rPr>
+                <w:b w:val="false"/>
+                <w:bCs w:val="false"/>
+                <w:sz w:val="17"/>
+                <w:szCs w:val="17"/>
+              </w:rPr>
+              <w:t xml:space="preserve">機械設備や航空機、コンテナなど、動産を信託財産として受託し管理・処分する業務。</w:t>
+            </w:r>
+          </w:p>
+        </w:tc>
+      </w:tr>
+      <w:tr>
+        <w:tc>
+          <w:tcPr>
+            <w:tcW w:type="dxa" w:w="3600"/>
+            <w:tcMar>
+              <w:top w:type="dxa" w:w="60"/>
+              <w:left w:type="dxa" w:w="80"/>
+              <w:bottom w:type="dxa" w:w="60"/>
+              <w:right w:type="dxa" w:w="80"/>
+            </w:tcMar>
+            <w:vAlign w:val="center"/>
+          </w:tcPr>
+          <w:p>
+            <w:pPr>
+              <w:spacing w:after="0" w:line="260"/>
+              <w:jc w:val="left"/>
+            </w:pPr>
+            <w:r>
+              <w:rPr>
+                <w:b/>
+                <w:bCs/>
+                <w:sz w:val="16"/>
+                <w:szCs w:val="16"/>
+              </w:rPr>
+              <w:t xml:space="preserve">9. 不動産の信託</w:t>
+            </w:r>
+          </w:p>
+        </w:tc>
+        <w:tc>
+          <w:tcPr>
+            <w:tcW w:type="dxa" w:w="11838"/>
+            <w:tcMar>
+              <w:top w:type="dxa" w:w="60"/>
+              <w:left w:type="dxa" w:w="100"/>
+              <w:bottom w:type="dxa" w:w="60"/>
+              <w:right w:type="dxa" w:w="100"/>
+            </w:tcMar>
+            <w:vAlign w:val="center"/>
+          </w:tcPr>
+          <w:p>
+            <w:pPr>
+              <w:spacing w:after="0" w:line="260"/>
+              <w:jc w:val="left"/>
+            </w:pPr>
+            <w:r>
+              <w:rPr>
+                <w:b w:val="false"/>
+                <w:bCs w:val="false"/>
+                <w:sz w:val="17"/>
+                <w:szCs w:val="17"/>
+              </w:rPr>
+              <w:t xml:space="preserve">オフィスビルや商業施設等の不動産を信託財産として受託し、賃貸管理や処分を行う業務。不動産の証券化にも活用される。</w:t>
+            </w:r>
+          </w:p>
+        </w:tc>
+      </w:tr>
+      <w:tr>
+        <w:tc>
+          <w:tcPr>
+            <w:tcW w:type="dxa" w:w="3600"/>
+            <w:tcMar>
+              <w:top w:type="dxa" w:w="60"/>
+              <w:left w:type="dxa" w:w="80"/>
+              <w:bottom w:type="dxa" w:w="60"/>
+              <w:right w:type="dxa" w:w="80"/>
+            </w:tcMar>
+            <w:vAlign w:val="center"/>
+          </w:tcPr>
+          <w:p>
+            <w:pPr>
+              <w:spacing w:after="0" w:line="260"/>
+              <w:jc w:val="left"/>
+            </w:pPr>
+            <w:r>
+              <w:rPr>
+                <w:b/>
+                <w:bCs/>
+                <w:sz w:val="16"/>
+                <w:szCs w:val="16"/>
+              </w:rPr>
+              <w:t xml:space="preserve">10. 土地・土地の賃借権等の信託</w:t>
+            </w:r>
+          </w:p>
+        </w:tc>
+        <w:tc>
+          <w:tcPr>
+            <w:tcW w:type="dxa" w:w="11838"/>
+            <w:tcMar>
+              <w:top w:type="dxa" w:w="60"/>
+              <w:left w:type="dxa" w:w="100"/>
+              <w:bottom w:type="dxa" w:w="60"/>
+              <w:right w:type="dxa" w:w="100"/>
+            </w:tcMar>
+            <w:vAlign w:val="center"/>
+          </w:tcPr>
+          <w:p>
+            <w:pPr>
+              <w:spacing w:after="0" w:line="260"/>
+              <w:jc w:val="left"/>
+            </w:pPr>
+            <w:r>
+              <w:rPr>
+                <w:b w:val="false"/>
+                <w:bCs w:val="false"/>
+                <w:sz w:val="17"/>
+                <w:szCs w:val="17"/>
+              </w:rPr>
+              <w:t xml:space="preserve">土地そのものや借地権を信託財産として受託し、有効活用や処分を支援する業務。</w:t>
             </w:r>
           </w:p>
         </w:tc>
@@ -8487,6 +8813,37 @@
         </w:trPr>
         <w:tc>
           <w:tcPr>
+            <w:tcW w:type="dxa" w:w="15438"/>
+            <w:gridSpan w:val="2"/>
+            <w:shd w:fill="D9E2F3" w:val="clear"/>
+            <w:tcMar>
+              <w:top w:type="dxa" w:w="60"/>
+              <w:left w:type="dxa" w:w="100"/>
+              <w:bottom w:type="dxa" w:w="60"/>
+              <w:right w:type="dxa" w:w="80"/>
+            </w:tcMar>
+          </w:tcPr>
+          <w:p>
+            <w:pPr>
+              <w:spacing w:after="0" w:line="260"/>
+              <w:jc w:val="left"/>
+            </w:pPr>
+            <w:r>
+              <w:rPr>
+                <w:b/>
+                <w:bCs/>
+                <w:color w:val="1F3864"/>
+                <w:sz w:val="16"/>
+                <w:szCs w:val="16"/>
+              </w:rPr>
+              <w:t xml:space="preserve">C. 個人向け併営業務（財産管理・資産承継）</w:t>
+            </w:r>
+          </w:p>
+        </w:tc>
+      </w:tr>
+      <w:tr>
+        <w:tc>
+          <w:tcPr>
             <w:tcW w:type="dxa" w:w="3600"/>
             <w:tcMar>
               <w:top w:type="dxa" w:w="60"/>
@@ -8508,7 +8865,7 @@
                 <w:sz w:val="16"/>
                 <w:szCs w:val="16"/>
               </w:rPr>
-              <w:t xml:space="preserve">3. 為替業務（振込・振替）</w:t>
+              <w:t xml:space="preserve">11. 遺言信託（遺言書の保管・執行）</w:t>
             </w:r>
           </w:p>
         </w:tc>
@@ -8535,7 +8892,343 @@
                 <w:sz w:val="17"/>
                 <w:szCs w:val="17"/>
               </w:rPr>
-              <w:t xml:space="preserve">国内外への送金、口座振替、手形・小切手の取立など、資金移動に関する決済業務。</w:t>
+              <w:t xml:space="preserve">遺言書の作成支援・保管、および遺言者死亡後の遺言執行（財産の分配手続き）までを一貫してサポートする業務。</w:t>
+            </w:r>
+          </w:p>
+        </w:tc>
+      </w:tr>
+      <w:tr>
+        <w:tc>
+          <w:tcPr>
+            <w:tcW w:type="dxa" w:w="3600"/>
+            <w:tcMar>
+              <w:top w:type="dxa" w:w="60"/>
+              <w:left w:type="dxa" w:w="80"/>
+              <w:bottom w:type="dxa" w:w="60"/>
+              <w:right w:type="dxa" w:w="80"/>
+            </w:tcMar>
+            <w:vAlign w:val="center"/>
+          </w:tcPr>
+          <w:p>
+            <w:pPr>
+              <w:spacing w:after="0" w:line="260"/>
+              <w:jc w:val="left"/>
+            </w:pPr>
+            <w:r>
+              <w:rPr>
+                <w:b/>
+                <w:bCs/>
+                <w:sz w:val="16"/>
+                <w:szCs w:val="16"/>
+              </w:rPr>
+              <w:t xml:space="preserve">12. 遺産整理業務</w:t>
+            </w:r>
+          </w:p>
+        </w:tc>
+        <w:tc>
+          <w:tcPr>
+            <w:tcW w:type="dxa" w:w="11838"/>
+            <w:tcMar>
+              <w:top w:type="dxa" w:w="60"/>
+              <w:left w:type="dxa" w:w="100"/>
+              <w:bottom w:type="dxa" w:w="60"/>
+              <w:right w:type="dxa" w:w="100"/>
+            </w:tcMar>
+            <w:vAlign w:val="center"/>
+          </w:tcPr>
+          <w:p>
+            <w:pPr>
+              <w:spacing w:after="0" w:line="260"/>
+              <w:jc w:val="left"/>
+            </w:pPr>
+            <w:r>
+              <w:rPr>
+                <w:b w:val="false"/>
+                <w:bCs w:val="false"/>
+                <w:sz w:val="17"/>
+                <w:szCs w:val="17"/>
+              </w:rPr>
+              <w:t xml:space="preserve">遺言書がない場合等に、相続人の確定、相続財産の調査・評価、遺産分割協議のサポート、名義変更等の相続手続き全般を代行する業務。</w:t>
+            </w:r>
+          </w:p>
+        </w:tc>
+      </w:tr>
+      <w:tr>
+        <w:tc>
+          <w:tcPr>
+            <w:tcW w:type="dxa" w:w="3600"/>
+            <w:tcMar>
+              <w:top w:type="dxa" w:w="60"/>
+              <w:left w:type="dxa" w:w="80"/>
+              <w:bottom w:type="dxa" w:w="60"/>
+              <w:right w:type="dxa" w:w="80"/>
+            </w:tcMar>
+            <w:vAlign w:val="center"/>
+          </w:tcPr>
+          <w:p>
+            <w:pPr>
+              <w:spacing w:after="0" w:line="260"/>
+              <w:jc w:val="left"/>
+            </w:pPr>
+            <w:r>
+              <w:rPr>
+                <w:b/>
+                <w:bCs/>
+                <w:sz w:val="16"/>
+                <w:szCs w:val="16"/>
+              </w:rPr>
+              <w:t xml:space="preserve">13. 暦年贈与信託</w:t>
+            </w:r>
+          </w:p>
+        </w:tc>
+        <w:tc>
+          <w:tcPr>
+            <w:tcW w:type="dxa" w:w="11838"/>
+            <w:tcMar>
+              <w:top w:type="dxa" w:w="60"/>
+              <w:left w:type="dxa" w:w="100"/>
+              <w:bottom w:type="dxa" w:w="60"/>
+              <w:right w:type="dxa" w:w="100"/>
+            </w:tcMar>
+            <w:vAlign w:val="center"/>
+          </w:tcPr>
+          <w:p>
+            <w:pPr>
+              <w:spacing w:after="0" w:line="260"/>
+              <w:jc w:val="left"/>
+            </w:pPr>
+            <w:r>
+              <w:rPr>
+                <w:b w:val="false"/>
+                <w:bCs w:val="false"/>
+                <w:sz w:val="17"/>
+                <w:szCs w:val="17"/>
+              </w:rPr>
+              <w:t xml:space="preserve">毎年の贈与税非課税枠内で計画的に贈与を行うことを支援する信託商品。贈与契約書の作成や資金管理を信託銀行がサポートする。</w:t>
+            </w:r>
+          </w:p>
+        </w:tc>
+      </w:tr>
+      <w:tr>
+        <w:tc>
+          <w:tcPr>
+            <w:tcW w:type="dxa" w:w="3600"/>
+            <w:tcMar>
+              <w:top w:type="dxa" w:w="60"/>
+              <w:left w:type="dxa" w:w="80"/>
+              <w:bottom w:type="dxa" w:w="60"/>
+              <w:right w:type="dxa" w:w="80"/>
+            </w:tcMar>
+            <w:vAlign w:val="center"/>
+          </w:tcPr>
+          <w:p>
+            <w:pPr>
+              <w:spacing w:after="0" w:line="260"/>
+              <w:jc w:val="left"/>
+            </w:pPr>
+            <w:r>
+              <w:rPr>
+                <w:b/>
+                <w:bCs/>
+                <w:sz w:val="16"/>
+                <w:szCs w:val="16"/>
+              </w:rPr>
+              <w:t xml:space="preserve">14. 教育資金贈与信託</w:t>
+            </w:r>
+          </w:p>
+        </w:tc>
+        <w:tc>
+          <w:tcPr>
+            <w:tcW w:type="dxa" w:w="11838"/>
+            <w:tcMar>
+              <w:top w:type="dxa" w:w="60"/>
+              <w:left w:type="dxa" w:w="100"/>
+              <w:bottom w:type="dxa" w:w="60"/>
+              <w:right w:type="dxa" w:w="100"/>
+            </w:tcMar>
+            <w:vAlign w:val="center"/>
+          </w:tcPr>
+          <w:p>
+            <w:pPr>
+              <w:spacing w:after="0" w:line="260"/>
+              <w:jc w:val="left"/>
+            </w:pPr>
+            <w:r>
+              <w:rPr>
+                <w:b w:val="false"/>
+                <w:bCs w:val="false"/>
+                <w:sz w:val="17"/>
+                <w:szCs w:val="17"/>
+              </w:rPr>
+              <w:t xml:space="preserve">祖父母等から孫等への教育資金の一括贈与を、非課税制度を活用しながら管理する信託商品。</w:t>
+            </w:r>
+          </w:p>
+        </w:tc>
+      </w:tr>
+      <w:tr>
+        <w:tc>
+          <w:tcPr>
+            <w:tcW w:type="dxa" w:w="3600"/>
+            <w:tcMar>
+              <w:top w:type="dxa" w:w="60"/>
+              <w:left w:type="dxa" w:w="80"/>
+              <w:bottom w:type="dxa" w:w="60"/>
+              <w:right w:type="dxa" w:w="80"/>
+            </w:tcMar>
+            <w:vAlign w:val="center"/>
+          </w:tcPr>
+          <w:p>
+            <w:pPr>
+              <w:spacing w:after="0" w:line="260"/>
+              <w:jc w:val="left"/>
+            </w:pPr>
+            <w:r>
+              <w:rPr>
+                <w:b/>
+                <w:bCs/>
+                <w:sz w:val="16"/>
+                <w:szCs w:val="16"/>
+              </w:rPr>
+              <w:t xml:space="preserve">15. 後見制度支援信託</w:t>
+            </w:r>
+          </w:p>
+        </w:tc>
+        <w:tc>
+          <w:tcPr>
+            <w:tcW w:type="dxa" w:w="11838"/>
+            <w:tcMar>
+              <w:top w:type="dxa" w:w="60"/>
+              <w:left w:type="dxa" w:w="100"/>
+              <w:bottom w:type="dxa" w:w="60"/>
+              <w:right w:type="dxa" w:w="100"/>
+            </w:tcMar>
+            <w:vAlign w:val="center"/>
+          </w:tcPr>
+          <w:p>
+            <w:pPr>
+              <w:spacing w:after="0" w:line="260"/>
+              <w:jc w:val="left"/>
+            </w:pPr>
+            <w:r>
+              <w:rPr>
+                <w:b w:val="false"/>
+                <w:bCs w:val="false"/>
+                <w:sz w:val="17"/>
+                <w:szCs w:val="17"/>
+              </w:rPr>
+              <w:t xml:space="preserve">成年後見制度を利用する被後見人の財産のうち日常生活で使わない金銭を信託銀行に信託し、家庭裁判所の関与のもと不正な引き出しを防止する仕組み。</w:t>
+            </w:r>
+          </w:p>
+        </w:tc>
+      </w:tr>
+      <w:tr>
+        <w:tc>
+          <w:tcPr>
+            <w:tcW w:type="dxa" w:w="3600"/>
+            <w:tcMar>
+              <w:top w:type="dxa" w:w="60"/>
+              <w:left w:type="dxa" w:w="80"/>
+              <w:bottom w:type="dxa" w:w="60"/>
+              <w:right w:type="dxa" w:w="80"/>
+            </w:tcMar>
+            <w:vAlign w:val="center"/>
+          </w:tcPr>
+          <w:p>
+            <w:pPr>
+              <w:spacing w:after="0" w:line="260"/>
+              <w:jc w:val="left"/>
+            </w:pPr>
+            <w:r>
+              <w:rPr>
+                <w:b/>
+                <w:bCs/>
+                <w:sz w:val="16"/>
+                <w:szCs w:val="16"/>
+              </w:rPr>
+              <w:t xml:space="preserve">16. 生命保険信託</w:t>
+            </w:r>
+          </w:p>
+        </w:tc>
+        <w:tc>
+          <w:tcPr>
+            <w:tcW w:type="dxa" w:w="11838"/>
+            <w:tcMar>
+              <w:top w:type="dxa" w:w="60"/>
+              <w:left w:type="dxa" w:w="100"/>
+              <w:bottom w:type="dxa" w:w="60"/>
+              <w:right w:type="dxa" w:w="100"/>
+            </w:tcMar>
+            <w:vAlign w:val="center"/>
+          </w:tcPr>
+          <w:p>
+            <w:pPr>
+              <w:spacing w:after="0" w:line="260"/>
+              <w:jc w:val="left"/>
+            </w:pPr>
+            <w:r>
+              <w:rPr>
+                <w:b w:val="false"/>
+                <w:bCs w:val="false"/>
+                <w:sz w:val="17"/>
+                <w:szCs w:val="17"/>
+              </w:rPr>
+              <w:t xml:space="preserve">生命保険金の受取人を信託銀行とし、遺族（受益者）へ分割交付するなど、保険金の管理・給付方法を柔軟に設計できる仕組み。</w:t>
+            </w:r>
+          </w:p>
+        </w:tc>
+      </w:tr>
+      <w:tr>
+        <w:tc>
+          <w:tcPr>
+            <w:tcW w:type="dxa" w:w="3600"/>
+            <w:tcMar>
+              <w:top w:type="dxa" w:w="60"/>
+              <w:left w:type="dxa" w:w="80"/>
+              <w:bottom w:type="dxa" w:w="60"/>
+              <w:right w:type="dxa" w:w="80"/>
+            </w:tcMar>
+            <w:vAlign w:val="center"/>
+          </w:tcPr>
+          <w:p>
+            <w:pPr>
+              <w:spacing w:after="0" w:line="260"/>
+              <w:jc w:val="left"/>
+            </w:pPr>
+            <w:r>
+              <w:rPr>
+                <w:b/>
+                <w:bCs/>
+                <w:sz w:val="16"/>
+                <w:szCs w:val="16"/>
+              </w:rPr>
+              <w:t xml:space="preserve">17. 家族信託（民事信託）関連コンサルティング</w:t>
+            </w:r>
+          </w:p>
+        </w:tc>
+        <w:tc>
+          <w:tcPr>
+            <w:tcW w:type="dxa" w:w="11838"/>
+            <w:tcMar>
+              <w:top w:type="dxa" w:w="60"/>
+              <w:left w:type="dxa" w:w="100"/>
+              <w:bottom w:type="dxa" w:w="60"/>
+              <w:right w:type="dxa" w:w="100"/>
+            </w:tcMar>
+            <w:vAlign w:val="center"/>
+          </w:tcPr>
+          <w:p>
+            <w:pPr>
+              <w:spacing w:after="0" w:line="260"/>
+              <w:jc w:val="left"/>
+            </w:pPr>
+            <w:r>
+              <w:rPr>
+                <w:b w:val="false"/>
+                <w:bCs w:val="false"/>
+                <w:sz w:val="17"/>
+                <w:szCs w:val="17"/>
+              </w:rPr>
+              <w:t xml:space="preserve">認知症対策や資産承継のために家族間で信託契約を結ぶ「家族信託（民事信託）」について、契約設計の支援や専門家紹介等を行う業務。</w:t>
             </w:r>
           </w:p>
         </w:tc>
@@ -8569,15 +9262,12 @@
                 <w:sz w:val="16"/>
                 <w:szCs w:val="16"/>
               </w:rPr>
-              <w:t xml:space="preserve">B. 信託業務（信託法・信託業法上の基本類型）</w:t>
+              <w:t xml:space="preserve">D. 法人向け併営業務</w:t>
             </w:r>
           </w:p>
         </w:tc>
       </w:tr>
       <w:tr>
-        <w:trPr>
-          <w:cantSplit/>
-        </w:trPr>
         <w:tc>
           <w:tcPr>
             <w:tcW w:type="dxa" w:w="3600"/>
@@ -8601,7 +9291,7 @@
                 <w:sz w:val="16"/>
                 <w:szCs w:val="16"/>
               </w:rPr>
-              <w:t xml:space="preserve">4. 金銭の信託（合同運用指定金銭信託 等）</w:t>
+              <w:t xml:space="preserve">18. 証券代行業務（株主名簿管理人）</w:t>
             </w:r>
           </w:p>
         </w:tc>
@@ -8628,15 +9318,12 @@
                 <w:sz w:val="17"/>
                 <w:szCs w:val="17"/>
               </w:rPr>
-              <w:t xml:space="preserve">複数の委託者から集めた金銭を信託銀行がまとめて運用し、収益を分配する仕組み。かつての貸付信託などが代表例。</w:t>
+              <w:t xml:space="preserve">上場企業に代わり株主名簿の管理、株主総会招集通知の発送、配当金の支払いなどの事務を代行する業務（株主名簿管理人）。</w:t>
             </w:r>
           </w:p>
         </w:tc>
       </w:tr>
       <w:tr>
-        <w:trPr>
-          <w:cantSplit/>
-        </w:trPr>
         <w:tc>
           <w:tcPr>
             <w:tcW w:type="dxa" w:w="3600"/>
@@ -8660,7 +9347,7 @@
                 <w:sz w:val="16"/>
                 <w:szCs w:val="16"/>
               </w:rPr>
-              <w:t xml:space="preserve">5. 金銭信託以外の金銭の信託（特定金銭信託 等）</w:t>
+              <w:t xml:space="preserve">19. 企業年金信託（DB・DC運営管理 等）</w:t>
             </w:r>
           </w:p>
         </w:tc>
@@ -8687,15 +9374,12 @@
                 <w:sz w:val="17"/>
                 <w:szCs w:val="17"/>
               </w:rPr>
-              <w:t xml:space="preserve">委託者が運用対象や運用方法を指定する金銭の信託。ファンドトラストや特定金銭信託など、機関投資家の資産運用等に用いられる。</w:t>
+              <w:t xml:space="preserve">企業年金（確定給付企業年金・確定拠出年金）の資産を受託し、年金資産の管理・運用、給付事務、確定拠出年金の運営管理業務等を行う。</w:t>
             </w:r>
           </w:p>
         </w:tc>
       </w:tr>
       <w:tr>
-        <w:trPr>
-          <w:cantSplit/>
-        </w:trPr>
         <w:tc>
           <w:tcPr>
             <w:tcW w:type="dxa" w:w="3600"/>
@@ -8719,7 +9403,7 @@
                 <w:sz w:val="16"/>
                 <w:szCs w:val="16"/>
               </w:rPr>
-              <w:t xml:space="preserve">6. 有価証券の信託</w:t>
+              <w:t xml:space="preserve">20. 資産流動化・証券化業務</w:t>
             </w:r>
           </w:p>
         </w:tc>
@@ -8746,15 +9430,12 @@
                 <w:sz w:val="17"/>
                 <w:szCs w:val="17"/>
               </w:rPr>
-              <w:t xml:space="preserve">株式・債券などの有価証券を信託財産として受託し、管理・運用・議決権行使などを行う業務。</w:t>
+              <w:t xml:space="preserve">不動産や金銭債権を信託の仕組みで証券化し、資金調達や投資商品として組成する業務（SPCスキームやREIT等の基盤となる）。</w:t>
             </w:r>
           </w:p>
         </w:tc>
       </w:tr>
       <w:tr>
-        <w:trPr>
-          <w:cantSplit/>
-        </w:trPr>
         <w:tc>
           <w:tcPr>
             <w:tcW w:type="dxa" w:w="3600"/>
@@ -8778,7 +9459,7 @@
                 <w:sz w:val="16"/>
                 <w:szCs w:val="16"/>
               </w:rPr>
-              <w:t xml:space="preserve">7. 金銭債権の信託</w:t>
+              <w:t xml:space="preserve">21. 資産管理（カストディ）業務</w:t>
             </w:r>
           </w:p>
         </w:tc>
@@ -8805,15 +9486,12 @@
                 <w:sz w:val="17"/>
                 <w:szCs w:val="17"/>
               </w:rPr>
-              <w:t xml:space="preserve">売掛金やローン債権などの金銭債権を信託し、資産流動化（証券化）の基礎とする業務。</w:t>
+              <w:t xml:space="preserve">機関投資家等に代わり、有価証券の保管・決済・残高管理・議決権行使の事務代行などを行う業務。</w:t>
             </w:r>
           </w:p>
         </w:tc>
       </w:tr>
       <w:tr>
-        <w:trPr>
-          <w:cantSplit/>
-        </w:trPr>
         <w:tc>
           <w:tcPr>
             <w:tcW w:type="dxa" w:w="3600"/>
@@ -8837,7 +9515,7 @@
                 <w:sz w:val="16"/>
                 <w:szCs w:val="16"/>
               </w:rPr>
-              <w:t xml:space="preserve">8. 動産の信託</w:t>
+              <w:t xml:space="preserve">22. 証券投資信託の受託業務（信託財産の保管・管理）</w:t>
             </w:r>
           </w:p>
         </w:tc>
@@ -8864,15 +9542,12 @@
                 <w:sz w:val="17"/>
                 <w:szCs w:val="17"/>
               </w:rPr>
-              <w:t xml:space="preserve">機械設備や航空機、コンテナなど、動産を信託財産として受託し管理・処分する業務。</w:t>
+              <w:t xml:space="preserve">投資信託（ファンド）の信託財産を保管し、資産運用会社の指図に基づき売買執行・計理・基準価額算出等を行う業務。</w:t>
             </w:r>
           </w:p>
         </w:tc>
       </w:tr>
       <w:tr>
-        <w:trPr>
-          <w:cantSplit/>
-        </w:trPr>
         <w:tc>
           <w:tcPr>
             <w:tcW w:type="dxa" w:w="3600"/>
@@ -8896,7 +9571,7 @@
                 <w:sz w:val="16"/>
                 <w:szCs w:val="16"/>
               </w:rPr>
-              <w:t xml:space="preserve">9. 不動産の信託</w:t>
+              <w:t xml:space="preserve">23. 不動産業務（仲介・鑑定評価・有効活用コンサル）</w:t>
             </w:r>
           </w:p>
         </w:tc>
@@ -8923,15 +9598,12 @@
                 <w:sz w:val="17"/>
                 <w:szCs w:val="17"/>
               </w:rPr>
-              <w:t xml:space="preserve">オフィスビルや商業施設等の不動産を信託財産として受託し、賃貸管理や処分を行う業務。不動産の証券化にも活用される。</w:t>
+              <w:t xml:space="preserve">不動産の売買仲介、鑑定評価、有効活用に関するコンサルティングなど、信託機能を活かした総合不動産サービス。</w:t>
             </w:r>
           </w:p>
         </w:tc>
       </w:tr>
       <w:tr>
-        <w:trPr>
-          <w:cantSplit/>
-        </w:trPr>
         <w:tc>
           <w:tcPr>
             <w:tcW w:type="dxa" w:w="3600"/>
@@ -8955,7 +9627,7 @@
                 <w:sz w:val="16"/>
                 <w:szCs w:val="16"/>
               </w:rPr>
-              <w:t xml:space="preserve">10. 土地・土地の賃借権等の信託</w:t>
+              <w:t xml:space="preserve">24. 不動産投資顧問業務（私募REIT・J-REIT運用 等）</w:t>
             </w:r>
           </w:p>
         </w:tc>
@@ -8982,909 +9654,12 @@
                 <w:sz w:val="17"/>
                 <w:szCs w:val="17"/>
               </w:rPr>
-              <w:t xml:space="preserve">土地そのものや借地権を信託財産として受託し、有効活用や処分を支援する業務。</w:t>
+              <w:t xml:space="preserve">私募REITやJ-REIT等の不動産投資法人・ファンドの資産運用会社として、物件の取得・運用・売却の意思決定を行う業務。</w:t>
             </w:r>
           </w:p>
         </w:tc>
       </w:tr>
       <w:tr>
-        <w:trPr>
-          <w:cantSplit/>
-        </w:trPr>
-        <w:tc>
-          <w:tcPr>
-            <w:tcW w:type="dxa" w:w="15438"/>
-            <w:gridSpan w:val="2"/>
-            <w:shd w:fill="D9E2F3" w:val="clear"/>
-            <w:tcMar>
-              <w:top w:type="dxa" w:w="60"/>
-              <w:left w:type="dxa" w:w="100"/>
-              <w:bottom w:type="dxa" w:w="60"/>
-              <w:right w:type="dxa" w:w="80"/>
-            </w:tcMar>
-          </w:tcPr>
-          <w:p>
-            <w:pPr>
-              <w:spacing w:after="0" w:line="260"/>
-              <w:jc w:val="left"/>
-            </w:pPr>
-            <w:r>
-              <w:rPr>
-                <w:b/>
-                <w:bCs/>
-                <w:color w:val="1F3864"/>
-                <w:sz w:val="16"/>
-                <w:szCs w:val="16"/>
-              </w:rPr>
-              <w:t xml:space="preserve">C. 個人向け併営業務（財産管理・資産承継）</w:t>
-            </w:r>
-          </w:p>
-        </w:tc>
-      </w:tr>
-      <w:tr>
-        <w:trPr>
-          <w:cantSplit/>
-        </w:trPr>
-        <w:tc>
-          <w:tcPr>
-            <w:tcW w:type="dxa" w:w="3600"/>
-            <w:tcMar>
-              <w:top w:type="dxa" w:w="60"/>
-              <w:left w:type="dxa" w:w="80"/>
-              <w:bottom w:type="dxa" w:w="60"/>
-              <w:right w:type="dxa" w:w="80"/>
-            </w:tcMar>
-            <w:vAlign w:val="center"/>
-          </w:tcPr>
-          <w:p>
-            <w:pPr>
-              <w:spacing w:after="0" w:line="260"/>
-              <w:jc w:val="left"/>
-            </w:pPr>
-            <w:r>
-              <w:rPr>
-                <w:b/>
-                <w:bCs/>
-                <w:sz w:val="16"/>
-                <w:szCs w:val="16"/>
-              </w:rPr>
-              <w:t xml:space="preserve">11. 遺言信託（遺言書の保管・執行）</w:t>
-            </w:r>
-          </w:p>
-        </w:tc>
-        <w:tc>
-          <w:tcPr>
-            <w:tcW w:type="dxa" w:w="11838"/>
-            <w:tcMar>
-              <w:top w:type="dxa" w:w="60"/>
-              <w:left w:type="dxa" w:w="100"/>
-              <w:bottom w:type="dxa" w:w="60"/>
-              <w:right w:type="dxa" w:w="100"/>
-            </w:tcMar>
-            <w:vAlign w:val="center"/>
-          </w:tcPr>
-          <w:p>
-            <w:pPr>
-              <w:spacing w:after="0" w:line="260"/>
-              <w:jc w:val="left"/>
-            </w:pPr>
-            <w:r>
-              <w:rPr>
-                <w:b w:val="false"/>
-                <w:bCs w:val="false"/>
-                <w:sz w:val="17"/>
-                <w:szCs w:val="17"/>
-              </w:rPr>
-              <w:t xml:space="preserve">遺言書の作成支援・保管、および遺言者死亡後の遺言執行（財産の分配手続き）までを一貫してサポートする業務。</w:t>
-            </w:r>
-          </w:p>
-        </w:tc>
-      </w:tr>
-      <w:tr>
-        <w:trPr>
-          <w:cantSplit/>
-        </w:trPr>
-        <w:tc>
-          <w:tcPr>
-            <w:tcW w:type="dxa" w:w="3600"/>
-            <w:tcMar>
-              <w:top w:type="dxa" w:w="60"/>
-              <w:left w:type="dxa" w:w="80"/>
-              <w:bottom w:type="dxa" w:w="60"/>
-              <w:right w:type="dxa" w:w="80"/>
-            </w:tcMar>
-            <w:vAlign w:val="center"/>
-          </w:tcPr>
-          <w:p>
-            <w:pPr>
-              <w:spacing w:after="0" w:line="260"/>
-              <w:jc w:val="left"/>
-            </w:pPr>
-            <w:r>
-              <w:rPr>
-                <w:b/>
-                <w:bCs/>
-                <w:sz w:val="16"/>
-                <w:szCs w:val="16"/>
-              </w:rPr>
-              <w:t xml:space="preserve">12. 遺産整理業務</w:t>
-            </w:r>
-          </w:p>
-        </w:tc>
-        <w:tc>
-          <w:tcPr>
-            <w:tcW w:type="dxa" w:w="11838"/>
-            <w:tcMar>
-              <w:top w:type="dxa" w:w="60"/>
-              <w:left w:type="dxa" w:w="100"/>
-              <w:bottom w:type="dxa" w:w="60"/>
-              <w:right w:type="dxa" w:w="100"/>
-            </w:tcMar>
-            <w:vAlign w:val="center"/>
-          </w:tcPr>
-          <w:p>
-            <w:pPr>
-              <w:spacing w:after="0" w:line="260"/>
-              <w:jc w:val="left"/>
-            </w:pPr>
-            <w:r>
-              <w:rPr>
-                <w:b w:val="false"/>
-                <w:bCs w:val="false"/>
-                <w:sz w:val="17"/>
-                <w:szCs w:val="17"/>
-              </w:rPr>
-              <w:t xml:space="preserve">遺言書がない場合等に、相続人の確定、相続財産の調査・評価、遺産分割協議のサポート、名義変更等の相続手続き全般を代行する業務。</w:t>
-            </w:r>
-          </w:p>
-        </w:tc>
-      </w:tr>
-      <w:tr>
-        <w:trPr>
-          <w:cantSplit/>
-        </w:trPr>
-        <w:tc>
-          <w:tcPr>
-            <w:tcW w:type="dxa" w:w="3600"/>
-            <w:tcMar>
-              <w:top w:type="dxa" w:w="60"/>
-              <w:left w:type="dxa" w:w="80"/>
-              <w:bottom w:type="dxa" w:w="60"/>
-              <w:right w:type="dxa" w:w="80"/>
-            </w:tcMar>
-            <w:vAlign w:val="center"/>
-          </w:tcPr>
-          <w:p>
-            <w:pPr>
-              <w:spacing w:after="0" w:line="260"/>
-              <w:jc w:val="left"/>
-            </w:pPr>
-            <w:r>
-              <w:rPr>
-                <w:b/>
-                <w:bCs/>
-                <w:sz w:val="16"/>
-                <w:szCs w:val="16"/>
-              </w:rPr>
-              <w:t xml:space="preserve">13. 暦年贈与信託</w:t>
-            </w:r>
-          </w:p>
-        </w:tc>
-        <w:tc>
-          <w:tcPr>
-            <w:tcW w:type="dxa" w:w="11838"/>
-            <w:tcMar>
-              <w:top w:type="dxa" w:w="60"/>
-              <w:left w:type="dxa" w:w="100"/>
-              <w:bottom w:type="dxa" w:w="60"/>
-              <w:right w:type="dxa" w:w="100"/>
-            </w:tcMar>
-            <w:vAlign w:val="center"/>
-          </w:tcPr>
-          <w:p>
-            <w:pPr>
-              <w:spacing w:after="0" w:line="260"/>
-              <w:jc w:val="left"/>
-            </w:pPr>
-            <w:r>
-              <w:rPr>
-                <w:b w:val="false"/>
-                <w:bCs w:val="false"/>
-                <w:sz w:val="17"/>
-                <w:szCs w:val="17"/>
-              </w:rPr>
-              <w:t xml:space="preserve">毎年の贈与税非課税枠内で計画的に贈与を行うことを支援する信託商品。贈与契約書の作成や資金管理を信託銀行がサポートする。</w:t>
-            </w:r>
-          </w:p>
-        </w:tc>
-      </w:tr>
-      <w:tr>
-        <w:trPr>
-          <w:cantSplit/>
-        </w:trPr>
-        <w:tc>
-          <w:tcPr>
-            <w:tcW w:type="dxa" w:w="3600"/>
-            <w:tcMar>
-              <w:top w:type="dxa" w:w="60"/>
-              <w:left w:type="dxa" w:w="80"/>
-              <w:bottom w:type="dxa" w:w="60"/>
-              <w:right w:type="dxa" w:w="80"/>
-            </w:tcMar>
-            <w:vAlign w:val="center"/>
-          </w:tcPr>
-          <w:p>
-            <w:pPr>
-              <w:spacing w:after="0" w:line="260"/>
-              <w:jc w:val="left"/>
-            </w:pPr>
-            <w:r>
-              <w:rPr>
-                <w:b/>
-                <w:bCs/>
-                <w:sz w:val="16"/>
-                <w:szCs w:val="16"/>
-              </w:rPr>
-              <w:t xml:space="preserve">14. 教育資金贈与信託</w:t>
-            </w:r>
-          </w:p>
-        </w:tc>
-        <w:tc>
-          <w:tcPr>
-            <w:tcW w:type="dxa" w:w="11838"/>
-            <w:tcMar>
-              <w:top w:type="dxa" w:w="60"/>
-              <w:left w:type="dxa" w:w="100"/>
-              <w:bottom w:type="dxa" w:w="60"/>
-              <w:right w:type="dxa" w:w="100"/>
-            </w:tcMar>
-            <w:vAlign w:val="center"/>
-          </w:tcPr>
-          <w:p>
-            <w:pPr>
-              <w:spacing w:after="0" w:line="260"/>
-              <w:jc w:val="left"/>
-            </w:pPr>
-            <w:r>
-              <w:rPr>
-                <w:b w:val="false"/>
-                <w:bCs w:val="false"/>
-                <w:sz w:val="17"/>
-                <w:szCs w:val="17"/>
-              </w:rPr>
-              <w:t xml:space="preserve">祖父母等から孫等への教育資金の一括贈与を、非課税制度を活用しながら管理する信託商品。</w:t>
-            </w:r>
-          </w:p>
-        </w:tc>
-      </w:tr>
-      <w:tr>
-        <w:trPr>
-          <w:cantSplit/>
-        </w:trPr>
-        <w:tc>
-          <w:tcPr>
-            <w:tcW w:type="dxa" w:w="3600"/>
-            <w:tcMar>
-              <w:top w:type="dxa" w:w="60"/>
-              <w:left w:type="dxa" w:w="80"/>
-              <w:bottom w:type="dxa" w:w="60"/>
-              <w:right w:type="dxa" w:w="80"/>
-            </w:tcMar>
-            <w:vAlign w:val="center"/>
-          </w:tcPr>
-          <w:p>
-            <w:pPr>
-              <w:spacing w:after="0" w:line="260"/>
-              <w:jc w:val="left"/>
-            </w:pPr>
-            <w:r>
-              <w:rPr>
-                <w:b/>
-                <w:bCs/>
-                <w:sz w:val="16"/>
-                <w:szCs w:val="16"/>
-              </w:rPr>
-              <w:t xml:space="preserve">15. 後見制度支援信託</w:t>
-            </w:r>
-          </w:p>
-        </w:tc>
-        <w:tc>
-          <w:tcPr>
-            <w:tcW w:type="dxa" w:w="11838"/>
-            <w:tcMar>
-              <w:top w:type="dxa" w:w="60"/>
-              <w:left w:type="dxa" w:w="100"/>
-              <w:bottom w:type="dxa" w:w="60"/>
-              <w:right w:type="dxa" w:w="100"/>
-            </w:tcMar>
-            <w:vAlign w:val="center"/>
-          </w:tcPr>
-          <w:p>
-            <w:pPr>
-              <w:spacing w:after="0" w:line="260"/>
-              <w:jc w:val="left"/>
-            </w:pPr>
-            <w:r>
-              <w:rPr>
-                <w:b w:val="false"/>
-                <w:bCs w:val="false"/>
-                <w:sz w:val="17"/>
-                <w:szCs w:val="17"/>
-              </w:rPr>
-              <w:t xml:space="preserve">成年後見制度を利用する被後見人の財産のうち日常生活で使わない金銭を信託銀行に信託し、家庭裁判所の関与のもと不正な引き出しを防止する仕組み。</w:t>
-            </w:r>
-          </w:p>
-        </w:tc>
-      </w:tr>
-      <w:tr>
-        <w:trPr>
-          <w:cantSplit/>
-        </w:trPr>
-        <w:tc>
-          <w:tcPr>
-            <w:tcW w:type="dxa" w:w="3600"/>
-            <w:tcMar>
-              <w:top w:type="dxa" w:w="60"/>
-              <w:left w:type="dxa" w:w="80"/>
-              <w:bottom w:type="dxa" w:w="60"/>
-              <w:right w:type="dxa" w:w="80"/>
-            </w:tcMar>
-            <w:vAlign w:val="center"/>
-          </w:tcPr>
-          <w:p>
-            <w:pPr>
-              <w:spacing w:after="0" w:line="260"/>
-              <w:jc w:val="left"/>
-            </w:pPr>
-            <w:r>
-              <w:rPr>
-                <w:b/>
-                <w:bCs/>
-                <w:sz w:val="16"/>
-                <w:szCs w:val="16"/>
-              </w:rPr>
-              <w:t xml:space="preserve">16. 生命保険信託</w:t>
-            </w:r>
-          </w:p>
-        </w:tc>
-        <w:tc>
-          <w:tcPr>
-            <w:tcW w:type="dxa" w:w="11838"/>
-            <w:tcMar>
-              <w:top w:type="dxa" w:w="60"/>
-              <w:left w:type="dxa" w:w="100"/>
-              <w:bottom w:type="dxa" w:w="60"/>
-              <w:right w:type="dxa" w:w="100"/>
-            </w:tcMar>
-            <w:vAlign w:val="center"/>
-          </w:tcPr>
-          <w:p>
-            <w:pPr>
-              <w:spacing w:after="0" w:line="260"/>
-              <w:jc w:val="left"/>
-            </w:pPr>
-            <w:r>
-              <w:rPr>
-                <w:b w:val="false"/>
-                <w:bCs w:val="false"/>
-                <w:sz w:val="17"/>
-                <w:szCs w:val="17"/>
-              </w:rPr>
-              <w:t xml:space="preserve">生命保険金の受取人を信託銀行とし、遺族（受益者）へ分割交付するなど、保険金の管理・給付方法を柔軟に設計できる仕組み。</w:t>
-            </w:r>
-          </w:p>
-        </w:tc>
-      </w:tr>
-      <w:tr>
-        <w:trPr>
-          <w:cantSplit/>
-        </w:trPr>
-        <w:tc>
-          <w:tcPr>
-            <w:tcW w:type="dxa" w:w="3600"/>
-            <w:tcMar>
-              <w:top w:type="dxa" w:w="60"/>
-              <w:left w:type="dxa" w:w="80"/>
-              <w:bottom w:type="dxa" w:w="60"/>
-              <w:right w:type="dxa" w:w="80"/>
-            </w:tcMar>
-            <w:vAlign w:val="center"/>
-          </w:tcPr>
-          <w:p>
-            <w:pPr>
-              <w:spacing w:after="0" w:line="260"/>
-              <w:jc w:val="left"/>
-            </w:pPr>
-            <w:r>
-              <w:rPr>
-                <w:b/>
-                <w:bCs/>
-                <w:sz w:val="16"/>
-                <w:szCs w:val="16"/>
-              </w:rPr>
-              <w:t xml:space="preserve">17. 家族信託（民事信託）関連コンサルティング</w:t>
-            </w:r>
-          </w:p>
-        </w:tc>
-        <w:tc>
-          <w:tcPr>
-            <w:tcW w:type="dxa" w:w="11838"/>
-            <w:tcMar>
-              <w:top w:type="dxa" w:w="60"/>
-              <w:left w:type="dxa" w:w="100"/>
-              <w:bottom w:type="dxa" w:w="60"/>
-              <w:right w:type="dxa" w:w="100"/>
-            </w:tcMar>
-            <w:vAlign w:val="center"/>
-          </w:tcPr>
-          <w:p>
-            <w:pPr>
-              <w:spacing w:after="0" w:line="260"/>
-              <w:jc w:val="left"/>
-            </w:pPr>
-            <w:r>
-              <w:rPr>
-                <w:b w:val="false"/>
-                <w:bCs w:val="false"/>
-                <w:sz w:val="17"/>
-                <w:szCs w:val="17"/>
-              </w:rPr>
-              <w:t xml:space="preserve">認知症対策や資産承継のために家族間で信託契約を結ぶ「家族信託（民事信託）」について、契約設計の支援や専門家紹介等を行う業務。</w:t>
-            </w:r>
-          </w:p>
-        </w:tc>
-      </w:tr>
-      <w:tr>
-        <w:trPr>
-          <w:cantSplit/>
-        </w:trPr>
-        <w:tc>
-          <w:tcPr>
-            <w:tcW w:type="dxa" w:w="15438"/>
-            <w:gridSpan w:val="2"/>
-            <w:shd w:fill="D9E2F3" w:val="clear"/>
-            <w:tcMar>
-              <w:top w:type="dxa" w:w="60"/>
-              <w:left w:type="dxa" w:w="100"/>
-              <w:bottom w:type="dxa" w:w="60"/>
-              <w:right w:type="dxa" w:w="80"/>
-            </w:tcMar>
-          </w:tcPr>
-          <w:p>
-            <w:pPr>
-              <w:spacing w:after="0" w:line="260"/>
-              <w:jc w:val="left"/>
-            </w:pPr>
-            <w:r>
-              <w:rPr>
-                <w:b/>
-                <w:bCs/>
-                <w:color w:val="1F3864"/>
-                <w:sz w:val="16"/>
-                <w:szCs w:val="16"/>
-              </w:rPr>
-              <w:t xml:space="preserve">D. 法人向け併営業務</w:t>
-            </w:r>
-          </w:p>
-        </w:tc>
-      </w:tr>
-      <w:tr>
-        <w:trPr>
-          <w:cantSplit/>
-        </w:trPr>
-        <w:tc>
-          <w:tcPr>
-            <w:tcW w:type="dxa" w:w="3600"/>
-            <w:tcMar>
-              <w:top w:type="dxa" w:w="60"/>
-              <w:left w:type="dxa" w:w="80"/>
-              <w:bottom w:type="dxa" w:w="60"/>
-              <w:right w:type="dxa" w:w="80"/>
-            </w:tcMar>
-            <w:vAlign w:val="center"/>
-          </w:tcPr>
-          <w:p>
-            <w:pPr>
-              <w:spacing w:after="0" w:line="260"/>
-              <w:jc w:val="left"/>
-            </w:pPr>
-            <w:r>
-              <w:rPr>
-                <w:b/>
-                <w:bCs/>
-                <w:sz w:val="16"/>
-                <w:szCs w:val="16"/>
-              </w:rPr>
-              <w:t xml:space="preserve">18. 証券代行業務（株主名簿管理人）</w:t>
-            </w:r>
-          </w:p>
-        </w:tc>
-        <w:tc>
-          <w:tcPr>
-            <w:tcW w:type="dxa" w:w="11838"/>
-            <w:tcMar>
-              <w:top w:type="dxa" w:w="60"/>
-              <w:left w:type="dxa" w:w="100"/>
-              <w:bottom w:type="dxa" w:w="60"/>
-              <w:right w:type="dxa" w:w="100"/>
-            </w:tcMar>
-            <w:vAlign w:val="center"/>
-          </w:tcPr>
-          <w:p>
-            <w:pPr>
-              <w:spacing w:after="0" w:line="260"/>
-              <w:jc w:val="left"/>
-            </w:pPr>
-            <w:r>
-              <w:rPr>
-                <w:b w:val="false"/>
-                <w:bCs w:val="false"/>
-                <w:sz w:val="17"/>
-                <w:szCs w:val="17"/>
-              </w:rPr>
-              <w:t xml:space="preserve">上場企業に代わり株主名簿の管理、株主総会招集通知の発送、配当金の支払いなどの事務を代行する業務（株主名簿管理人）。</w:t>
-            </w:r>
-          </w:p>
-        </w:tc>
-      </w:tr>
-      <w:tr>
-        <w:trPr>
-          <w:cantSplit/>
-        </w:trPr>
-        <w:tc>
-          <w:tcPr>
-            <w:tcW w:type="dxa" w:w="3600"/>
-            <w:tcMar>
-              <w:top w:type="dxa" w:w="60"/>
-              <w:left w:type="dxa" w:w="80"/>
-              <w:bottom w:type="dxa" w:w="60"/>
-              <w:right w:type="dxa" w:w="80"/>
-            </w:tcMar>
-            <w:vAlign w:val="center"/>
-          </w:tcPr>
-          <w:p>
-            <w:pPr>
-              <w:spacing w:after="0" w:line="260"/>
-              <w:jc w:val="left"/>
-            </w:pPr>
-            <w:r>
-              <w:rPr>
-                <w:b/>
-                <w:bCs/>
-                <w:sz w:val="16"/>
-                <w:szCs w:val="16"/>
-              </w:rPr>
-              <w:t xml:space="preserve">19. 企業年金信託（DB・DC運営管理 等）</w:t>
-            </w:r>
-          </w:p>
-        </w:tc>
-        <w:tc>
-          <w:tcPr>
-            <w:tcW w:type="dxa" w:w="11838"/>
-            <w:tcMar>
-              <w:top w:type="dxa" w:w="60"/>
-              <w:left w:type="dxa" w:w="100"/>
-              <w:bottom w:type="dxa" w:w="60"/>
-              <w:right w:type="dxa" w:w="100"/>
-            </w:tcMar>
-            <w:vAlign w:val="center"/>
-          </w:tcPr>
-          <w:p>
-            <w:pPr>
-              <w:spacing w:after="0" w:line="260"/>
-              <w:jc w:val="left"/>
-            </w:pPr>
-            <w:r>
-              <w:rPr>
-                <w:b w:val="false"/>
-                <w:bCs w:val="false"/>
-                <w:sz w:val="17"/>
-                <w:szCs w:val="17"/>
-              </w:rPr>
-              <w:t xml:space="preserve">企業年金（確定給付企業年金・確定拠出年金）の資産を受託し、年金資産の管理・運用、給付事務、確定拠出年金の運営管理業務等を行う。</w:t>
-            </w:r>
-          </w:p>
-        </w:tc>
-      </w:tr>
-      <w:tr>
-        <w:trPr>
-          <w:cantSplit/>
-        </w:trPr>
-        <w:tc>
-          <w:tcPr>
-            <w:tcW w:type="dxa" w:w="3600"/>
-            <w:tcMar>
-              <w:top w:type="dxa" w:w="60"/>
-              <w:left w:type="dxa" w:w="80"/>
-              <w:bottom w:type="dxa" w:w="60"/>
-              <w:right w:type="dxa" w:w="80"/>
-            </w:tcMar>
-            <w:vAlign w:val="center"/>
-          </w:tcPr>
-          <w:p>
-            <w:pPr>
-              <w:spacing w:after="0" w:line="260"/>
-              <w:jc w:val="left"/>
-            </w:pPr>
-            <w:r>
-              <w:rPr>
-                <w:b/>
-                <w:bCs/>
-                <w:sz w:val="16"/>
-                <w:szCs w:val="16"/>
-              </w:rPr>
-              <w:t xml:space="preserve">20. 資産流動化・証券化業務</w:t>
-            </w:r>
-          </w:p>
-        </w:tc>
-        <w:tc>
-          <w:tcPr>
-            <w:tcW w:type="dxa" w:w="11838"/>
-            <w:tcMar>
-              <w:top w:type="dxa" w:w="60"/>
-              <w:left w:type="dxa" w:w="100"/>
-              <w:bottom w:type="dxa" w:w="60"/>
-              <w:right w:type="dxa" w:w="100"/>
-            </w:tcMar>
-            <w:vAlign w:val="center"/>
-          </w:tcPr>
-          <w:p>
-            <w:pPr>
-              <w:spacing w:after="0" w:line="260"/>
-              <w:jc w:val="left"/>
-            </w:pPr>
-            <w:r>
-              <w:rPr>
-                <w:b w:val="false"/>
-                <w:bCs w:val="false"/>
-                <w:sz w:val="17"/>
-                <w:szCs w:val="17"/>
-              </w:rPr>
-              <w:t xml:space="preserve">不動産や金銭債権を信託の仕組みで証券化し、資金調達や投資商品として組成する業務（SPCスキームやREIT等の基盤となる）。</w:t>
-            </w:r>
-          </w:p>
-        </w:tc>
-      </w:tr>
-      <w:tr>
-        <w:trPr>
-          <w:cantSplit/>
-        </w:trPr>
-        <w:tc>
-          <w:tcPr>
-            <w:tcW w:type="dxa" w:w="3600"/>
-            <w:tcMar>
-              <w:top w:type="dxa" w:w="60"/>
-              <w:left w:type="dxa" w:w="80"/>
-              <w:bottom w:type="dxa" w:w="60"/>
-              <w:right w:type="dxa" w:w="80"/>
-            </w:tcMar>
-            <w:vAlign w:val="center"/>
-          </w:tcPr>
-          <w:p>
-            <w:pPr>
-              <w:spacing w:after="0" w:line="260"/>
-              <w:jc w:val="left"/>
-            </w:pPr>
-            <w:r>
-              <w:rPr>
-                <w:b/>
-                <w:bCs/>
-                <w:sz w:val="16"/>
-                <w:szCs w:val="16"/>
-              </w:rPr>
-              <w:t xml:space="preserve">21. 資産管理（カストディ）業務</w:t>
-            </w:r>
-          </w:p>
-        </w:tc>
-        <w:tc>
-          <w:tcPr>
-            <w:tcW w:type="dxa" w:w="11838"/>
-            <w:tcMar>
-              <w:top w:type="dxa" w:w="60"/>
-              <w:left w:type="dxa" w:w="100"/>
-              <w:bottom w:type="dxa" w:w="60"/>
-              <w:right w:type="dxa" w:w="100"/>
-            </w:tcMar>
-            <w:vAlign w:val="center"/>
-          </w:tcPr>
-          <w:p>
-            <w:pPr>
-              <w:spacing w:after="0" w:line="260"/>
-              <w:jc w:val="left"/>
-            </w:pPr>
-            <w:r>
-              <w:rPr>
-                <w:b w:val="false"/>
-                <w:bCs w:val="false"/>
-                <w:sz w:val="17"/>
-                <w:szCs w:val="17"/>
-              </w:rPr>
-              <w:t xml:space="preserve">機関投資家等に代わり、有価証券の保管・決済・残高管理・議決権行使の事務代行などを行う業務。</w:t>
-            </w:r>
-          </w:p>
-        </w:tc>
-      </w:tr>
-      <w:tr>
-        <w:trPr>
-          <w:cantSplit/>
-        </w:trPr>
-        <w:tc>
-          <w:tcPr>
-            <w:tcW w:type="dxa" w:w="3600"/>
-            <w:tcMar>
-              <w:top w:type="dxa" w:w="60"/>
-              <w:left w:type="dxa" w:w="80"/>
-              <w:bottom w:type="dxa" w:w="60"/>
-              <w:right w:type="dxa" w:w="80"/>
-            </w:tcMar>
-            <w:vAlign w:val="center"/>
-          </w:tcPr>
-          <w:p>
-            <w:pPr>
-              <w:spacing w:after="0" w:line="260"/>
-              <w:jc w:val="left"/>
-            </w:pPr>
-            <w:r>
-              <w:rPr>
-                <w:b/>
-                <w:bCs/>
-                <w:sz w:val="16"/>
-                <w:szCs w:val="16"/>
-              </w:rPr>
-              <w:t xml:space="preserve">22. 証券投資信託の受託業務（信託財産の保管・管理）</w:t>
-            </w:r>
-          </w:p>
-        </w:tc>
-        <w:tc>
-          <w:tcPr>
-            <w:tcW w:type="dxa" w:w="11838"/>
-            <w:tcMar>
-              <w:top w:type="dxa" w:w="60"/>
-              <w:left w:type="dxa" w:w="100"/>
-              <w:bottom w:type="dxa" w:w="60"/>
-              <w:right w:type="dxa" w:w="100"/>
-            </w:tcMar>
-            <w:vAlign w:val="center"/>
-          </w:tcPr>
-          <w:p>
-            <w:pPr>
-              <w:spacing w:after="0" w:line="260"/>
-              <w:jc w:val="left"/>
-            </w:pPr>
-            <w:r>
-              <w:rPr>
-                <w:b w:val="false"/>
-                <w:bCs w:val="false"/>
-                <w:sz w:val="17"/>
-                <w:szCs w:val="17"/>
-              </w:rPr>
-              <w:t xml:space="preserve">投資信託（ファンド）の信託財産を保管し、資産運用会社の指図に基づき売買執行・計理・基準価額算出等を行う業務。</w:t>
-            </w:r>
-          </w:p>
-        </w:tc>
-      </w:tr>
-      <w:tr>
-        <w:trPr>
-          <w:cantSplit/>
-        </w:trPr>
-        <w:tc>
-          <w:tcPr>
-            <w:tcW w:type="dxa" w:w="3600"/>
-            <w:tcMar>
-              <w:top w:type="dxa" w:w="60"/>
-              <w:left w:type="dxa" w:w="80"/>
-              <w:bottom w:type="dxa" w:w="60"/>
-              <w:right w:type="dxa" w:w="80"/>
-            </w:tcMar>
-            <w:vAlign w:val="center"/>
-          </w:tcPr>
-          <w:p>
-            <w:pPr>
-              <w:spacing w:after="0" w:line="260"/>
-              <w:jc w:val="left"/>
-            </w:pPr>
-            <w:r>
-              <w:rPr>
-                <w:b/>
-                <w:bCs/>
-                <w:sz w:val="16"/>
-                <w:szCs w:val="16"/>
-              </w:rPr>
-              <w:t xml:space="preserve">23. 不動産業務（仲介・鑑定評価・有効活用コンサル）</w:t>
-            </w:r>
-          </w:p>
-        </w:tc>
-        <w:tc>
-          <w:tcPr>
-            <w:tcW w:type="dxa" w:w="11838"/>
-            <w:tcMar>
-              <w:top w:type="dxa" w:w="60"/>
-              <w:left w:type="dxa" w:w="100"/>
-              <w:bottom w:type="dxa" w:w="60"/>
-              <w:right w:type="dxa" w:w="100"/>
-            </w:tcMar>
-            <w:vAlign w:val="center"/>
-          </w:tcPr>
-          <w:p>
-            <w:pPr>
-              <w:spacing w:after="0" w:line="260"/>
-              <w:jc w:val="left"/>
-            </w:pPr>
-            <w:r>
-              <w:rPr>
-                <w:b w:val="false"/>
-                <w:bCs w:val="false"/>
-                <w:sz w:val="17"/>
-                <w:szCs w:val="17"/>
-              </w:rPr>
-              <w:t xml:space="preserve">不動産の売買仲介、鑑定評価、有効活用に関するコンサルティングなど、信託機能を活かした総合不動産サービス。</w:t>
-            </w:r>
-          </w:p>
-        </w:tc>
-      </w:tr>
-      <w:tr>
-        <w:trPr>
-          <w:cantSplit/>
-        </w:trPr>
-        <w:tc>
-          <w:tcPr>
-            <w:tcW w:type="dxa" w:w="3600"/>
-            <w:tcMar>
-              <w:top w:type="dxa" w:w="60"/>
-              <w:left w:type="dxa" w:w="80"/>
-              <w:bottom w:type="dxa" w:w="60"/>
-              <w:right w:type="dxa" w:w="80"/>
-            </w:tcMar>
-            <w:vAlign w:val="center"/>
-          </w:tcPr>
-          <w:p>
-            <w:pPr>
-              <w:spacing w:after="0" w:line="260"/>
-              <w:jc w:val="left"/>
-            </w:pPr>
-            <w:r>
-              <w:rPr>
-                <w:b/>
-                <w:bCs/>
-                <w:sz w:val="16"/>
-                <w:szCs w:val="16"/>
-              </w:rPr>
-              <w:t xml:space="preserve">24. 不動産投資顧問業務（私募REIT・J-REIT運用 等）</w:t>
-            </w:r>
-          </w:p>
-        </w:tc>
-        <w:tc>
-          <w:tcPr>
-            <w:tcW w:type="dxa" w:w="11838"/>
-            <w:tcMar>
-              <w:top w:type="dxa" w:w="60"/>
-              <w:left w:type="dxa" w:w="100"/>
-              <w:bottom w:type="dxa" w:w="60"/>
-              <w:right w:type="dxa" w:w="100"/>
-            </w:tcMar>
-            <w:vAlign w:val="center"/>
-          </w:tcPr>
-          <w:p>
-            <w:pPr>
-              <w:spacing w:after="0" w:line="260"/>
-              <w:jc w:val="left"/>
-            </w:pPr>
-            <w:r>
-              <w:rPr>
-                <w:b w:val="false"/>
-                <w:bCs w:val="false"/>
-                <w:sz w:val="17"/>
-                <w:szCs w:val="17"/>
-              </w:rPr>
-              <w:t xml:space="preserve">私募REITやJ-REIT等の不動産投資法人・ファンドの資産運用会社として、物件の取得・運用・売却の意思決定を行う業務。</w:t>
-            </w:r>
-          </w:p>
-        </w:tc>
-      </w:tr>
-      <w:tr>
-        <w:trPr>
-          <w:cantSplit/>
-        </w:trPr>
         <w:tc>
           <w:tcPr>
             <w:tcW w:type="dxa" w:w="3600"/>

--- a/信吾/銀行研究/添付ファイル/信託銀行業務比較表.docx
+++ b/信吾/銀行研究/添付ファイル/信託銀行業務比較表.docx
@@ -9716,6 +9716,7 @@
         </w:tc>
       </w:tr>
     </w:tbl>
+    <w:p/>
     <w:sectPr>
       <w:pgSz w:w="16838" w:h="11906" w:orient="landscape"/>
       <w:pgMar w:top="700" w:right="700" w:bottom="700" w:left="700" w:header="708" w:footer="708" w:gutter="0"/>

--- a/信吾/銀行研究/添付ファイル/信託銀行業務比較表.docx
+++ b/信吾/銀行研究/添付ファイル/信託銀行業務比較表.docx
@@ -12,6 +12,7 @@
         <w:rPr>
           <w:b/>
           <w:bCs/>
+          <w:snapToGrid w:val="false"/>
           <w:color w:val="1F3864"/>
           <w:sz w:val="30"/>
           <w:szCs w:val="30"/>
@@ -27,6 +28,7 @@
         <w:rPr>
           <w:i w:val="false"/>
           <w:iCs w:val="false"/>
+          <w:snapToGrid w:val="false"/>
           <w:sz w:val="20"/>
           <w:szCs w:val="20"/>
         </w:rPr>
@@ -41,6 +43,7 @@
         <w:rPr>
           <w:b/>
           <w:bCs/>
+          <w:snapToGrid w:val="false"/>
           <w:sz w:val="19"/>
           <w:szCs w:val="19"/>
         </w:rPr>
@@ -48,6 +51,7 @@
       </w:r>
       <w:r>
         <w:rPr>
+          <w:snapToGrid w:val="false"/>
           <w:color w:val="1F6F43"/>
           <w:sz w:val="19"/>
           <w:szCs w:val="19"/>
@@ -56,6 +60,7 @@
       </w:r>
       <w:r>
         <w:rPr>
+          <w:snapToGrid w:val="false"/>
           <w:color w:val="B36B00"/>
           <w:sz w:val="19"/>
           <w:szCs w:val="19"/>
@@ -64,6 +69,7 @@
       </w:r>
       <w:r>
         <w:rPr>
+          <w:snapToGrid w:val="false"/>
           <w:color w:val="999999"/>
           <w:sz w:val="19"/>
           <w:szCs w:val="19"/>
@@ -81,6 +87,7 @@
         <w:rPr>
           <w:b/>
           <w:bCs/>
+          <w:snapToGrid w:val="false"/>
           <w:color w:val="2F5496"/>
           <w:sz w:val="22"/>
           <w:szCs w:val="22"/>
@@ -132,6 +139,7 @@
               <w:rPr>
                 <w:b/>
                 <w:bCs/>
+                <w:snapToGrid w:val="false"/>
                 <w:color w:val="FFFFFF"/>
                 <w:sz w:val="24"/>
                 <w:szCs w:val="24"/>
@@ -161,6 +169,7 @@
               <w:rPr>
                 <w:b/>
                 <w:bCs/>
+                <w:snapToGrid w:val="false"/>
                 <w:color w:val="FFFFFF"/>
                 <w:sz w:val="24"/>
                 <w:szCs w:val="24"/>
@@ -177,6 +186,7 @@
               <w:rPr>
                 <w:b/>
                 <w:bCs/>
+                <w:snapToGrid w:val="false"/>
                 <w:color w:val="FFFFFF"/>
                 <w:sz w:val="24"/>
                 <w:szCs w:val="24"/>
@@ -206,6 +216,7 @@
               <w:rPr>
                 <w:b/>
                 <w:bCs/>
+                <w:snapToGrid w:val="false"/>
                 <w:color w:val="FFFFFF"/>
                 <w:sz w:val="24"/>
                 <w:szCs w:val="24"/>
@@ -222,6 +233,7 @@
               <w:rPr>
                 <w:b/>
                 <w:bCs/>
+                <w:snapToGrid w:val="false"/>
                 <w:color w:val="FFFFFF"/>
                 <w:sz w:val="24"/>
                 <w:szCs w:val="24"/>
@@ -251,6 +263,7 @@
               <w:rPr>
                 <w:b/>
                 <w:bCs/>
+                <w:snapToGrid w:val="false"/>
                 <w:color w:val="FFFFFF"/>
                 <w:sz w:val="24"/>
                 <w:szCs w:val="24"/>
@@ -267,6 +280,7 @@
               <w:rPr>
                 <w:b/>
                 <w:bCs/>
+                <w:snapToGrid w:val="false"/>
                 <w:color w:val="FFFFFF"/>
                 <w:sz w:val="24"/>
                 <w:szCs w:val="24"/>
@@ -302,6 +316,7 @@
               <w:rPr>
                 <w:b/>
                 <w:bCs/>
+                <w:snapToGrid w:val="false"/>
                 <w:color w:val="1F3864"/>
                 <w:sz w:val="22"/>
                 <w:szCs w:val="22"/>
@@ -332,6 +347,7 @@
               <w:rPr>
                 <w:b w:val="false"/>
                 <w:bCs w:val="false"/>
+                <w:snapToGrid w:val="false"/>
                 <w:sz w:val="21"/>
                 <w:szCs w:val="21"/>
               </w:rPr>
@@ -358,19 +374,21 @@
               <w:rPr>
                 <w:b/>
                 <w:bCs/>
-                <w:color w:val="1F6F43"/>
-                <w:sz w:val="26"/>
-                <w:szCs w:val="26"/>
-              </w:rPr>
-              <w:t xml:space="preserve">○</w:t>
-            </w:r>
-          </w:p>
-          <w:p>
-            <w:pPr>
-              <w:spacing w:after="0" w:line="260"/>
-            </w:pPr>
-            <w:r>
-              <w:rPr>
+                <w:snapToGrid w:val="false"/>
+                <w:color w:val="1F6F43"/>
+                <w:sz w:val="26"/>
+                <w:szCs w:val="26"/>
+              </w:rPr>
+              <w:t xml:space="preserve">○</w:t>
+            </w:r>
+          </w:p>
+          <w:p>
+            <w:pPr>
+              <w:spacing w:after="0" w:line="260"/>
+            </w:pPr>
+            <w:r>
+              <w:rPr>
+                <w:snapToGrid w:val="false"/>
                 <w:sz w:val="20"/>
                 <w:szCs w:val="20"/>
               </w:rPr>
@@ -397,19 +415,21 @@
               <w:rPr>
                 <w:b/>
                 <w:bCs/>
-                <w:color w:val="1F6F43"/>
-                <w:sz w:val="26"/>
-                <w:szCs w:val="26"/>
-              </w:rPr>
-              <w:t xml:space="preserve">○</w:t>
-            </w:r>
-          </w:p>
-          <w:p>
-            <w:pPr>
-              <w:spacing w:after="0" w:line="260"/>
-            </w:pPr>
-            <w:r>
-              <w:rPr>
+                <w:snapToGrid w:val="false"/>
+                <w:color w:val="1F6F43"/>
+                <w:sz w:val="26"/>
+                <w:szCs w:val="26"/>
+              </w:rPr>
+              <w:t xml:space="preserve">○</w:t>
+            </w:r>
+          </w:p>
+          <w:p>
+            <w:pPr>
+              <w:spacing w:after="0" w:line="260"/>
+            </w:pPr>
+            <w:r>
+              <w:rPr>
+                <w:snapToGrid w:val="false"/>
                 <w:sz w:val="20"/>
                 <w:szCs w:val="20"/>
               </w:rPr>
@@ -436,19 +456,21 @@
               <w:rPr>
                 <w:b/>
                 <w:bCs/>
-                <w:color w:val="1F6F43"/>
-                <w:sz w:val="26"/>
-                <w:szCs w:val="26"/>
-              </w:rPr>
-              <w:t xml:space="preserve">○</w:t>
-            </w:r>
-          </w:p>
-          <w:p>
-            <w:pPr>
-              <w:spacing w:after="0" w:line="260"/>
-            </w:pPr>
-            <w:r>
-              <w:rPr>
+                <w:snapToGrid w:val="false"/>
+                <w:color w:val="1F6F43"/>
+                <w:sz w:val="26"/>
+                <w:szCs w:val="26"/>
+              </w:rPr>
+              <w:t xml:space="preserve">○</w:t>
+            </w:r>
+          </w:p>
+          <w:p>
+            <w:pPr>
+              <w:spacing w:after="0" w:line="260"/>
+            </w:pPr>
+            <w:r>
+              <w:rPr>
+                <w:snapToGrid w:val="false"/>
                 <w:sz w:val="20"/>
                 <w:szCs w:val="20"/>
               </w:rPr>
@@ -461,6 +483,7 @@
             </w:pPr>
             <w:r>
               <w:rPr>
+                <w:snapToGrid w:val="false"/>
                 <w:sz w:val="20"/>
                 <w:szCs w:val="20"/>
               </w:rPr>
@@ -490,6 +513,7 @@
               <w:rPr>
                 <w:b w:val="false"/>
                 <w:bCs w:val="false"/>
+                <w:snapToGrid w:val="false"/>
                 <w:sz w:val="21"/>
                 <w:szCs w:val="21"/>
               </w:rPr>
@@ -516,19 +540,21 @@
               <w:rPr>
                 <w:b/>
                 <w:bCs/>
-                <w:color w:val="1F6F43"/>
-                <w:sz w:val="26"/>
-                <w:szCs w:val="26"/>
-              </w:rPr>
-              <w:t xml:space="preserve">○</w:t>
-            </w:r>
-          </w:p>
-          <w:p>
-            <w:pPr>
-              <w:spacing w:after="0" w:line="260"/>
-            </w:pPr>
-            <w:r>
-              <w:rPr>
+                <w:snapToGrid w:val="false"/>
+                <w:color w:val="1F6F43"/>
+                <w:sz w:val="26"/>
+                <w:szCs w:val="26"/>
+              </w:rPr>
+              <w:t xml:space="preserve">○</w:t>
+            </w:r>
+          </w:p>
+          <w:p>
+            <w:pPr>
+              <w:spacing w:after="0" w:line="260"/>
+            </w:pPr>
+            <w:r>
+              <w:rPr>
+                <w:snapToGrid w:val="false"/>
                 <w:sz w:val="20"/>
                 <w:szCs w:val="20"/>
               </w:rPr>
@@ -555,19 +581,21 @@
               <w:rPr>
                 <w:b/>
                 <w:bCs/>
-                <w:color w:val="1F6F43"/>
-                <w:sz w:val="26"/>
-                <w:szCs w:val="26"/>
-              </w:rPr>
-              <w:t xml:space="preserve">○</w:t>
-            </w:r>
-          </w:p>
-          <w:p>
-            <w:pPr>
-              <w:spacing w:after="0" w:line="260"/>
-            </w:pPr>
-            <w:r>
-              <w:rPr>
+                <w:snapToGrid w:val="false"/>
+                <w:color w:val="1F6F43"/>
+                <w:sz w:val="26"/>
+                <w:szCs w:val="26"/>
+              </w:rPr>
+              <w:t xml:space="preserve">○</w:t>
+            </w:r>
+          </w:p>
+          <w:p>
+            <w:pPr>
+              <w:spacing w:after="0" w:line="260"/>
+            </w:pPr>
+            <w:r>
+              <w:rPr>
+                <w:snapToGrid w:val="false"/>
                 <w:sz w:val="20"/>
                 <w:szCs w:val="20"/>
               </w:rPr>
@@ -594,19 +622,21 @@
               <w:rPr>
                 <w:b/>
                 <w:bCs/>
-                <w:color w:val="1F6F43"/>
-                <w:sz w:val="26"/>
-                <w:szCs w:val="26"/>
-              </w:rPr>
-              <w:t xml:space="preserve">○</w:t>
-            </w:r>
-          </w:p>
-          <w:p>
-            <w:pPr>
-              <w:spacing w:after="0" w:line="260"/>
-            </w:pPr>
-            <w:r>
-              <w:rPr>
+                <w:snapToGrid w:val="false"/>
+                <w:color w:val="1F6F43"/>
+                <w:sz w:val="26"/>
+                <w:szCs w:val="26"/>
+              </w:rPr>
+              <w:t xml:space="preserve">○</w:t>
+            </w:r>
+          </w:p>
+          <w:p>
+            <w:pPr>
+              <w:spacing w:after="0" w:line="260"/>
+            </w:pPr>
+            <w:r>
+              <w:rPr>
+                <w:snapToGrid w:val="false"/>
                 <w:sz w:val="20"/>
                 <w:szCs w:val="20"/>
               </w:rPr>
@@ -619,6 +649,7 @@
             </w:pPr>
             <w:r>
               <w:rPr>
+                <w:snapToGrid w:val="false"/>
                 <w:sz w:val="20"/>
                 <w:szCs w:val="20"/>
               </w:rPr>
@@ -648,6 +679,7 @@
               <w:rPr>
                 <w:b w:val="false"/>
                 <w:bCs w:val="false"/>
+                <w:snapToGrid w:val="false"/>
                 <w:sz w:val="21"/>
                 <w:szCs w:val="21"/>
               </w:rPr>
@@ -674,19 +706,21 @@
               <w:rPr>
                 <w:b/>
                 <w:bCs/>
-                <w:color w:val="1F6F43"/>
-                <w:sz w:val="26"/>
-                <w:szCs w:val="26"/>
-              </w:rPr>
-              <w:t xml:space="preserve">○</w:t>
-            </w:r>
-          </w:p>
-          <w:p>
-            <w:pPr>
-              <w:spacing w:after="0" w:line="260"/>
-            </w:pPr>
-            <w:r>
-              <w:rPr>
+                <w:snapToGrid w:val="false"/>
+                <w:color w:val="1F6F43"/>
+                <w:sz w:val="26"/>
+                <w:szCs w:val="26"/>
+              </w:rPr>
+              <w:t xml:space="preserve">○</w:t>
+            </w:r>
+          </w:p>
+          <w:p>
+            <w:pPr>
+              <w:spacing w:after="0" w:line="260"/>
+            </w:pPr>
+            <w:r>
+              <w:rPr>
+                <w:snapToGrid w:val="false"/>
                 <w:sz w:val="20"/>
                 <w:szCs w:val="20"/>
               </w:rPr>
@@ -713,19 +747,21 @@
               <w:rPr>
                 <w:b/>
                 <w:bCs/>
-                <w:color w:val="1F6F43"/>
-                <w:sz w:val="26"/>
-                <w:szCs w:val="26"/>
-              </w:rPr>
-              <w:t xml:space="preserve">○</w:t>
-            </w:r>
-          </w:p>
-          <w:p>
-            <w:pPr>
-              <w:spacing w:after="0" w:line="260"/>
-            </w:pPr>
-            <w:r>
-              <w:rPr>
+                <w:snapToGrid w:val="false"/>
+                <w:color w:val="1F6F43"/>
+                <w:sz w:val="26"/>
+                <w:szCs w:val="26"/>
+              </w:rPr>
+              <w:t xml:space="preserve">○</w:t>
+            </w:r>
+          </w:p>
+          <w:p>
+            <w:pPr>
+              <w:spacing w:after="0" w:line="260"/>
+            </w:pPr>
+            <w:r>
+              <w:rPr>
+                <w:snapToGrid w:val="false"/>
                 <w:sz w:val="20"/>
                 <w:szCs w:val="20"/>
               </w:rPr>
@@ -752,19 +788,21 @@
               <w:rPr>
                 <w:b/>
                 <w:bCs/>
-                <w:color w:val="1F6F43"/>
-                <w:sz w:val="26"/>
-                <w:szCs w:val="26"/>
-              </w:rPr>
-              <w:t xml:space="preserve">○</w:t>
-            </w:r>
-          </w:p>
-          <w:p>
-            <w:pPr>
-              <w:spacing w:after="0" w:line="260"/>
-            </w:pPr>
-            <w:r>
-              <w:rPr>
+                <w:snapToGrid w:val="false"/>
+                <w:color w:val="1F6F43"/>
+                <w:sz w:val="26"/>
+                <w:szCs w:val="26"/>
+              </w:rPr>
+              <w:t xml:space="preserve">○</w:t>
+            </w:r>
+          </w:p>
+          <w:p>
+            <w:pPr>
+              <w:spacing w:after="0" w:line="260"/>
+            </w:pPr>
+            <w:r>
+              <w:rPr>
+                <w:snapToGrid w:val="false"/>
                 <w:sz w:val="20"/>
                 <w:szCs w:val="20"/>
               </w:rPr>
@@ -777,6 +815,7 @@
             </w:pPr>
             <w:r>
               <w:rPr>
+                <w:snapToGrid w:val="false"/>
                 <w:sz w:val="20"/>
                 <w:szCs w:val="20"/>
               </w:rPr>
@@ -811,6 +850,7 @@
               <w:rPr>
                 <w:b/>
                 <w:bCs/>
+                <w:snapToGrid w:val="false"/>
                 <w:color w:val="1F3864"/>
                 <w:sz w:val="22"/>
                 <w:szCs w:val="22"/>
@@ -841,6 +881,7 @@
               <w:rPr>
                 <w:b w:val="false"/>
                 <w:bCs w:val="false"/>
+                <w:snapToGrid w:val="false"/>
                 <w:sz w:val="21"/>
                 <w:szCs w:val="21"/>
               </w:rPr>
@@ -867,19 +908,21 @@
               <w:rPr>
                 <w:b/>
                 <w:bCs/>
-                <w:color w:val="1F6F43"/>
-                <w:sz w:val="26"/>
-                <w:szCs w:val="26"/>
-              </w:rPr>
-              <w:t xml:space="preserve">○</w:t>
-            </w:r>
-          </w:p>
-          <w:p>
-            <w:pPr>
-              <w:spacing w:after="0" w:line="260"/>
-            </w:pPr>
-            <w:r>
-              <w:rPr>
+                <w:snapToGrid w:val="false"/>
+                <w:color w:val="1F6F43"/>
+                <w:sz w:val="26"/>
+                <w:szCs w:val="26"/>
+              </w:rPr>
+              <w:t xml:space="preserve">○</w:t>
+            </w:r>
+          </w:p>
+          <w:p>
+            <w:pPr>
+              <w:spacing w:after="0" w:line="260"/>
+            </w:pPr>
+            <w:r>
+              <w:rPr>
+                <w:snapToGrid w:val="false"/>
                 <w:sz w:val="20"/>
                 <w:szCs w:val="20"/>
               </w:rPr>
@@ -906,19 +949,21 @@
               <w:rPr>
                 <w:b/>
                 <w:bCs/>
-                <w:color w:val="1F6F43"/>
-                <w:sz w:val="26"/>
-                <w:szCs w:val="26"/>
-              </w:rPr>
-              <w:t xml:space="preserve">○</w:t>
-            </w:r>
-          </w:p>
-          <w:p>
-            <w:pPr>
-              <w:spacing w:after="0" w:line="260"/>
-            </w:pPr>
-            <w:r>
-              <w:rPr>
+                <w:snapToGrid w:val="false"/>
+                <w:color w:val="1F6F43"/>
+                <w:sz w:val="26"/>
+                <w:szCs w:val="26"/>
+              </w:rPr>
+              <w:t xml:space="preserve">○</w:t>
+            </w:r>
+          </w:p>
+          <w:p>
+            <w:pPr>
+              <w:spacing w:after="0" w:line="260"/>
+            </w:pPr>
+            <w:r>
+              <w:rPr>
+                <w:snapToGrid w:val="false"/>
                 <w:sz w:val="20"/>
                 <w:szCs w:val="20"/>
               </w:rPr>
@@ -945,19 +990,21 @@
               <w:rPr>
                 <w:b/>
                 <w:bCs/>
-                <w:color w:val="1F6F43"/>
-                <w:sz w:val="26"/>
-                <w:szCs w:val="26"/>
-              </w:rPr>
-              <w:t xml:space="preserve">○</w:t>
-            </w:r>
-          </w:p>
-          <w:p>
-            <w:pPr>
-              <w:spacing w:after="0" w:line="260"/>
-            </w:pPr>
-            <w:r>
-              <w:rPr>
+                <w:snapToGrid w:val="false"/>
+                <w:color w:val="1F6F43"/>
+                <w:sz w:val="26"/>
+                <w:szCs w:val="26"/>
+              </w:rPr>
+              <w:t xml:space="preserve">○</w:t>
+            </w:r>
+          </w:p>
+          <w:p>
+            <w:pPr>
+              <w:spacing w:after="0" w:line="260"/>
+            </w:pPr>
+            <w:r>
+              <w:rPr>
+                <w:snapToGrid w:val="false"/>
                 <w:sz w:val="20"/>
                 <w:szCs w:val="20"/>
               </w:rPr>
@@ -987,6 +1034,7 @@
               <w:rPr>
                 <w:b w:val="false"/>
                 <w:bCs w:val="false"/>
+                <w:snapToGrid w:val="false"/>
                 <w:sz w:val="21"/>
                 <w:szCs w:val="21"/>
               </w:rPr>
@@ -1013,19 +1061,21 @@
               <w:rPr>
                 <w:b/>
                 <w:bCs/>
-                <w:color w:val="1F6F43"/>
-                <w:sz w:val="26"/>
-                <w:szCs w:val="26"/>
-              </w:rPr>
-              <w:t xml:space="preserve">○</w:t>
-            </w:r>
-          </w:p>
-          <w:p>
-            <w:pPr>
-              <w:spacing w:after="0" w:line="260"/>
-            </w:pPr>
-            <w:r>
-              <w:rPr>
+                <w:snapToGrid w:val="false"/>
+                <w:color w:val="1F6F43"/>
+                <w:sz w:val="26"/>
+                <w:szCs w:val="26"/>
+              </w:rPr>
+              <w:t xml:space="preserve">○</w:t>
+            </w:r>
+          </w:p>
+          <w:p>
+            <w:pPr>
+              <w:spacing w:after="0" w:line="260"/>
+            </w:pPr>
+            <w:r>
+              <w:rPr>
+                <w:snapToGrid w:val="false"/>
                 <w:sz w:val="20"/>
                 <w:szCs w:val="20"/>
               </w:rPr>
@@ -1052,19 +1102,21 @@
               <w:rPr>
                 <w:b/>
                 <w:bCs/>
-                <w:color w:val="1F6F43"/>
-                <w:sz w:val="26"/>
-                <w:szCs w:val="26"/>
-              </w:rPr>
-              <w:t xml:space="preserve">○</w:t>
-            </w:r>
-          </w:p>
-          <w:p>
-            <w:pPr>
-              <w:spacing w:after="0" w:line="260"/>
-            </w:pPr>
-            <w:r>
-              <w:rPr>
+                <w:snapToGrid w:val="false"/>
+                <w:color w:val="1F6F43"/>
+                <w:sz w:val="26"/>
+                <w:szCs w:val="26"/>
+              </w:rPr>
+              <w:t xml:space="preserve">○</w:t>
+            </w:r>
+          </w:p>
+          <w:p>
+            <w:pPr>
+              <w:spacing w:after="0" w:line="260"/>
+            </w:pPr>
+            <w:r>
+              <w:rPr>
+                <w:snapToGrid w:val="false"/>
                 <w:sz w:val="20"/>
                 <w:szCs w:val="20"/>
               </w:rPr>
@@ -1091,19 +1143,21 @@
               <w:rPr>
                 <w:b/>
                 <w:bCs/>
-                <w:color w:val="1F6F43"/>
-                <w:sz w:val="26"/>
-                <w:szCs w:val="26"/>
-              </w:rPr>
-              <w:t xml:space="preserve">○</w:t>
-            </w:r>
-          </w:p>
-          <w:p>
-            <w:pPr>
-              <w:spacing w:after="0" w:line="260"/>
-            </w:pPr>
-            <w:r>
-              <w:rPr>
+                <w:snapToGrid w:val="false"/>
+                <w:color w:val="1F6F43"/>
+                <w:sz w:val="26"/>
+                <w:szCs w:val="26"/>
+              </w:rPr>
+              <w:t xml:space="preserve">○</w:t>
+            </w:r>
+          </w:p>
+          <w:p>
+            <w:pPr>
+              <w:spacing w:after="0" w:line="260"/>
+            </w:pPr>
+            <w:r>
+              <w:rPr>
+                <w:snapToGrid w:val="false"/>
                 <w:sz w:val="20"/>
                 <w:szCs w:val="20"/>
               </w:rPr>
@@ -1133,6 +1187,7 @@
               <w:rPr>
                 <w:b w:val="false"/>
                 <w:bCs w:val="false"/>
+                <w:snapToGrid w:val="false"/>
                 <w:sz w:val="21"/>
                 <w:szCs w:val="21"/>
               </w:rPr>
@@ -1159,19 +1214,21 @@
               <w:rPr>
                 <w:b/>
                 <w:bCs/>
-                <w:color w:val="1F6F43"/>
-                <w:sz w:val="26"/>
-                <w:szCs w:val="26"/>
-              </w:rPr>
-              <w:t xml:space="preserve">○</w:t>
-            </w:r>
-          </w:p>
-          <w:p>
-            <w:pPr>
-              <w:spacing w:after="0" w:line="260"/>
-            </w:pPr>
-            <w:r>
-              <w:rPr>
+                <w:snapToGrid w:val="false"/>
+                <w:color w:val="1F6F43"/>
+                <w:sz w:val="26"/>
+                <w:szCs w:val="26"/>
+              </w:rPr>
+              <w:t xml:space="preserve">○</w:t>
+            </w:r>
+          </w:p>
+          <w:p>
+            <w:pPr>
+              <w:spacing w:after="0" w:line="260"/>
+            </w:pPr>
+            <w:r>
+              <w:rPr>
+                <w:snapToGrid w:val="false"/>
                 <w:sz w:val="20"/>
                 <w:szCs w:val="20"/>
               </w:rPr>
@@ -1198,19 +1255,21 @@
               <w:rPr>
                 <w:b/>
                 <w:bCs/>
-                <w:color w:val="1F6F43"/>
-                <w:sz w:val="26"/>
-                <w:szCs w:val="26"/>
-              </w:rPr>
-              <w:t xml:space="preserve">○</w:t>
-            </w:r>
-          </w:p>
-          <w:p>
-            <w:pPr>
-              <w:spacing w:after="0" w:line="260"/>
-            </w:pPr>
-            <w:r>
-              <w:rPr>
+                <w:snapToGrid w:val="false"/>
+                <w:color w:val="1F6F43"/>
+                <w:sz w:val="26"/>
+                <w:szCs w:val="26"/>
+              </w:rPr>
+              <w:t xml:space="preserve">○</w:t>
+            </w:r>
+          </w:p>
+          <w:p>
+            <w:pPr>
+              <w:spacing w:after="0" w:line="260"/>
+            </w:pPr>
+            <w:r>
+              <w:rPr>
+                <w:snapToGrid w:val="false"/>
                 <w:sz w:val="20"/>
                 <w:szCs w:val="20"/>
               </w:rPr>
@@ -1237,19 +1296,21 @@
               <w:rPr>
                 <w:b/>
                 <w:bCs/>
-                <w:color w:val="1F6F43"/>
-                <w:sz w:val="26"/>
-                <w:szCs w:val="26"/>
-              </w:rPr>
-              <w:t xml:space="preserve">○</w:t>
-            </w:r>
-          </w:p>
-          <w:p>
-            <w:pPr>
-              <w:spacing w:after="0" w:line="260"/>
-            </w:pPr>
-            <w:r>
-              <w:rPr>
+                <w:snapToGrid w:val="false"/>
+                <w:color w:val="1F6F43"/>
+                <w:sz w:val="26"/>
+                <w:szCs w:val="26"/>
+              </w:rPr>
+              <w:t xml:space="preserve">○</w:t>
+            </w:r>
+          </w:p>
+          <w:p>
+            <w:pPr>
+              <w:spacing w:after="0" w:line="260"/>
+            </w:pPr>
+            <w:r>
+              <w:rPr>
+                <w:snapToGrid w:val="false"/>
                 <w:sz w:val="20"/>
                 <w:szCs w:val="20"/>
               </w:rPr>
@@ -1279,6 +1340,7 @@
               <w:rPr>
                 <w:b w:val="false"/>
                 <w:bCs w:val="false"/>
+                <w:snapToGrid w:val="false"/>
                 <w:sz w:val="21"/>
                 <w:szCs w:val="21"/>
               </w:rPr>
@@ -1305,19 +1367,21 @@
               <w:rPr>
                 <w:b/>
                 <w:bCs/>
-                <w:color w:val="1F6F43"/>
-                <w:sz w:val="26"/>
-                <w:szCs w:val="26"/>
-              </w:rPr>
-              <w:t xml:space="preserve">○</w:t>
-            </w:r>
-          </w:p>
-          <w:p>
-            <w:pPr>
-              <w:spacing w:after="0" w:line="260"/>
-            </w:pPr>
-            <w:r>
-              <w:rPr>
+                <w:snapToGrid w:val="false"/>
+                <w:color w:val="1F6F43"/>
+                <w:sz w:val="26"/>
+                <w:szCs w:val="26"/>
+              </w:rPr>
+              <w:t xml:space="preserve">○</w:t>
+            </w:r>
+          </w:p>
+          <w:p>
+            <w:pPr>
+              <w:spacing w:after="0" w:line="260"/>
+            </w:pPr>
+            <w:r>
+              <w:rPr>
+                <w:snapToGrid w:val="false"/>
                 <w:sz w:val="20"/>
                 <w:szCs w:val="20"/>
               </w:rPr>
@@ -1344,19 +1408,21 @@
               <w:rPr>
                 <w:b/>
                 <w:bCs/>
-                <w:color w:val="1F6F43"/>
-                <w:sz w:val="26"/>
-                <w:szCs w:val="26"/>
-              </w:rPr>
-              <w:t xml:space="preserve">○</w:t>
-            </w:r>
-          </w:p>
-          <w:p>
-            <w:pPr>
-              <w:spacing w:after="0" w:line="260"/>
-            </w:pPr>
-            <w:r>
-              <w:rPr>
+                <w:snapToGrid w:val="false"/>
+                <w:color w:val="1F6F43"/>
+                <w:sz w:val="26"/>
+                <w:szCs w:val="26"/>
+              </w:rPr>
+              <w:t xml:space="preserve">○</w:t>
+            </w:r>
+          </w:p>
+          <w:p>
+            <w:pPr>
+              <w:spacing w:after="0" w:line="260"/>
+            </w:pPr>
+            <w:r>
+              <w:rPr>
+                <w:snapToGrid w:val="false"/>
                 <w:sz w:val="20"/>
                 <w:szCs w:val="20"/>
               </w:rPr>
@@ -1383,19 +1449,21 @@
               <w:rPr>
                 <w:b/>
                 <w:bCs/>
-                <w:color w:val="1F6F43"/>
-                <w:sz w:val="26"/>
-                <w:szCs w:val="26"/>
-              </w:rPr>
-              <w:t xml:space="preserve">○</w:t>
-            </w:r>
-          </w:p>
-          <w:p>
-            <w:pPr>
-              <w:spacing w:after="0" w:line="260"/>
-            </w:pPr>
-            <w:r>
-              <w:rPr>
+                <w:snapToGrid w:val="false"/>
+                <w:color w:val="1F6F43"/>
+                <w:sz w:val="26"/>
+                <w:szCs w:val="26"/>
+              </w:rPr>
+              <w:t xml:space="preserve">○</w:t>
+            </w:r>
+          </w:p>
+          <w:p>
+            <w:pPr>
+              <w:spacing w:after="0" w:line="260"/>
+            </w:pPr>
+            <w:r>
+              <w:rPr>
+                <w:snapToGrid w:val="false"/>
                 <w:sz w:val="20"/>
                 <w:szCs w:val="20"/>
               </w:rPr>
@@ -1425,6 +1493,7 @@
               <w:rPr>
                 <w:b w:val="false"/>
                 <w:bCs w:val="false"/>
+                <w:snapToGrid w:val="false"/>
                 <w:sz w:val="21"/>
                 <w:szCs w:val="21"/>
               </w:rPr>
@@ -1451,19 +1520,21 @@
               <w:rPr>
                 <w:b/>
                 <w:bCs/>
-                <w:color w:val="1F6F43"/>
-                <w:sz w:val="26"/>
-                <w:szCs w:val="26"/>
-              </w:rPr>
-              <w:t xml:space="preserve">○</w:t>
-            </w:r>
-          </w:p>
-          <w:p>
-            <w:pPr>
-              <w:spacing w:after="0" w:line="260"/>
-            </w:pPr>
-            <w:r>
-              <w:rPr>
+                <w:snapToGrid w:val="false"/>
+                <w:color w:val="1F6F43"/>
+                <w:sz w:val="26"/>
+                <w:szCs w:val="26"/>
+              </w:rPr>
+              <w:t xml:space="preserve">○</w:t>
+            </w:r>
+          </w:p>
+          <w:p>
+            <w:pPr>
+              <w:spacing w:after="0" w:line="260"/>
+            </w:pPr>
+            <w:r>
+              <w:rPr>
+                <w:snapToGrid w:val="false"/>
                 <w:sz w:val="20"/>
                 <w:szCs w:val="20"/>
               </w:rPr>
@@ -1490,19 +1561,21 @@
               <w:rPr>
                 <w:b/>
                 <w:bCs/>
-                <w:color w:val="1F6F43"/>
-                <w:sz w:val="26"/>
-                <w:szCs w:val="26"/>
-              </w:rPr>
-              <w:t xml:space="preserve">○</w:t>
-            </w:r>
-          </w:p>
-          <w:p>
-            <w:pPr>
-              <w:spacing w:after="0" w:line="260"/>
-            </w:pPr>
-            <w:r>
-              <w:rPr>
+                <w:snapToGrid w:val="false"/>
+                <w:color w:val="1F6F43"/>
+                <w:sz w:val="26"/>
+                <w:szCs w:val="26"/>
+              </w:rPr>
+              <w:t xml:space="preserve">○</w:t>
+            </w:r>
+          </w:p>
+          <w:p>
+            <w:pPr>
+              <w:spacing w:after="0" w:line="260"/>
+            </w:pPr>
+            <w:r>
+              <w:rPr>
+                <w:snapToGrid w:val="false"/>
                 <w:sz w:val="20"/>
                 <w:szCs w:val="20"/>
               </w:rPr>
@@ -1529,6 +1602,7 @@
               <w:rPr>
                 <w:b/>
                 <w:bCs/>
+                <w:snapToGrid w:val="false"/>
                 <w:color w:val="B36B00"/>
                 <w:sz w:val="26"/>
                 <w:szCs w:val="26"/>
@@ -1544,6 +1618,7 @@
               <w:rPr>
                 <w:i/>
                 <w:iCs/>
+                <w:snapToGrid w:val="false"/>
                 <w:color w:val="666666"/>
                 <w:sz w:val="16"/>
                 <w:szCs w:val="16"/>
@@ -1574,6 +1649,7 @@
               <w:rPr>
                 <w:b w:val="false"/>
                 <w:bCs w:val="false"/>
+                <w:snapToGrid w:val="false"/>
                 <w:sz w:val="21"/>
                 <w:szCs w:val="21"/>
               </w:rPr>
@@ -1600,19 +1676,21 @@
               <w:rPr>
                 <w:b/>
                 <w:bCs/>
-                <w:color w:val="1F6F43"/>
-                <w:sz w:val="26"/>
-                <w:szCs w:val="26"/>
-              </w:rPr>
-              <w:t xml:space="preserve">○</w:t>
-            </w:r>
-          </w:p>
-          <w:p>
-            <w:pPr>
-              <w:spacing w:after="0" w:line="260"/>
-            </w:pPr>
-            <w:r>
-              <w:rPr>
+                <w:snapToGrid w:val="false"/>
+                <w:color w:val="1F6F43"/>
+                <w:sz w:val="26"/>
+                <w:szCs w:val="26"/>
+              </w:rPr>
+              <w:t xml:space="preserve">○</w:t>
+            </w:r>
+          </w:p>
+          <w:p>
+            <w:pPr>
+              <w:spacing w:after="0" w:line="260"/>
+            </w:pPr>
+            <w:r>
+              <w:rPr>
+                <w:snapToGrid w:val="false"/>
                 <w:sz w:val="20"/>
                 <w:szCs w:val="20"/>
               </w:rPr>
@@ -1639,19 +1717,21 @@
               <w:rPr>
                 <w:b/>
                 <w:bCs/>
-                <w:color w:val="1F6F43"/>
-                <w:sz w:val="26"/>
-                <w:szCs w:val="26"/>
-              </w:rPr>
-              <w:t xml:space="preserve">○</w:t>
-            </w:r>
-          </w:p>
-          <w:p>
-            <w:pPr>
-              <w:spacing w:after="0" w:line="260"/>
-            </w:pPr>
-            <w:r>
-              <w:rPr>
+                <w:snapToGrid w:val="false"/>
+                <w:color w:val="1F6F43"/>
+                <w:sz w:val="26"/>
+                <w:szCs w:val="26"/>
+              </w:rPr>
+              <w:t xml:space="preserve">○</w:t>
+            </w:r>
+          </w:p>
+          <w:p>
+            <w:pPr>
+              <w:spacing w:after="0" w:line="260"/>
+            </w:pPr>
+            <w:r>
+              <w:rPr>
+                <w:snapToGrid w:val="false"/>
                 <w:sz w:val="20"/>
                 <w:szCs w:val="20"/>
               </w:rPr>
@@ -1678,19 +1758,21 @@
               <w:rPr>
                 <w:b/>
                 <w:bCs/>
-                <w:color w:val="1F6F43"/>
-                <w:sz w:val="26"/>
-                <w:szCs w:val="26"/>
-              </w:rPr>
-              <w:t xml:space="preserve">○</w:t>
-            </w:r>
-          </w:p>
-          <w:p>
-            <w:pPr>
-              <w:spacing w:after="0" w:line="260"/>
-            </w:pPr>
-            <w:r>
-              <w:rPr>
+                <w:snapToGrid w:val="false"/>
+                <w:color w:val="1F6F43"/>
+                <w:sz w:val="26"/>
+                <w:szCs w:val="26"/>
+              </w:rPr>
+              <w:t xml:space="preserve">○</w:t>
+            </w:r>
+          </w:p>
+          <w:p>
+            <w:pPr>
+              <w:spacing w:after="0" w:line="260"/>
+            </w:pPr>
+            <w:r>
+              <w:rPr>
+                <w:snapToGrid w:val="false"/>
                 <w:sz w:val="20"/>
                 <w:szCs w:val="20"/>
               </w:rPr>
@@ -1720,6 +1802,7 @@
               <w:rPr>
                 <w:b w:val="false"/>
                 <w:bCs w:val="false"/>
+                <w:snapToGrid w:val="false"/>
                 <w:sz w:val="21"/>
                 <w:szCs w:val="21"/>
               </w:rPr>
@@ -1746,19 +1829,21 @@
               <w:rPr>
                 <w:b/>
                 <w:bCs/>
-                <w:color w:val="1F6F43"/>
-                <w:sz w:val="26"/>
-                <w:szCs w:val="26"/>
-              </w:rPr>
-              <w:t xml:space="preserve">○</w:t>
-            </w:r>
-          </w:p>
-          <w:p>
-            <w:pPr>
-              <w:spacing w:after="0" w:line="260"/>
-            </w:pPr>
-            <w:r>
-              <w:rPr>
+                <w:snapToGrid w:val="false"/>
+                <w:color w:val="1F6F43"/>
+                <w:sz w:val="26"/>
+                <w:szCs w:val="26"/>
+              </w:rPr>
+              <w:t xml:space="preserve">○</w:t>
+            </w:r>
+          </w:p>
+          <w:p>
+            <w:pPr>
+              <w:spacing w:after="0" w:line="260"/>
+            </w:pPr>
+            <w:r>
+              <w:rPr>
+                <w:snapToGrid w:val="false"/>
                 <w:sz w:val="20"/>
                 <w:szCs w:val="20"/>
               </w:rPr>
@@ -1785,19 +1870,21 @@
               <w:rPr>
                 <w:b/>
                 <w:bCs/>
-                <w:color w:val="1F6F43"/>
-                <w:sz w:val="26"/>
-                <w:szCs w:val="26"/>
-              </w:rPr>
-              <w:t xml:space="preserve">○</w:t>
-            </w:r>
-          </w:p>
-          <w:p>
-            <w:pPr>
-              <w:spacing w:after="0" w:line="260"/>
-            </w:pPr>
-            <w:r>
-              <w:rPr>
+                <w:snapToGrid w:val="false"/>
+                <w:color w:val="1F6F43"/>
+                <w:sz w:val="26"/>
+                <w:szCs w:val="26"/>
+              </w:rPr>
+              <w:t xml:space="preserve">○</w:t>
+            </w:r>
+          </w:p>
+          <w:p>
+            <w:pPr>
+              <w:spacing w:after="0" w:line="260"/>
+            </w:pPr>
+            <w:r>
+              <w:rPr>
+                <w:snapToGrid w:val="false"/>
                 <w:sz w:val="20"/>
                 <w:szCs w:val="20"/>
               </w:rPr>
@@ -1824,19 +1911,21 @@
               <w:rPr>
                 <w:b/>
                 <w:bCs/>
-                <w:color w:val="1F6F43"/>
-                <w:sz w:val="26"/>
-                <w:szCs w:val="26"/>
-              </w:rPr>
-              <w:t xml:space="preserve">○</w:t>
-            </w:r>
-          </w:p>
-          <w:p>
-            <w:pPr>
-              <w:spacing w:after="0" w:line="260"/>
-            </w:pPr>
-            <w:r>
-              <w:rPr>
+                <w:snapToGrid w:val="false"/>
+                <w:color w:val="1F6F43"/>
+                <w:sz w:val="26"/>
+                <w:szCs w:val="26"/>
+              </w:rPr>
+              <w:t xml:space="preserve">○</w:t>
+            </w:r>
+          </w:p>
+          <w:p>
+            <w:pPr>
+              <w:spacing w:after="0" w:line="260"/>
+            </w:pPr>
+            <w:r>
+              <w:rPr>
+                <w:snapToGrid w:val="false"/>
                 <w:sz w:val="20"/>
                 <w:szCs w:val="20"/>
               </w:rPr>
@@ -1871,6 +1960,7 @@
               <w:rPr>
                 <w:b/>
                 <w:bCs/>
+                <w:snapToGrid w:val="false"/>
                 <w:color w:val="1F3864"/>
                 <w:sz w:val="22"/>
                 <w:szCs w:val="22"/>
@@ -1901,6 +1991,7 @@
               <w:rPr>
                 <w:b w:val="false"/>
                 <w:bCs w:val="false"/>
+                <w:snapToGrid w:val="false"/>
                 <w:sz w:val="21"/>
                 <w:szCs w:val="21"/>
               </w:rPr>
@@ -1927,19 +2018,21 @@
               <w:rPr>
                 <w:b/>
                 <w:bCs/>
-                <w:color w:val="1F6F43"/>
-                <w:sz w:val="26"/>
-                <w:szCs w:val="26"/>
-              </w:rPr>
-              <w:t xml:space="preserve">○</w:t>
-            </w:r>
-          </w:p>
-          <w:p>
-            <w:pPr>
-              <w:spacing w:after="0" w:line="260"/>
-            </w:pPr>
-            <w:r>
-              <w:rPr>
+                <w:snapToGrid w:val="false"/>
+                <w:color w:val="1F6F43"/>
+                <w:sz w:val="26"/>
+                <w:szCs w:val="26"/>
+              </w:rPr>
+              <w:t xml:space="preserve">○</w:t>
+            </w:r>
+          </w:p>
+          <w:p>
+            <w:pPr>
+              <w:spacing w:after="0" w:line="260"/>
+            </w:pPr>
+            <w:r>
+              <w:rPr>
+                <w:snapToGrid w:val="false"/>
                 <w:sz w:val="20"/>
                 <w:szCs w:val="20"/>
               </w:rPr>
@@ -1966,19 +2059,21 @@
               <w:rPr>
                 <w:b/>
                 <w:bCs/>
-                <w:color w:val="1F6F43"/>
-                <w:sz w:val="26"/>
-                <w:szCs w:val="26"/>
-              </w:rPr>
-              <w:t xml:space="preserve">○</w:t>
-            </w:r>
-          </w:p>
-          <w:p>
-            <w:pPr>
-              <w:spacing w:after="0" w:line="260"/>
-            </w:pPr>
-            <w:r>
-              <w:rPr>
+                <w:snapToGrid w:val="false"/>
+                <w:color w:val="1F6F43"/>
+                <w:sz w:val="26"/>
+                <w:szCs w:val="26"/>
+              </w:rPr>
+              <w:t xml:space="preserve">○</w:t>
+            </w:r>
+          </w:p>
+          <w:p>
+            <w:pPr>
+              <w:spacing w:after="0" w:line="260"/>
+            </w:pPr>
+            <w:r>
+              <w:rPr>
+                <w:snapToGrid w:val="false"/>
                 <w:sz w:val="20"/>
                 <w:szCs w:val="20"/>
               </w:rPr>
@@ -2005,19 +2100,21 @@
               <w:rPr>
                 <w:b/>
                 <w:bCs/>
-                <w:color w:val="1F6F43"/>
-                <w:sz w:val="26"/>
-                <w:szCs w:val="26"/>
-              </w:rPr>
-              <w:t xml:space="preserve">○</w:t>
-            </w:r>
-          </w:p>
-          <w:p>
-            <w:pPr>
-              <w:spacing w:after="0" w:line="260"/>
-            </w:pPr>
-            <w:r>
-              <w:rPr>
+                <w:snapToGrid w:val="false"/>
+                <w:color w:val="1F6F43"/>
+                <w:sz w:val="26"/>
+                <w:szCs w:val="26"/>
+              </w:rPr>
+              <w:t xml:space="preserve">○</w:t>
+            </w:r>
+          </w:p>
+          <w:p>
+            <w:pPr>
+              <w:spacing w:after="0" w:line="260"/>
+            </w:pPr>
+            <w:r>
+              <w:rPr>
+                <w:snapToGrid w:val="false"/>
                 <w:sz w:val="20"/>
                 <w:szCs w:val="20"/>
               </w:rPr>
@@ -2030,6 +2127,7 @@
             </w:pPr>
             <w:r>
               <w:rPr>
+                <w:snapToGrid w:val="false"/>
                 <w:sz w:val="20"/>
                 <w:szCs w:val="20"/>
               </w:rPr>
@@ -2059,6 +2157,7 @@
               <w:rPr>
                 <w:b w:val="false"/>
                 <w:bCs w:val="false"/>
+                <w:snapToGrid w:val="false"/>
                 <w:sz w:val="21"/>
                 <w:szCs w:val="21"/>
               </w:rPr>
@@ -2085,19 +2184,21 @@
               <w:rPr>
                 <w:b/>
                 <w:bCs/>
-                <w:color w:val="1F6F43"/>
-                <w:sz w:val="26"/>
-                <w:szCs w:val="26"/>
-              </w:rPr>
-              <w:t xml:space="preserve">○</w:t>
-            </w:r>
-          </w:p>
-          <w:p>
-            <w:pPr>
-              <w:spacing w:after="0" w:line="260"/>
-            </w:pPr>
-            <w:r>
-              <w:rPr>
+                <w:snapToGrid w:val="false"/>
+                <w:color w:val="1F6F43"/>
+                <w:sz w:val="26"/>
+                <w:szCs w:val="26"/>
+              </w:rPr>
+              <w:t xml:space="preserve">○</w:t>
+            </w:r>
+          </w:p>
+          <w:p>
+            <w:pPr>
+              <w:spacing w:after="0" w:line="260"/>
+            </w:pPr>
+            <w:r>
+              <w:rPr>
+                <w:snapToGrid w:val="false"/>
                 <w:sz w:val="20"/>
                 <w:szCs w:val="20"/>
               </w:rPr>
@@ -2124,19 +2225,21 @@
               <w:rPr>
                 <w:b/>
                 <w:bCs/>
-                <w:color w:val="1F6F43"/>
-                <w:sz w:val="26"/>
-                <w:szCs w:val="26"/>
-              </w:rPr>
-              <w:t xml:space="preserve">○</w:t>
-            </w:r>
-          </w:p>
-          <w:p>
-            <w:pPr>
-              <w:spacing w:after="0" w:line="260"/>
-            </w:pPr>
-            <w:r>
-              <w:rPr>
+                <w:snapToGrid w:val="false"/>
+                <w:color w:val="1F6F43"/>
+                <w:sz w:val="26"/>
+                <w:szCs w:val="26"/>
+              </w:rPr>
+              <w:t xml:space="preserve">○</w:t>
+            </w:r>
+          </w:p>
+          <w:p>
+            <w:pPr>
+              <w:spacing w:after="0" w:line="260"/>
+            </w:pPr>
+            <w:r>
+              <w:rPr>
+                <w:snapToGrid w:val="false"/>
                 <w:sz w:val="20"/>
                 <w:szCs w:val="20"/>
               </w:rPr>
@@ -2163,19 +2266,21 @@
               <w:rPr>
                 <w:b/>
                 <w:bCs/>
-                <w:color w:val="1F6F43"/>
-                <w:sz w:val="26"/>
-                <w:szCs w:val="26"/>
-              </w:rPr>
-              <w:t xml:space="preserve">○</w:t>
-            </w:r>
-          </w:p>
-          <w:p>
-            <w:pPr>
-              <w:spacing w:after="0" w:line="260"/>
-            </w:pPr>
-            <w:r>
-              <w:rPr>
+                <w:snapToGrid w:val="false"/>
+                <w:color w:val="1F6F43"/>
+                <w:sz w:val="26"/>
+                <w:szCs w:val="26"/>
+              </w:rPr>
+              <w:t xml:space="preserve">○</w:t>
+            </w:r>
+          </w:p>
+          <w:p>
+            <w:pPr>
+              <w:spacing w:after="0" w:line="260"/>
+            </w:pPr>
+            <w:r>
+              <w:rPr>
+                <w:snapToGrid w:val="false"/>
                 <w:sz w:val="20"/>
                 <w:szCs w:val="20"/>
               </w:rPr>
@@ -2205,6 +2310,7 @@
               <w:rPr>
                 <w:b w:val="false"/>
                 <w:bCs w:val="false"/>
+                <w:snapToGrid w:val="false"/>
                 <w:sz w:val="21"/>
                 <w:szCs w:val="21"/>
               </w:rPr>
@@ -2231,19 +2337,21 @@
               <w:rPr>
                 <w:b/>
                 <w:bCs/>
-                <w:color w:val="1F6F43"/>
-                <w:sz w:val="26"/>
-                <w:szCs w:val="26"/>
-              </w:rPr>
-              <w:t xml:space="preserve">○</w:t>
-            </w:r>
-          </w:p>
-          <w:p>
-            <w:pPr>
-              <w:spacing w:after="0" w:line="260"/>
-            </w:pPr>
-            <w:r>
-              <w:rPr>
+                <w:snapToGrid w:val="false"/>
+                <w:color w:val="1F6F43"/>
+                <w:sz w:val="26"/>
+                <w:szCs w:val="26"/>
+              </w:rPr>
+              <w:t xml:space="preserve">○</w:t>
+            </w:r>
+          </w:p>
+          <w:p>
+            <w:pPr>
+              <w:spacing w:after="0" w:line="260"/>
+            </w:pPr>
+            <w:r>
+              <w:rPr>
+                <w:snapToGrid w:val="false"/>
                 <w:sz w:val="20"/>
                 <w:szCs w:val="20"/>
               </w:rPr>
@@ -2270,19 +2378,21 @@
               <w:rPr>
                 <w:b/>
                 <w:bCs/>
-                <w:color w:val="1F6F43"/>
-                <w:sz w:val="26"/>
-                <w:szCs w:val="26"/>
-              </w:rPr>
-              <w:t xml:space="preserve">○</w:t>
-            </w:r>
-          </w:p>
-          <w:p>
-            <w:pPr>
-              <w:spacing w:after="0" w:line="260"/>
-            </w:pPr>
-            <w:r>
-              <w:rPr>
+                <w:snapToGrid w:val="false"/>
+                <w:color w:val="1F6F43"/>
+                <w:sz w:val="26"/>
+                <w:szCs w:val="26"/>
+              </w:rPr>
+              <w:t xml:space="preserve">○</w:t>
+            </w:r>
+          </w:p>
+          <w:p>
+            <w:pPr>
+              <w:spacing w:after="0" w:line="260"/>
+            </w:pPr>
+            <w:r>
+              <w:rPr>
+                <w:snapToGrid w:val="false"/>
                 <w:sz w:val="20"/>
                 <w:szCs w:val="20"/>
               </w:rPr>
@@ -2309,19 +2419,21 @@
               <w:rPr>
                 <w:b/>
                 <w:bCs/>
-                <w:color w:val="1F6F43"/>
-                <w:sz w:val="26"/>
-                <w:szCs w:val="26"/>
-              </w:rPr>
-              <w:t xml:space="preserve">○</w:t>
-            </w:r>
-          </w:p>
-          <w:p>
-            <w:pPr>
-              <w:spacing w:after="0" w:line="260"/>
-            </w:pPr>
-            <w:r>
-              <w:rPr>
+                <w:snapToGrid w:val="false"/>
+                <w:color w:val="1F6F43"/>
+                <w:sz w:val="26"/>
+                <w:szCs w:val="26"/>
+              </w:rPr>
+              <w:t xml:space="preserve">○</w:t>
+            </w:r>
+          </w:p>
+          <w:p>
+            <w:pPr>
+              <w:spacing w:after="0" w:line="260"/>
+            </w:pPr>
+            <w:r>
+              <w:rPr>
+                <w:snapToGrid w:val="false"/>
                 <w:sz w:val="20"/>
                 <w:szCs w:val="20"/>
               </w:rPr>
@@ -2351,6 +2463,7 @@
               <w:rPr>
                 <w:b w:val="false"/>
                 <w:bCs w:val="false"/>
+                <w:snapToGrid w:val="false"/>
                 <w:sz w:val="21"/>
                 <w:szCs w:val="21"/>
               </w:rPr>
@@ -2377,19 +2490,21 @@
               <w:rPr>
                 <w:b/>
                 <w:bCs/>
-                <w:color w:val="1F6F43"/>
-                <w:sz w:val="26"/>
-                <w:szCs w:val="26"/>
-              </w:rPr>
-              <w:t xml:space="preserve">○</w:t>
-            </w:r>
-          </w:p>
-          <w:p>
-            <w:pPr>
-              <w:spacing w:after="0" w:line="260"/>
-            </w:pPr>
-            <w:r>
-              <w:rPr>
+                <w:snapToGrid w:val="false"/>
+                <w:color w:val="1F6F43"/>
+                <w:sz w:val="26"/>
+                <w:szCs w:val="26"/>
+              </w:rPr>
+              <w:t xml:space="preserve">○</w:t>
+            </w:r>
+          </w:p>
+          <w:p>
+            <w:pPr>
+              <w:spacing w:after="0" w:line="260"/>
+            </w:pPr>
+            <w:r>
+              <w:rPr>
+                <w:snapToGrid w:val="false"/>
                 <w:sz w:val="20"/>
                 <w:szCs w:val="20"/>
               </w:rPr>
@@ -2416,19 +2531,21 @@
               <w:rPr>
                 <w:b/>
                 <w:bCs/>
-                <w:color w:val="1F6F43"/>
-                <w:sz w:val="26"/>
-                <w:szCs w:val="26"/>
-              </w:rPr>
-              <w:t xml:space="preserve">○</w:t>
-            </w:r>
-          </w:p>
-          <w:p>
-            <w:pPr>
-              <w:spacing w:after="0" w:line="260"/>
-            </w:pPr>
-            <w:r>
-              <w:rPr>
+                <w:snapToGrid w:val="false"/>
+                <w:color w:val="1F6F43"/>
+                <w:sz w:val="26"/>
+                <w:szCs w:val="26"/>
+              </w:rPr>
+              <w:t xml:space="preserve">○</w:t>
+            </w:r>
+          </w:p>
+          <w:p>
+            <w:pPr>
+              <w:spacing w:after="0" w:line="260"/>
+            </w:pPr>
+            <w:r>
+              <w:rPr>
+                <w:snapToGrid w:val="false"/>
                 <w:sz w:val="20"/>
                 <w:szCs w:val="20"/>
               </w:rPr>
@@ -2455,19 +2572,21 @@
               <w:rPr>
                 <w:b/>
                 <w:bCs/>
-                <w:color w:val="1F6F43"/>
-                <w:sz w:val="26"/>
-                <w:szCs w:val="26"/>
-              </w:rPr>
-              <w:t xml:space="preserve">○</w:t>
-            </w:r>
-          </w:p>
-          <w:p>
-            <w:pPr>
-              <w:spacing w:after="0" w:line="260"/>
-            </w:pPr>
-            <w:r>
-              <w:rPr>
+                <w:snapToGrid w:val="false"/>
+                <w:color w:val="1F6F43"/>
+                <w:sz w:val="26"/>
+                <w:szCs w:val="26"/>
+              </w:rPr>
+              <w:t xml:space="preserve">○</w:t>
+            </w:r>
+          </w:p>
+          <w:p>
+            <w:pPr>
+              <w:spacing w:after="0" w:line="260"/>
+            </w:pPr>
+            <w:r>
+              <w:rPr>
+                <w:snapToGrid w:val="false"/>
                 <w:sz w:val="20"/>
                 <w:szCs w:val="20"/>
               </w:rPr>
@@ -2497,6 +2616,7 @@
               <w:rPr>
                 <w:b w:val="false"/>
                 <w:bCs w:val="false"/>
+                <w:snapToGrid w:val="false"/>
                 <w:sz w:val="21"/>
                 <w:szCs w:val="21"/>
               </w:rPr>
@@ -2523,19 +2643,21 @@
               <w:rPr>
                 <w:b/>
                 <w:bCs/>
-                <w:color w:val="1F6F43"/>
-                <w:sz w:val="26"/>
-                <w:szCs w:val="26"/>
-              </w:rPr>
-              <w:t xml:space="preserve">○</w:t>
-            </w:r>
-          </w:p>
-          <w:p>
-            <w:pPr>
-              <w:spacing w:after="0" w:line="260"/>
-            </w:pPr>
-            <w:r>
-              <w:rPr>
+                <w:snapToGrid w:val="false"/>
+                <w:color w:val="1F6F43"/>
+                <w:sz w:val="26"/>
+                <w:szCs w:val="26"/>
+              </w:rPr>
+              <w:t xml:space="preserve">○</w:t>
+            </w:r>
+          </w:p>
+          <w:p>
+            <w:pPr>
+              <w:spacing w:after="0" w:line="260"/>
+            </w:pPr>
+            <w:r>
+              <w:rPr>
+                <w:snapToGrid w:val="false"/>
                 <w:sz w:val="20"/>
                 <w:szCs w:val="20"/>
               </w:rPr>
@@ -2562,19 +2684,21 @@
               <w:rPr>
                 <w:b/>
                 <w:bCs/>
-                <w:color w:val="1F6F43"/>
-                <w:sz w:val="26"/>
-                <w:szCs w:val="26"/>
-              </w:rPr>
-              <w:t xml:space="preserve">○</w:t>
-            </w:r>
-          </w:p>
-          <w:p>
-            <w:pPr>
-              <w:spacing w:after="0" w:line="260"/>
-            </w:pPr>
-            <w:r>
-              <w:rPr>
+                <w:snapToGrid w:val="false"/>
+                <w:color w:val="1F6F43"/>
+                <w:sz w:val="26"/>
+                <w:szCs w:val="26"/>
+              </w:rPr>
+              <w:t xml:space="preserve">○</w:t>
+            </w:r>
+          </w:p>
+          <w:p>
+            <w:pPr>
+              <w:spacing w:after="0" w:line="260"/>
+            </w:pPr>
+            <w:r>
+              <w:rPr>
+                <w:snapToGrid w:val="false"/>
                 <w:sz w:val="20"/>
                 <w:szCs w:val="20"/>
               </w:rPr>
@@ -2601,19 +2725,21 @@
               <w:rPr>
                 <w:b/>
                 <w:bCs/>
-                <w:color w:val="1F6F43"/>
-                <w:sz w:val="26"/>
-                <w:szCs w:val="26"/>
-              </w:rPr>
-              <w:t xml:space="preserve">○</w:t>
-            </w:r>
-          </w:p>
-          <w:p>
-            <w:pPr>
-              <w:spacing w:after="0" w:line="260"/>
-            </w:pPr>
-            <w:r>
-              <w:rPr>
+                <w:snapToGrid w:val="false"/>
+                <w:color w:val="1F6F43"/>
+                <w:sz w:val="26"/>
+                <w:szCs w:val="26"/>
+              </w:rPr>
+              <w:t xml:space="preserve">○</w:t>
+            </w:r>
+          </w:p>
+          <w:p>
+            <w:pPr>
+              <w:spacing w:after="0" w:line="260"/>
+            </w:pPr>
+            <w:r>
+              <w:rPr>
+                <w:snapToGrid w:val="false"/>
                 <w:sz w:val="20"/>
                 <w:szCs w:val="20"/>
               </w:rPr>
@@ -2643,6 +2769,7 @@
               <w:rPr>
                 <w:b w:val="false"/>
                 <w:bCs w:val="false"/>
+                <w:snapToGrid w:val="false"/>
                 <w:sz w:val="21"/>
                 <w:szCs w:val="21"/>
               </w:rPr>
@@ -2669,19 +2796,21 @@
               <w:rPr>
                 <w:b/>
                 <w:bCs/>
-                <w:color w:val="1F6F43"/>
-                <w:sz w:val="26"/>
-                <w:szCs w:val="26"/>
-              </w:rPr>
-              <w:t xml:space="preserve">○</w:t>
-            </w:r>
-          </w:p>
-          <w:p>
-            <w:pPr>
-              <w:spacing w:after="0" w:line="260"/>
-            </w:pPr>
-            <w:r>
-              <w:rPr>
+                <w:snapToGrid w:val="false"/>
+                <w:color w:val="1F6F43"/>
+                <w:sz w:val="26"/>
+                <w:szCs w:val="26"/>
+              </w:rPr>
+              <w:t xml:space="preserve">○</w:t>
+            </w:r>
+          </w:p>
+          <w:p>
+            <w:pPr>
+              <w:spacing w:after="0" w:line="260"/>
+            </w:pPr>
+            <w:r>
+              <w:rPr>
+                <w:snapToGrid w:val="false"/>
                 <w:sz w:val="20"/>
                 <w:szCs w:val="20"/>
               </w:rPr>
@@ -2708,19 +2837,21 @@
               <w:rPr>
                 <w:b/>
                 <w:bCs/>
-                <w:color w:val="1F6F43"/>
-                <w:sz w:val="26"/>
-                <w:szCs w:val="26"/>
-              </w:rPr>
-              <w:t xml:space="preserve">○</w:t>
-            </w:r>
-          </w:p>
-          <w:p>
-            <w:pPr>
-              <w:spacing w:after="0" w:line="260"/>
-            </w:pPr>
-            <w:r>
-              <w:rPr>
+                <w:snapToGrid w:val="false"/>
+                <w:color w:val="1F6F43"/>
+                <w:sz w:val="26"/>
+                <w:szCs w:val="26"/>
+              </w:rPr>
+              <w:t xml:space="preserve">○</w:t>
+            </w:r>
+          </w:p>
+          <w:p>
+            <w:pPr>
+              <w:spacing w:after="0" w:line="260"/>
+            </w:pPr>
+            <w:r>
+              <w:rPr>
+                <w:snapToGrid w:val="false"/>
                 <w:sz w:val="20"/>
                 <w:szCs w:val="20"/>
               </w:rPr>
@@ -2747,19 +2878,21 @@
               <w:rPr>
                 <w:b/>
                 <w:bCs/>
-                <w:color w:val="1F6F43"/>
-                <w:sz w:val="26"/>
-                <w:szCs w:val="26"/>
-              </w:rPr>
-              <w:t xml:space="preserve">○</w:t>
-            </w:r>
-          </w:p>
-          <w:p>
-            <w:pPr>
-              <w:spacing w:after="0" w:line="260"/>
-            </w:pPr>
-            <w:r>
-              <w:rPr>
+                <w:snapToGrid w:val="false"/>
+                <w:color w:val="1F6F43"/>
+                <w:sz w:val="26"/>
+                <w:szCs w:val="26"/>
+              </w:rPr>
+              <w:t xml:space="preserve">○</w:t>
+            </w:r>
+          </w:p>
+          <w:p>
+            <w:pPr>
+              <w:spacing w:after="0" w:line="260"/>
+            </w:pPr>
+            <w:r>
+              <w:rPr>
+                <w:snapToGrid w:val="false"/>
                 <w:sz w:val="20"/>
                 <w:szCs w:val="20"/>
               </w:rPr>
@@ -2789,6 +2922,7 @@
               <w:rPr>
                 <w:b w:val="false"/>
                 <w:bCs w:val="false"/>
+                <w:snapToGrid w:val="false"/>
                 <w:sz w:val="21"/>
                 <w:szCs w:val="21"/>
               </w:rPr>
@@ -2815,19 +2949,21 @@
               <w:rPr>
                 <w:b/>
                 <w:bCs/>
-                <w:color w:val="1F6F43"/>
-                <w:sz w:val="26"/>
-                <w:szCs w:val="26"/>
-              </w:rPr>
-              <w:t xml:space="preserve">○</w:t>
-            </w:r>
-          </w:p>
-          <w:p>
-            <w:pPr>
-              <w:spacing w:after="0" w:line="260"/>
-            </w:pPr>
-            <w:r>
-              <w:rPr>
+                <w:snapToGrid w:val="false"/>
+                <w:color w:val="1F6F43"/>
+                <w:sz w:val="26"/>
+                <w:szCs w:val="26"/>
+              </w:rPr>
+              <w:t xml:space="preserve">○</w:t>
+            </w:r>
+          </w:p>
+          <w:p>
+            <w:pPr>
+              <w:spacing w:after="0" w:line="260"/>
+            </w:pPr>
+            <w:r>
+              <w:rPr>
+                <w:snapToGrid w:val="false"/>
                 <w:sz w:val="20"/>
                 <w:szCs w:val="20"/>
               </w:rPr>
@@ -2854,19 +2990,21 @@
               <w:rPr>
                 <w:b/>
                 <w:bCs/>
-                <w:color w:val="1F6F43"/>
-                <w:sz w:val="26"/>
-                <w:szCs w:val="26"/>
-              </w:rPr>
-              <w:t xml:space="preserve">○</w:t>
-            </w:r>
-          </w:p>
-          <w:p>
-            <w:pPr>
-              <w:spacing w:after="0" w:line="260"/>
-            </w:pPr>
-            <w:r>
-              <w:rPr>
+                <w:snapToGrid w:val="false"/>
+                <w:color w:val="1F6F43"/>
+                <w:sz w:val="26"/>
+                <w:szCs w:val="26"/>
+              </w:rPr>
+              <w:t xml:space="preserve">○</w:t>
+            </w:r>
+          </w:p>
+          <w:p>
+            <w:pPr>
+              <w:spacing w:after="0" w:line="260"/>
+            </w:pPr>
+            <w:r>
+              <w:rPr>
+                <w:snapToGrid w:val="false"/>
                 <w:sz w:val="20"/>
                 <w:szCs w:val="20"/>
               </w:rPr>
@@ -2893,19 +3031,21 @@
               <w:rPr>
                 <w:b/>
                 <w:bCs/>
-                <w:color w:val="1F6F43"/>
-                <w:sz w:val="26"/>
-                <w:szCs w:val="26"/>
-              </w:rPr>
-              <w:t xml:space="preserve">○</w:t>
-            </w:r>
-          </w:p>
-          <w:p>
-            <w:pPr>
-              <w:spacing w:after="0" w:line="260"/>
-            </w:pPr>
-            <w:r>
-              <w:rPr>
+                <w:snapToGrid w:val="false"/>
+                <w:color w:val="1F6F43"/>
+                <w:sz w:val="26"/>
+                <w:szCs w:val="26"/>
+              </w:rPr>
+              <w:t xml:space="preserve">○</w:t>
+            </w:r>
+          </w:p>
+          <w:p>
+            <w:pPr>
+              <w:spacing w:after="0" w:line="260"/>
+            </w:pPr>
+            <w:r>
+              <w:rPr>
+                <w:snapToGrid w:val="false"/>
                 <w:sz w:val="20"/>
                 <w:szCs w:val="20"/>
               </w:rPr>
@@ -2940,6 +3080,7 @@
               <w:rPr>
                 <w:b/>
                 <w:bCs/>
+                <w:snapToGrid w:val="false"/>
                 <w:color w:val="1F3864"/>
                 <w:sz w:val="22"/>
                 <w:szCs w:val="22"/>
@@ -2970,6 +3111,7 @@
               <w:rPr>
                 <w:b w:val="false"/>
                 <w:bCs w:val="false"/>
+                <w:snapToGrid w:val="false"/>
                 <w:sz w:val="21"/>
                 <w:szCs w:val="21"/>
               </w:rPr>
@@ -2996,19 +3138,21 @@
               <w:rPr>
                 <w:b/>
                 <w:bCs/>
-                <w:color w:val="1F6F43"/>
-                <w:sz w:val="26"/>
-                <w:szCs w:val="26"/>
-              </w:rPr>
-              <w:t xml:space="preserve">○</w:t>
-            </w:r>
-          </w:p>
-          <w:p>
-            <w:pPr>
-              <w:spacing w:after="0" w:line="260"/>
-            </w:pPr>
-            <w:r>
-              <w:rPr>
+                <w:snapToGrid w:val="false"/>
+                <w:color w:val="1F6F43"/>
+                <w:sz w:val="26"/>
+                <w:szCs w:val="26"/>
+              </w:rPr>
+              <w:t xml:space="preserve">○</w:t>
+            </w:r>
+          </w:p>
+          <w:p>
+            <w:pPr>
+              <w:spacing w:after="0" w:line="260"/>
+            </w:pPr>
+            <w:r>
+              <w:rPr>
+                <w:snapToGrid w:val="false"/>
                 <w:sz w:val="20"/>
                 <w:szCs w:val="20"/>
               </w:rPr>
@@ -3035,19 +3179,21 @@
               <w:rPr>
                 <w:b/>
                 <w:bCs/>
-                <w:color w:val="1F6F43"/>
-                <w:sz w:val="26"/>
-                <w:szCs w:val="26"/>
-              </w:rPr>
-              <w:t xml:space="preserve">○</w:t>
-            </w:r>
-          </w:p>
-          <w:p>
-            <w:pPr>
-              <w:spacing w:after="0" w:line="260"/>
-            </w:pPr>
-            <w:r>
-              <w:rPr>
+                <w:snapToGrid w:val="false"/>
+                <w:color w:val="1F6F43"/>
+                <w:sz w:val="26"/>
+                <w:szCs w:val="26"/>
+              </w:rPr>
+              <w:t xml:space="preserve">○</w:t>
+            </w:r>
+          </w:p>
+          <w:p>
+            <w:pPr>
+              <w:spacing w:after="0" w:line="260"/>
+            </w:pPr>
+            <w:r>
+              <w:rPr>
+                <w:snapToGrid w:val="false"/>
                 <w:sz w:val="20"/>
                 <w:szCs w:val="20"/>
               </w:rPr>
@@ -3074,6 +3220,7 @@
               <w:rPr>
                 <w:b/>
                 <w:bCs/>
+                <w:snapToGrid w:val="false"/>
                 <w:color w:val="999999"/>
                 <w:sz w:val="26"/>
                 <w:szCs w:val="26"/>
@@ -3089,6 +3236,7 @@
               <w:rPr>
                 <w:i/>
                 <w:iCs/>
+                <w:snapToGrid w:val="false"/>
                 <w:color w:val="666666"/>
                 <w:sz w:val="16"/>
                 <w:szCs w:val="16"/>
@@ -3119,6 +3267,7 @@
               <w:rPr>
                 <w:b w:val="false"/>
                 <w:bCs w:val="false"/>
+                <w:snapToGrid w:val="false"/>
                 <w:sz w:val="21"/>
                 <w:szCs w:val="21"/>
               </w:rPr>
@@ -3145,19 +3294,21 @@
               <w:rPr>
                 <w:b/>
                 <w:bCs/>
-                <w:color w:val="1F6F43"/>
-                <w:sz w:val="26"/>
-                <w:szCs w:val="26"/>
-              </w:rPr>
-              <w:t xml:space="preserve">○</w:t>
-            </w:r>
-          </w:p>
-          <w:p>
-            <w:pPr>
-              <w:spacing w:after="0" w:line="260"/>
-            </w:pPr>
-            <w:r>
-              <w:rPr>
+                <w:snapToGrid w:val="false"/>
+                <w:color w:val="1F6F43"/>
+                <w:sz w:val="26"/>
+                <w:szCs w:val="26"/>
+              </w:rPr>
+              <w:t xml:space="preserve">○</w:t>
+            </w:r>
+          </w:p>
+          <w:p>
+            <w:pPr>
+              <w:spacing w:after="0" w:line="260"/>
+            </w:pPr>
+            <w:r>
+              <w:rPr>
+                <w:snapToGrid w:val="false"/>
                 <w:sz w:val="20"/>
                 <w:szCs w:val="20"/>
               </w:rPr>
@@ -3184,19 +3335,21 @@
               <w:rPr>
                 <w:b/>
                 <w:bCs/>
-                <w:color w:val="1F6F43"/>
-                <w:sz w:val="26"/>
-                <w:szCs w:val="26"/>
-              </w:rPr>
-              <w:t xml:space="preserve">○</w:t>
-            </w:r>
-          </w:p>
-          <w:p>
-            <w:pPr>
-              <w:spacing w:after="0" w:line="260"/>
-            </w:pPr>
-            <w:r>
-              <w:rPr>
+                <w:snapToGrid w:val="false"/>
+                <w:color w:val="1F6F43"/>
+                <w:sz w:val="26"/>
+                <w:szCs w:val="26"/>
+              </w:rPr>
+              <w:t xml:space="preserve">○</w:t>
+            </w:r>
+          </w:p>
+          <w:p>
+            <w:pPr>
+              <w:spacing w:after="0" w:line="260"/>
+            </w:pPr>
+            <w:r>
+              <w:rPr>
+                <w:snapToGrid w:val="false"/>
                 <w:sz w:val="20"/>
                 <w:szCs w:val="20"/>
               </w:rPr>
@@ -3223,19 +3376,21 @@
               <w:rPr>
                 <w:b/>
                 <w:bCs/>
-                <w:color w:val="1F6F43"/>
-                <w:sz w:val="26"/>
-                <w:szCs w:val="26"/>
-              </w:rPr>
-              <w:t xml:space="preserve">○</w:t>
-            </w:r>
-          </w:p>
-          <w:p>
-            <w:pPr>
-              <w:spacing w:after="0" w:line="260"/>
-            </w:pPr>
-            <w:r>
-              <w:rPr>
+                <w:snapToGrid w:val="false"/>
+                <w:color w:val="1F6F43"/>
+                <w:sz w:val="26"/>
+                <w:szCs w:val="26"/>
+              </w:rPr>
+              <w:t xml:space="preserve">○</w:t>
+            </w:r>
+          </w:p>
+          <w:p>
+            <w:pPr>
+              <w:spacing w:after="0" w:line="260"/>
+            </w:pPr>
+            <w:r>
+              <w:rPr>
+                <w:snapToGrid w:val="false"/>
                 <w:sz w:val="20"/>
                 <w:szCs w:val="20"/>
               </w:rPr>
@@ -3265,6 +3420,7 @@
               <w:rPr>
                 <w:b w:val="false"/>
                 <w:bCs w:val="false"/>
+                <w:snapToGrid w:val="false"/>
                 <w:sz w:val="21"/>
                 <w:szCs w:val="21"/>
               </w:rPr>
@@ -3291,19 +3447,21 @@
               <w:rPr>
                 <w:b/>
                 <w:bCs/>
-                <w:color w:val="1F6F43"/>
-                <w:sz w:val="26"/>
-                <w:szCs w:val="26"/>
-              </w:rPr>
-              <w:t xml:space="preserve">○</w:t>
-            </w:r>
-          </w:p>
-          <w:p>
-            <w:pPr>
-              <w:spacing w:after="0" w:line="260"/>
-            </w:pPr>
-            <w:r>
-              <w:rPr>
+                <w:snapToGrid w:val="false"/>
+                <w:color w:val="1F6F43"/>
+                <w:sz w:val="26"/>
+                <w:szCs w:val="26"/>
+              </w:rPr>
+              <w:t xml:space="preserve">○</w:t>
+            </w:r>
+          </w:p>
+          <w:p>
+            <w:pPr>
+              <w:spacing w:after="0" w:line="260"/>
+            </w:pPr>
+            <w:r>
+              <w:rPr>
+                <w:snapToGrid w:val="false"/>
                 <w:sz w:val="20"/>
                 <w:szCs w:val="20"/>
               </w:rPr>
@@ -3330,19 +3488,21 @@
               <w:rPr>
                 <w:b/>
                 <w:bCs/>
-                <w:color w:val="1F6F43"/>
-                <w:sz w:val="26"/>
-                <w:szCs w:val="26"/>
-              </w:rPr>
-              <w:t xml:space="preserve">○</w:t>
-            </w:r>
-          </w:p>
-          <w:p>
-            <w:pPr>
-              <w:spacing w:after="0" w:line="260"/>
-            </w:pPr>
-            <w:r>
-              <w:rPr>
+                <w:snapToGrid w:val="false"/>
+                <w:color w:val="1F6F43"/>
+                <w:sz w:val="26"/>
+                <w:szCs w:val="26"/>
+              </w:rPr>
+              <w:t xml:space="preserve">○</w:t>
+            </w:r>
+          </w:p>
+          <w:p>
+            <w:pPr>
+              <w:spacing w:after="0" w:line="260"/>
+            </w:pPr>
+            <w:r>
+              <w:rPr>
+                <w:snapToGrid w:val="false"/>
                 <w:sz w:val="20"/>
                 <w:szCs w:val="20"/>
               </w:rPr>
@@ -3369,19 +3529,21 @@
               <w:rPr>
                 <w:b/>
                 <w:bCs/>
-                <w:color w:val="1F6F43"/>
-                <w:sz w:val="26"/>
-                <w:szCs w:val="26"/>
-              </w:rPr>
-              <w:t xml:space="preserve">○</w:t>
-            </w:r>
-          </w:p>
-          <w:p>
-            <w:pPr>
-              <w:spacing w:after="0" w:line="260"/>
-            </w:pPr>
-            <w:r>
-              <w:rPr>
+                <w:snapToGrid w:val="false"/>
+                <w:color w:val="1F6F43"/>
+                <w:sz w:val="26"/>
+                <w:szCs w:val="26"/>
+              </w:rPr>
+              <w:t xml:space="preserve">○</w:t>
+            </w:r>
+          </w:p>
+          <w:p>
+            <w:pPr>
+              <w:spacing w:after="0" w:line="260"/>
+            </w:pPr>
+            <w:r>
+              <w:rPr>
+                <w:snapToGrid w:val="false"/>
                 <w:sz w:val="20"/>
                 <w:szCs w:val="20"/>
               </w:rPr>
@@ -3411,6 +3573,7 @@
               <w:rPr>
                 <w:b w:val="false"/>
                 <w:bCs w:val="false"/>
+                <w:snapToGrid w:val="false"/>
                 <w:sz w:val="21"/>
                 <w:szCs w:val="21"/>
               </w:rPr>
@@ -3437,19 +3600,21 @@
               <w:rPr>
                 <w:b/>
                 <w:bCs/>
-                <w:color w:val="1F6F43"/>
-                <w:sz w:val="26"/>
-                <w:szCs w:val="26"/>
-              </w:rPr>
-              <w:t xml:space="preserve">○</w:t>
-            </w:r>
-          </w:p>
-          <w:p>
-            <w:pPr>
-              <w:spacing w:after="0" w:line="260"/>
-            </w:pPr>
-            <w:r>
-              <w:rPr>
+                <w:snapToGrid w:val="false"/>
+                <w:color w:val="1F6F43"/>
+                <w:sz w:val="26"/>
+                <w:szCs w:val="26"/>
+              </w:rPr>
+              <w:t xml:space="preserve">○</w:t>
+            </w:r>
+          </w:p>
+          <w:p>
+            <w:pPr>
+              <w:spacing w:after="0" w:line="260"/>
+            </w:pPr>
+            <w:r>
+              <w:rPr>
+                <w:snapToGrid w:val="false"/>
                 <w:sz w:val="20"/>
                 <w:szCs w:val="20"/>
               </w:rPr>
@@ -3476,19 +3641,21 @@
               <w:rPr>
                 <w:b/>
                 <w:bCs/>
-                <w:color w:val="1F6F43"/>
-                <w:sz w:val="26"/>
-                <w:szCs w:val="26"/>
-              </w:rPr>
-              <w:t xml:space="preserve">○</w:t>
-            </w:r>
-          </w:p>
-          <w:p>
-            <w:pPr>
-              <w:spacing w:after="0" w:line="260"/>
-            </w:pPr>
-            <w:r>
-              <w:rPr>
+                <w:snapToGrid w:val="false"/>
+                <w:color w:val="1F6F43"/>
+                <w:sz w:val="26"/>
+                <w:szCs w:val="26"/>
+              </w:rPr>
+              <w:t xml:space="preserve">○</w:t>
+            </w:r>
+          </w:p>
+          <w:p>
+            <w:pPr>
+              <w:spacing w:after="0" w:line="260"/>
+            </w:pPr>
+            <w:r>
+              <w:rPr>
+                <w:snapToGrid w:val="false"/>
                 <w:sz w:val="20"/>
                 <w:szCs w:val="20"/>
               </w:rPr>
@@ -3515,19 +3682,21 @@
               <w:rPr>
                 <w:b/>
                 <w:bCs/>
-                <w:color w:val="1F6F43"/>
-                <w:sz w:val="26"/>
-                <w:szCs w:val="26"/>
-              </w:rPr>
-              <w:t xml:space="preserve">○</w:t>
-            </w:r>
-          </w:p>
-          <w:p>
-            <w:pPr>
-              <w:spacing w:after="0" w:line="260"/>
-            </w:pPr>
-            <w:r>
-              <w:rPr>
+                <w:snapToGrid w:val="false"/>
+                <w:color w:val="1F6F43"/>
+                <w:sz w:val="26"/>
+                <w:szCs w:val="26"/>
+              </w:rPr>
+              <w:t xml:space="preserve">○</w:t>
+            </w:r>
+          </w:p>
+          <w:p>
+            <w:pPr>
+              <w:spacing w:after="0" w:line="260"/>
+            </w:pPr>
+            <w:r>
+              <w:rPr>
+                <w:snapToGrid w:val="false"/>
                 <w:sz w:val="20"/>
                 <w:szCs w:val="20"/>
               </w:rPr>
@@ -3557,6 +3726,7 @@
               <w:rPr>
                 <w:b w:val="false"/>
                 <w:bCs w:val="false"/>
+                <w:snapToGrid w:val="false"/>
                 <w:sz w:val="21"/>
                 <w:szCs w:val="21"/>
               </w:rPr>
@@ -3583,19 +3753,21 @@
               <w:rPr>
                 <w:b/>
                 <w:bCs/>
-                <w:color w:val="1F6F43"/>
-                <w:sz w:val="26"/>
-                <w:szCs w:val="26"/>
-              </w:rPr>
-              <w:t xml:space="preserve">○</w:t>
-            </w:r>
-          </w:p>
-          <w:p>
-            <w:pPr>
-              <w:spacing w:after="0" w:line="260"/>
-            </w:pPr>
-            <w:r>
-              <w:rPr>
+                <w:snapToGrid w:val="false"/>
+                <w:color w:val="1F6F43"/>
+                <w:sz w:val="26"/>
+                <w:szCs w:val="26"/>
+              </w:rPr>
+              <w:t xml:space="preserve">○</w:t>
+            </w:r>
+          </w:p>
+          <w:p>
+            <w:pPr>
+              <w:spacing w:after="0" w:line="260"/>
+            </w:pPr>
+            <w:r>
+              <w:rPr>
+                <w:snapToGrid w:val="false"/>
                 <w:sz w:val="20"/>
                 <w:szCs w:val="20"/>
               </w:rPr>
@@ -3622,19 +3794,21 @@
               <w:rPr>
                 <w:b/>
                 <w:bCs/>
-                <w:color w:val="1F6F43"/>
-                <w:sz w:val="26"/>
-                <w:szCs w:val="26"/>
-              </w:rPr>
-              <w:t xml:space="preserve">○</w:t>
-            </w:r>
-          </w:p>
-          <w:p>
-            <w:pPr>
-              <w:spacing w:after="0" w:line="260"/>
-            </w:pPr>
-            <w:r>
-              <w:rPr>
+                <w:snapToGrid w:val="false"/>
+                <w:color w:val="1F6F43"/>
+                <w:sz w:val="26"/>
+                <w:szCs w:val="26"/>
+              </w:rPr>
+              <w:t xml:space="preserve">○</w:t>
+            </w:r>
+          </w:p>
+          <w:p>
+            <w:pPr>
+              <w:spacing w:after="0" w:line="260"/>
+            </w:pPr>
+            <w:r>
+              <w:rPr>
+                <w:snapToGrid w:val="false"/>
                 <w:sz w:val="20"/>
                 <w:szCs w:val="20"/>
               </w:rPr>
@@ -3661,19 +3835,21 @@
               <w:rPr>
                 <w:b/>
                 <w:bCs/>
-                <w:color w:val="1F6F43"/>
-                <w:sz w:val="26"/>
-                <w:szCs w:val="26"/>
-              </w:rPr>
-              <w:t xml:space="preserve">○</w:t>
-            </w:r>
-          </w:p>
-          <w:p>
-            <w:pPr>
-              <w:spacing w:after="0" w:line="260"/>
-            </w:pPr>
-            <w:r>
-              <w:rPr>
+                <w:snapToGrid w:val="false"/>
+                <w:color w:val="1F6F43"/>
+                <w:sz w:val="26"/>
+                <w:szCs w:val="26"/>
+              </w:rPr>
+              <w:t xml:space="preserve">○</w:t>
+            </w:r>
+          </w:p>
+          <w:p>
+            <w:pPr>
+              <w:spacing w:after="0" w:line="260"/>
+            </w:pPr>
+            <w:r>
+              <w:rPr>
+                <w:snapToGrid w:val="false"/>
                 <w:sz w:val="20"/>
                 <w:szCs w:val="20"/>
               </w:rPr>
@@ -3703,6 +3879,7 @@
               <w:rPr>
                 <w:b w:val="false"/>
                 <w:bCs w:val="false"/>
+                <w:snapToGrid w:val="false"/>
                 <w:sz w:val="21"/>
                 <w:szCs w:val="21"/>
               </w:rPr>
@@ -3729,19 +3906,21 @@
               <w:rPr>
                 <w:b/>
                 <w:bCs/>
-                <w:color w:val="1F6F43"/>
-                <w:sz w:val="26"/>
-                <w:szCs w:val="26"/>
-              </w:rPr>
-              <w:t xml:space="preserve">○</w:t>
-            </w:r>
-          </w:p>
-          <w:p>
-            <w:pPr>
-              <w:spacing w:after="0" w:line="260"/>
-            </w:pPr>
-            <w:r>
-              <w:rPr>
+                <w:snapToGrid w:val="false"/>
+                <w:color w:val="1F6F43"/>
+                <w:sz w:val="26"/>
+                <w:szCs w:val="26"/>
+              </w:rPr>
+              <w:t xml:space="preserve">○</w:t>
+            </w:r>
+          </w:p>
+          <w:p>
+            <w:pPr>
+              <w:spacing w:after="0" w:line="260"/>
+            </w:pPr>
+            <w:r>
+              <w:rPr>
+                <w:snapToGrid w:val="false"/>
                 <w:sz w:val="20"/>
                 <w:szCs w:val="20"/>
               </w:rPr>
@@ -3768,19 +3947,21 @@
               <w:rPr>
                 <w:b/>
                 <w:bCs/>
-                <w:color w:val="1F6F43"/>
-                <w:sz w:val="26"/>
-                <w:szCs w:val="26"/>
-              </w:rPr>
-              <w:t xml:space="preserve">○</w:t>
-            </w:r>
-          </w:p>
-          <w:p>
-            <w:pPr>
-              <w:spacing w:after="0" w:line="260"/>
-            </w:pPr>
-            <w:r>
-              <w:rPr>
+                <w:snapToGrid w:val="false"/>
+                <w:color w:val="1F6F43"/>
+                <w:sz w:val="26"/>
+                <w:szCs w:val="26"/>
+              </w:rPr>
+              <w:t xml:space="preserve">○</w:t>
+            </w:r>
+          </w:p>
+          <w:p>
+            <w:pPr>
+              <w:spacing w:after="0" w:line="260"/>
+            </w:pPr>
+            <w:r>
+              <w:rPr>
+                <w:snapToGrid w:val="false"/>
                 <w:sz w:val="20"/>
                 <w:szCs w:val="20"/>
               </w:rPr>
@@ -3807,19 +3988,21 @@
               <w:rPr>
                 <w:b/>
                 <w:bCs/>
-                <w:color w:val="1F6F43"/>
-                <w:sz w:val="26"/>
-                <w:szCs w:val="26"/>
-              </w:rPr>
-              <w:t xml:space="preserve">○</w:t>
-            </w:r>
-          </w:p>
-          <w:p>
-            <w:pPr>
-              <w:spacing w:after="0" w:line="260"/>
-            </w:pPr>
-            <w:r>
-              <w:rPr>
+                <w:snapToGrid w:val="false"/>
+                <w:color w:val="1F6F43"/>
+                <w:sz w:val="26"/>
+                <w:szCs w:val="26"/>
+              </w:rPr>
+              <w:t xml:space="preserve">○</w:t>
+            </w:r>
+          </w:p>
+          <w:p>
+            <w:pPr>
+              <w:spacing w:after="0" w:line="260"/>
+            </w:pPr>
+            <w:r>
+              <w:rPr>
+                <w:snapToGrid w:val="false"/>
                 <w:sz w:val="20"/>
                 <w:szCs w:val="20"/>
               </w:rPr>
@@ -3849,6 +4032,7 @@
               <w:rPr>
                 <w:b w:val="false"/>
                 <w:bCs w:val="false"/>
+                <w:snapToGrid w:val="false"/>
                 <w:sz w:val="21"/>
                 <w:szCs w:val="21"/>
               </w:rPr>
@@ -3875,19 +4059,21 @@
               <w:rPr>
                 <w:b/>
                 <w:bCs/>
-                <w:color w:val="1F6F43"/>
-                <w:sz w:val="26"/>
-                <w:szCs w:val="26"/>
-              </w:rPr>
-              <w:t xml:space="preserve">○</w:t>
-            </w:r>
-          </w:p>
-          <w:p>
-            <w:pPr>
-              <w:spacing w:after="0" w:line="260"/>
-            </w:pPr>
-            <w:r>
-              <w:rPr>
+                <w:snapToGrid w:val="false"/>
+                <w:color w:val="1F6F43"/>
+                <w:sz w:val="26"/>
+                <w:szCs w:val="26"/>
+              </w:rPr>
+              <w:t xml:space="preserve">○</w:t>
+            </w:r>
+          </w:p>
+          <w:p>
+            <w:pPr>
+              <w:spacing w:after="0" w:line="260"/>
+            </w:pPr>
+            <w:r>
+              <w:rPr>
+                <w:snapToGrid w:val="false"/>
                 <w:sz w:val="20"/>
                 <w:szCs w:val="20"/>
               </w:rPr>
@@ -3914,19 +4100,21 @@
               <w:rPr>
                 <w:b/>
                 <w:bCs/>
-                <w:color w:val="1F6F43"/>
-                <w:sz w:val="26"/>
-                <w:szCs w:val="26"/>
-              </w:rPr>
-              <w:t xml:space="preserve">○</w:t>
-            </w:r>
-          </w:p>
-          <w:p>
-            <w:pPr>
-              <w:spacing w:after="0" w:line="260"/>
-            </w:pPr>
-            <w:r>
-              <w:rPr>
+                <w:snapToGrid w:val="false"/>
+                <w:color w:val="1F6F43"/>
+                <w:sz w:val="26"/>
+                <w:szCs w:val="26"/>
+              </w:rPr>
+              <w:t xml:space="preserve">○</w:t>
+            </w:r>
+          </w:p>
+          <w:p>
+            <w:pPr>
+              <w:spacing w:after="0" w:line="260"/>
+            </w:pPr>
+            <w:r>
+              <w:rPr>
+                <w:snapToGrid w:val="false"/>
                 <w:sz w:val="20"/>
                 <w:szCs w:val="20"/>
               </w:rPr>
@@ -3953,6 +4141,7 @@
               <w:rPr>
                 <w:b/>
                 <w:bCs/>
+                <w:snapToGrid w:val="false"/>
                 <w:color w:val="B36B00"/>
                 <w:sz w:val="26"/>
                 <w:szCs w:val="26"/>
@@ -3983,6 +4172,7 @@
               <w:rPr>
                 <w:b w:val="false"/>
                 <w:bCs w:val="false"/>
+                <w:snapToGrid w:val="false"/>
                 <w:sz w:val="21"/>
                 <w:szCs w:val="21"/>
               </w:rPr>
@@ -4009,19 +4199,21 @@
               <w:rPr>
                 <w:b/>
                 <w:bCs/>
-                <w:color w:val="1F6F43"/>
-                <w:sz w:val="26"/>
-                <w:szCs w:val="26"/>
-              </w:rPr>
-              <w:t xml:space="preserve">○</w:t>
-            </w:r>
-          </w:p>
-          <w:p>
-            <w:pPr>
-              <w:spacing w:after="0" w:line="260"/>
-            </w:pPr>
-            <w:r>
-              <w:rPr>
+                <w:snapToGrid w:val="false"/>
+                <w:color w:val="1F6F43"/>
+                <w:sz w:val="26"/>
+                <w:szCs w:val="26"/>
+              </w:rPr>
+              <w:t xml:space="preserve">○</w:t>
+            </w:r>
+          </w:p>
+          <w:p>
+            <w:pPr>
+              <w:spacing w:after="0" w:line="260"/>
+            </w:pPr>
+            <w:r>
+              <w:rPr>
+                <w:snapToGrid w:val="false"/>
                 <w:sz w:val="20"/>
                 <w:szCs w:val="20"/>
               </w:rPr>
@@ -4048,19 +4240,21 @@
               <w:rPr>
                 <w:b/>
                 <w:bCs/>
-                <w:color w:val="1F6F43"/>
-                <w:sz w:val="26"/>
-                <w:szCs w:val="26"/>
-              </w:rPr>
-              <w:t xml:space="preserve">○</w:t>
-            </w:r>
-          </w:p>
-          <w:p>
-            <w:pPr>
-              <w:spacing w:after="0" w:line="260"/>
-            </w:pPr>
-            <w:r>
-              <w:rPr>
+                <w:snapToGrid w:val="false"/>
+                <w:color w:val="1F6F43"/>
+                <w:sz w:val="26"/>
+                <w:szCs w:val="26"/>
+              </w:rPr>
+              <w:t xml:space="preserve">○</w:t>
+            </w:r>
+          </w:p>
+          <w:p>
+            <w:pPr>
+              <w:spacing w:after="0" w:line="260"/>
+            </w:pPr>
+            <w:r>
+              <w:rPr>
+                <w:snapToGrid w:val="false"/>
                 <w:sz w:val="20"/>
                 <w:szCs w:val="20"/>
               </w:rPr>
@@ -4087,19 +4281,21 @@
               <w:rPr>
                 <w:b/>
                 <w:bCs/>
-                <w:color w:val="1F6F43"/>
-                <w:sz w:val="26"/>
-                <w:szCs w:val="26"/>
-              </w:rPr>
-              <w:t xml:space="preserve">○</w:t>
-            </w:r>
-          </w:p>
-          <w:p>
-            <w:pPr>
-              <w:spacing w:after="0" w:line="260"/>
-            </w:pPr>
-            <w:r>
-              <w:rPr>
+                <w:snapToGrid w:val="false"/>
+                <w:color w:val="1F6F43"/>
+                <w:sz w:val="26"/>
+                <w:szCs w:val="26"/>
+              </w:rPr>
+              <w:t xml:space="preserve">○</w:t>
+            </w:r>
+          </w:p>
+          <w:p>
+            <w:pPr>
+              <w:spacing w:after="0" w:line="260"/>
+            </w:pPr>
+            <w:r>
+              <w:rPr>
+                <w:snapToGrid w:val="false"/>
                 <w:sz w:val="20"/>
                 <w:szCs w:val="20"/>
               </w:rPr>
@@ -4119,6 +4315,7 @@
         <w:rPr>
           <w:b/>
           <w:bCs/>
+          <w:snapToGrid w:val="false"/>
           <w:color w:val="2F5496"/>
           <w:sz w:val="22"/>
           <w:szCs w:val="22"/>
@@ -4170,6 +4367,7 @@
               <w:rPr>
                 <w:b/>
                 <w:bCs/>
+                <w:snapToGrid w:val="false"/>
                 <w:color w:val="FFFFFF"/>
                 <w:sz w:val="24"/>
                 <w:szCs w:val="24"/>
@@ -4199,6 +4397,7 @@
               <w:rPr>
                 <w:b/>
                 <w:bCs/>
+                <w:snapToGrid w:val="false"/>
                 <w:color w:val="FFFFFF"/>
                 <w:sz w:val="24"/>
                 <w:szCs w:val="24"/>
@@ -4228,6 +4427,7 @@
               <w:rPr>
                 <w:b/>
                 <w:bCs/>
+                <w:snapToGrid w:val="false"/>
                 <w:color w:val="FFFFFF"/>
                 <w:sz w:val="24"/>
                 <w:szCs w:val="24"/>
@@ -4244,6 +4444,7 @@
               <w:rPr>
                 <w:b/>
                 <w:bCs/>
+                <w:snapToGrid w:val="false"/>
                 <w:color w:val="FFFFFF"/>
                 <w:sz w:val="24"/>
                 <w:szCs w:val="24"/>
@@ -4273,6 +4474,7 @@
               <w:rPr>
                 <w:b/>
                 <w:bCs/>
+                <w:snapToGrid w:val="false"/>
                 <w:color w:val="FFFFFF"/>
                 <w:sz w:val="24"/>
                 <w:szCs w:val="24"/>
@@ -4308,6 +4510,7 @@
               <w:rPr>
                 <w:b/>
                 <w:bCs/>
+                <w:snapToGrid w:val="false"/>
                 <w:color w:val="1F3864"/>
                 <w:sz w:val="22"/>
                 <w:szCs w:val="22"/>
@@ -4338,6 +4541,7 @@
               <w:rPr>
                 <w:b w:val="false"/>
                 <w:bCs w:val="false"/>
+                <w:snapToGrid w:val="false"/>
                 <w:sz w:val="21"/>
                 <w:szCs w:val="21"/>
               </w:rPr>
@@ -4364,19 +4568,21 @@
               <w:rPr>
                 <w:b/>
                 <w:bCs/>
-                <w:color w:val="1F6F43"/>
-                <w:sz w:val="26"/>
-                <w:szCs w:val="26"/>
-              </w:rPr>
-              <w:t xml:space="preserve">○</w:t>
-            </w:r>
-          </w:p>
-          <w:p>
-            <w:pPr>
-              <w:spacing w:after="0" w:line="260"/>
-            </w:pPr>
-            <w:r>
-              <w:rPr>
+                <w:snapToGrid w:val="false"/>
+                <w:color w:val="1F6F43"/>
+                <w:sz w:val="26"/>
+                <w:szCs w:val="26"/>
+              </w:rPr>
+              <w:t xml:space="preserve">○</w:t>
+            </w:r>
+          </w:p>
+          <w:p>
+            <w:pPr>
+              <w:spacing w:after="0" w:line="260"/>
+            </w:pPr>
+            <w:r>
+              <w:rPr>
+                <w:snapToGrid w:val="false"/>
                 <w:sz w:val="20"/>
                 <w:szCs w:val="20"/>
               </w:rPr>
@@ -4403,19 +4609,21 @@
               <w:rPr>
                 <w:b/>
                 <w:bCs/>
-                <w:color w:val="1F6F43"/>
-                <w:sz w:val="26"/>
-                <w:szCs w:val="26"/>
-              </w:rPr>
-              <w:t xml:space="preserve">○</w:t>
-            </w:r>
-          </w:p>
-          <w:p>
-            <w:pPr>
-              <w:spacing w:after="0" w:line="260"/>
-            </w:pPr>
-            <w:r>
-              <w:rPr>
+                <w:snapToGrid w:val="false"/>
+                <w:color w:val="1F6F43"/>
+                <w:sz w:val="26"/>
+                <w:szCs w:val="26"/>
+              </w:rPr>
+              <w:t xml:space="preserve">○</w:t>
+            </w:r>
+          </w:p>
+          <w:p>
+            <w:pPr>
+              <w:spacing w:after="0" w:line="260"/>
+            </w:pPr>
+            <w:r>
+              <w:rPr>
+                <w:snapToGrid w:val="false"/>
                 <w:sz w:val="20"/>
                 <w:szCs w:val="20"/>
               </w:rPr>
@@ -4428,6 +4636,7 @@
             </w:pPr>
             <w:r>
               <w:rPr>
+                <w:snapToGrid w:val="false"/>
                 <w:sz w:val="20"/>
                 <w:szCs w:val="20"/>
               </w:rPr>
@@ -4454,19 +4663,21 @@
               <w:rPr>
                 <w:b/>
                 <w:bCs/>
-                <w:color w:val="1F6F43"/>
-                <w:sz w:val="26"/>
-                <w:szCs w:val="26"/>
-              </w:rPr>
-              <w:t xml:space="preserve">○</w:t>
-            </w:r>
-          </w:p>
-          <w:p>
-            <w:pPr>
-              <w:spacing w:after="0" w:line="260"/>
-            </w:pPr>
-            <w:r>
-              <w:rPr>
+                <w:snapToGrid w:val="false"/>
+                <w:color w:val="1F6F43"/>
+                <w:sz w:val="26"/>
+                <w:szCs w:val="26"/>
+              </w:rPr>
+              <w:t xml:space="preserve">○</w:t>
+            </w:r>
+          </w:p>
+          <w:p>
+            <w:pPr>
+              <w:spacing w:after="0" w:line="260"/>
+            </w:pPr>
+            <w:r>
+              <w:rPr>
+                <w:snapToGrid w:val="false"/>
                 <w:sz w:val="20"/>
                 <w:szCs w:val="20"/>
               </w:rPr>
@@ -4496,6 +4707,7 @@
               <w:rPr>
                 <w:b w:val="false"/>
                 <w:bCs w:val="false"/>
+                <w:snapToGrid w:val="false"/>
                 <w:sz w:val="21"/>
                 <w:szCs w:val="21"/>
               </w:rPr>
@@ -4522,6 +4734,7 @@
               <w:rPr>
                 <w:b/>
                 <w:bCs/>
+                <w:snapToGrid w:val="false"/>
                 <w:color w:val="B36B00"/>
                 <w:sz w:val="26"/>
                 <w:szCs w:val="26"/>
@@ -4535,6 +4748,7 @@
             </w:pPr>
             <w:r>
               <w:rPr>
+                <w:snapToGrid w:val="false"/>
                 <w:sz w:val="20"/>
                 <w:szCs w:val="20"/>
               </w:rPr>
@@ -4549,6 +4763,7 @@
               <w:rPr>
                 <w:i/>
                 <w:iCs/>
+                <w:snapToGrid w:val="false"/>
                 <w:color w:val="666666"/>
                 <w:sz w:val="16"/>
                 <w:szCs w:val="16"/>
@@ -4576,19 +4791,21 @@
               <w:rPr>
                 <w:b/>
                 <w:bCs/>
-                <w:color w:val="1F6F43"/>
-                <w:sz w:val="26"/>
-                <w:szCs w:val="26"/>
-              </w:rPr>
-              <w:t xml:space="preserve">○</w:t>
-            </w:r>
-          </w:p>
-          <w:p>
-            <w:pPr>
-              <w:spacing w:after="0" w:line="260"/>
-            </w:pPr>
-            <w:r>
-              <w:rPr>
+                <w:snapToGrid w:val="false"/>
+                <w:color w:val="1F6F43"/>
+                <w:sz w:val="26"/>
+                <w:szCs w:val="26"/>
+              </w:rPr>
+              <w:t xml:space="preserve">○</w:t>
+            </w:r>
+          </w:p>
+          <w:p>
+            <w:pPr>
+              <w:spacing w:after="0" w:line="260"/>
+            </w:pPr>
+            <w:r>
+              <w:rPr>
+                <w:snapToGrid w:val="false"/>
                 <w:sz w:val="20"/>
                 <w:szCs w:val="20"/>
               </w:rPr>
@@ -4601,6 +4818,7 @@
             </w:pPr>
             <w:r>
               <w:rPr>
+                <w:snapToGrid w:val="false"/>
                 <w:sz w:val="20"/>
                 <w:szCs w:val="20"/>
               </w:rPr>
@@ -4627,6 +4845,7 @@
               <w:rPr>
                 <w:b/>
                 <w:bCs/>
+                <w:snapToGrid w:val="false"/>
                 <w:color w:val="B36B00"/>
                 <w:sz w:val="26"/>
                 <w:szCs w:val="26"/>
@@ -4640,6 +4859,7 @@
             </w:pPr>
             <w:r>
               <w:rPr>
+                <w:snapToGrid w:val="false"/>
                 <w:sz w:val="20"/>
                 <w:szCs w:val="20"/>
               </w:rPr>
@@ -4654,6 +4874,7 @@
               <w:rPr>
                 <w:i/>
                 <w:iCs/>
+                <w:snapToGrid w:val="false"/>
                 <w:color w:val="666666"/>
                 <w:sz w:val="16"/>
                 <w:szCs w:val="16"/>
@@ -4684,6 +4905,7 @@
               <w:rPr>
                 <w:b w:val="false"/>
                 <w:bCs w:val="false"/>
+                <w:snapToGrid w:val="false"/>
                 <w:sz w:val="21"/>
                 <w:szCs w:val="21"/>
               </w:rPr>
@@ -4710,19 +4932,21 @@
               <w:rPr>
                 <w:b/>
                 <w:bCs/>
-                <w:color w:val="1F6F43"/>
-                <w:sz w:val="26"/>
-                <w:szCs w:val="26"/>
-              </w:rPr>
-              <w:t xml:space="preserve">○</w:t>
-            </w:r>
-          </w:p>
-          <w:p>
-            <w:pPr>
-              <w:spacing w:after="0" w:line="260"/>
-            </w:pPr>
-            <w:r>
-              <w:rPr>
+                <w:snapToGrid w:val="false"/>
+                <w:color w:val="1F6F43"/>
+                <w:sz w:val="26"/>
+                <w:szCs w:val="26"/>
+              </w:rPr>
+              <w:t xml:space="preserve">○</w:t>
+            </w:r>
+          </w:p>
+          <w:p>
+            <w:pPr>
+              <w:spacing w:after="0" w:line="260"/>
+            </w:pPr>
+            <w:r>
+              <w:rPr>
+                <w:snapToGrid w:val="false"/>
                 <w:sz w:val="20"/>
                 <w:szCs w:val="20"/>
               </w:rPr>
@@ -4749,19 +4973,21 @@
               <w:rPr>
                 <w:b/>
                 <w:bCs/>
-                <w:color w:val="1F6F43"/>
-                <w:sz w:val="26"/>
-                <w:szCs w:val="26"/>
-              </w:rPr>
-              <w:t xml:space="preserve">○</w:t>
-            </w:r>
-          </w:p>
-          <w:p>
-            <w:pPr>
-              <w:spacing w:after="0" w:line="260"/>
-            </w:pPr>
-            <w:r>
-              <w:rPr>
+                <w:snapToGrid w:val="false"/>
+                <w:color w:val="1F6F43"/>
+                <w:sz w:val="26"/>
+                <w:szCs w:val="26"/>
+              </w:rPr>
+              <w:t xml:space="preserve">○</w:t>
+            </w:r>
+          </w:p>
+          <w:p>
+            <w:pPr>
+              <w:spacing w:after="0" w:line="260"/>
+            </w:pPr>
+            <w:r>
+              <w:rPr>
+                <w:snapToGrid w:val="false"/>
                 <w:sz w:val="20"/>
                 <w:szCs w:val="20"/>
               </w:rPr>
@@ -4774,6 +5000,7 @@
             </w:pPr>
             <w:r>
               <w:rPr>
+                <w:snapToGrid w:val="false"/>
                 <w:sz w:val="20"/>
                 <w:szCs w:val="20"/>
               </w:rPr>
@@ -4800,19 +5027,21 @@
               <w:rPr>
                 <w:b/>
                 <w:bCs/>
-                <w:color w:val="1F6F43"/>
-                <w:sz w:val="26"/>
-                <w:szCs w:val="26"/>
-              </w:rPr>
-              <w:t xml:space="preserve">○</w:t>
-            </w:r>
-          </w:p>
-          <w:p>
-            <w:pPr>
-              <w:spacing w:after="0" w:line="260"/>
-            </w:pPr>
-            <w:r>
-              <w:rPr>
+                <w:snapToGrid w:val="false"/>
+                <w:color w:val="1F6F43"/>
+                <w:sz w:val="26"/>
+                <w:szCs w:val="26"/>
+              </w:rPr>
+              <w:t xml:space="preserve">○</w:t>
+            </w:r>
+          </w:p>
+          <w:p>
+            <w:pPr>
+              <w:spacing w:after="0" w:line="260"/>
+            </w:pPr>
+            <w:r>
+              <w:rPr>
+                <w:snapToGrid w:val="false"/>
                 <w:sz w:val="20"/>
                 <w:szCs w:val="20"/>
               </w:rPr>
@@ -4847,6 +5076,7 @@
               <w:rPr>
                 <w:b/>
                 <w:bCs/>
+                <w:snapToGrid w:val="false"/>
                 <w:color w:val="1F3864"/>
                 <w:sz w:val="22"/>
                 <w:szCs w:val="22"/>
@@ -4877,6 +5107,7 @@
               <w:rPr>
                 <w:b w:val="false"/>
                 <w:bCs w:val="false"/>
+                <w:snapToGrid w:val="false"/>
                 <w:sz w:val="21"/>
                 <w:szCs w:val="21"/>
               </w:rPr>
@@ -4903,6 +5134,7 @@
               <w:rPr>
                 <w:b/>
                 <w:bCs/>
+                <w:snapToGrid w:val="false"/>
                 <w:color w:val="999999"/>
                 <w:sz w:val="26"/>
                 <w:szCs w:val="26"/>
@@ -4918,6 +5150,7 @@
               <w:rPr>
                 <w:i/>
                 <w:iCs/>
+                <w:snapToGrid w:val="false"/>
                 <w:color w:val="666666"/>
                 <w:sz w:val="16"/>
                 <w:szCs w:val="16"/>
@@ -4945,19 +5178,21 @@
               <w:rPr>
                 <w:b/>
                 <w:bCs/>
-                <w:color w:val="1F6F43"/>
-                <w:sz w:val="26"/>
-                <w:szCs w:val="26"/>
-              </w:rPr>
-              <w:t xml:space="preserve">○</w:t>
-            </w:r>
-          </w:p>
-          <w:p>
-            <w:pPr>
-              <w:spacing w:after="0" w:line="260"/>
-            </w:pPr>
-            <w:r>
-              <w:rPr>
+                <w:snapToGrid w:val="false"/>
+                <w:color w:val="1F6F43"/>
+                <w:sz w:val="26"/>
+                <w:szCs w:val="26"/>
+              </w:rPr>
+              <w:t xml:space="preserve">○</w:t>
+            </w:r>
+          </w:p>
+          <w:p>
+            <w:pPr>
+              <w:spacing w:after="0" w:line="260"/>
+            </w:pPr>
+            <w:r>
+              <w:rPr>
+                <w:snapToGrid w:val="false"/>
                 <w:sz w:val="20"/>
                 <w:szCs w:val="20"/>
               </w:rPr>
@@ -4984,19 +5219,21 @@
               <w:rPr>
                 <w:b/>
                 <w:bCs/>
-                <w:color w:val="1F6F43"/>
-                <w:sz w:val="26"/>
-                <w:szCs w:val="26"/>
-              </w:rPr>
-              <w:t xml:space="preserve">○</w:t>
-            </w:r>
-          </w:p>
-          <w:p>
-            <w:pPr>
-              <w:spacing w:after="0" w:line="260"/>
-            </w:pPr>
-            <w:r>
-              <w:rPr>
+                <w:snapToGrid w:val="false"/>
+                <w:color w:val="1F6F43"/>
+                <w:sz w:val="26"/>
+                <w:szCs w:val="26"/>
+              </w:rPr>
+              <w:t xml:space="preserve">○</w:t>
+            </w:r>
+          </w:p>
+          <w:p>
+            <w:pPr>
+              <w:spacing w:after="0" w:line="260"/>
+            </w:pPr>
+            <w:r>
+              <w:rPr>
+                <w:snapToGrid w:val="false"/>
                 <w:sz w:val="20"/>
                 <w:szCs w:val="20"/>
               </w:rPr>
@@ -5026,6 +5263,7 @@
               <w:rPr>
                 <w:b w:val="false"/>
                 <w:bCs w:val="false"/>
+                <w:snapToGrid w:val="false"/>
                 <w:sz w:val="21"/>
                 <w:szCs w:val="21"/>
               </w:rPr>
@@ -5052,6 +5290,7 @@
               <w:rPr>
                 <w:b/>
                 <w:bCs/>
+                <w:snapToGrid w:val="false"/>
                 <w:color w:val="999999"/>
                 <w:sz w:val="26"/>
                 <w:szCs w:val="26"/>
@@ -5079,19 +5318,21 @@
               <w:rPr>
                 <w:b/>
                 <w:bCs/>
-                <w:color w:val="1F6F43"/>
-                <w:sz w:val="26"/>
-                <w:szCs w:val="26"/>
-              </w:rPr>
-              <w:t xml:space="preserve">○</w:t>
-            </w:r>
-          </w:p>
-          <w:p>
-            <w:pPr>
-              <w:spacing w:after="0" w:line="260"/>
-            </w:pPr>
-            <w:r>
-              <w:rPr>
+                <w:snapToGrid w:val="false"/>
+                <w:color w:val="1F6F43"/>
+                <w:sz w:val="26"/>
+                <w:szCs w:val="26"/>
+              </w:rPr>
+              <w:t xml:space="preserve">○</w:t>
+            </w:r>
+          </w:p>
+          <w:p>
+            <w:pPr>
+              <w:spacing w:after="0" w:line="260"/>
+            </w:pPr>
+            <w:r>
+              <w:rPr>
+                <w:snapToGrid w:val="false"/>
                 <w:sz w:val="20"/>
                 <w:szCs w:val="20"/>
               </w:rPr>
@@ -5104,6 +5345,7 @@
             </w:pPr>
             <w:r>
               <w:rPr>
+                <w:snapToGrid w:val="false"/>
                 <w:sz w:val="20"/>
                 <w:szCs w:val="20"/>
               </w:rPr>
@@ -5130,19 +5372,21 @@
               <w:rPr>
                 <w:b/>
                 <w:bCs/>
-                <w:color w:val="1F6F43"/>
-                <w:sz w:val="26"/>
-                <w:szCs w:val="26"/>
-              </w:rPr>
-              <w:t xml:space="preserve">○</w:t>
-            </w:r>
-          </w:p>
-          <w:p>
-            <w:pPr>
-              <w:spacing w:after="0" w:line="260"/>
-            </w:pPr>
-            <w:r>
-              <w:rPr>
+                <w:snapToGrid w:val="false"/>
+                <w:color w:val="1F6F43"/>
+                <w:sz w:val="26"/>
+                <w:szCs w:val="26"/>
+              </w:rPr>
+              <w:t xml:space="preserve">○</w:t>
+            </w:r>
+          </w:p>
+          <w:p>
+            <w:pPr>
+              <w:spacing w:after="0" w:line="260"/>
+            </w:pPr>
+            <w:r>
+              <w:rPr>
+                <w:snapToGrid w:val="false"/>
                 <w:sz w:val="20"/>
                 <w:szCs w:val="20"/>
               </w:rPr>
@@ -5172,6 +5416,7 @@
               <w:rPr>
                 <w:b w:val="false"/>
                 <w:bCs w:val="false"/>
+                <w:snapToGrid w:val="false"/>
                 <w:sz w:val="21"/>
                 <w:szCs w:val="21"/>
               </w:rPr>
@@ -5198,6 +5443,7 @@
               <w:rPr>
                 <w:b/>
                 <w:bCs/>
+                <w:snapToGrid w:val="false"/>
                 <w:color w:val="999999"/>
                 <w:sz w:val="26"/>
                 <w:szCs w:val="26"/>
@@ -5225,19 +5471,21 @@
               <w:rPr>
                 <w:b/>
                 <w:bCs/>
-                <w:color w:val="1F6F43"/>
-                <w:sz w:val="26"/>
-                <w:szCs w:val="26"/>
-              </w:rPr>
-              <w:t xml:space="preserve">○</w:t>
-            </w:r>
-          </w:p>
-          <w:p>
-            <w:pPr>
-              <w:spacing w:after="0" w:line="260"/>
-            </w:pPr>
-            <w:r>
-              <w:rPr>
+                <w:snapToGrid w:val="false"/>
+                <w:color w:val="1F6F43"/>
+                <w:sz w:val="26"/>
+                <w:szCs w:val="26"/>
+              </w:rPr>
+              <w:t xml:space="preserve">○</w:t>
+            </w:r>
+          </w:p>
+          <w:p>
+            <w:pPr>
+              <w:spacing w:after="0" w:line="260"/>
+            </w:pPr>
+            <w:r>
+              <w:rPr>
+                <w:snapToGrid w:val="false"/>
                 <w:sz w:val="20"/>
                 <w:szCs w:val="20"/>
               </w:rPr>
@@ -5264,19 +5512,21 @@
               <w:rPr>
                 <w:b/>
                 <w:bCs/>
-                <w:color w:val="1F6F43"/>
-                <w:sz w:val="26"/>
-                <w:szCs w:val="26"/>
-              </w:rPr>
-              <w:t xml:space="preserve">○</w:t>
-            </w:r>
-          </w:p>
-          <w:p>
-            <w:pPr>
-              <w:spacing w:after="0" w:line="260"/>
-            </w:pPr>
-            <w:r>
-              <w:rPr>
+                <w:snapToGrid w:val="false"/>
+                <w:color w:val="1F6F43"/>
+                <w:sz w:val="26"/>
+                <w:szCs w:val="26"/>
+              </w:rPr>
+              <w:t xml:space="preserve">○</w:t>
+            </w:r>
+          </w:p>
+          <w:p>
+            <w:pPr>
+              <w:spacing w:after="0" w:line="260"/>
+            </w:pPr>
+            <w:r>
+              <w:rPr>
+                <w:snapToGrid w:val="false"/>
                 <w:sz w:val="20"/>
                 <w:szCs w:val="20"/>
               </w:rPr>
@@ -5306,6 +5556,7 @@
               <w:rPr>
                 <w:b w:val="false"/>
                 <w:bCs w:val="false"/>
+                <w:snapToGrid w:val="false"/>
                 <w:sz w:val="21"/>
                 <w:szCs w:val="21"/>
               </w:rPr>
@@ -5332,6 +5583,7 @@
               <w:rPr>
                 <w:b/>
                 <w:bCs/>
+                <w:snapToGrid w:val="false"/>
                 <w:color w:val="999999"/>
                 <w:sz w:val="26"/>
                 <w:szCs w:val="26"/>
@@ -5359,19 +5611,21 @@
               <w:rPr>
                 <w:b/>
                 <w:bCs/>
-                <w:color w:val="1F6F43"/>
-                <w:sz w:val="26"/>
-                <w:szCs w:val="26"/>
-              </w:rPr>
-              <w:t xml:space="preserve">○</w:t>
-            </w:r>
-          </w:p>
-          <w:p>
-            <w:pPr>
-              <w:spacing w:after="0" w:line="260"/>
-            </w:pPr>
-            <w:r>
-              <w:rPr>
+                <w:snapToGrid w:val="false"/>
+                <w:color w:val="1F6F43"/>
+                <w:sz w:val="26"/>
+                <w:szCs w:val="26"/>
+              </w:rPr>
+              <w:t xml:space="preserve">○</w:t>
+            </w:r>
+          </w:p>
+          <w:p>
+            <w:pPr>
+              <w:spacing w:after="0" w:line="260"/>
+            </w:pPr>
+            <w:r>
+              <w:rPr>
+                <w:snapToGrid w:val="false"/>
                 <w:sz w:val="20"/>
                 <w:szCs w:val="20"/>
               </w:rPr>
@@ -5398,6 +5652,7 @@
               <w:rPr>
                 <w:b/>
                 <w:bCs/>
+                <w:snapToGrid w:val="false"/>
                 <w:color w:val="B36B00"/>
                 <w:sz w:val="26"/>
                 <w:szCs w:val="26"/>
@@ -5413,6 +5668,7 @@
               <w:rPr>
                 <w:i/>
                 <w:iCs/>
+                <w:snapToGrid w:val="false"/>
                 <w:color w:val="666666"/>
                 <w:sz w:val="16"/>
                 <w:szCs w:val="16"/>
@@ -5443,6 +5699,7 @@
               <w:rPr>
                 <w:b w:val="false"/>
                 <w:bCs w:val="false"/>
+                <w:snapToGrid w:val="false"/>
                 <w:sz w:val="21"/>
                 <w:szCs w:val="21"/>
               </w:rPr>
@@ -5469,6 +5726,7 @@
               <w:rPr>
                 <w:b/>
                 <w:bCs/>
+                <w:snapToGrid w:val="false"/>
                 <w:color w:val="999999"/>
                 <w:sz w:val="26"/>
                 <w:szCs w:val="26"/>
@@ -5496,19 +5754,21 @@
               <w:rPr>
                 <w:b/>
                 <w:bCs/>
-                <w:color w:val="1F6F43"/>
-                <w:sz w:val="26"/>
-                <w:szCs w:val="26"/>
-              </w:rPr>
-              <w:t xml:space="preserve">○</w:t>
-            </w:r>
-          </w:p>
-          <w:p>
-            <w:pPr>
-              <w:spacing w:after="0" w:line="260"/>
-            </w:pPr>
-            <w:r>
-              <w:rPr>
+                <w:snapToGrid w:val="false"/>
+                <w:color w:val="1F6F43"/>
+                <w:sz w:val="26"/>
+                <w:szCs w:val="26"/>
+              </w:rPr>
+              <w:t xml:space="preserve">○</w:t>
+            </w:r>
+          </w:p>
+          <w:p>
+            <w:pPr>
+              <w:spacing w:after="0" w:line="260"/>
+            </w:pPr>
+            <w:r>
+              <w:rPr>
+                <w:snapToGrid w:val="false"/>
                 <w:sz w:val="20"/>
                 <w:szCs w:val="20"/>
               </w:rPr>
@@ -5535,6 +5795,7 @@
               <w:rPr>
                 <w:b/>
                 <w:bCs/>
+                <w:snapToGrid w:val="false"/>
                 <w:color w:val="999999"/>
                 <w:sz w:val="26"/>
                 <w:szCs w:val="26"/>
@@ -5565,6 +5826,7 @@
               <w:rPr>
                 <w:b w:val="false"/>
                 <w:bCs w:val="false"/>
+                <w:snapToGrid w:val="false"/>
                 <w:sz w:val="21"/>
                 <w:szCs w:val="21"/>
               </w:rPr>
@@ -5591,6 +5853,7 @@
               <w:rPr>
                 <w:b/>
                 <w:bCs/>
+                <w:snapToGrid w:val="false"/>
                 <w:color w:val="999999"/>
                 <w:sz w:val="26"/>
                 <w:szCs w:val="26"/>
@@ -5618,19 +5881,21 @@
               <w:rPr>
                 <w:b/>
                 <w:bCs/>
-                <w:color w:val="1F6F43"/>
-                <w:sz w:val="26"/>
-                <w:szCs w:val="26"/>
-              </w:rPr>
-              <w:t xml:space="preserve">○</w:t>
-            </w:r>
-          </w:p>
-          <w:p>
-            <w:pPr>
-              <w:spacing w:after="0" w:line="260"/>
-            </w:pPr>
-            <w:r>
-              <w:rPr>
+                <w:snapToGrid w:val="false"/>
+                <w:color w:val="1F6F43"/>
+                <w:sz w:val="26"/>
+                <w:szCs w:val="26"/>
+              </w:rPr>
+              <w:t xml:space="preserve">○</w:t>
+            </w:r>
+          </w:p>
+          <w:p>
+            <w:pPr>
+              <w:spacing w:after="0" w:line="260"/>
+            </w:pPr>
+            <w:r>
+              <w:rPr>
+                <w:snapToGrid w:val="false"/>
                 <w:sz w:val="20"/>
                 <w:szCs w:val="20"/>
               </w:rPr>
@@ -5657,6 +5922,7 @@
               <w:rPr>
                 <w:b/>
                 <w:bCs/>
+                <w:snapToGrid w:val="false"/>
                 <w:color w:val="B36B00"/>
                 <w:sz w:val="26"/>
                 <w:szCs w:val="26"/>
@@ -5670,6 +5936,7 @@
             </w:pPr>
             <w:r>
               <w:rPr>
+                <w:snapToGrid w:val="false"/>
                 <w:sz w:val="20"/>
                 <w:szCs w:val="20"/>
               </w:rPr>
@@ -5699,6 +5966,7 @@
               <w:rPr>
                 <w:b w:val="false"/>
                 <w:bCs w:val="false"/>
+                <w:snapToGrid w:val="false"/>
                 <w:sz w:val="21"/>
                 <w:szCs w:val="21"/>
               </w:rPr>
@@ -5725,6 +5993,7 @@
               <w:rPr>
                 <w:b/>
                 <w:bCs/>
+                <w:snapToGrid w:val="false"/>
                 <w:color w:val="999999"/>
                 <w:sz w:val="26"/>
                 <w:szCs w:val="26"/>
@@ -5752,19 +6021,21 @@
               <w:rPr>
                 <w:b/>
                 <w:bCs/>
-                <w:color w:val="1F6F43"/>
-                <w:sz w:val="26"/>
-                <w:szCs w:val="26"/>
-              </w:rPr>
-              <w:t xml:space="preserve">○</w:t>
-            </w:r>
-          </w:p>
-          <w:p>
-            <w:pPr>
-              <w:spacing w:after="0" w:line="260"/>
-            </w:pPr>
-            <w:r>
-              <w:rPr>
+                <w:snapToGrid w:val="false"/>
+                <w:color w:val="1F6F43"/>
+                <w:sz w:val="26"/>
+                <w:szCs w:val="26"/>
+              </w:rPr>
+              <w:t xml:space="preserve">○</w:t>
+            </w:r>
+          </w:p>
+          <w:p>
+            <w:pPr>
+              <w:spacing w:after="0" w:line="260"/>
+            </w:pPr>
+            <w:r>
+              <w:rPr>
+                <w:snapToGrid w:val="false"/>
                 <w:sz w:val="20"/>
                 <w:szCs w:val="20"/>
               </w:rPr>
@@ -5791,6 +6062,7 @@
               <w:rPr>
                 <w:b/>
                 <w:bCs/>
+                <w:snapToGrid w:val="false"/>
                 <w:color w:val="B36B00"/>
                 <w:sz w:val="26"/>
                 <w:szCs w:val="26"/>
@@ -5826,6 +6098,7 @@
               <w:rPr>
                 <w:b/>
                 <w:bCs/>
+                <w:snapToGrid w:val="false"/>
                 <w:color w:val="1F3864"/>
                 <w:sz w:val="22"/>
                 <w:szCs w:val="22"/>
@@ -5856,6 +6129,7 @@
               <w:rPr>
                 <w:b w:val="false"/>
                 <w:bCs w:val="false"/>
+                <w:snapToGrid w:val="false"/>
                 <w:sz w:val="21"/>
                 <w:szCs w:val="21"/>
               </w:rPr>
@@ -5882,6 +6156,7 @@
               <w:rPr>
                 <w:b/>
                 <w:bCs/>
+                <w:snapToGrid w:val="false"/>
                 <w:color w:val="999999"/>
                 <w:sz w:val="26"/>
                 <w:szCs w:val="26"/>
@@ -5897,6 +6172,7 @@
               <w:rPr>
                 <w:i/>
                 <w:iCs/>
+                <w:snapToGrid w:val="false"/>
                 <w:color w:val="666666"/>
                 <w:sz w:val="16"/>
                 <w:szCs w:val="16"/>
@@ -5924,19 +6200,21 @@
               <w:rPr>
                 <w:b/>
                 <w:bCs/>
-                <w:color w:val="1F6F43"/>
-                <w:sz w:val="26"/>
-                <w:szCs w:val="26"/>
-              </w:rPr>
-              <w:t xml:space="preserve">○</w:t>
-            </w:r>
-          </w:p>
-          <w:p>
-            <w:pPr>
-              <w:spacing w:after="0" w:line="260"/>
-            </w:pPr>
-            <w:r>
-              <w:rPr>
+                <w:snapToGrid w:val="false"/>
+                <w:color w:val="1F6F43"/>
+                <w:sz w:val="26"/>
+                <w:szCs w:val="26"/>
+              </w:rPr>
+              <w:t xml:space="preserve">○</w:t>
+            </w:r>
+          </w:p>
+          <w:p>
+            <w:pPr>
+              <w:spacing w:after="0" w:line="260"/>
+            </w:pPr>
+            <w:r>
+              <w:rPr>
+                <w:snapToGrid w:val="false"/>
                 <w:sz w:val="20"/>
                 <w:szCs w:val="20"/>
               </w:rPr>
@@ -5949,6 +6227,7 @@
             </w:pPr>
             <w:r>
               <w:rPr>
+                <w:snapToGrid w:val="false"/>
                 <w:sz w:val="20"/>
                 <w:szCs w:val="20"/>
               </w:rPr>
@@ -5975,6 +6254,7 @@
               <w:rPr>
                 <w:b/>
                 <w:bCs/>
+                <w:snapToGrid w:val="false"/>
                 <w:color w:val="B36B00"/>
                 <w:sz w:val="26"/>
                 <w:szCs w:val="26"/>
@@ -5988,6 +6268,7 @@
             </w:pPr>
             <w:r>
               <w:rPr>
+                <w:snapToGrid w:val="false"/>
                 <w:sz w:val="20"/>
                 <w:szCs w:val="20"/>
               </w:rPr>
@@ -6002,6 +6283,7 @@
               <w:rPr>
                 <w:i/>
                 <w:iCs/>
+                <w:snapToGrid w:val="false"/>
                 <w:color w:val="666666"/>
                 <w:sz w:val="16"/>
                 <w:szCs w:val="16"/>
@@ -6032,6 +6314,7 @@
               <w:rPr>
                 <w:b w:val="false"/>
                 <w:bCs w:val="false"/>
+                <w:snapToGrid w:val="false"/>
                 <w:sz w:val="21"/>
                 <w:szCs w:val="21"/>
               </w:rPr>
@@ -6058,6 +6341,7 @@
               <w:rPr>
                 <w:b/>
                 <w:bCs/>
+                <w:snapToGrid w:val="false"/>
                 <w:color w:val="999999"/>
                 <w:sz w:val="26"/>
                 <w:szCs w:val="26"/>
@@ -6085,19 +6369,21 @@
               <w:rPr>
                 <w:b/>
                 <w:bCs/>
-                <w:color w:val="1F6F43"/>
-                <w:sz w:val="26"/>
-                <w:szCs w:val="26"/>
-              </w:rPr>
-              <w:t xml:space="preserve">○</w:t>
-            </w:r>
-          </w:p>
-          <w:p>
-            <w:pPr>
-              <w:spacing w:after="0" w:line="260"/>
-            </w:pPr>
-            <w:r>
-              <w:rPr>
+                <w:snapToGrid w:val="false"/>
+                <w:color w:val="1F6F43"/>
+                <w:sz w:val="26"/>
+                <w:szCs w:val="26"/>
+              </w:rPr>
+              <w:t xml:space="preserve">○</w:t>
+            </w:r>
+          </w:p>
+          <w:p>
+            <w:pPr>
+              <w:spacing w:after="0" w:line="260"/>
+            </w:pPr>
+            <w:r>
+              <w:rPr>
+                <w:snapToGrid w:val="false"/>
                 <w:sz w:val="20"/>
                 <w:szCs w:val="20"/>
               </w:rPr>
@@ -6124,6 +6410,7 @@
               <w:rPr>
                 <w:b/>
                 <w:bCs/>
+                <w:snapToGrid w:val="false"/>
                 <w:color w:val="B36B00"/>
                 <w:sz w:val="26"/>
                 <w:szCs w:val="26"/>
@@ -6154,6 +6441,7 @@
               <w:rPr>
                 <w:b w:val="false"/>
                 <w:bCs w:val="false"/>
+                <w:snapToGrid w:val="false"/>
                 <w:sz w:val="21"/>
                 <w:szCs w:val="21"/>
               </w:rPr>
@@ -6180,6 +6468,7 @@
               <w:rPr>
                 <w:b/>
                 <w:bCs/>
+                <w:snapToGrid w:val="false"/>
                 <w:color w:val="999999"/>
                 <w:sz w:val="26"/>
                 <w:szCs w:val="26"/>
@@ -6207,19 +6496,21 @@
               <w:rPr>
                 <w:b/>
                 <w:bCs/>
-                <w:color w:val="1F6F43"/>
-                <w:sz w:val="26"/>
-                <w:szCs w:val="26"/>
-              </w:rPr>
-              <w:t xml:space="preserve">○</w:t>
-            </w:r>
-          </w:p>
-          <w:p>
-            <w:pPr>
-              <w:spacing w:after="0" w:line="260"/>
-            </w:pPr>
-            <w:r>
-              <w:rPr>
+                <w:snapToGrid w:val="false"/>
+                <w:color w:val="1F6F43"/>
+                <w:sz w:val="26"/>
+                <w:szCs w:val="26"/>
+              </w:rPr>
+              <w:t xml:space="preserve">○</w:t>
+            </w:r>
+          </w:p>
+          <w:p>
+            <w:pPr>
+              <w:spacing w:after="0" w:line="260"/>
+            </w:pPr>
+            <w:r>
+              <w:rPr>
+                <w:snapToGrid w:val="false"/>
                 <w:sz w:val="20"/>
                 <w:szCs w:val="20"/>
               </w:rPr>
@@ -6246,6 +6537,7 @@
               <w:rPr>
                 <w:b/>
                 <w:bCs/>
+                <w:snapToGrid w:val="false"/>
                 <w:color w:val="999999"/>
                 <w:sz w:val="26"/>
                 <w:szCs w:val="26"/>
@@ -6276,6 +6568,7 @@
               <w:rPr>
                 <w:b w:val="false"/>
                 <w:bCs w:val="false"/>
+                <w:snapToGrid w:val="false"/>
                 <w:sz w:val="21"/>
                 <w:szCs w:val="21"/>
               </w:rPr>
@@ -6302,6 +6595,7 @@
               <w:rPr>
                 <w:b/>
                 <w:bCs/>
+                <w:snapToGrid w:val="false"/>
                 <w:color w:val="999999"/>
                 <w:sz w:val="26"/>
                 <w:szCs w:val="26"/>
@@ -6329,19 +6623,21 @@
               <w:rPr>
                 <w:b/>
                 <w:bCs/>
-                <w:color w:val="1F6F43"/>
-                <w:sz w:val="26"/>
-                <w:szCs w:val="26"/>
-              </w:rPr>
-              <w:t xml:space="preserve">○</w:t>
-            </w:r>
-          </w:p>
-          <w:p>
-            <w:pPr>
-              <w:spacing w:after="0" w:line="260"/>
-            </w:pPr>
-            <w:r>
-              <w:rPr>
+                <w:snapToGrid w:val="false"/>
+                <w:color w:val="1F6F43"/>
+                <w:sz w:val="26"/>
+                <w:szCs w:val="26"/>
+              </w:rPr>
+              <w:t xml:space="preserve">○</w:t>
+            </w:r>
+          </w:p>
+          <w:p>
+            <w:pPr>
+              <w:spacing w:after="0" w:line="260"/>
+            </w:pPr>
+            <w:r>
+              <w:rPr>
+                <w:snapToGrid w:val="false"/>
                 <w:sz w:val="20"/>
                 <w:szCs w:val="20"/>
               </w:rPr>
@@ -6368,6 +6664,7 @@
               <w:rPr>
                 <w:b/>
                 <w:bCs/>
+                <w:snapToGrid w:val="false"/>
                 <w:color w:val="999999"/>
                 <w:sz w:val="26"/>
                 <w:szCs w:val="26"/>
@@ -6398,6 +6695,7 @@
               <w:rPr>
                 <w:b w:val="false"/>
                 <w:bCs w:val="false"/>
+                <w:snapToGrid w:val="false"/>
                 <w:sz w:val="21"/>
                 <w:szCs w:val="21"/>
               </w:rPr>
@@ -6424,6 +6722,7 @@
               <w:rPr>
                 <w:b/>
                 <w:bCs/>
+                <w:snapToGrid w:val="false"/>
                 <w:color w:val="999999"/>
                 <w:sz w:val="26"/>
                 <w:szCs w:val="26"/>
@@ -6451,19 +6750,21 @@
               <w:rPr>
                 <w:b/>
                 <w:bCs/>
-                <w:color w:val="1F6F43"/>
-                <w:sz w:val="26"/>
-                <w:szCs w:val="26"/>
-              </w:rPr>
-              <w:t xml:space="preserve">○</w:t>
-            </w:r>
-          </w:p>
-          <w:p>
-            <w:pPr>
-              <w:spacing w:after="0" w:line="260"/>
-            </w:pPr>
-            <w:r>
-              <w:rPr>
+                <w:snapToGrid w:val="false"/>
+                <w:color w:val="1F6F43"/>
+                <w:sz w:val="26"/>
+                <w:szCs w:val="26"/>
+              </w:rPr>
+              <w:t xml:space="preserve">○</w:t>
+            </w:r>
+          </w:p>
+          <w:p>
+            <w:pPr>
+              <w:spacing w:after="0" w:line="260"/>
+            </w:pPr>
+            <w:r>
+              <w:rPr>
+                <w:snapToGrid w:val="false"/>
                 <w:sz w:val="20"/>
                 <w:szCs w:val="20"/>
               </w:rPr>
@@ -6490,6 +6791,7 @@
               <w:rPr>
                 <w:b/>
                 <w:bCs/>
+                <w:snapToGrid w:val="false"/>
                 <w:color w:val="999999"/>
                 <w:sz w:val="26"/>
                 <w:szCs w:val="26"/>
@@ -6520,6 +6822,7 @@
               <w:rPr>
                 <w:b w:val="false"/>
                 <w:bCs w:val="false"/>
+                <w:snapToGrid w:val="false"/>
                 <w:sz w:val="21"/>
                 <w:szCs w:val="21"/>
               </w:rPr>
@@ -6546,6 +6849,7 @@
               <w:rPr>
                 <w:b/>
                 <w:bCs/>
+                <w:snapToGrid w:val="false"/>
                 <w:color w:val="999999"/>
                 <w:sz w:val="26"/>
                 <w:szCs w:val="26"/>
@@ -6573,19 +6877,21 @@
               <w:rPr>
                 <w:b/>
                 <w:bCs/>
-                <w:color w:val="1F6F43"/>
-                <w:sz w:val="26"/>
-                <w:szCs w:val="26"/>
-              </w:rPr>
-              <w:t xml:space="preserve">○</w:t>
-            </w:r>
-          </w:p>
-          <w:p>
-            <w:pPr>
-              <w:spacing w:after="0" w:line="260"/>
-            </w:pPr>
-            <w:r>
-              <w:rPr>
+                <w:snapToGrid w:val="false"/>
+                <w:color w:val="1F6F43"/>
+                <w:sz w:val="26"/>
+                <w:szCs w:val="26"/>
+              </w:rPr>
+              <w:t xml:space="preserve">○</w:t>
+            </w:r>
+          </w:p>
+          <w:p>
+            <w:pPr>
+              <w:spacing w:after="0" w:line="260"/>
+            </w:pPr>
+            <w:r>
+              <w:rPr>
+                <w:snapToGrid w:val="false"/>
                 <w:sz w:val="20"/>
                 <w:szCs w:val="20"/>
               </w:rPr>
@@ -6612,6 +6918,7 @@
               <w:rPr>
                 <w:b/>
                 <w:bCs/>
+                <w:snapToGrid w:val="false"/>
                 <w:color w:val="999999"/>
                 <w:sz w:val="26"/>
                 <w:szCs w:val="26"/>
@@ -6642,6 +6949,7 @@
               <w:rPr>
                 <w:b w:val="false"/>
                 <w:bCs w:val="false"/>
+                <w:snapToGrid w:val="false"/>
                 <w:sz w:val="21"/>
                 <w:szCs w:val="21"/>
               </w:rPr>
@@ -6668,6 +6976,7 @@
               <w:rPr>
                 <w:b/>
                 <w:bCs/>
+                <w:snapToGrid w:val="false"/>
                 <w:color w:val="B36B00"/>
                 <w:sz w:val="26"/>
                 <w:szCs w:val="26"/>
@@ -6683,6 +6992,7 @@
               <w:rPr>
                 <w:i/>
                 <w:iCs/>
+                <w:snapToGrid w:val="false"/>
                 <w:color w:val="666666"/>
                 <w:sz w:val="16"/>
                 <w:szCs w:val="16"/>
@@ -6710,19 +7020,21 @@
               <w:rPr>
                 <w:b/>
                 <w:bCs/>
-                <w:color w:val="1F6F43"/>
-                <w:sz w:val="26"/>
-                <w:szCs w:val="26"/>
-              </w:rPr>
-              <w:t xml:space="preserve">○</w:t>
-            </w:r>
-          </w:p>
-          <w:p>
-            <w:pPr>
-              <w:spacing w:after="0" w:line="260"/>
-            </w:pPr>
-            <w:r>
-              <w:rPr>
+                <w:snapToGrid w:val="false"/>
+                <w:color w:val="1F6F43"/>
+                <w:sz w:val="26"/>
+                <w:szCs w:val="26"/>
+              </w:rPr>
+              <w:t xml:space="preserve">○</w:t>
+            </w:r>
+          </w:p>
+          <w:p>
+            <w:pPr>
+              <w:spacing w:after="0" w:line="260"/>
+            </w:pPr>
+            <w:r>
+              <w:rPr>
+                <w:snapToGrid w:val="false"/>
                 <w:sz w:val="20"/>
                 <w:szCs w:val="20"/>
               </w:rPr>
@@ -6749,6 +7061,7 @@
               <w:rPr>
                 <w:b/>
                 <w:bCs/>
+                <w:snapToGrid w:val="false"/>
                 <w:color w:val="999999"/>
                 <w:sz w:val="26"/>
                 <w:szCs w:val="26"/>
@@ -6784,6 +7097,7 @@
               <w:rPr>
                 <w:b/>
                 <w:bCs/>
+                <w:snapToGrid w:val="false"/>
                 <w:color w:val="1F3864"/>
                 <w:sz w:val="22"/>
                 <w:szCs w:val="22"/>
@@ -6814,6 +7128,7 @@
               <w:rPr>
                 <w:b w:val="false"/>
                 <w:bCs w:val="false"/>
+                <w:snapToGrid w:val="false"/>
                 <w:sz w:val="21"/>
                 <w:szCs w:val="21"/>
               </w:rPr>
@@ -6840,6 +7155,7 @@
               <w:rPr>
                 <w:b/>
                 <w:bCs/>
+                <w:snapToGrid w:val="false"/>
                 <w:color w:val="999999"/>
                 <w:sz w:val="26"/>
                 <w:szCs w:val="26"/>
@@ -6867,19 +7183,21 @@
               <w:rPr>
                 <w:b/>
                 <w:bCs/>
-                <w:color w:val="1F6F43"/>
-                <w:sz w:val="26"/>
-                <w:szCs w:val="26"/>
-              </w:rPr>
-              <w:t xml:space="preserve">○</w:t>
-            </w:r>
-          </w:p>
-          <w:p>
-            <w:pPr>
-              <w:spacing w:after="0" w:line="260"/>
-            </w:pPr>
-            <w:r>
-              <w:rPr>
+                <w:snapToGrid w:val="false"/>
+                <w:color w:val="1F6F43"/>
+                <w:sz w:val="26"/>
+                <w:szCs w:val="26"/>
+              </w:rPr>
+              <w:t xml:space="preserve">○</w:t>
+            </w:r>
+          </w:p>
+          <w:p>
+            <w:pPr>
+              <w:spacing w:after="0" w:line="260"/>
+            </w:pPr>
+            <w:r>
+              <w:rPr>
+                <w:snapToGrid w:val="false"/>
                 <w:sz w:val="20"/>
                 <w:szCs w:val="20"/>
               </w:rPr>
@@ -6906,6 +7224,7 @@
               <w:rPr>
                 <w:b/>
                 <w:bCs/>
+                <w:snapToGrid w:val="false"/>
                 <w:color w:val="999999"/>
                 <w:sz w:val="26"/>
                 <w:szCs w:val="26"/>
@@ -6921,6 +7240,7 @@
               <w:rPr>
                 <w:i/>
                 <w:iCs/>
+                <w:snapToGrid w:val="false"/>
                 <w:color w:val="666666"/>
                 <w:sz w:val="16"/>
                 <w:szCs w:val="16"/>
@@ -6951,6 +7271,7 @@
               <w:rPr>
                 <w:b w:val="false"/>
                 <w:bCs w:val="false"/>
+                <w:snapToGrid w:val="false"/>
                 <w:sz w:val="21"/>
                 <w:szCs w:val="21"/>
               </w:rPr>
@@ -6977,6 +7298,7 @@
               <w:rPr>
                 <w:b/>
                 <w:bCs/>
+                <w:snapToGrid w:val="false"/>
                 <w:color w:val="999999"/>
                 <w:sz w:val="26"/>
                 <w:szCs w:val="26"/>
@@ -7004,19 +7326,21 @@
               <w:rPr>
                 <w:b/>
                 <w:bCs/>
-                <w:color w:val="1F6F43"/>
-                <w:sz w:val="26"/>
-                <w:szCs w:val="26"/>
-              </w:rPr>
-              <w:t xml:space="preserve">○</w:t>
-            </w:r>
-          </w:p>
-          <w:p>
-            <w:pPr>
-              <w:spacing w:after="0" w:line="260"/>
-            </w:pPr>
-            <w:r>
-              <w:rPr>
+                <w:snapToGrid w:val="false"/>
+                <w:color w:val="1F6F43"/>
+                <w:sz w:val="26"/>
+                <w:szCs w:val="26"/>
+              </w:rPr>
+              <w:t xml:space="preserve">○</w:t>
+            </w:r>
+          </w:p>
+          <w:p>
+            <w:pPr>
+              <w:spacing w:after="0" w:line="260"/>
+            </w:pPr>
+            <w:r>
+              <w:rPr>
+                <w:snapToGrid w:val="false"/>
                 <w:sz w:val="20"/>
                 <w:szCs w:val="20"/>
               </w:rPr>
@@ -7029,6 +7353,7 @@
             </w:pPr>
             <w:r>
               <w:rPr>
+                <w:snapToGrid w:val="false"/>
                 <w:sz w:val="20"/>
                 <w:szCs w:val="20"/>
               </w:rPr>
@@ -7055,19 +7380,21 @@
               <w:rPr>
                 <w:b/>
                 <w:bCs/>
-                <w:color w:val="1F6F43"/>
-                <w:sz w:val="26"/>
-                <w:szCs w:val="26"/>
-              </w:rPr>
-              <w:t xml:space="preserve">○</w:t>
-            </w:r>
-          </w:p>
-          <w:p>
-            <w:pPr>
-              <w:spacing w:after="0" w:line="260"/>
-            </w:pPr>
-            <w:r>
-              <w:rPr>
+                <w:snapToGrid w:val="false"/>
+                <w:color w:val="1F6F43"/>
+                <w:sz w:val="26"/>
+                <w:szCs w:val="26"/>
+              </w:rPr>
+              <w:t xml:space="preserve">○</w:t>
+            </w:r>
+          </w:p>
+          <w:p>
+            <w:pPr>
+              <w:spacing w:after="0" w:line="260"/>
+            </w:pPr>
+            <w:r>
+              <w:rPr>
+                <w:snapToGrid w:val="false"/>
                 <w:sz w:val="20"/>
                 <w:szCs w:val="20"/>
               </w:rPr>
@@ -7097,6 +7424,7 @@
               <w:rPr>
                 <w:b w:val="false"/>
                 <w:bCs w:val="false"/>
+                <w:snapToGrid w:val="false"/>
                 <w:sz w:val="21"/>
                 <w:szCs w:val="21"/>
               </w:rPr>
@@ -7123,6 +7451,7 @@
               <w:rPr>
                 <w:b/>
                 <w:bCs/>
+                <w:snapToGrid w:val="false"/>
                 <w:color w:val="999999"/>
                 <w:sz w:val="26"/>
                 <w:szCs w:val="26"/>
@@ -7150,19 +7479,21 @@
               <w:rPr>
                 <w:b/>
                 <w:bCs/>
-                <w:color w:val="1F6F43"/>
-                <w:sz w:val="26"/>
-                <w:szCs w:val="26"/>
-              </w:rPr>
-              <w:t xml:space="preserve">○</w:t>
-            </w:r>
-          </w:p>
-          <w:p>
-            <w:pPr>
-              <w:spacing w:after="0" w:line="260"/>
-            </w:pPr>
-            <w:r>
-              <w:rPr>
+                <w:snapToGrid w:val="false"/>
+                <w:color w:val="1F6F43"/>
+                <w:sz w:val="26"/>
+                <w:szCs w:val="26"/>
+              </w:rPr>
+              <w:t xml:space="preserve">○</w:t>
+            </w:r>
+          </w:p>
+          <w:p>
+            <w:pPr>
+              <w:spacing w:after="0" w:line="260"/>
+            </w:pPr>
+            <w:r>
+              <w:rPr>
+                <w:snapToGrid w:val="false"/>
                 <w:sz w:val="20"/>
                 <w:szCs w:val="20"/>
               </w:rPr>
@@ -7189,19 +7520,21 @@
               <w:rPr>
                 <w:b/>
                 <w:bCs/>
-                <w:color w:val="1F6F43"/>
-                <w:sz w:val="26"/>
-                <w:szCs w:val="26"/>
-              </w:rPr>
-              <w:t xml:space="preserve">○</w:t>
-            </w:r>
-          </w:p>
-          <w:p>
-            <w:pPr>
-              <w:spacing w:after="0" w:line="260"/>
-            </w:pPr>
-            <w:r>
-              <w:rPr>
+                <w:snapToGrid w:val="false"/>
+                <w:color w:val="1F6F43"/>
+                <w:sz w:val="26"/>
+                <w:szCs w:val="26"/>
+              </w:rPr>
+              <w:t xml:space="preserve">○</w:t>
+            </w:r>
+          </w:p>
+          <w:p>
+            <w:pPr>
+              <w:spacing w:after="0" w:line="260"/>
+            </w:pPr>
+            <w:r>
+              <w:rPr>
+                <w:snapToGrid w:val="false"/>
                 <w:sz w:val="20"/>
                 <w:szCs w:val="20"/>
               </w:rPr>
@@ -7231,6 +7564,7 @@
               <w:rPr>
                 <w:b w:val="false"/>
                 <w:bCs w:val="false"/>
+                <w:snapToGrid w:val="false"/>
                 <w:sz w:val="21"/>
                 <w:szCs w:val="21"/>
               </w:rPr>
@@ -7257,6 +7591,7 @@
               <w:rPr>
                 <w:b/>
                 <w:bCs/>
+                <w:snapToGrid w:val="false"/>
                 <w:color w:val="999999"/>
                 <w:sz w:val="26"/>
                 <w:szCs w:val="26"/>
@@ -7284,19 +7619,21 @@
               <w:rPr>
                 <w:b/>
                 <w:bCs/>
-                <w:color w:val="1F6F43"/>
-                <w:sz w:val="26"/>
-                <w:szCs w:val="26"/>
-              </w:rPr>
-              <w:t xml:space="preserve">○</w:t>
-            </w:r>
-          </w:p>
-          <w:p>
-            <w:pPr>
-              <w:spacing w:after="0" w:line="260"/>
-            </w:pPr>
-            <w:r>
-              <w:rPr>
+                <w:snapToGrid w:val="false"/>
+                <w:color w:val="1F6F43"/>
+                <w:sz w:val="26"/>
+                <w:szCs w:val="26"/>
+              </w:rPr>
+              <w:t xml:space="preserve">○</w:t>
+            </w:r>
+          </w:p>
+          <w:p>
+            <w:pPr>
+              <w:spacing w:after="0" w:line="260"/>
+            </w:pPr>
+            <w:r>
+              <w:rPr>
+                <w:snapToGrid w:val="false"/>
                 <w:sz w:val="20"/>
                 <w:szCs w:val="20"/>
               </w:rPr>
@@ -7309,6 +7646,7 @@
             </w:pPr>
             <w:r>
               <w:rPr>
+                <w:snapToGrid w:val="false"/>
                 <w:sz w:val="20"/>
                 <w:szCs w:val="20"/>
               </w:rPr>
@@ -7335,19 +7673,21 @@
               <w:rPr>
                 <w:b/>
                 <w:bCs/>
-                <w:color w:val="1F6F43"/>
-                <w:sz w:val="26"/>
-                <w:szCs w:val="26"/>
-              </w:rPr>
-              <w:t xml:space="preserve">○</w:t>
-            </w:r>
-          </w:p>
-          <w:p>
-            <w:pPr>
-              <w:spacing w:after="0" w:line="260"/>
-            </w:pPr>
-            <w:r>
-              <w:rPr>
+                <w:snapToGrid w:val="false"/>
+                <w:color w:val="1F6F43"/>
+                <w:sz w:val="26"/>
+                <w:szCs w:val="26"/>
+              </w:rPr>
+              <w:t xml:space="preserve">○</w:t>
+            </w:r>
+          </w:p>
+          <w:p>
+            <w:pPr>
+              <w:spacing w:after="0" w:line="260"/>
+            </w:pPr>
+            <w:r>
+              <w:rPr>
+                <w:snapToGrid w:val="false"/>
                 <w:sz w:val="20"/>
                 <w:szCs w:val="20"/>
               </w:rPr>
@@ -7377,6 +7717,7 @@
               <w:rPr>
                 <w:b w:val="false"/>
                 <w:bCs w:val="false"/>
+                <w:snapToGrid w:val="false"/>
                 <w:sz w:val="21"/>
                 <w:szCs w:val="21"/>
               </w:rPr>
@@ -7403,6 +7744,7 @@
               <w:rPr>
                 <w:b/>
                 <w:bCs/>
+                <w:snapToGrid w:val="false"/>
                 <w:color w:val="999999"/>
                 <w:sz w:val="26"/>
                 <w:szCs w:val="26"/>
@@ -7430,19 +7772,21 @@
               <w:rPr>
                 <w:b/>
                 <w:bCs/>
-                <w:color w:val="1F6F43"/>
-                <w:sz w:val="26"/>
-                <w:szCs w:val="26"/>
-              </w:rPr>
-              <w:t xml:space="preserve">○</w:t>
-            </w:r>
-          </w:p>
-          <w:p>
-            <w:pPr>
-              <w:spacing w:after="0" w:line="260"/>
-            </w:pPr>
-            <w:r>
-              <w:rPr>
+                <w:snapToGrid w:val="false"/>
+                <w:color w:val="1F6F43"/>
+                <w:sz w:val="26"/>
+                <w:szCs w:val="26"/>
+              </w:rPr>
+              <w:t xml:space="preserve">○</w:t>
+            </w:r>
+          </w:p>
+          <w:p>
+            <w:pPr>
+              <w:spacing w:after="0" w:line="260"/>
+            </w:pPr>
+            <w:r>
+              <w:rPr>
+                <w:snapToGrid w:val="false"/>
                 <w:sz w:val="20"/>
                 <w:szCs w:val="20"/>
               </w:rPr>
@@ -7455,6 +7799,7 @@
             </w:pPr>
             <w:r>
               <w:rPr>
+                <w:snapToGrid w:val="false"/>
                 <w:sz w:val="20"/>
                 <w:szCs w:val="20"/>
               </w:rPr>
@@ -7481,19 +7826,21 @@
               <w:rPr>
                 <w:b/>
                 <w:bCs/>
-                <w:color w:val="1F6F43"/>
-                <w:sz w:val="26"/>
-                <w:szCs w:val="26"/>
-              </w:rPr>
-              <w:t xml:space="preserve">○</w:t>
-            </w:r>
-          </w:p>
-          <w:p>
-            <w:pPr>
-              <w:spacing w:after="0" w:line="260"/>
-            </w:pPr>
-            <w:r>
-              <w:rPr>
+                <w:snapToGrid w:val="false"/>
+                <w:color w:val="1F6F43"/>
+                <w:sz w:val="26"/>
+                <w:szCs w:val="26"/>
+              </w:rPr>
+              <w:t xml:space="preserve">○</w:t>
+            </w:r>
+          </w:p>
+          <w:p>
+            <w:pPr>
+              <w:spacing w:after="0" w:line="260"/>
+            </w:pPr>
+            <w:r>
+              <w:rPr>
+                <w:snapToGrid w:val="false"/>
                 <w:sz w:val="20"/>
                 <w:szCs w:val="20"/>
               </w:rPr>
@@ -7506,6 +7853,7 @@
             </w:pPr>
             <w:r>
               <w:rPr>
+                <w:snapToGrid w:val="false"/>
                 <w:sz w:val="20"/>
                 <w:szCs w:val="20"/>
               </w:rPr>
@@ -7535,6 +7883,7 @@
               <w:rPr>
                 <w:b w:val="false"/>
                 <w:bCs w:val="false"/>
+                <w:snapToGrid w:val="false"/>
                 <w:sz w:val="21"/>
                 <w:szCs w:val="21"/>
               </w:rPr>
@@ -7561,6 +7910,7 @@
               <w:rPr>
                 <w:b/>
                 <w:bCs/>
+                <w:snapToGrid w:val="false"/>
                 <w:color w:val="999999"/>
                 <w:sz w:val="26"/>
                 <w:szCs w:val="26"/>
@@ -7588,19 +7938,21 @@
               <w:rPr>
                 <w:b/>
                 <w:bCs/>
-                <w:color w:val="1F6F43"/>
-                <w:sz w:val="26"/>
-                <w:szCs w:val="26"/>
-              </w:rPr>
-              <w:t xml:space="preserve">○</w:t>
-            </w:r>
-          </w:p>
-          <w:p>
-            <w:pPr>
-              <w:spacing w:after="0" w:line="260"/>
-            </w:pPr>
-            <w:r>
-              <w:rPr>
+                <w:snapToGrid w:val="false"/>
+                <w:color w:val="1F6F43"/>
+                <w:sz w:val="26"/>
+                <w:szCs w:val="26"/>
+              </w:rPr>
+              <w:t xml:space="preserve">○</w:t>
+            </w:r>
+          </w:p>
+          <w:p>
+            <w:pPr>
+              <w:spacing w:after="0" w:line="260"/>
+            </w:pPr>
+            <w:r>
+              <w:rPr>
+                <w:snapToGrid w:val="false"/>
                 <w:sz w:val="20"/>
                 <w:szCs w:val="20"/>
               </w:rPr>
@@ -7627,6 +7979,7 @@
               <w:rPr>
                 <w:b/>
                 <w:bCs/>
+                <w:snapToGrid w:val="false"/>
                 <w:color w:val="B36B00"/>
                 <w:sz w:val="26"/>
                 <w:szCs w:val="26"/>
@@ -7640,6 +7993,7 @@
             </w:pPr>
             <w:r>
               <w:rPr>
+                <w:snapToGrid w:val="false"/>
                 <w:sz w:val="20"/>
                 <w:szCs w:val="20"/>
               </w:rPr>
@@ -7669,6 +8023,7 @@
               <w:rPr>
                 <w:b w:val="false"/>
                 <w:bCs w:val="false"/>
+                <w:snapToGrid w:val="false"/>
                 <w:sz w:val="21"/>
                 <w:szCs w:val="21"/>
               </w:rPr>
@@ -7695,6 +8050,7 @@
               <w:rPr>
                 <w:b/>
                 <w:bCs/>
+                <w:snapToGrid w:val="false"/>
                 <w:color w:val="999999"/>
                 <w:sz w:val="26"/>
                 <w:szCs w:val="26"/>
@@ -7722,19 +8078,21 @@
               <w:rPr>
                 <w:b/>
                 <w:bCs/>
-                <w:color w:val="1F6F43"/>
-                <w:sz w:val="26"/>
-                <w:szCs w:val="26"/>
-              </w:rPr>
-              <w:t xml:space="preserve">○</w:t>
-            </w:r>
-          </w:p>
-          <w:p>
-            <w:pPr>
-              <w:spacing w:after="0" w:line="260"/>
-            </w:pPr>
-            <w:r>
-              <w:rPr>
+                <w:snapToGrid w:val="false"/>
+                <w:color w:val="1F6F43"/>
+                <w:sz w:val="26"/>
+                <w:szCs w:val="26"/>
+              </w:rPr>
+              <w:t xml:space="preserve">○</w:t>
+            </w:r>
+          </w:p>
+          <w:p>
+            <w:pPr>
+              <w:spacing w:after="0" w:line="260"/>
+            </w:pPr>
+            <w:r>
+              <w:rPr>
+                <w:snapToGrid w:val="false"/>
                 <w:sz w:val="20"/>
                 <w:szCs w:val="20"/>
               </w:rPr>
@@ -7761,6 +8119,7 @@
               <w:rPr>
                 <w:b/>
                 <w:bCs/>
+                <w:snapToGrid w:val="false"/>
                 <w:color w:val="B36B00"/>
                 <w:sz w:val="26"/>
                 <w:szCs w:val="26"/>
@@ -7791,6 +8150,7 @@
               <w:rPr>
                 <w:b w:val="false"/>
                 <w:bCs w:val="false"/>
+                <w:snapToGrid w:val="false"/>
                 <w:sz w:val="21"/>
                 <w:szCs w:val="21"/>
               </w:rPr>
@@ -7817,6 +8177,7 @@
               <w:rPr>
                 <w:b/>
                 <w:bCs/>
+                <w:snapToGrid w:val="false"/>
                 <w:color w:val="999999"/>
                 <w:sz w:val="26"/>
                 <w:szCs w:val="26"/>
@@ -7844,19 +8205,21 @@
               <w:rPr>
                 <w:b/>
                 <w:bCs/>
-                <w:color w:val="1F6F43"/>
-                <w:sz w:val="26"/>
-                <w:szCs w:val="26"/>
-              </w:rPr>
-              <w:t xml:space="preserve">○</w:t>
-            </w:r>
-          </w:p>
-          <w:p>
-            <w:pPr>
-              <w:spacing w:after="0" w:line="260"/>
-            </w:pPr>
-            <w:r>
-              <w:rPr>
+                <w:snapToGrid w:val="false"/>
+                <w:color w:val="1F6F43"/>
+                <w:sz w:val="26"/>
+                <w:szCs w:val="26"/>
+              </w:rPr>
+              <w:t xml:space="preserve">○</w:t>
+            </w:r>
+          </w:p>
+          <w:p>
+            <w:pPr>
+              <w:spacing w:after="0" w:line="260"/>
+            </w:pPr>
+            <w:r>
+              <w:rPr>
+                <w:snapToGrid w:val="false"/>
                 <w:sz w:val="20"/>
                 <w:szCs w:val="20"/>
               </w:rPr>
@@ -7883,6 +8246,7 @@
               <w:rPr>
                 <w:b/>
                 <w:bCs/>
+                <w:snapToGrid w:val="false"/>
                 <w:color w:val="B36B00"/>
                 <w:sz w:val="26"/>
                 <w:szCs w:val="26"/>
@@ -7896,6 +8260,7 @@
             </w:pPr>
             <w:r>
               <w:rPr>
+                <w:snapToGrid w:val="false"/>
                 <w:sz w:val="20"/>
                 <w:szCs w:val="20"/>
               </w:rPr>
@@ -7910,6 +8275,7 @@
               <w:rPr>
                 <w:i/>
                 <w:iCs/>
+                <w:snapToGrid w:val="false"/>
                 <w:color w:val="666666"/>
                 <w:sz w:val="16"/>
                 <w:szCs w:val="16"/>
@@ -7935,6 +8301,7 @@
         <w:rPr>
           <w:b/>
           <w:bCs/>
+          <w:snapToGrid w:val="false"/>
           <w:color w:val="2F5496"/>
           <w:sz w:val="22"/>
           <w:szCs w:val="22"/>
@@ -7949,6 +8316,7 @@
       </w:pPr>
       <w:r>
         <w:rPr>
+          <w:snapToGrid w:val="false"/>
           <w:sz w:val="19"/>
           <w:szCs w:val="19"/>
         </w:rPr>
@@ -7962,6 +8330,7 @@
       </w:pPr>
       <w:r>
         <w:rPr>
+          <w:snapToGrid w:val="false"/>
           <w:sz w:val="19"/>
           <w:szCs w:val="19"/>
         </w:rPr>
@@ -7975,6 +8344,7 @@
       </w:pPr>
       <w:r>
         <w:rPr>
+          <w:snapToGrid w:val="false"/>
           <w:sz w:val="19"/>
           <w:szCs w:val="19"/>
         </w:rPr>
@@ -7988,6 +8358,7 @@
       </w:pPr>
       <w:r>
         <w:rPr>
+          <w:snapToGrid w:val="false"/>
           <w:sz w:val="19"/>
           <w:szCs w:val="19"/>
         </w:rPr>
@@ -8001,6 +8372,7 @@
       </w:pPr>
       <w:r>
         <w:rPr>
+          <w:snapToGrid w:val="false"/>
           <w:sz w:val="19"/>
           <w:szCs w:val="19"/>
         </w:rPr>
@@ -8014,6 +8386,7 @@
       </w:pPr>
       <w:r>
         <w:rPr>
+          <w:snapToGrid w:val="false"/>
           <w:sz w:val="19"/>
           <w:szCs w:val="19"/>
         </w:rPr>
@@ -8030,6 +8403,7 @@
         <w:rPr>
           <w:b/>
           <w:bCs/>
+          <w:snapToGrid w:val="false"/>
           <w:color w:val="2F5496"/>
           <w:sz w:val="22"/>
           <w:szCs w:val="22"/>
@@ -8043,6 +8417,7 @@
       </w:pPr>
       <w:r>
         <w:rPr>
+          <w:snapToGrid w:val="false"/>
           <w:color w:val="555555"/>
           <w:sz w:val="15"/>
           <w:szCs w:val="15"/>
@@ -8056,6 +8431,7 @@
       </w:pPr>
       <w:r>
         <w:rPr>
+          <w:snapToGrid w:val="false"/>
           <w:color w:val="555555"/>
           <w:sz w:val="15"/>
           <w:szCs w:val="15"/>
@@ -8078,6 +8454,7 @@
         <w:rPr>
           <w:b/>
           <w:bCs/>
+          <w:snapToGrid w:val="false"/>
           <w:color w:val="1F3864"/>
           <w:sz w:val="30"/>
           <w:szCs w:val="30"/>
@@ -8093,6 +8470,7 @@
         <w:rPr>
           <w:i w:val="false"/>
           <w:iCs w:val="false"/>
+          <w:snapToGrid w:val="false"/>
           <w:sz w:val="20"/>
           <w:szCs w:val="20"/>
         </w:rPr>
@@ -8141,6 +8519,7 @@
               <w:rPr>
                 <w:b/>
                 <w:bCs/>
+                <w:snapToGrid w:val="false"/>
                 <w:color w:val="FFFFFF"/>
                 <w:sz w:val="18"/>
                 <w:szCs w:val="18"/>
@@ -8170,6 +8549,7 @@
               <w:rPr>
                 <w:b/>
                 <w:bCs/>
+                <w:snapToGrid w:val="false"/>
                 <w:color w:val="FFFFFF"/>
                 <w:sz w:val="18"/>
                 <w:szCs w:val="18"/>
@@ -8204,6 +8584,7 @@
               <w:rPr>
                 <w:b/>
                 <w:bCs/>
+                <w:snapToGrid w:val="false"/>
                 <w:color w:val="1F3864"/>
                 <w:sz w:val="16"/>
                 <w:szCs w:val="16"/>
@@ -8234,6 +8615,7 @@
               <w:rPr>
                 <w:b/>
                 <w:bCs/>
+                <w:snapToGrid w:val="false"/>
                 <w:sz w:val="16"/>
                 <w:szCs w:val="16"/>
               </w:rPr>
@@ -8261,6 +8643,7 @@
               <w:rPr>
                 <w:b w:val="false"/>
                 <w:bCs w:val="false"/>
+                <w:snapToGrid w:val="false"/>
                 <w:sz w:val="17"/>
                 <w:szCs w:val="17"/>
               </w:rPr>
@@ -8290,6 +8673,7 @@
               <w:rPr>
                 <w:b/>
                 <w:bCs/>
+                <w:snapToGrid w:val="false"/>
                 <w:sz w:val="16"/>
                 <w:szCs w:val="16"/>
               </w:rPr>
@@ -8317,6 +8701,7 @@
               <w:rPr>
                 <w:b w:val="false"/>
                 <w:bCs w:val="false"/>
+                <w:snapToGrid w:val="false"/>
                 <w:sz w:val="17"/>
                 <w:szCs w:val="17"/>
               </w:rPr>
@@ -8346,6 +8731,7 @@
               <w:rPr>
                 <w:b/>
                 <w:bCs/>
+                <w:snapToGrid w:val="false"/>
                 <w:sz w:val="16"/>
                 <w:szCs w:val="16"/>
               </w:rPr>
@@ -8373,6 +8759,7 @@
               <w:rPr>
                 <w:b w:val="false"/>
                 <w:bCs w:val="false"/>
+                <w:snapToGrid w:val="false"/>
                 <w:sz w:val="17"/>
                 <w:szCs w:val="17"/>
               </w:rPr>
@@ -8406,6 +8793,7 @@
               <w:rPr>
                 <w:b/>
                 <w:bCs/>
+                <w:snapToGrid w:val="false"/>
                 <w:color w:val="1F3864"/>
                 <w:sz w:val="16"/>
                 <w:szCs w:val="16"/>
@@ -8436,6 +8824,7 @@
               <w:rPr>
                 <w:b/>
                 <w:bCs/>
+                <w:snapToGrid w:val="false"/>
                 <w:sz w:val="16"/>
                 <w:szCs w:val="16"/>
               </w:rPr>
@@ -8463,6 +8852,7 @@
               <w:rPr>
                 <w:b w:val="false"/>
                 <w:bCs w:val="false"/>
+                <w:snapToGrid w:val="false"/>
                 <w:sz w:val="17"/>
                 <w:szCs w:val="17"/>
               </w:rPr>
@@ -8492,6 +8882,7 @@
               <w:rPr>
                 <w:b/>
                 <w:bCs/>
+                <w:snapToGrid w:val="false"/>
                 <w:sz w:val="16"/>
                 <w:szCs w:val="16"/>
               </w:rPr>
@@ -8519,6 +8910,7 @@
               <w:rPr>
                 <w:b w:val="false"/>
                 <w:bCs w:val="false"/>
+                <w:snapToGrid w:val="false"/>
                 <w:sz w:val="17"/>
                 <w:szCs w:val="17"/>
               </w:rPr>
@@ -8548,6 +8940,7 @@
               <w:rPr>
                 <w:b/>
                 <w:bCs/>
+                <w:snapToGrid w:val="false"/>
                 <w:sz w:val="16"/>
                 <w:szCs w:val="16"/>
               </w:rPr>
@@ -8575,6 +8968,7 @@
               <w:rPr>
                 <w:b w:val="false"/>
                 <w:bCs w:val="false"/>
+                <w:snapToGrid w:val="false"/>
                 <w:sz w:val="17"/>
                 <w:szCs w:val="17"/>
               </w:rPr>
@@ -8604,6 +8998,7 @@
               <w:rPr>
                 <w:b/>
                 <w:bCs/>
+                <w:snapToGrid w:val="false"/>
                 <w:sz w:val="16"/>
                 <w:szCs w:val="16"/>
               </w:rPr>
@@ -8631,6 +9026,7 @@
               <w:rPr>
                 <w:b w:val="false"/>
                 <w:bCs w:val="false"/>
+                <w:snapToGrid w:val="false"/>
                 <w:sz w:val="17"/>
                 <w:szCs w:val="17"/>
               </w:rPr>
@@ -8660,6 +9056,7 @@
               <w:rPr>
                 <w:b/>
                 <w:bCs/>
+                <w:snapToGrid w:val="false"/>
                 <w:sz w:val="16"/>
                 <w:szCs w:val="16"/>
               </w:rPr>
@@ -8687,6 +9084,7 @@
               <w:rPr>
                 <w:b w:val="false"/>
                 <w:bCs w:val="false"/>
+                <w:snapToGrid w:val="false"/>
                 <w:sz w:val="17"/>
                 <w:szCs w:val="17"/>
               </w:rPr>
@@ -8716,6 +9114,7 @@
               <w:rPr>
                 <w:b/>
                 <w:bCs/>
+                <w:snapToGrid w:val="false"/>
                 <w:sz w:val="16"/>
                 <w:szCs w:val="16"/>
               </w:rPr>
@@ -8743,6 +9142,7 @@
               <w:rPr>
                 <w:b w:val="false"/>
                 <w:bCs w:val="false"/>
+                <w:snapToGrid w:val="false"/>
                 <w:sz w:val="17"/>
                 <w:szCs w:val="17"/>
               </w:rPr>
@@ -8772,6 +9172,7 @@
               <w:rPr>
                 <w:b/>
                 <w:bCs/>
+                <w:snapToGrid w:val="false"/>
                 <w:sz w:val="16"/>
                 <w:szCs w:val="16"/>
               </w:rPr>
@@ -8799,6 +9200,7 @@
               <w:rPr>
                 <w:b w:val="false"/>
                 <w:bCs w:val="false"/>
+                <w:snapToGrid w:val="false"/>
                 <w:sz w:val="17"/>
                 <w:szCs w:val="17"/>
               </w:rPr>
@@ -8832,6 +9234,7 @@
               <w:rPr>
                 <w:b/>
                 <w:bCs/>
+                <w:snapToGrid w:val="false"/>
                 <w:color w:val="1F3864"/>
                 <w:sz w:val="16"/>
                 <w:szCs w:val="16"/>
@@ -8862,6 +9265,7 @@
               <w:rPr>
                 <w:b/>
                 <w:bCs/>
+                <w:snapToGrid w:val="false"/>
                 <w:sz w:val="16"/>
                 <w:szCs w:val="16"/>
               </w:rPr>
@@ -8889,6 +9293,7 @@
               <w:rPr>
                 <w:b w:val="false"/>
                 <w:bCs w:val="false"/>
+                <w:snapToGrid w:val="false"/>
                 <w:sz w:val="17"/>
                 <w:szCs w:val="17"/>
               </w:rPr>
@@ -8918,6 +9323,7 @@
               <w:rPr>
                 <w:b/>
                 <w:bCs/>
+                <w:snapToGrid w:val="false"/>
                 <w:sz w:val="16"/>
                 <w:szCs w:val="16"/>
               </w:rPr>
@@ -8945,6 +9351,7 @@
               <w:rPr>
                 <w:b w:val="false"/>
                 <w:bCs w:val="false"/>
+                <w:snapToGrid w:val="false"/>
                 <w:sz w:val="17"/>
                 <w:szCs w:val="17"/>
               </w:rPr>
@@ -8974,6 +9381,7 @@
               <w:rPr>
                 <w:b/>
                 <w:bCs/>
+                <w:snapToGrid w:val="false"/>
                 <w:sz w:val="16"/>
                 <w:szCs w:val="16"/>
               </w:rPr>
@@ -9001,6 +9409,7 @@
               <w:rPr>
                 <w:b w:val="false"/>
                 <w:bCs w:val="false"/>
+                <w:snapToGrid w:val="false"/>
                 <w:sz w:val="17"/>
                 <w:szCs w:val="17"/>
               </w:rPr>
@@ -9030,6 +9439,7 @@
               <w:rPr>
                 <w:b/>
                 <w:bCs/>
+                <w:snapToGrid w:val="false"/>
                 <w:sz w:val="16"/>
                 <w:szCs w:val="16"/>
               </w:rPr>
@@ -9057,6 +9467,7 @@
               <w:rPr>
                 <w:b w:val="false"/>
                 <w:bCs w:val="false"/>
+                <w:snapToGrid w:val="false"/>
                 <w:sz w:val="17"/>
                 <w:szCs w:val="17"/>
               </w:rPr>
@@ -9086,6 +9497,7 @@
               <w:rPr>
                 <w:b/>
                 <w:bCs/>
+                <w:snapToGrid w:val="false"/>
                 <w:sz w:val="16"/>
                 <w:szCs w:val="16"/>
               </w:rPr>
@@ -9113,6 +9525,7 @@
               <w:rPr>
                 <w:b w:val="false"/>
                 <w:bCs w:val="false"/>
+                <w:snapToGrid w:val="false"/>
                 <w:sz w:val="17"/>
                 <w:szCs w:val="17"/>
               </w:rPr>
@@ -9142,6 +9555,7 @@
               <w:rPr>
                 <w:b/>
                 <w:bCs/>
+                <w:snapToGrid w:val="false"/>
                 <w:sz w:val="16"/>
                 <w:szCs w:val="16"/>
               </w:rPr>
@@ -9169,6 +9583,7 @@
               <w:rPr>
                 <w:b w:val="false"/>
                 <w:bCs w:val="false"/>
+                <w:snapToGrid w:val="false"/>
                 <w:sz w:val="17"/>
                 <w:szCs w:val="17"/>
               </w:rPr>
@@ -9198,6 +9613,7 @@
               <w:rPr>
                 <w:b/>
                 <w:bCs/>
+                <w:snapToGrid w:val="false"/>
                 <w:sz w:val="16"/>
                 <w:szCs w:val="16"/>
               </w:rPr>
@@ -9225,6 +9641,7 @@
               <w:rPr>
                 <w:b w:val="false"/>
                 <w:bCs w:val="false"/>
+                <w:snapToGrid w:val="false"/>
                 <w:sz w:val="17"/>
                 <w:szCs w:val="17"/>
               </w:rPr>
@@ -9258,6 +9675,7 @@
               <w:rPr>
                 <w:b/>
                 <w:bCs/>
+                <w:snapToGrid w:val="false"/>
                 <w:color w:val="1F3864"/>
                 <w:sz w:val="16"/>
                 <w:szCs w:val="16"/>
@@ -9288,6 +9706,7 @@
               <w:rPr>
                 <w:b/>
                 <w:bCs/>
+                <w:snapToGrid w:val="false"/>
                 <w:sz w:val="16"/>
                 <w:szCs w:val="16"/>
               </w:rPr>
@@ -9315,6 +9734,7 @@
               <w:rPr>
                 <w:b w:val="false"/>
                 <w:bCs w:val="false"/>
+                <w:snapToGrid w:val="false"/>
                 <w:sz w:val="17"/>
                 <w:szCs w:val="17"/>
               </w:rPr>
@@ -9344,6 +9764,7 @@
               <w:rPr>
                 <w:b/>
                 <w:bCs/>
+                <w:snapToGrid w:val="false"/>
                 <w:sz w:val="16"/>
                 <w:szCs w:val="16"/>
               </w:rPr>
@@ -9371,6 +9792,7 @@
               <w:rPr>
                 <w:b w:val="false"/>
                 <w:bCs w:val="false"/>
+                <w:snapToGrid w:val="false"/>
                 <w:sz w:val="17"/>
                 <w:szCs w:val="17"/>
               </w:rPr>
@@ -9400,6 +9822,7 @@
               <w:rPr>
                 <w:b/>
                 <w:bCs/>
+                <w:snapToGrid w:val="false"/>
                 <w:sz w:val="16"/>
                 <w:szCs w:val="16"/>
               </w:rPr>
@@ -9427,6 +9850,7 @@
               <w:rPr>
                 <w:b w:val="false"/>
                 <w:bCs w:val="false"/>
+                <w:snapToGrid w:val="false"/>
                 <w:sz w:val="17"/>
                 <w:szCs w:val="17"/>
               </w:rPr>
@@ -9456,6 +9880,7 @@
               <w:rPr>
                 <w:b/>
                 <w:bCs/>
+                <w:snapToGrid w:val="false"/>
                 <w:sz w:val="16"/>
                 <w:szCs w:val="16"/>
               </w:rPr>
@@ -9483,6 +9908,7 @@
               <w:rPr>
                 <w:b w:val="false"/>
                 <w:bCs w:val="false"/>
+                <w:snapToGrid w:val="false"/>
                 <w:sz w:val="17"/>
                 <w:szCs w:val="17"/>
               </w:rPr>
@@ -9512,6 +9938,7 @@
               <w:rPr>
                 <w:b/>
                 <w:bCs/>
+                <w:snapToGrid w:val="false"/>
                 <w:sz w:val="16"/>
                 <w:szCs w:val="16"/>
               </w:rPr>
@@ -9539,6 +9966,7 @@
               <w:rPr>
                 <w:b w:val="false"/>
                 <w:bCs w:val="false"/>
+                <w:snapToGrid w:val="false"/>
                 <w:sz w:val="17"/>
                 <w:szCs w:val="17"/>
               </w:rPr>
@@ -9568,6 +9996,7 @@
               <w:rPr>
                 <w:b/>
                 <w:bCs/>
+                <w:snapToGrid w:val="false"/>
                 <w:sz w:val="16"/>
                 <w:szCs w:val="16"/>
               </w:rPr>
@@ -9595,6 +10024,7 @@
               <w:rPr>
                 <w:b w:val="false"/>
                 <w:bCs w:val="false"/>
+                <w:snapToGrid w:val="false"/>
                 <w:sz w:val="17"/>
                 <w:szCs w:val="17"/>
               </w:rPr>
@@ -9624,6 +10054,7 @@
               <w:rPr>
                 <w:b/>
                 <w:bCs/>
+                <w:snapToGrid w:val="false"/>
                 <w:sz w:val="16"/>
                 <w:szCs w:val="16"/>
               </w:rPr>
@@ -9651,6 +10082,7 @@
               <w:rPr>
                 <w:b w:val="false"/>
                 <w:bCs w:val="false"/>
+                <w:snapToGrid w:val="false"/>
                 <w:sz w:val="17"/>
                 <w:szCs w:val="17"/>
               </w:rPr>
@@ -9680,6 +10112,7 @@
               <w:rPr>
                 <w:b/>
                 <w:bCs/>
+                <w:snapToGrid w:val="false"/>
                 <w:sz w:val="16"/>
                 <w:szCs w:val="16"/>
               </w:rPr>
@@ -9707,6 +10140,7 @@
               <w:rPr>
                 <w:b w:val="false"/>
                 <w:bCs w:val="false"/>
+                <w:snapToGrid w:val="false"/>
                 <w:sz w:val="17"/>
                 <w:szCs w:val="17"/>
               </w:rPr>
@@ -9721,7 +10155,7 @@
       <w:pgSz w:w="16838" w:h="11906" w:orient="landscape"/>
       <w:pgMar w:top="700" w:right="700" w:bottom="700" w:left="700" w:header="708" w:footer="708" w:gutter="0"/>
       <w:pgNumType/>
-      <w:docGrid w:linePitch="360"/>
+      <w:docGrid w:type="default" w:linePitch="360"/>
     </w:sectPr>
   </w:body>
 </w:document>

--- a/信吾/銀行研究/添付ファイル/信託銀行業務比較表.docx
+++ b/信吾/銀行研究/添付ファイル/信託銀行業務比較表.docx
@@ -176,12 +176,6 @@
               </w:rPr>
               <w:t xml:space="preserve">①みずほ</w:t>
             </w:r>
-          </w:p>
-          <w:p>
-            <w:pPr>
-              <w:spacing w:after="0" w:line="260"/>
-              <w:jc w:val="center"/>
-            </w:pPr>
             <w:r>
               <w:rPr>
                 <w:b/>
@@ -191,6 +185,7 @@
                 <w:sz w:val="24"/>
                 <w:szCs w:val="24"/>
               </w:rPr>
+              <w:br/>
               <w:t xml:space="preserve">グループ</w:t>
             </w:r>
           </w:p>
@@ -223,12 +218,6 @@
               </w:rPr>
               <w:t xml:space="preserve">②三菱UFJ</w:t>
             </w:r>
-          </w:p>
-          <w:p>
-            <w:pPr>
-              <w:spacing w:after="0" w:line="260"/>
-              <w:jc w:val="center"/>
-            </w:pPr>
             <w:r>
               <w:rPr>
                 <w:b/>
@@ -238,6 +227,7 @@
                 <w:sz w:val="24"/>
                 <w:szCs w:val="24"/>
               </w:rPr>
+              <w:br/>
               <w:t xml:space="preserve">グループ</w:t>
             </w:r>
           </w:p>
@@ -270,12 +260,6 @@
               </w:rPr>
               <w:t xml:space="preserve">③りそな</w:t>
             </w:r>
-          </w:p>
-          <w:p>
-            <w:pPr>
-              <w:spacing w:after="0" w:line="260"/>
-              <w:jc w:val="center"/>
-            </w:pPr>
             <w:r>
               <w:rPr>
                 <w:b/>
@@ -285,6 +269,7 @@
                 <w:sz w:val="24"/>
                 <w:szCs w:val="24"/>
               </w:rPr>
+              <w:br/>
               <w:t xml:space="preserve">グループ</w:t>
             </w:r>
           </w:p>
@@ -368,30 +353,26 @@
           </w:tcPr>
           <w:p>
             <w:pPr>
-              <w:spacing w:after="0" w:line="300"/>
-            </w:pPr>
-            <w:r>
-              <w:rPr>
-                <w:b/>
-                <w:bCs/>
-                <w:snapToGrid w:val="false"/>
-                <w:color w:val="1F6F43"/>
-                <w:sz w:val="26"/>
-                <w:szCs w:val="26"/>
-              </w:rPr>
-              <w:t xml:space="preserve">○</w:t>
-            </w:r>
-          </w:p>
-          <w:p>
-            <w:pPr>
-              <w:spacing w:after="0" w:line="260"/>
-            </w:pPr>
-            <w:r>
-              <w:rPr>
-                <w:snapToGrid w:val="false"/>
-                <w:sz w:val="20"/>
-                <w:szCs w:val="20"/>
-              </w:rPr>
+              <w:spacing w:after="0" w:line="280"/>
+            </w:pPr>
+            <w:r>
+              <w:rPr>
+                <w:b/>
+                <w:bCs/>
+                <w:snapToGrid w:val="false"/>
+                <w:color w:val="1F6F43"/>
+                <w:sz w:val="26"/>
+                <w:szCs w:val="26"/>
+              </w:rPr>
+              <w:t xml:space="preserve">○</w:t>
+            </w:r>
+            <w:r>
+              <w:rPr>
+                <w:snapToGrid w:val="false"/>
+                <w:sz w:val="20"/>
+                <w:szCs w:val="20"/>
+              </w:rPr>
+              <w:br/>
               <w:t xml:space="preserve">みずほ信託銀行</w:t>
             </w:r>
           </w:p>
@@ -409,30 +390,26 @@
           </w:tcPr>
           <w:p>
             <w:pPr>
-              <w:spacing w:after="0" w:line="300"/>
-            </w:pPr>
-            <w:r>
-              <w:rPr>
-                <w:b/>
-                <w:bCs/>
-                <w:snapToGrid w:val="false"/>
-                <w:color w:val="1F6F43"/>
-                <w:sz w:val="26"/>
-                <w:szCs w:val="26"/>
-              </w:rPr>
-              <w:t xml:space="preserve">○</w:t>
-            </w:r>
-          </w:p>
-          <w:p>
-            <w:pPr>
-              <w:spacing w:after="0" w:line="260"/>
-            </w:pPr>
-            <w:r>
-              <w:rPr>
-                <w:snapToGrid w:val="false"/>
-                <w:sz w:val="20"/>
-                <w:szCs w:val="20"/>
-              </w:rPr>
+              <w:spacing w:after="0" w:line="280"/>
+            </w:pPr>
+            <w:r>
+              <w:rPr>
+                <w:b/>
+                <w:bCs/>
+                <w:snapToGrid w:val="false"/>
+                <w:color w:val="1F6F43"/>
+                <w:sz w:val="26"/>
+                <w:szCs w:val="26"/>
+              </w:rPr>
+              <w:t xml:space="preserve">○</w:t>
+            </w:r>
+            <w:r>
+              <w:rPr>
+                <w:snapToGrid w:val="false"/>
+                <w:sz w:val="20"/>
+                <w:szCs w:val="20"/>
+              </w:rPr>
+              <w:br/>
               <w:t xml:space="preserve">三菱UFJ信託銀行</w:t>
             </w:r>
           </w:p>
@@ -450,43 +427,35 @@
           </w:tcPr>
           <w:p>
             <w:pPr>
-              <w:spacing w:after="0" w:line="300"/>
-            </w:pPr>
-            <w:r>
-              <w:rPr>
-                <w:b/>
-                <w:bCs/>
-                <w:snapToGrid w:val="false"/>
-                <w:color w:val="1F6F43"/>
-                <w:sz w:val="26"/>
-                <w:szCs w:val="26"/>
-              </w:rPr>
-              <w:t xml:space="preserve">○</w:t>
-            </w:r>
-          </w:p>
-          <w:p>
-            <w:pPr>
-              <w:spacing w:after="0" w:line="260"/>
-            </w:pPr>
-            <w:r>
-              <w:rPr>
-                <w:snapToGrid w:val="false"/>
-                <w:sz w:val="20"/>
-                <w:szCs w:val="20"/>
-              </w:rPr>
+              <w:spacing w:after="0" w:line="280"/>
+            </w:pPr>
+            <w:r>
+              <w:rPr>
+                <w:b/>
+                <w:bCs/>
+                <w:snapToGrid w:val="false"/>
+                <w:color w:val="1F6F43"/>
+                <w:sz w:val="26"/>
+                <w:szCs w:val="26"/>
+              </w:rPr>
+              <w:t xml:space="preserve">○</w:t>
+            </w:r>
+            <w:r>
+              <w:rPr>
+                <w:snapToGrid w:val="false"/>
+                <w:sz w:val="20"/>
+                <w:szCs w:val="20"/>
+              </w:rPr>
+              <w:br/>
               <w:t xml:space="preserve">りそな銀行</w:t>
             </w:r>
-          </w:p>
-          <w:p>
-            <w:pPr>
-              <w:spacing w:after="0" w:line="260"/>
-            </w:pPr>
-            <w:r>
-              <w:rPr>
-                <w:snapToGrid w:val="false"/>
-                <w:sz w:val="20"/>
-                <w:szCs w:val="20"/>
-              </w:rPr>
+            <w:r>
+              <w:rPr>
+                <w:snapToGrid w:val="false"/>
+                <w:sz w:val="20"/>
+                <w:szCs w:val="20"/>
+              </w:rPr>
+              <w:br/>
               <w:t xml:space="preserve">埼玉りそな銀行</w:t>
             </w:r>
           </w:p>
@@ -534,30 +503,26 @@
           </w:tcPr>
           <w:p>
             <w:pPr>
-              <w:spacing w:after="0" w:line="300"/>
-            </w:pPr>
-            <w:r>
-              <w:rPr>
-                <w:b/>
-                <w:bCs/>
-                <w:snapToGrid w:val="false"/>
-                <w:color w:val="1F6F43"/>
-                <w:sz w:val="26"/>
-                <w:szCs w:val="26"/>
-              </w:rPr>
-              <w:t xml:space="preserve">○</w:t>
-            </w:r>
-          </w:p>
-          <w:p>
-            <w:pPr>
-              <w:spacing w:after="0" w:line="260"/>
-            </w:pPr>
-            <w:r>
-              <w:rPr>
-                <w:snapToGrid w:val="false"/>
-                <w:sz w:val="20"/>
-                <w:szCs w:val="20"/>
-              </w:rPr>
+              <w:spacing w:after="0" w:line="280"/>
+            </w:pPr>
+            <w:r>
+              <w:rPr>
+                <w:b/>
+                <w:bCs/>
+                <w:snapToGrid w:val="false"/>
+                <w:color w:val="1F6F43"/>
+                <w:sz w:val="26"/>
+                <w:szCs w:val="26"/>
+              </w:rPr>
+              <w:t xml:space="preserve">○</w:t>
+            </w:r>
+            <w:r>
+              <w:rPr>
+                <w:snapToGrid w:val="false"/>
+                <w:sz w:val="20"/>
+                <w:szCs w:val="20"/>
+              </w:rPr>
+              <w:br/>
               <w:t xml:space="preserve">みずほ信託銀行</w:t>
             </w:r>
           </w:p>
@@ -575,30 +540,26 @@
           </w:tcPr>
           <w:p>
             <w:pPr>
-              <w:spacing w:after="0" w:line="300"/>
-            </w:pPr>
-            <w:r>
-              <w:rPr>
-                <w:b/>
-                <w:bCs/>
-                <w:snapToGrid w:val="false"/>
-                <w:color w:val="1F6F43"/>
-                <w:sz w:val="26"/>
-                <w:szCs w:val="26"/>
-              </w:rPr>
-              <w:t xml:space="preserve">○</w:t>
-            </w:r>
-          </w:p>
-          <w:p>
-            <w:pPr>
-              <w:spacing w:after="0" w:line="260"/>
-            </w:pPr>
-            <w:r>
-              <w:rPr>
-                <w:snapToGrid w:val="false"/>
-                <w:sz w:val="20"/>
-                <w:szCs w:val="20"/>
-              </w:rPr>
+              <w:spacing w:after="0" w:line="280"/>
+            </w:pPr>
+            <w:r>
+              <w:rPr>
+                <w:b/>
+                <w:bCs/>
+                <w:snapToGrid w:val="false"/>
+                <w:color w:val="1F6F43"/>
+                <w:sz w:val="26"/>
+                <w:szCs w:val="26"/>
+              </w:rPr>
+              <w:t xml:space="preserve">○</w:t>
+            </w:r>
+            <w:r>
+              <w:rPr>
+                <w:snapToGrid w:val="false"/>
+                <w:sz w:val="20"/>
+                <w:szCs w:val="20"/>
+              </w:rPr>
+              <w:br/>
               <w:t xml:space="preserve">三菱UFJ信託銀行</w:t>
             </w:r>
           </w:p>
@@ -616,43 +577,35 @@
           </w:tcPr>
           <w:p>
             <w:pPr>
-              <w:spacing w:after="0" w:line="300"/>
-            </w:pPr>
-            <w:r>
-              <w:rPr>
-                <w:b/>
-                <w:bCs/>
-                <w:snapToGrid w:val="false"/>
-                <w:color w:val="1F6F43"/>
-                <w:sz w:val="26"/>
-                <w:szCs w:val="26"/>
-              </w:rPr>
-              <w:t xml:space="preserve">○</w:t>
-            </w:r>
-          </w:p>
-          <w:p>
-            <w:pPr>
-              <w:spacing w:after="0" w:line="260"/>
-            </w:pPr>
-            <w:r>
-              <w:rPr>
-                <w:snapToGrid w:val="false"/>
-                <w:sz w:val="20"/>
-                <w:szCs w:val="20"/>
-              </w:rPr>
+              <w:spacing w:after="0" w:line="280"/>
+            </w:pPr>
+            <w:r>
+              <w:rPr>
+                <w:b/>
+                <w:bCs/>
+                <w:snapToGrid w:val="false"/>
+                <w:color w:val="1F6F43"/>
+                <w:sz w:val="26"/>
+                <w:szCs w:val="26"/>
+              </w:rPr>
+              <w:t xml:space="preserve">○</w:t>
+            </w:r>
+            <w:r>
+              <w:rPr>
+                <w:snapToGrid w:val="false"/>
+                <w:sz w:val="20"/>
+                <w:szCs w:val="20"/>
+              </w:rPr>
+              <w:br/>
               <w:t xml:space="preserve">りそな銀行</w:t>
             </w:r>
-          </w:p>
-          <w:p>
-            <w:pPr>
-              <w:spacing w:after="0" w:line="260"/>
-            </w:pPr>
-            <w:r>
-              <w:rPr>
-                <w:snapToGrid w:val="false"/>
-                <w:sz w:val="20"/>
-                <w:szCs w:val="20"/>
-              </w:rPr>
+            <w:r>
+              <w:rPr>
+                <w:snapToGrid w:val="false"/>
+                <w:sz w:val="20"/>
+                <w:szCs w:val="20"/>
+              </w:rPr>
+              <w:br/>
               <w:t xml:space="preserve">埼玉りそな銀行</w:t>
             </w:r>
           </w:p>
@@ -700,30 +653,26 @@
           </w:tcPr>
           <w:p>
             <w:pPr>
-              <w:spacing w:after="0" w:line="300"/>
-            </w:pPr>
-            <w:r>
-              <w:rPr>
-                <w:b/>
-                <w:bCs/>
-                <w:snapToGrid w:val="false"/>
-                <w:color w:val="1F6F43"/>
-                <w:sz w:val="26"/>
-                <w:szCs w:val="26"/>
-              </w:rPr>
-              <w:t xml:space="preserve">○</w:t>
-            </w:r>
-          </w:p>
-          <w:p>
-            <w:pPr>
-              <w:spacing w:after="0" w:line="260"/>
-            </w:pPr>
-            <w:r>
-              <w:rPr>
-                <w:snapToGrid w:val="false"/>
-                <w:sz w:val="20"/>
-                <w:szCs w:val="20"/>
-              </w:rPr>
+              <w:spacing w:after="0" w:line="280"/>
+            </w:pPr>
+            <w:r>
+              <w:rPr>
+                <w:b/>
+                <w:bCs/>
+                <w:snapToGrid w:val="false"/>
+                <w:color w:val="1F6F43"/>
+                <w:sz w:val="26"/>
+                <w:szCs w:val="26"/>
+              </w:rPr>
+              <w:t xml:space="preserve">○</w:t>
+            </w:r>
+            <w:r>
+              <w:rPr>
+                <w:snapToGrid w:val="false"/>
+                <w:sz w:val="20"/>
+                <w:szCs w:val="20"/>
+              </w:rPr>
+              <w:br/>
               <w:t xml:space="preserve">みずほ信託銀行</w:t>
             </w:r>
           </w:p>
@@ -741,30 +690,26 @@
           </w:tcPr>
           <w:p>
             <w:pPr>
-              <w:spacing w:after="0" w:line="300"/>
-            </w:pPr>
-            <w:r>
-              <w:rPr>
-                <w:b/>
-                <w:bCs/>
-                <w:snapToGrid w:val="false"/>
-                <w:color w:val="1F6F43"/>
-                <w:sz w:val="26"/>
-                <w:szCs w:val="26"/>
-              </w:rPr>
-              <w:t xml:space="preserve">○</w:t>
-            </w:r>
-          </w:p>
-          <w:p>
-            <w:pPr>
-              <w:spacing w:after="0" w:line="260"/>
-            </w:pPr>
-            <w:r>
-              <w:rPr>
-                <w:snapToGrid w:val="false"/>
-                <w:sz w:val="20"/>
-                <w:szCs w:val="20"/>
-              </w:rPr>
+              <w:spacing w:after="0" w:line="280"/>
+            </w:pPr>
+            <w:r>
+              <w:rPr>
+                <w:b/>
+                <w:bCs/>
+                <w:snapToGrid w:val="false"/>
+                <w:color w:val="1F6F43"/>
+                <w:sz w:val="26"/>
+                <w:szCs w:val="26"/>
+              </w:rPr>
+              <w:t xml:space="preserve">○</w:t>
+            </w:r>
+            <w:r>
+              <w:rPr>
+                <w:snapToGrid w:val="false"/>
+                <w:sz w:val="20"/>
+                <w:szCs w:val="20"/>
+              </w:rPr>
+              <w:br/>
               <w:t xml:space="preserve">三菱UFJ信託銀行</w:t>
             </w:r>
           </w:p>
@@ -782,43 +727,35 @@
           </w:tcPr>
           <w:p>
             <w:pPr>
-              <w:spacing w:after="0" w:line="300"/>
-            </w:pPr>
-            <w:r>
-              <w:rPr>
-                <w:b/>
-                <w:bCs/>
-                <w:snapToGrid w:val="false"/>
-                <w:color w:val="1F6F43"/>
-                <w:sz w:val="26"/>
-                <w:szCs w:val="26"/>
-              </w:rPr>
-              <w:t xml:space="preserve">○</w:t>
-            </w:r>
-          </w:p>
-          <w:p>
-            <w:pPr>
-              <w:spacing w:after="0" w:line="260"/>
-            </w:pPr>
-            <w:r>
-              <w:rPr>
-                <w:snapToGrid w:val="false"/>
-                <w:sz w:val="20"/>
-                <w:szCs w:val="20"/>
-              </w:rPr>
+              <w:spacing w:after="0" w:line="280"/>
+            </w:pPr>
+            <w:r>
+              <w:rPr>
+                <w:b/>
+                <w:bCs/>
+                <w:snapToGrid w:val="false"/>
+                <w:color w:val="1F6F43"/>
+                <w:sz w:val="26"/>
+                <w:szCs w:val="26"/>
+              </w:rPr>
+              <w:t xml:space="preserve">○</w:t>
+            </w:r>
+            <w:r>
+              <w:rPr>
+                <w:snapToGrid w:val="false"/>
+                <w:sz w:val="20"/>
+                <w:szCs w:val="20"/>
+              </w:rPr>
+              <w:br/>
               <w:t xml:space="preserve">りそな銀行</w:t>
             </w:r>
-          </w:p>
-          <w:p>
-            <w:pPr>
-              <w:spacing w:after="0" w:line="260"/>
-            </w:pPr>
-            <w:r>
-              <w:rPr>
-                <w:snapToGrid w:val="false"/>
-                <w:sz w:val="20"/>
-                <w:szCs w:val="20"/>
-              </w:rPr>
+            <w:r>
+              <w:rPr>
+                <w:snapToGrid w:val="false"/>
+                <w:sz w:val="20"/>
+                <w:szCs w:val="20"/>
+              </w:rPr>
+              <w:br/>
               <w:t xml:space="preserve">埼玉りそな銀行</w:t>
             </w:r>
           </w:p>
@@ -902,30 +839,26 @@
           </w:tcPr>
           <w:p>
             <w:pPr>
-              <w:spacing w:after="0" w:line="300"/>
-            </w:pPr>
-            <w:r>
-              <w:rPr>
-                <w:b/>
-                <w:bCs/>
-                <w:snapToGrid w:val="false"/>
-                <w:color w:val="1F6F43"/>
-                <w:sz w:val="26"/>
-                <w:szCs w:val="26"/>
-              </w:rPr>
-              <w:t xml:space="preserve">○</w:t>
-            </w:r>
-          </w:p>
-          <w:p>
-            <w:pPr>
-              <w:spacing w:after="0" w:line="260"/>
-            </w:pPr>
-            <w:r>
-              <w:rPr>
-                <w:snapToGrid w:val="false"/>
-                <w:sz w:val="20"/>
-                <w:szCs w:val="20"/>
-              </w:rPr>
+              <w:spacing w:after="0" w:line="280"/>
+            </w:pPr>
+            <w:r>
+              <w:rPr>
+                <w:b/>
+                <w:bCs/>
+                <w:snapToGrid w:val="false"/>
+                <w:color w:val="1F6F43"/>
+                <w:sz w:val="26"/>
+                <w:szCs w:val="26"/>
+              </w:rPr>
+              <w:t xml:space="preserve">○</w:t>
+            </w:r>
+            <w:r>
+              <w:rPr>
+                <w:snapToGrid w:val="false"/>
+                <w:sz w:val="20"/>
+                <w:szCs w:val="20"/>
+              </w:rPr>
+              <w:br/>
               <w:t xml:space="preserve">みずほ信託銀行</w:t>
             </w:r>
           </w:p>
@@ -943,30 +876,26 @@
           </w:tcPr>
           <w:p>
             <w:pPr>
-              <w:spacing w:after="0" w:line="300"/>
-            </w:pPr>
-            <w:r>
-              <w:rPr>
-                <w:b/>
-                <w:bCs/>
-                <w:snapToGrid w:val="false"/>
-                <w:color w:val="1F6F43"/>
-                <w:sz w:val="26"/>
-                <w:szCs w:val="26"/>
-              </w:rPr>
-              <w:t xml:space="preserve">○</w:t>
-            </w:r>
-          </w:p>
-          <w:p>
-            <w:pPr>
-              <w:spacing w:after="0" w:line="260"/>
-            </w:pPr>
-            <w:r>
-              <w:rPr>
-                <w:snapToGrid w:val="false"/>
-                <w:sz w:val="20"/>
-                <w:szCs w:val="20"/>
-              </w:rPr>
+              <w:spacing w:after="0" w:line="280"/>
+            </w:pPr>
+            <w:r>
+              <w:rPr>
+                <w:b/>
+                <w:bCs/>
+                <w:snapToGrid w:val="false"/>
+                <w:color w:val="1F6F43"/>
+                <w:sz w:val="26"/>
+                <w:szCs w:val="26"/>
+              </w:rPr>
+              <w:t xml:space="preserve">○</w:t>
+            </w:r>
+            <w:r>
+              <w:rPr>
+                <w:snapToGrid w:val="false"/>
+                <w:sz w:val="20"/>
+                <w:szCs w:val="20"/>
+              </w:rPr>
+              <w:br/>
               <w:t xml:space="preserve">三菱UFJ信託銀行</w:t>
             </w:r>
           </w:p>
@@ -984,30 +913,26 @@
           </w:tcPr>
           <w:p>
             <w:pPr>
-              <w:spacing w:after="0" w:line="300"/>
-            </w:pPr>
-            <w:r>
-              <w:rPr>
-                <w:b/>
-                <w:bCs/>
-                <w:snapToGrid w:val="false"/>
-                <w:color w:val="1F6F43"/>
-                <w:sz w:val="26"/>
-                <w:szCs w:val="26"/>
-              </w:rPr>
-              <w:t xml:space="preserve">○</w:t>
-            </w:r>
-          </w:p>
-          <w:p>
-            <w:pPr>
-              <w:spacing w:after="0" w:line="260"/>
-            </w:pPr>
-            <w:r>
-              <w:rPr>
-                <w:snapToGrid w:val="false"/>
-                <w:sz w:val="20"/>
-                <w:szCs w:val="20"/>
-              </w:rPr>
+              <w:spacing w:after="0" w:line="280"/>
+            </w:pPr>
+            <w:r>
+              <w:rPr>
+                <w:b/>
+                <w:bCs/>
+                <w:snapToGrid w:val="false"/>
+                <w:color w:val="1F6F43"/>
+                <w:sz w:val="26"/>
+                <w:szCs w:val="26"/>
+              </w:rPr>
+              <w:t xml:space="preserve">○</w:t>
+            </w:r>
+            <w:r>
+              <w:rPr>
+                <w:snapToGrid w:val="false"/>
+                <w:sz w:val="20"/>
+                <w:szCs w:val="20"/>
+              </w:rPr>
+              <w:br/>
               <w:t xml:space="preserve">りそな銀行</w:t>
             </w:r>
           </w:p>
@@ -1055,30 +980,26 @@
           </w:tcPr>
           <w:p>
             <w:pPr>
-              <w:spacing w:after="0" w:line="300"/>
-            </w:pPr>
-            <w:r>
-              <w:rPr>
-                <w:b/>
-                <w:bCs/>
-                <w:snapToGrid w:val="false"/>
-                <w:color w:val="1F6F43"/>
-                <w:sz w:val="26"/>
-                <w:szCs w:val="26"/>
-              </w:rPr>
-              <w:t xml:space="preserve">○</w:t>
-            </w:r>
-          </w:p>
-          <w:p>
-            <w:pPr>
-              <w:spacing w:after="0" w:line="260"/>
-            </w:pPr>
-            <w:r>
-              <w:rPr>
-                <w:snapToGrid w:val="false"/>
-                <w:sz w:val="20"/>
-                <w:szCs w:val="20"/>
-              </w:rPr>
+              <w:spacing w:after="0" w:line="280"/>
+            </w:pPr>
+            <w:r>
+              <w:rPr>
+                <w:b/>
+                <w:bCs/>
+                <w:snapToGrid w:val="false"/>
+                <w:color w:val="1F6F43"/>
+                <w:sz w:val="26"/>
+                <w:szCs w:val="26"/>
+              </w:rPr>
+              <w:t xml:space="preserve">○</w:t>
+            </w:r>
+            <w:r>
+              <w:rPr>
+                <w:snapToGrid w:val="false"/>
+                <w:sz w:val="20"/>
+                <w:szCs w:val="20"/>
+              </w:rPr>
+              <w:br/>
               <w:t xml:space="preserve">みずほ信託銀行</w:t>
             </w:r>
           </w:p>
@@ -1096,30 +1017,26 @@
           </w:tcPr>
           <w:p>
             <w:pPr>
-              <w:spacing w:after="0" w:line="300"/>
-            </w:pPr>
-            <w:r>
-              <w:rPr>
-                <w:b/>
-                <w:bCs/>
-                <w:snapToGrid w:val="false"/>
-                <w:color w:val="1F6F43"/>
-                <w:sz w:val="26"/>
-                <w:szCs w:val="26"/>
-              </w:rPr>
-              <w:t xml:space="preserve">○</w:t>
-            </w:r>
-          </w:p>
-          <w:p>
-            <w:pPr>
-              <w:spacing w:after="0" w:line="260"/>
-            </w:pPr>
-            <w:r>
-              <w:rPr>
-                <w:snapToGrid w:val="false"/>
-                <w:sz w:val="20"/>
-                <w:szCs w:val="20"/>
-              </w:rPr>
+              <w:spacing w:after="0" w:line="280"/>
+            </w:pPr>
+            <w:r>
+              <w:rPr>
+                <w:b/>
+                <w:bCs/>
+                <w:snapToGrid w:val="false"/>
+                <w:color w:val="1F6F43"/>
+                <w:sz w:val="26"/>
+                <w:szCs w:val="26"/>
+              </w:rPr>
+              <w:t xml:space="preserve">○</w:t>
+            </w:r>
+            <w:r>
+              <w:rPr>
+                <w:snapToGrid w:val="false"/>
+                <w:sz w:val="20"/>
+                <w:szCs w:val="20"/>
+              </w:rPr>
+              <w:br/>
               <w:t xml:space="preserve">三菱UFJ信託銀行</w:t>
             </w:r>
           </w:p>
@@ -1137,30 +1054,26 @@
           </w:tcPr>
           <w:p>
             <w:pPr>
-              <w:spacing w:after="0" w:line="300"/>
-            </w:pPr>
-            <w:r>
-              <w:rPr>
-                <w:b/>
-                <w:bCs/>
-                <w:snapToGrid w:val="false"/>
-                <w:color w:val="1F6F43"/>
-                <w:sz w:val="26"/>
-                <w:szCs w:val="26"/>
-              </w:rPr>
-              <w:t xml:space="preserve">○</w:t>
-            </w:r>
-          </w:p>
-          <w:p>
-            <w:pPr>
-              <w:spacing w:after="0" w:line="260"/>
-            </w:pPr>
-            <w:r>
-              <w:rPr>
-                <w:snapToGrid w:val="false"/>
-                <w:sz w:val="20"/>
-                <w:szCs w:val="20"/>
-              </w:rPr>
+              <w:spacing w:after="0" w:line="280"/>
+            </w:pPr>
+            <w:r>
+              <w:rPr>
+                <w:b/>
+                <w:bCs/>
+                <w:snapToGrid w:val="false"/>
+                <w:color w:val="1F6F43"/>
+                <w:sz w:val="26"/>
+                <w:szCs w:val="26"/>
+              </w:rPr>
+              <w:t xml:space="preserve">○</w:t>
+            </w:r>
+            <w:r>
+              <w:rPr>
+                <w:snapToGrid w:val="false"/>
+                <w:sz w:val="20"/>
+                <w:szCs w:val="20"/>
+              </w:rPr>
+              <w:br/>
               <w:t xml:space="preserve">りそな銀行</w:t>
             </w:r>
           </w:p>
@@ -1208,30 +1121,26 @@
           </w:tcPr>
           <w:p>
             <w:pPr>
-              <w:spacing w:after="0" w:line="300"/>
-            </w:pPr>
-            <w:r>
-              <w:rPr>
-                <w:b/>
-                <w:bCs/>
-                <w:snapToGrid w:val="false"/>
-                <w:color w:val="1F6F43"/>
-                <w:sz w:val="26"/>
-                <w:szCs w:val="26"/>
-              </w:rPr>
-              <w:t xml:space="preserve">○</w:t>
-            </w:r>
-          </w:p>
-          <w:p>
-            <w:pPr>
-              <w:spacing w:after="0" w:line="260"/>
-            </w:pPr>
-            <w:r>
-              <w:rPr>
-                <w:snapToGrid w:val="false"/>
-                <w:sz w:val="20"/>
-                <w:szCs w:val="20"/>
-              </w:rPr>
+              <w:spacing w:after="0" w:line="280"/>
+            </w:pPr>
+            <w:r>
+              <w:rPr>
+                <w:b/>
+                <w:bCs/>
+                <w:snapToGrid w:val="false"/>
+                <w:color w:val="1F6F43"/>
+                <w:sz w:val="26"/>
+                <w:szCs w:val="26"/>
+              </w:rPr>
+              <w:t xml:space="preserve">○</w:t>
+            </w:r>
+            <w:r>
+              <w:rPr>
+                <w:snapToGrid w:val="false"/>
+                <w:sz w:val="20"/>
+                <w:szCs w:val="20"/>
+              </w:rPr>
+              <w:br/>
               <w:t xml:space="preserve">みずほ信託銀行</w:t>
             </w:r>
           </w:p>
@@ -1249,30 +1158,26 @@
           </w:tcPr>
           <w:p>
             <w:pPr>
-              <w:spacing w:after="0" w:line="300"/>
-            </w:pPr>
-            <w:r>
-              <w:rPr>
-                <w:b/>
-                <w:bCs/>
-                <w:snapToGrid w:val="false"/>
-                <w:color w:val="1F6F43"/>
-                <w:sz w:val="26"/>
-                <w:szCs w:val="26"/>
-              </w:rPr>
-              <w:t xml:space="preserve">○</w:t>
-            </w:r>
-          </w:p>
-          <w:p>
-            <w:pPr>
-              <w:spacing w:after="0" w:line="260"/>
-            </w:pPr>
-            <w:r>
-              <w:rPr>
-                <w:snapToGrid w:val="false"/>
-                <w:sz w:val="20"/>
-                <w:szCs w:val="20"/>
-              </w:rPr>
+              <w:spacing w:after="0" w:line="280"/>
+            </w:pPr>
+            <w:r>
+              <w:rPr>
+                <w:b/>
+                <w:bCs/>
+                <w:snapToGrid w:val="false"/>
+                <w:color w:val="1F6F43"/>
+                <w:sz w:val="26"/>
+                <w:szCs w:val="26"/>
+              </w:rPr>
+              <w:t xml:space="preserve">○</w:t>
+            </w:r>
+            <w:r>
+              <w:rPr>
+                <w:snapToGrid w:val="false"/>
+                <w:sz w:val="20"/>
+                <w:szCs w:val="20"/>
+              </w:rPr>
+              <w:br/>
               <w:t xml:space="preserve">三菱UFJ信託銀行</w:t>
             </w:r>
           </w:p>
@@ -1290,30 +1195,26 @@
           </w:tcPr>
           <w:p>
             <w:pPr>
-              <w:spacing w:after="0" w:line="300"/>
-            </w:pPr>
-            <w:r>
-              <w:rPr>
-                <w:b/>
-                <w:bCs/>
-                <w:snapToGrid w:val="false"/>
-                <w:color w:val="1F6F43"/>
-                <w:sz w:val="26"/>
-                <w:szCs w:val="26"/>
-              </w:rPr>
-              <w:t xml:space="preserve">○</w:t>
-            </w:r>
-          </w:p>
-          <w:p>
-            <w:pPr>
-              <w:spacing w:after="0" w:line="260"/>
-            </w:pPr>
-            <w:r>
-              <w:rPr>
-                <w:snapToGrid w:val="false"/>
-                <w:sz w:val="20"/>
-                <w:szCs w:val="20"/>
-              </w:rPr>
+              <w:spacing w:after="0" w:line="280"/>
+            </w:pPr>
+            <w:r>
+              <w:rPr>
+                <w:b/>
+                <w:bCs/>
+                <w:snapToGrid w:val="false"/>
+                <w:color w:val="1F6F43"/>
+                <w:sz w:val="26"/>
+                <w:szCs w:val="26"/>
+              </w:rPr>
+              <w:t xml:space="preserve">○</w:t>
+            </w:r>
+            <w:r>
+              <w:rPr>
+                <w:snapToGrid w:val="false"/>
+                <w:sz w:val="20"/>
+                <w:szCs w:val="20"/>
+              </w:rPr>
+              <w:br/>
               <w:t xml:space="preserve">りそな銀行</w:t>
             </w:r>
           </w:p>
@@ -1361,30 +1262,26 @@
           </w:tcPr>
           <w:p>
             <w:pPr>
-              <w:spacing w:after="0" w:line="300"/>
-            </w:pPr>
-            <w:r>
-              <w:rPr>
-                <w:b/>
-                <w:bCs/>
-                <w:snapToGrid w:val="false"/>
-                <w:color w:val="1F6F43"/>
-                <w:sz w:val="26"/>
-                <w:szCs w:val="26"/>
-              </w:rPr>
-              <w:t xml:space="preserve">○</w:t>
-            </w:r>
-          </w:p>
-          <w:p>
-            <w:pPr>
-              <w:spacing w:after="0" w:line="260"/>
-            </w:pPr>
-            <w:r>
-              <w:rPr>
-                <w:snapToGrid w:val="false"/>
-                <w:sz w:val="20"/>
-                <w:szCs w:val="20"/>
-              </w:rPr>
+              <w:spacing w:after="0" w:line="280"/>
+            </w:pPr>
+            <w:r>
+              <w:rPr>
+                <w:b/>
+                <w:bCs/>
+                <w:snapToGrid w:val="false"/>
+                <w:color w:val="1F6F43"/>
+                <w:sz w:val="26"/>
+                <w:szCs w:val="26"/>
+              </w:rPr>
+              <w:t xml:space="preserve">○</w:t>
+            </w:r>
+            <w:r>
+              <w:rPr>
+                <w:snapToGrid w:val="false"/>
+                <w:sz w:val="20"/>
+                <w:szCs w:val="20"/>
+              </w:rPr>
+              <w:br/>
               <w:t xml:space="preserve">みずほ信託銀行</w:t>
             </w:r>
           </w:p>
@@ -1402,30 +1299,26 @@
           </w:tcPr>
           <w:p>
             <w:pPr>
-              <w:spacing w:after="0" w:line="300"/>
-            </w:pPr>
-            <w:r>
-              <w:rPr>
-                <w:b/>
-                <w:bCs/>
-                <w:snapToGrid w:val="false"/>
-                <w:color w:val="1F6F43"/>
-                <w:sz w:val="26"/>
-                <w:szCs w:val="26"/>
-              </w:rPr>
-              <w:t xml:space="preserve">○</w:t>
-            </w:r>
-          </w:p>
-          <w:p>
-            <w:pPr>
-              <w:spacing w:after="0" w:line="260"/>
-            </w:pPr>
-            <w:r>
-              <w:rPr>
-                <w:snapToGrid w:val="false"/>
-                <w:sz w:val="20"/>
-                <w:szCs w:val="20"/>
-              </w:rPr>
+              <w:spacing w:after="0" w:line="280"/>
+            </w:pPr>
+            <w:r>
+              <w:rPr>
+                <w:b/>
+                <w:bCs/>
+                <w:snapToGrid w:val="false"/>
+                <w:color w:val="1F6F43"/>
+                <w:sz w:val="26"/>
+                <w:szCs w:val="26"/>
+              </w:rPr>
+              <w:t xml:space="preserve">○</w:t>
+            </w:r>
+            <w:r>
+              <w:rPr>
+                <w:snapToGrid w:val="false"/>
+                <w:sz w:val="20"/>
+                <w:szCs w:val="20"/>
+              </w:rPr>
+              <w:br/>
               <w:t xml:space="preserve">三菱UFJ信託銀行</w:t>
             </w:r>
           </w:p>
@@ -1443,30 +1336,26 @@
           </w:tcPr>
           <w:p>
             <w:pPr>
-              <w:spacing w:after="0" w:line="300"/>
-            </w:pPr>
-            <w:r>
-              <w:rPr>
-                <w:b/>
-                <w:bCs/>
-                <w:snapToGrid w:val="false"/>
-                <w:color w:val="1F6F43"/>
-                <w:sz w:val="26"/>
-                <w:szCs w:val="26"/>
-              </w:rPr>
-              <w:t xml:space="preserve">○</w:t>
-            </w:r>
-          </w:p>
-          <w:p>
-            <w:pPr>
-              <w:spacing w:after="0" w:line="260"/>
-            </w:pPr>
-            <w:r>
-              <w:rPr>
-                <w:snapToGrid w:val="false"/>
-                <w:sz w:val="20"/>
-                <w:szCs w:val="20"/>
-              </w:rPr>
+              <w:spacing w:after="0" w:line="280"/>
+            </w:pPr>
+            <w:r>
+              <w:rPr>
+                <w:b/>
+                <w:bCs/>
+                <w:snapToGrid w:val="false"/>
+                <w:color w:val="1F6F43"/>
+                <w:sz w:val="26"/>
+                <w:szCs w:val="26"/>
+              </w:rPr>
+              <w:t xml:space="preserve">○</w:t>
+            </w:r>
+            <w:r>
+              <w:rPr>
+                <w:snapToGrid w:val="false"/>
+                <w:sz w:val="20"/>
+                <w:szCs w:val="20"/>
+              </w:rPr>
+              <w:br/>
               <w:t xml:space="preserve">りそな銀行</w:t>
             </w:r>
           </w:p>
@@ -1514,30 +1403,26 @@
           </w:tcPr>
           <w:p>
             <w:pPr>
-              <w:spacing w:after="0" w:line="300"/>
-            </w:pPr>
-            <w:r>
-              <w:rPr>
-                <w:b/>
-                <w:bCs/>
-                <w:snapToGrid w:val="false"/>
-                <w:color w:val="1F6F43"/>
-                <w:sz w:val="26"/>
-                <w:szCs w:val="26"/>
-              </w:rPr>
-              <w:t xml:space="preserve">○</w:t>
-            </w:r>
-          </w:p>
-          <w:p>
-            <w:pPr>
-              <w:spacing w:after="0" w:line="260"/>
-            </w:pPr>
-            <w:r>
-              <w:rPr>
-                <w:snapToGrid w:val="false"/>
-                <w:sz w:val="20"/>
-                <w:szCs w:val="20"/>
-              </w:rPr>
+              <w:spacing w:after="0" w:line="280"/>
+            </w:pPr>
+            <w:r>
+              <w:rPr>
+                <w:b/>
+                <w:bCs/>
+                <w:snapToGrid w:val="false"/>
+                <w:color w:val="1F6F43"/>
+                <w:sz w:val="26"/>
+                <w:szCs w:val="26"/>
+              </w:rPr>
+              <w:t xml:space="preserve">○</w:t>
+            </w:r>
+            <w:r>
+              <w:rPr>
+                <w:snapToGrid w:val="false"/>
+                <w:sz w:val="20"/>
+                <w:szCs w:val="20"/>
+              </w:rPr>
+              <w:br/>
               <w:t xml:space="preserve">みずほ信託銀行</w:t>
             </w:r>
           </w:p>
@@ -1555,30 +1440,26 @@
           </w:tcPr>
           <w:p>
             <w:pPr>
-              <w:spacing w:after="0" w:line="300"/>
-            </w:pPr>
-            <w:r>
-              <w:rPr>
-                <w:b/>
-                <w:bCs/>
-                <w:snapToGrid w:val="false"/>
-                <w:color w:val="1F6F43"/>
-                <w:sz w:val="26"/>
-                <w:szCs w:val="26"/>
-              </w:rPr>
-              <w:t xml:space="preserve">○</w:t>
-            </w:r>
-          </w:p>
-          <w:p>
-            <w:pPr>
-              <w:spacing w:after="0" w:line="260"/>
-            </w:pPr>
-            <w:r>
-              <w:rPr>
-                <w:snapToGrid w:val="false"/>
-                <w:sz w:val="20"/>
-                <w:szCs w:val="20"/>
-              </w:rPr>
+              <w:spacing w:after="0" w:line="280"/>
+            </w:pPr>
+            <w:r>
+              <w:rPr>
+                <w:b/>
+                <w:bCs/>
+                <w:snapToGrid w:val="false"/>
+                <w:color w:val="1F6F43"/>
+                <w:sz w:val="26"/>
+                <w:szCs w:val="26"/>
+              </w:rPr>
+              <w:t xml:space="preserve">○</w:t>
+            </w:r>
+            <w:r>
+              <w:rPr>
+                <w:snapToGrid w:val="false"/>
+                <w:sz w:val="20"/>
+                <w:szCs w:val="20"/>
+              </w:rPr>
+              <w:br/>
               <w:t xml:space="preserve">三菱UFJ信託銀行</w:t>
             </w:r>
           </w:p>
@@ -1596,7 +1477,7 @@
           </w:tcPr>
           <w:p>
             <w:pPr>
-              <w:spacing w:after="0" w:line="300"/>
+              <w:spacing w:after="0" w:line="280"/>
             </w:pPr>
             <w:r>
               <w:rPr>
@@ -1609,11 +1490,6 @@
               </w:rPr>
               <w:t xml:space="preserve">△</w:t>
             </w:r>
-          </w:p>
-          <w:p>
-            <w:pPr>
-              <w:spacing w:after="0" w:line="240"/>
-            </w:pPr>
             <w:r>
               <w:rPr>
                 <w:i/>
@@ -1623,6 +1499,7 @@
                 <w:sz w:val="16"/>
                 <w:szCs w:val="16"/>
               </w:rPr>
+              <w:br/>
               <w:t xml:space="preserve">取扱いは限定的</w:t>
             </w:r>
           </w:p>
@@ -1670,30 +1547,26 @@
           </w:tcPr>
           <w:p>
             <w:pPr>
-              <w:spacing w:after="0" w:line="300"/>
-            </w:pPr>
-            <w:r>
-              <w:rPr>
-                <w:b/>
-                <w:bCs/>
-                <w:snapToGrid w:val="false"/>
-                <w:color w:val="1F6F43"/>
-                <w:sz w:val="26"/>
-                <w:szCs w:val="26"/>
-              </w:rPr>
-              <w:t xml:space="preserve">○</w:t>
-            </w:r>
-          </w:p>
-          <w:p>
-            <w:pPr>
-              <w:spacing w:after="0" w:line="260"/>
-            </w:pPr>
-            <w:r>
-              <w:rPr>
-                <w:snapToGrid w:val="false"/>
-                <w:sz w:val="20"/>
-                <w:szCs w:val="20"/>
-              </w:rPr>
+              <w:spacing w:after="0" w:line="280"/>
+            </w:pPr>
+            <w:r>
+              <w:rPr>
+                <w:b/>
+                <w:bCs/>
+                <w:snapToGrid w:val="false"/>
+                <w:color w:val="1F6F43"/>
+                <w:sz w:val="26"/>
+                <w:szCs w:val="26"/>
+              </w:rPr>
+              <w:t xml:space="preserve">○</w:t>
+            </w:r>
+            <w:r>
+              <w:rPr>
+                <w:snapToGrid w:val="false"/>
+                <w:sz w:val="20"/>
+                <w:szCs w:val="20"/>
+              </w:rPr>
+              <w:br/>
               <w:t xml:space="preserve">みずほ信託銀行</w:t>
             </w:r>
           </w:p>
@@ -1711,30 +1584,26 @@
           </w:tcPr>
           <w:p>
             <w:pPr>
-              <w:spacing w:after="0" w:line="300"/>
-            </w:pPr>
-            <w:r>
-              <w:rPr>
-                <w:b/>
-                <w:bCs/>
-                <w:snapToGrid w:val="false"/>
-                <w:color w:val="1F6F43"/>
-                <w:sz w:val="26"/>
-                <w:szCs w:val="26"/>
-              </w:rPr>
-              <w:t xml:space="preserve">○</w:t>
-            </w:r>
-          </w:p>
-          <w:p>
-            <w:pPr>
-              <w:spacing w:after="0" w:line="260"/>
-            </w:pPr>
-            <w:r>
-              <w:rPr>
-                <w:snapToGrid w:val="false"/>
-                <w:sz w:val="20"/>
-                <w:szCs w:val="20"/>
-              </w:rPr>
+              <w:spacing w:after="0" w:line="280"/>
+            </w:pPr>
+            <w:r>
+              <w:rPr>
+                <w:b/>
+                <w:bCs/>
+                <w:snapToGrid w:val="false"/>
+                <w:color w:val="1F6F43"/>
+                <w:sz w:val="26"/>
+                <w:szCs w:val="26"/>
+              </w:rPr>
+              <w:t xml:space="preserve">○</w:t>
+            </w:r>
+            <w:r>
+              <w:rPr>
+                <w:snapToGrid w:val="false"/>
+                <w:sz w:val="20"/>
+                <w:szCs w:val="20"/>
+              </w:rPr>
+              <w:br/>
               <w:t xml:space="preserve">三菱UFJ信託銀行</w:t>
             </w:r>
           </w:p>
@@ -1752,30 +1621,26 @@
           </w:tcPr>
           <w:p>
             <w:pPr>
-              <w:spacing w:after="0" w:line="300"/>
-            </w:pPr>
-            <w:r>
-              <w:rPr>
-                <w:b/>
-                <w:bCs/>
-                <w:snapToGrid w:val="false"/>
-                <w:color w:val="1F6F43"/>
-                <w:sz w:val="26"/>
-                <w:szCs w:val="26"/>
-              </w:rPr>
-              <w:t xml:space="preserve">○</w:t>
-            </w:r>
-          </w:p>
-          <w:p>
-            <w:pPr>
-              <w:spacing w:after="0" w:line="260"/>
-            </w:pPr>
-            <w:r>
-              <w:rPr>
-                <w:snapToGrid w:val="false"/>
-                <w:sz w:val="20"/>
-                <w:szCs w:val="20"/>
-              </w:rPr>
+              <w:spacing w:after="0" w:line="280"/>
+            </w:pPr>
+            <w:r>
+              <w:rPr>
+                <w:b/>
+                <w:bCs/>
+                <w:snapToGrid w:val="false"/>
+                <w:color w:val="1F6F43"/>
+                <w:sz w:val="26"/>
+                <w:szCs w:val="26"/>
+              </w:rPr>
+              <w:t xml:space="preserve">○</w:t>
+            </w:r>
+            <w:r>
+              <w:rPr>
+                <w:snapToGrid w:val="false"/>
+                <w:sz w:val="20"/>
+                <w:szCs w:val="20"/>
+              </w:rPr>
+              <w:br/>
               <w:t xml:space="preserve">りそな銀行</w:t>
             </w:r>
           </w:p>
@@ -1823,30 +1688,26 @@
           </w:tcPr>
           <w:p>
             <w:pPr>
-              <w:spacing w:after="0" w:line="300"/>
-            </w:pPr>
-            <w:r>
-              <w:rPr>
-                <w:b/>
-                <w:bCs/>
-                <w:snapToGrid w:val="false"/>
-                <w:color w:val="1F6F43"/>
-                <w:sz w:val="26"/>
-                <w:szCs w:val="26"/>
-              </w:rPr>
-              <w:t xml:space="preserve">○</w:t>
-            </w:r>
-          </w:p>
-          <w:p>
-            <w:pPr>
-              <w:spacing w:after="0" w:line="260"/>
-            </w:pPr>
-            <w:r>
-              <w:rPr>
-                <w:snapToGrid w:val="false"/>
-                <w:sz w:val="20"/>
-                <w:szCs w:val="20"/>
-              </w:rPr>
+              <w:spacing w:after="0" w:line="280"/>
+            </w:pPr>
+            <w:r>
+              <w:rPr>
+                <w:b/>
+                <w:bCs/>
+                <w:snapToGrid w:val="false"/>
+                <w:color w:val="1F6F43"/>
+                <w:sz w:val="26"/>
+                <w:szCs w:val="26"/>
+              </w:rPr>
+              <w:t xml:space="preserve">○</w:t>
+            </w:r>
+            <w:r>
+              <w:rPr>
+                <w:snapToGrid w:val="false"/>
+                <w:sz w:val="20"/>
+                <w:szCs w:val="20"/>
+              </w:rPr>
+              <w:br/>
               <w:t xml:space="preserve">みずほ信託銀行</w:t>
             </w:r>
           </w:p>
@@ -1864,30 +1725,26 @@
           </w:tcPr>
           <w:p>
             <w:pPr>
-              <w:spacing w:after="0" w:line="300"/>
-            </w:pPr>
-            <w:r>
-              <w:rPr>
-                <w:b/>
-                <w:bCs/>
-                <w:snapToGrid w:val="false"/>
-                <w:color w:val="1F6F43"/>
-                <w:sz w:val="26"/>
-                <w:szCs w:val="26"/>
-              </w:rPr>
-              <w:t xml:space="preserve">○</w:t>
-            </w:r>
-          </w:p>
-          <w:p>
-            <w:pPr>
-              <w:spacing w:after="0" w:line="260"/>
-            </w:pPr>
-            <w:r>
-              <w:rPr>
-                <w:snapToGrid w:val="false"/>
-                <w:sz w:val="20"/>
-                <w:szCs w:val="20"/>
-              </w:rPr>
+              <w:spacing w:after="0" w:line="280"/>
+            </w:pPr>
+            <w:r>
+              <w:rPr>
+                <w:b/>
+                <w:bCs/>
+                <w:snapToGrid w:val="false"/>
+                <w:color w:val="1F6F43"/>
+                <w:sz w:val="26"/>
+                <w:szCs w:val="26"/>
+              </w:rPr>
+              <w:t xml:space="preserve">○</w:t>
+            </w:r>
+            <w:r>
+              <w:rPr>
+                <w:snapToGrid w:val="false"/>
+                <w:sz w:val="20"/>
+                <w:szCs w:val="20"/>
+              </w:rPr>
+              <w:br/>
               <w:t xml:space="preserve">三菱UFJ信託銀行</w:t>
             </w:r>
           </w:p>
@@ -1905,30 +1762,26 @@
           </w:tcPr>
           <w:p>
             <w:pPr>
-              <w:spacing w:after="0" w:line="300"/>
-            </w:pPr>
-            <w:r>
-              <w:rPr>
-                <w:b/>
-                <w:bCs/>
-                <w:snapToGrid w:val="false"/>
-                <w:color w:val="1F6F43"/>
-                <w:sz w:val="26"/>
-                <w:szCs w:val="26"/>
-              </w:rPr>
-              <w:t xml:space="preserve">○</w:t>
-            </w:r>
-          </w:p>
-          <w:p>
-            <w:pPr>
-              <w:spacing w:after="0" w:line="260"/>
-            </w:pPr>
-            <w:r>
-              <w:rPr>
-                <w:snapToGrid w:val="false"/>
-                <w:sz w:val="20"/>
-                <w:szCs w:val="20"/>
-              </w:rPr>
+              <w:spacing w:after="0" w:line="280"/>
+            </w:pPr>
+            <w:r>
+              <w:rPr>
+                <w:b/>
+                <w:bCs/>
+                <w:snapToGrid w:val="false"/>
+                <w:color w:val="1F6F43"/>
+                <w:sz w:val="26"/>
+                <w:szCs w:val="26"/>
+              </w:rPr>
+              <w:t xml:space="preserve">○</w:t>
+            </w:r>
+            <w:r>
+              <w:rPr>
+                <w:snapToGrid w:val="false"/>
+                <w:sz w:val="20"/>
+                <w:szCs w:val="20"/>
+              </w:rPr>
+              <w:br/>
               <w:t xml:space="preserve">りそな銀行</w:t>
             </w:r>
           </w:p>
@@ -2012,30 +1865,26 @@
           </w:tcPr>
           <w:p>
             <w:pPr>
-              <w:spacing w:after="0" w:line="300"/>
-            </w:pPr>
-            <w:r>
-              <w:rPr>
-                <w:b/>
-                <w:bCs/>
-                <w:snapToGrid w:val="false"/>
-                <w:color w:val="1F6F43"/>
-                <w:sz w:val="26"/>
-                <w:szCs w:val="26"/>
-              </w:rPr>
-              <w:t xml:space="preserve">○</w:t>
-            </w:r>
-          </w:p>
-          <w:p>
-            <w:pPr>
-              <w:spacing w:after="0" w:line="260"/>
-            </w:pPr>
-            <w:r>
-              <w:rPr>
-                <w:snapToGrid w:val="false"/>
-                <w:sz w:val="20"/>
-                <w:szCs w:val="20"/>
-              </w:rPr>
+              <w:spacing w:after="0" w:line="280"/>
+            </w:pPr>
+            <w:r>
+              <w:rPr>
+                <w:b/>
+                <w:bCs/>
+                <w:snapToGrid w:val="false"/>
+                <w:color w:val="1F6F43"/>
+                <w:sz w:val="26"/>
+                <w:szCs w:val="26"/>
+              </w:rPr>
+              <w:t xml:space="preserve">○</w:t>
+            </w:r>
+            <w:r>
+              <w:rPr>
+                <w:snapToGrid w:val="false"/>
+                <w:sz w:val="20"/>
+                <w:szCs w:val="20"/>
+              </w:rPr>
+              <w:br/>
               <w:t xml:space="preserve">みずほ信託銀行</w:t>
             </w:r>
           </w:p>
@@ -2053,30 +1902,26 @@
           </w:tcPr>
           <w:p>
             <w:pPr>
-              <w:spacing w:after="0" w:line="300"/>
-            </w:pPr>
-            <w:r>
-              <w:rPr>
-                <w:b/>
-                <w:bCs/>
-                <w:snapToGrid w:val="false"/>
-                <w:color w:val="1F6F43"/>
-                <w:sz w:val="26"/>
-                <w:szCs w:val="26"/>
-              </w:rPr>
-              <w:t xml:space="preserve">○</w:t>
-            </w:r>
-          </w:p>
-          <w:p>
-            <w:pPr>
-              <w:spacing w:after="0" w:line="260"/>
-            </w:pPr>
-            <w:r>
-              <w:rPr>
-                <w:snapToGrid w:val="false"/>
-                <w:sz w:val="20"/>
-                <w:szCs w:val="20"/>
-              </w:rPr>
+              <w:spacing w:after="0" w:line="280"/>
+            </w:pPr>
+            <w:r>
+              <w:rPr>
+                <w:b/>
+                <w:bCs/>
+                <w:snapToGrid w:val="false"/>
+                <w:color w:val="1F6F43"/>
+                <w:sz w:val="26"/>
+                <w:szCs w:val="26"/>
+              </w:rPr>
+              <w:t xml:space="preserve">○</w:t>
+            </w:r>
+            <w:r>
+              <w:rPr>
+                <w:snapToGrid w:val="false"/>
+                <w:sz w:val="20"/>
+                <w:szCs w:val="20"/>
+              </w:rPr>
+              <w:br/>
               <w:t xml:space="preserve">三菱UFJ信託銀行</w:t>
             </w:r>
           </w:p>
@@ -2094,43 +1939,35 @@
           </w:tcPr>
           <w:p>
             <w:pPr>
-              <w:spacing w:after="0" w:line="300"/>
-            </w:pPr>
-            <w:r>
-              <w:rPr>
-                <w:b/>
-                <w:bCs/>
-                <w:snapToGrid w:val="false"/>
-                <w:color w:val="1F6F43"/>
-                <w:sz w:val="26"/>
-                <w:szCs w:val="26"/>
-              </w:rPr>
-              <w:t xml:space="preserve">○</w:t>
-            </w:r>
-          </w:p>
-          <w:p>
-            <w:pPr>
-              <w:spacing w:after="0" w:line="260"/>
-            </w:pPr>
-            <w:r>
-              <w:rPr>
-                <w:snapToGrid w:val="false"/>
-                <w:sz w:val="20"/>
-                <w:szCs w:val="20"/>
-              </w:rPr>
+              <w:spacing w:after="0" w:line="280"/>
+            </w:pPr>
+            <w:r>
+              <w:rPr>
+                <w:b/>
+                <w:bCs/>
+                <w:snapToGrid w:val="false"/>
+                <w:color w:val="1F6F43"/>
+                <w:sz w:val="26"/>
+                <w:szCs w:val="26"/>
+              </w:rPr>
+              <w:t xml:space="preserve">○</w:t>
+            </w:r>
+            <w:r>
+              <w:rPr>
+                <w:snapToGrid w:val="false"/>
+                <w:sz w:val="20"/>
+                <w:szCs w:val="20"/>
+              </w:rPr>
+              <w:br/>
               <w:t xml:space="preserve">りそな銀行</w:t>
             </w:r>
-          </w:p>
-          <w:p>
-            <w:pPr>
-              <w:spacing w:after="0" w:line="260"/>
-            </w:pPr>
-            <w:r>
-              <w:rPr>
-                <w:snapToGrid w:val="false"/>
-                <w:sz w:val="20"/>
-                <w:szCs w:val="20"/>
-              </w:rPr>
+            <w:r>
+              <w:rPr>
+                <w:snapToGrid w:val="false"/>
+                <w:sz w:val="20"/>
+                <w:szCs w:val="20"/>
+              </w:rPr>
+              <w:br/>
               <w:t xml:space="preserve">埼玉りそな銀行</w:t>
             </w:r>
           </w:p>
@@ -2178,30 +2015,26 @@
           </w:tcPr>
           <w:p>
             <w:pPr>
-              <w:spacing w:after="0" w:line="300"/>
-            </w:pPr>
-            <w:r>
-              <w:rPr>
-                <w:b/>
-                <w:bCs/>
-                <w:snapToGrid w:val="false"/>
-                <w:color w:val="1F6F43"/>
-                <w:sz w:val="26"/>
-                <w:szCs w:val="26"/>
-              </w:rPr>
-              <w:t xml:space="preserve">○</w:t>
-            </w:r>
-          </w:p>
-          <w:p>
-            <w:pPr>
-              <w:spacing w:after="0" w:line="260"/>
-            </w:pPr>
-            <w:r>
-              <w:rPr>
-                <w:snapToGrid w:val="false"/>
-                <w:sz w:val="20"/>
-                <w:szCs w:val="20"/>
-              </w:rPr>
+              <w:spacing w:after="0" w:line="280"/>
+            </w:pPr>
+            <w:r>
+              <w:rPr>
+                <w:b/>
+                <w:bCs/>
+                <w:snapToGrid w:val="false"/>
+                <w:color w:val="1F6F43"/>
+                <w:sz w:val="26"/>
+                <w:szCs w:val="26"/>
+              </w:rPr>
+              <w:t xml:space="preserve">○</w:t>
+            </w:r>
+            <w:r>
+              <w:rPr>
+                <w:snapToGrid w:val="false"/>
+                <w:sz w:val="20"/>
+                <w:szCs w:val="20"/>
+              </w:rPr>
+              <w:br/>
               <w:t xml:space="preserve">みずほ信託銀行</w:t>
             </w:r>
           </w:p>
@@ -2219,30 +2052,26 @@
           </w:tcPr>
           <w:p>
             <w:pPr>
-              <w:spacing w:after="0" w:line="300"/>
-            </w:pPr>
-            <w:r>
-              <w:rPr>
-                <w:b/>
-                <w:bCs/>
-                <w:snapToGrid w:val="false"/>
-                <w:color w:val="1F6F43"/>
-                <w:sz w:val="26"/>
-                <w:szCs w:val="26"/>
-              </w:rPr>
-              <w:t xml:space="preserve">○</w:t>
-            </w:r>
-          </w:p>
-          <w:p>
-            <w:pPr>
-              <w:spacing w:after="0" w:line="260"/>
-            </w:pPr>
-            <w:r>
-              <w:rPr>
-                <w:snapToGrid w:val="false"/>
-                <w:sz w:val="20"/>
-                <w:szCs w:val="20"/>
-              </w:rPr>
+              <w:spacing w:after="0" w:line="280"/>
+            </w:pPr>
+            <w:r>
+              <w:rPr>
+                <w:b/>
+                <w:bCs/>
+                <w:snapToGrid w:val="false"/>
+                <w:color w:val="1F6F43"/>
+                <w:sz w:val="26"/>
+                <w:szCs w:val="26"/>
+              </w:rPr>
+              <w:t xml:space="preserve">○</w:t>
+            </w:r>
+            <w:r>
+              <w:rPr>
+                <w:snapToGrid w:val="false"/>
+                <w:sz w:val="20"/>
+                <w:szCs w:val="20"/>
+              </w:rPr>
+              <w:br/>
               <w:t xml:space="preserve">三菱UFJ信託銀行</w:t>
             </w:r>
           </w:p>
@@ -2260,30 +2089,26 @@
           </w:tcPr>
           <w:p>
             <w:pPr>
-              <w:spacing w:after="0" w:line="300"/>
-            </w:pPr>
-            <w:r>
-              <w:rPr>
-                <w:b/>
-                <w:bCs/>
-                <w:snapToGrid w:val="false"/>
-                <w:color w:val="1F6F43"/>
-                <w:sz w:val="26"/>
-                <w:szCs w:val="26"/>
-              </w:rPr>
-              <w:t xml:space="preserve">○</w:t>
-            </w:r>
-          </w:p>
-          <w:p>
-            <w:pPr>
-              <w:spacing w:after="0" w:line="260"/>
-            </w:pPr>
-            <w:r>
-              <w:rPr>
-                <w:snapToGrid w:val="false"/>
-                <w:sz w:val="20"/>
-                <w:szCs w:val="20"/>
-              </w:rPr>
+              <w:spacing w:after="0" w:line="280"/>
+            </w:pPr>
+            <w:r>
+              <w:rPr>
+                <w:b/>
+                <w:bCs/>
+                <w:snapToGrid w:val="false"/>
+                <w:color w:val="1F6F43"/>
+                <w:sz w:val="26"/>
+                <w:szCs w:val="26"/>
+              </w:rPr>
+              <w:t xml:space="preserve">○</w:t>
+            </w:r>
+            <w:r>
+              <w:rPr>
+                <w:snapToGrid w:val="false"/>
+                <w:sz w:val="20"/>
+                <w:szCs w:val="20"/>
+              </w:rPr>
+              <w:br/>
               <w:t xml:space="preserve">りそな銀行</w:t>
             </w:r>
           </w:p>
@@ -2331,30 +2156,26 @@
           </w:tcPr>
           <w:p>
             <w:pPr>
-              <w:spacing w:after="0" w:line="300"/>
-            </w:pPr>
-            <w:r>
-              <w:rPr>
-                <w:b/>
-                <w:bCs/>
-                <w:snapToGrid w:val="false"/>
-                <w:color w:val="1F6F43"/>
-                <w:sz w:val="26"/>
-                <w:szCs w:val="26"/>
-              </w:rPr>
-              <w:t xml:space="preserve">○</w:t>
-            </w:r>
-          </w:p>
-          <w:p>
-            <w:pPr>
-              <w:spacing w:after="0" w:line="260"/>
-            </w:pPr>
-            <w:r>
-              <w:rPr>
-                <w:snapToGrid w:val="false"/>
-                <w:sz w:val="20"/>
-                <w:szCs w:val="20"/>
-              </w:rPr>
+              <w:spacing w:after="0" w:line="280"/>
+            </w:pPr>
+            <w:r>
+              <w:rPr>
+                <w:b/>
+                <w:bCs/>
+                <w:snapToGrid w:val="false"/>
+                <w:color w:val="1F6F43"/>
+                <w:sz w:val="26"/>
+                <w:szCs w:val="26"/>
+              </w:rPr>
+              <w:t xml:space="preserve">○</w:t>
+            </w:r>
+            <w:r>
+              <w:rPr>
+                <w:snapToGrid w:val="false"/>
+                <w:sz w:val="20"/>
+                <w:szCs w:val="20"/>
+              </w:rPr>
+              <w:br/>
               <w:t xml:space="preserve">みずほ信託銀行</w:t>
             </w:r>
           </w:p>
@@ -2372,30 +2193,26 @@
           </w:tcPr>
           <w:p>
             <w:pPr>
-              <w:spacing w:after="0" w:line="300"/>
-            </w:pPr>
-            <w:r>
-              <w:rPr>
-                <w:b/>
-                <w:bCs/>
-                <w:snapToGrid w:val="false"/>
-                <w:color w:val="1F6F43"/>
-                <w:sz w:val="26"/>
-                <w:szCs w:val="26"/>
-              </w:rPr>
-              <w:t xml:space="preserve">○</w:t>
-            </w:r>
-          </w:p>
-          <w:p>
-            <w:pPr>
-              <w:spacing w:after="0" w:line="260"/>
-            </w:pPr>
-            <w:r>
-              <w:rPr>
-                <w:snapToGrid w:val="false"/>
-                <w:sz w:val="20"/>
-                <w:szCs w:val="20"/>
-              </w:rPr>
+              <w:spacing w:after="0" w:line="280"/>
+            </w:pPr>
+            <w:r>
+              <w:rPr>
+                <w:b/>
+                <w:bCs/>
+                <w:snapToGrid w:val="false"/>
+                <w:color w:val="1F6F43"/>
+                <w:sz w:val="26"/>
+                <w:szCs w:val="26"/>
+              </w:rPr>
+              <w:t xml:space="preserve">○</w:t>
+            </w:r>
+            <w:r>
+              <w:rPr>
+                <w:snapToGrid w:val="false"/>
+                <w:sz w:val="20"/>
+                <w:szCs w:val="20"/>
+              </w:rPr>
+              <w:br/>
               <w:t xml:space="preserve">三菱UFJ信託銀行</w:t>
             </w:r>
           </w:p>
@@ -2413,30 +2230,26 @@
           </w:tcPr>
           <w:p>
             <w:pPr>
-              <w:spacing w:after="0" w:line="300"/>
-            </w:pPr>
-            <w:r>
-              <w:rPr>
-                <w:b/>
-                <w:bCs/>
-                <w:snapToGrid w:val="false"/>
-                <w:color w:val="1F6F43"/>
-                <w:sz w:val="26"/>
-                <w:szCs w:val="26"/>
-              </w:rPr>
-              <w:t xml:space="preserve">○</w:t>
-            </w:r>
-          </w:p>
-          <w:p>
-            <w:pPr>
-              <w:spacing w:after="0" w:line="260"/>
-            </w:pPr>
-            <w:r>
-              <w:rPr>
-                <w:snapToGrid w:val="false"/>
-                <w:sz w:val="20"/>
-                <w:szCs w:val="20"/>
-              </w:rPr>
+              <w:spacing w:after="0" w:line="280"/>
+            </w:pPr>
+            <w:r>
+              <w:rPr>
+                <w:b/>
+                <w:bCs/>
+                <w:snapToGrid w:val="false"/>
+                <w:color w:val="1F6F43"/>
+                <w:sz w:val="26"/>
+                <w:szCs w:val="26"/>
+              </w:rPr>
+              <w:t xml:space="preserve">○</w:t>
+            </w:r>
+            <w:r>
+              <w:rPr>
+                <w:snapToGrid w:val="false"/>
+                <w:sz w:val="20"/>
+                <w:szCs w:val="20"/>
+              </w:rPr>
+              <w:br/>
               <w:t xml:space="preserve">りそな銀行</w:t>
             </w:r>
           </w:p>
@@ -2484,30 +2297,26 @@
           </w:tcPr>
           <w:p>
             <w:pPr>
-              <w:spacing w:after="0" w:line="300"/>
-            </w:pPr>
-            <w:r>
-              <w:rPr>
-                <w:b/>
-                <w:bCs/>
-                <w:snapToGrid w:val="false"/>
-                <w:color w:val="1F6F43"/>
-                <w:sz w:val="26"/>
-                <w:szCs w:val="26"/>
-              </w:rPr>
-              <w:t xml:space="preserve">○</w:t>
-            </w:r>
-          </w:p>
-          <w:p>
-            <w:pPr>
-              <w:spacing w:after="0" w:line="260"/>
-            </w:pPr>
-            <w:r>
-              <w:rPr>
-                <w:snapToGrid w:val="false"/>
-                <w:sz w:val="20"/>
-                <w:szCs w:val="20"/>
-              </w:rPr>
+              <w:spacing w:after="0" w:line="280"/>
+            </w:pPr>
+            <w:r>
+              <w:rPr>
+                <w:b/>
+                <w:bCs/>
+                <w:snapToGrid w:val="false"/>
+                <w:color w:val="1F6F43"/>
+                <w:sz w:val="26"/>
+                <w:szCs w:val="26"/>
+              </w:rPr>
+              <w:t xml:space="preserve">○</w:t>
+            </w:r>
+            <w:r>
+              <w:rPr>
+                <w:snapToGrid w:val="false"/>
+                <w:sz w:val="20"/>
+                <w:szCs w:val="20"/>
+              </w:rPr>
+              <w:br/>
               <w:t xml:space="preserve">みずほ信託銀行</w:t>
             </w:r>
           </w:p>
@@ -2525,30 +2334,26 @@
           </w:tcPr>
           <w:p>
             <w:pPr>
-              <w:spacing w:after="0" w:line="300"/>
-            </w:pPr>
-            <w:r>
-              <w:rPr>
-                <w:b/>
-                <w:bCs/>
-                <w:snapToGrid w:val="false"/>
-                <w:color w:val="1F6F43"/>
-                <w:sz w:val="26"/>
-                <w:szCs w:val="26"/>
-              </w:rPr>
-              <w:t xml:space="preserve">○</w:t>
-            </w:r>
-          </w:p>
-          <w:p>
-            <w:pPr>
-              <w:spacing w:after="0" w:line="260"/>
-            </w:pPr>
-            <w:r>
-              <w:rPr>
-                <w:snapToGrid w:val="false"/>
-                <w:sz w:val="20"/>
-                <w:szCs w:val="20"/>
-              </w:rPr>
+              <w:spacing w:after="0" w:line="280"/>
+            </w:pPr>
+            <w:r>
+              <w:rPr>
+                <w:b/>
+                <w:bCs/>
+                <w:snapToGrid w:val="false"/>
+                <w:color w:val="1F6F43"/>
+                <w:sz w:val="26"/>
+                <w:szCs w:val="26"/>
+              </w:rPr>
+              <w:t xml:space="preserve">○</w:t>
+            </w:r>
+            <w:r>
+              <w:rPr>
+                <w:snapToGrid w:val="false"/>
+                <w:sz w:val="20"/>
+                <w:szCs w:val="20"/>
+              </w:rPr>
+              <w:br/>
               <w:t xml:space="preserve">三菱UFJ信託銀行</w:t>
             </w:r>
           </w:p>
@@ -2566,30 +2371,26 @@
           </w:tcPr>
           <w:p>
             <w:pPr>
-              <w:spacing w:after="0" w:line="300"/>
-            </w:pPr>
-            <w:r>
-              <w:rPr>
-                <w:b/>
-                <w:bCs/>
-                <w:snapToGrid w:val="false"/>
-                <w:color w:val="1F6F43"/>
-                <w:sz w:val="26"/>
-                <w:szCs w:val="26"/>
-              </w:rPr>
-              <w:t xml:space="preserve">○</w:t>
-            </w:r>
-          </w:p>
-          <w:p>
-            <w:pPr>
-              <w:spacing w:after="0" w:line="260"/>
-            </w:pPr>
-            <w:r>
-              <w:rPr>
-                <w:snapToGrid w:val="false"/>
-                <w:sz w:val="20"/>
-                <w:szCs w:val="20"/>
-              </w:rPr>
+              <w:spacing w:after="0" w:line="280"/>
+            </w:pPr>
+            <w:r>
+              <w:rPr>
+                <w:b/>
+                <w:bCs/>
+                <w:snapToGrid w:val="false"/>
+                <w:color w:val="1F6F43"/>
+                <w:sz w:val="26"/>
+                <w:szCs w:val="26"/>
+              </w:rPr>
+              <w:t xml:space="preserve">○</w:t>
+            </w:r>
+            <w:r>
+              <w:rPr>
+                <w:snapToGrid w:val="false"/>
+                <w:sz w:val="20"/>
+                <w:szCs w:val="20"/>
+              </w:rPr>
+              <w:br/>
               <w:t xml:space="preserve">りそな銀行</w:t>
             </w:r>
           </w:p>
@@ -2637,30 +2438,26 @@
           </w:tcPr>
           <w:p>
             <w:pPr>
-              <w:spacing w:after="0" w:line="300"/>
-            </w:pPr>
-            <w:r>
-              <w:rPr>
-                <w:b/>
-                <w:bCs/>
-                <w:snapToGrid w:val="false"/>
-                <w:color w:val="1F6F43"/>
-                <w:sz w:val="26"/>
-                <w:szCs w:val="26"/>
-              </w:rPr>
-              <w:t xml:space="preserve">○</w:t>
-            </w:r>
-          </w:p>
-          <w:p>
-            <w:pPr>
-              <w:spacing w:after="0" w:line="260"/>
-            </w:pPr>
-            <w:r>
-              <w:rPr>
-                <w:snapToGrid w:val="false"/>
-                <w:sz w:val="20"/>
-                <w:szCs w:val="20"/>
-              </w:rPr>
+              <w:spacing w:after="0" w:line="280"/>
+            </w:pPr>
+            <w:r>
+              <w:rPr>
+                <w:b/>
+                <w:bCs/>
+                <w:snapToGrid w:val="false"/>
+                <w:color w:val="1F6F43"/>
+                <w:sz w:val="26"/>
+                <w:szCs w:val="26"/>
+              </w:rPr>
+              <w:t xml:space="preserve">○</w:t>
+            </w:r>
+            <w:r>
+              <w:rPr>
+                <w:snapToGrid w:val="false"/>
+                <w:sz w:val="20"/>
+                <w:szCs w:val="20"/>
+              </w:rPr>
+              <w:br/>
               <w:t xml:space="preserve">みずほ信託銀行</w:t>
             </w:r>
           </w:p>
@@ -2678,30 +2475,26 @@
           </w:tcPr>
           <w:p>
             <w:pPr>
-              <w:spacing w:after="0" w:line="300"/>
-            </w:pPr>
-            <w:r>
-              <w:rPr>
-                <w:b/>
-                <w:bCs/>
-                <w:snapToGrid w:val="false"/>
-                <w:color w:val="1F6F43"/>
-                <w:sz w:val="26"/>
-                <w:szCs w:val="26"/>
-              </w:rPr>
-              <w:t xml:space="preserve">○</w:t>
-            </w:r>
-          </w:p>
-          <w:p>
-            <w:pPr>
-              <w:spacing w:after="0" w:line="260"/>
-            </w:pPr>
-            <w:r>
-              <w:rPr>
-                <w:snapToGrid w:val="false"/>
-                <w:sz w:val="20"/>
-                <w:szCs w:val="20"/>
-              </w:rPr>
+              <w:spacing w:after="0" w:line="280"/>
+            </w:pPr>
+            <w:r>
+              <w:rPr>
+                <w:b/>
+                <w:bCs/>
+                <w:snapToGrid w:val="false"/>
+                <w:color w:val="1F6F43"/>
+                <w:sz w:val="26"/>
+                <w:szCs w:val="26"/>
+              </w:rPr>
+              <w:t xml:space="preserve">○</w:t>
+            </w:r>
+            <w:r>
+              <w:rPr>
+                <w:snapToGrid w:val="false"/>
+                <w:sz w:val="20"/>
+                <w:szCs w:val="20"/>
+              </w:rPr>
+              <w:br/>
               <w:t xml:space="preserve">三菱UFJ信託銀行</w:t>
             </w:r>
           </w:p>
@@ -2719,30 +2512,26 @@
           </w:tcPr>
           <w:p>
             <w:pPr>
-              <w:spacing w:after="0" w:line="300"/>
-            </w:pPr>
-            <w:r>
-              <w:rPr>
-                <w:b/>
-                <w:bCs/>
-                <w:snapToGrid w:val="false"/>
-                <w:color w:val="1F6F43"/>
-                <w:sz w:val="26"/>
-                <w:szCs w:val="26"/>
-              </w:rPr>
-              <w:t xml:space="preserve">○</w:t>
-            </w:r>
-          </w:p>
-          <w:p>
-            <w:pPr>
-              <w:spacing w:after="0" w:line="260"/>
-            </w:pPr>
-            <w:r>
-              <w:rPr>
-                <w:snapToGrid w:val="false"/>
-                <w:sz w:val="20"/>
-                <w:szCs w:val="20"/>
-              </w:rPr>
+              <w:spacing w:after="0" w:line="280"/>
+            </w:pPr>
+            <w:r>
+              <w:rPr>
+                <w:b/>
+                <w:bCs/>
+                <w:snapToGrid w:val="false"/>
+                <w:color w:val="1F6F43"/>
+                <w:sz w:val="26"/>
+                <w:szCs w:val="26"/>
+              </w:rPr>
+              <w:t xml:space="preserve">○</w:t>
+            </w:r>
+            <w:r>
+              <w:rPr>
+                <w:snapToGrid w:val="false"/>
+                <w:sz w:val="20"/>
+                <w:szCs w:val="20"/>
+              </w:rPr>
+              <w:br/>
               <w:t xml:space="preserve">りそな銀行</w:t>
             </w:r>
           </w:p>
@@ -2790,30 +2579,26 @@
           </w:tcPr>
           <w:p>
             <w:pPr>
-              <w:spacing w:after="0" w:line="300"/>
-            </w:pPr>
-            <w:r>
-              <w:rPr>
-                <w:b/>
-                <w:bCs/>
-                <w:snapToGrid w:val="false"/>
-                <w:color w:val="1F6F43"/>
-                <w:sz w:val="26"/>
-                <w:szCs w:val="26"/>
-              </w:rPr>
-              <w:t xml:space="preserve">○</w:t>
-            </w:r>
-          </w:p>
-          <w:p>
-            <w:pPr>
-              <w:spacing w:after="0" w:line="260"/>
-            </w:pPr>
-            <w:r>
-              <w:rPr>
-                <w:snapToGrid w:val="false"/>
-                <w:sz w:val="20"/>
-                <w:szCs w:val="20"/>
-              </w:rPr>
+              <w:spacing w:after="0" w:line="280"/>
+            </w:pPr>
+            <w:r>
+              <w:rPr>
+                <w:b/>
+                <w:bCs/>
+                <w:snapToGrid w:val="false"/>
+                <w:color w:val="1F6F43"/>
+                <w:sz w:val="26"/>
+                <w:szCs w:val="26"/>
+              </w:rPr>
+              <w:t xml:space="preserve">○</w:t>
+            </w:r>
+            <w:r>
+              <w:rPr>
+                <w:snapToGrid w:val="false"/>
+                <w:sz w:val="20"/>
+                <w:szCs w:val="20"/>
+              </w:rPr>
+              <w:br/>
               <w:t xml:space="preserve">みずほ信託銀行</w:t>
             </w:r>
           </w:p>
@@ -2831,30 +2616,26 @@
           </w:tcPr>
           <w:p>
             <w:pPr>
-              <w:spacing w:after="0" w:line="300"/>
-            </w:pPr>
-            <w:r>
-              <w:rPr>
-                <w:b/>
-                <w:bCs/>
-                <w:snapToGrid w:val="false"/>
-                <w:color w:val="1F6F43"/>
-                <w:sz w:val="26"/>
-                <w:szCs w:val="26"/>
-              </w:rPr>
-              <w:t xml:space="preserve">○</w:t>
-            </w:r>
-          </w:p>
-          <w:p>
-            <w:pPr>
-              <w:spacing w:after="0" w:line="260"/>
-            </w:pPr>
-            <w:r>
-              <w:rPr>
-                <w:snapToGrid w:val="false"/>
-                <w:sz w:val="20"/>
-                <w:szCs w:val="20"/>
-              </w:rPr>
+              <w:spacing w:after="0" w:line="280"/>
+            </w:pPr>
+            <w:r>
+              <w:rPr>
+                <w:b/>
+                <w:bCs/>
+                <w:snapToGrid w:val="false"/>
+                <w:color w:val="1F6F43"/>
+                <w:sz w:val="26"/>
+                <w:szCs w:val="26"/>
+              </w:rPr>
+              <w:t xml:space="preserve">○</w:t>
+            </w:r>
+            <w:r>
+              <w:rPr>
+                <w:snapToGrid w:val="false"/>
+                <w:sz w:val="20"/>
+                <w:szCs w:val="20"/>
+              </w:rPr>
+              <w:br/>
               <w:t xml:space="preserve">三菱UFJ信託銀行</w:t>
             </w:r>
           </w:p>
@@ -2872,30 +2653,26 @@
           </w:tcPr>
           <w:p>
             <w:pPr>
-              <w:spacing w:after="0" w:line="300"/>
-            </w:pPr>
-            <w:r>
-              <w:rPr>
-                <w:b/>
-                <w:bCs/>
-                <w:snapToGrid w:val="false"/>
-                <w:color w:val="1F6F43"/>
-                <w:sz w:val="26"/>
-                <w:szCs w:val="26"/>
-              </w:rPr>
-              <w:t xml:space="preserve">○</w:t>
-            </w:r>
-          </w:p>
-          <w:p>
-            <w:pPr>
-              <w:spacing w:after="0" w:line="260"/>
-            </w:pPr>
-            <w:r>
-              <w:rPr>
-                <w:snapToGrid w:val="false"/>
-                <w:sz w:val="20"/>
-                <w:szCs w:val="20"/>
-              </w:rPr>
+              <w:spacing w:after="0" w:line="280"/>
+            </w:pPr>
+            <w:r>
+              <w:rPr>
+                <w:b/>
+                <w:bCs/>
+                <w:snapToGrid w:val="false"/>
+                <w:color w:val="1F6F43"/>
+                <w:sz w:val="26"/>
+                <w:szCs w:val="26"/>
+              </w:rPr>
+              <w:t xml:space="preserve">○</w:t>
+            </w:r>
+            <w:r>
+              <w:rPr>
+                <w:snapToGrid w:val="false"/>
+                <w:sz w:val="20"/>
+                <w:szCs w:val="20"/>
+              </w:rPr>
+              <w:br/>
               <w:t xml:space="preserve">りそな銀行</w:t>
             </w:r>
           </w:p>
@@ -2943,30 +2720,26 @@
           </w:tcPr>
           <w:p>
             <w:pPr>
-              <w:spacing w:after="0" w:line="300"/>
-            </w:pPr>
-            <w:r>
-              <w:rPr>
-                <w:b/>
-                <w:bCs/>
-                <w:snapToGrid w:val="false"/>
-                <w:color w:val="1F6F43"/>
-                <w:sz w:val="26"/>
-                <w:szCs w:val="26"/>
-              </w:rPr>
-              <w:t xml:space="preserve">○</w:t>
-            </w:r>
-          </w:p>
-          <w:p>
-            <w:pPr>
-              <w:spacing w:after="0" w:line="260"/>
-            </w:pPr>
-            <w:r>
-              <w:rPr>
-                <w:snapToGrid w:val="false"/>
-                <w:sz w:val="20"/>
-                <w:szCs w:val="20"/>
-              </w:rPr>
+              <w:spacing w:after="0" w:line="280"/>
+            </w:pPr>
+            <w:r>
+              <w:rPr>
+                <w:b/>
+                <w:bCs/>
+                <w:snapToGrid w:val="false"/>
+                <w:color w:val="1F6F43"/>
+                <w:sz w:val="26"/>
+                <w:szCs w:val="26"/>
+              </w:rPr>
+              <w:t xml:space="preserve">○</w:t>
+            </w:r>
+            <w:r>
+              <w:rPr>
+                <w:snapToGrid w:val="false"/>
+                <w:sz w:val="20"/>
+                <w:szCs w:val="20"/>
+              </w:rPr>
+              <w:br/>
               <w:t xml:space="preserve">みずほ信託銀行</w:t>
             </w:r>
           </w:p>
@@ -2984,30 +2757,26 @@
           </w:tcPr>
           <w:p>
             <w:pPr>
-              <w:spacing w:after="0" w:line="300"/>
-            </w:pPr>
-            <w:r>
-              <w:rPr>
-                <w:b/>
-                <w:bCs/>
-                <w:snapToGrid w:val="false"/>
-                <w:color w:val="1F6F43"/>
-                <w:sz w:val="26"/>
-                <w:szCs w:val="26"/>
-              </w:rPr>
-              <w:t xml:space="preserve">○</w:t>
-            </w:r>
-          </w:p>
-          <w:p>
-            <w:pPr>
-              <w:spacing w:after="0" w:line="260"/>
-            </w:pPr>
-            <w:r>
-              <w:rPr>
-                <w:snapToGrid w:val="false"/>
-                <w:sz w:val="20"/>
-                <w:szCs w:val="20"/>
-              </w:rPr>
+              <w:spacing w:after="0" w:line="280"/>
+            </w:pPr>
+            <w:r>
+              <w:rPr>
+                <w:b/>
+                <w:bCs/>
+                <w:snapToGrid w:val="false"/>
+                <w:color w:val="1F6F43"/>
+                <w:sz w:val="26"/>
+                <w:szCs w:val="26"/>
+              </w:rPr>
+              <w:t xml:space="preserve">○</w:t>
+            </w:r>
+            <w:r>
+              <w:rPr>
+                <w:snapToGrid w:val="false"/>
+                <w:sz w:val="20"/>
+                <w:szCs w:val="20"/>
+              </w:rPr>
+              <w:br/>
               <w:t xml:space="preserve">三菱UFJ信託銀行</w:t>
             </w:r>
           </w:p>
@@ -3025,30 +2794,26 @@
           </w:tcPr>
           <w:p>
             <w:pPr>
-              <w:spacing w:after="0" w:line="300"/>
-            </w:pPr>
-            <w:r>
-              <w:rPr>
-                <w:b/>
-                <w:bCs/>
-                <w:snapToGrid w:val="false"/>
-                <w:color w:val="1F6F43"/>
-                <w:sz w:val="26"/>
-                <w:szCs w:val="26"/>
-              </w:rPr>
-              <w:t xml:space="preserve">○</w:t>
-            </w:r>
-          </w:p>
-          <w:p>
-            <w:pPr>
-              <w:spacing w:after="0" w:line="260"/>
-            </w:pPr>
-            <w:r>
-              <w:rPr>
-                <w:snapToGrid w:val="false"/>
-                <w:sz w:val="20"/>
-                <w:szCs w:val="20"/>
-              </w:rPr>
+              <w:spacing w:after="0" w:line="280"/>
+            </w:pPr>
+            <w:r>
+              <w:rPr>
+                <w:b/>
+                <w:bCs/>
+                <w:snapToGrid w:val="false"/>
+                <w:color w:val="1F6F43"/>
+                <w:sz w:val="26"/>
+                <w:szCs w:val="26"/>
+              </w:rPr>
+              <w:t xml:space="preserve">○</w:t>
+            </w:r>
+            <w:r>
+              <w:rPr>
+                <w:snapToGrid w:val="false"/>
+                <w:sz w:val="20"/>
+                <w:szCs w:val="20"/>
+              </w:rPr>
+              <w:br/>
               <w:t xml:space="preserve">りそな銀行</w:t>
             </w:r>
           </w:p>
@@ -3132,30 +2897,26 @@
           </w:tcPr>
           <w:p>
             <w:pPr>
-              <w:spacing w:after="0" w:line="300"/>
-            </w:pPr>
-            <w:r>
-              <w:rPr>
-                <w:b/>
-                <w:bCs/>
-                <w:snapToGrid w:val="false"/>
-                <w:color w:val="1F6F43"/>
-                <w:sz w:val="26"/>
-                <w:szCs w:val="26"/>
-              </w:rPr>
-              <w:t xml:space="preserve">○</w:t>
-            </w:r>
-          </w:p>
-          <w:p>
-            <w:pPr>
-              <w:spacing w:after="0" w:line="260"/>
-            </w:pPr>
-            <w:r>
-              <w:rPr>
-                <w:snapToGrid w:val="false"/>
-                <w:sz w:val="20"/>
-                <w:szCs w:val="20"/>
-              </w:rPr>
+              <w:spacing w:after="0" w:line="280"/>
+            </w:pPr>
+            <w:r>
+              <w:rPr>
+                <w:b/>
+                <w:bCs/>
+                <w:snapToGrid w:val="false"/>
+                <w:color w:val="1F6F43"/>
+                <w:sz w:val="26"/>
+                <w:szCs w:val="26"/>
+              </w:rPr>
+              <w:t xml:space="preserve">○</w:t>
+            </w:r>
+            <w:r>
+              <w:rPr>
+                <w:snapToGrid w:val="false"/>
+                <w:sz w:val="20"/>
+                <w:szCs w:val="20"/>
+              </w:rPr>
+              <w:br/>
               <w:t xml:space="preserve">みずほ信託銀行</w:t>
             </w:r>
           </w:p>
@@ -3173,30 +2934,26 @@
           </w:tcPr>
           <w:p>
             <w:pPr>
-              <w:spacing w:after="0" w:line="300"/>
-            </w:pPr>
-            <w:r>
-              <w:rPr>
-                <w:b/>
-                <w:bCs/>
-                <w:snapToGrid w:val="false"/>
-                <w:color w:val="1F6F43"/>
-                <w:sz w:val="26"/>
-                <w:szCs w:val="26"/>
-              </w:rPr>
-              <w:t xml:space="preserve">○</w:t>
-            </w:r>
-          </w:p>
-          <w:p>
-            <w:pPr>
-              <w:spacing w:after="0" w:line="260"/>
-            </w:pPr>
-            <w:r>
-              <w:rPr>
-                <w:snapToGrid w:val="false"/>
-                <w:sz w:val="20"/>
-                <w:szCs w:val="20"/>
-              </w:rPr>
+              <w:spacing w:after="0" w:line="280"/>
+            </w:pPr>
+            <w:r>
+              <w:rPr>
+                <w:b/>
+                <w:bCs/>
+                <w:snapToGrid w:val="false"/>
+                <w:color w:val="1F6F43"/>
+                <w:sz w:val="26"/>
+                <w:szCs w:val="26"/>
+              </w:rPr>
+              <w:t xml:space="preserve">○</w:t>
+            </w:r>
+            <w:r>
+              <w:rPr>
+                <w:snapToGrid w:val="false"/>
+                <w:sz w:val="20"/>
+                <w:szCs w:val="20"/>
+              </w:rPr>
+              <w:br/>
               <w:t xml:space="preserve">三菱UFJ信託銀行</w:t>
             </w:r>
           </w:p>
@@ -3214,7 +2971,7 @@
           </w:tcPr>
           <w:p>
             <w:pPr>
-              <w:spacing w:after="0" w:line="300"/>
+              <w:spacing w:after="0" w:line="280"/>
             </w:pPr>
             <w:r>
               <w:rPr>
@@ -3227,11 +2984,6 @@
               </w:rPr>
               <w:t xml:space="preserve">×</w:t>
             </w:r>
-          </w:p>
-          <w:p>
-            <w:pPr>
-              <w:spacing w:after="0" w:line="240"/>
-            </w:pPr>
             <w:r>
               <w:rPr>
                 <w:i/>
@@ -3241,6 +2993,7 @@
                 <w:sz w:val="16"/>
                 <w:szCs w:val="16"/>
               </w:rPr>
+              <w:br/>
               <w:t xml:space="preserve">※1 要確認</w:t>
             </w:r>
           </w:p>
@@ -3288,30 +3041,26 @@
           </w:tcPr>
           <w:p>
             <w:pPr>
-              <w:spacing w:after="0" w:line="300"/>
-            </w:pPr>
-            <w:r>
-              <w:rPr>
-                <w:b/>
-                <w:bCs/>
-                <w:snapToGrid w:val="false"/>
-                <w:color w:val="1F6F43"/>
-                <w:sz w:val="26"/>
-                <w:szCs w:val="26"/>
-              </w:rPr>
-              <w:t xml:space="preserve">○</w:t>
-            </w:r>
-          </w:p>
-          <w:p>
-            <w:pPr>
-              <w:spacing w:after="0" w:line="260"/>
-            </w:pPr>
-            <w:r>
-              <w:rPr>
-                <w:snapToGrid w:val="false"/>
-                <w:sz w:val="20"/>
-                <w:szCs w:val="20"/>
-              </w:rPr>
+              <w:spacing w:after="0" w:line="280"/>
+            </w:pPr>
+            <w:r>
+              <w:rPr>
+                <w:b/>
+                <w:bCs/>
+                <w:snapToGrid w:val="false"/>
+                <w:color w:val="1F6F43"/>
+                <w:sz w:val="26"/>
+                <w:szCs w:val="26"/>
+              </w:rPr>
+              <w:t xml:space="preserve">○</w:t>
+            </w:r>
+            <w:r>
+              <w:rPr>
+                <w:snapToGrid w:val="false"/>
+                <w:sz w:val="20"/>
+                <w:szCs w:val="20"/>
+              </w:rPr>
+              <w:br/>
               <w:t xml:space="preserve">みずほ信託銀行</w:t>
             </w:r>
           </w:p>
@@ -3329,30 +3078,26 @@
           </w:tcPr>
           <w:p>
             <w:pPr>
-              <w:spacing w:after="0" w:line="300"/>
-            </w:pPr>
-            <w:r>
-              <w:rPr>
-                <w:b/>
-                <w:bCs/>
-                <w:snapToGrid w:val="false"/>
-                <w:color w:val="1F6F43"/>
-                <w:sz w:val="26"/>
-                <w:szCs w:val="26"/>
-              </w:rPr>
-              <w:t xml:space="preserve">○</w:t>
-            </w:r>
-          </w:p>
-          <w:p>
-            <w:pPr>
-              <w:spacing w:after="0" w:line="260"/>
-            </w:pPr>
-            <w:r>
-              <w:rPr>
-                <w:snapToGrid w:val="false"/>
-                <w:sz w:val="20"/>
-                <w:szCs w:val="20"/>
-              </w:rPr>
+              <w:spacing w:after="0" w:line="280"/>
+            </w:pPr>
+            <w:r>
+              <w:rPr>
+                <w:b/>
+                <w:bCs/>
+                <w:snapToGrid w:val="false"/>
+                <w:color w:val="1F6F43"/>
+                <w:sz w:val="26"/>
+                <w:szCs w:val="26"/>
+              </w:rPr>
+              <w:t xml:space="preserve">○</w:t>
+            </w:r>
+            <w:r>
+              <w:rPr>
+                <w:snapToGrid w:val="false"/>
+                <w:sz w:val="20"/>
+                <w:szCs w:val="20"/>
+              </w:rPr>
+              <w:br/>
               <w:t xml:space="preserve">三菱UFJ信託銀行</w:t>
             </w:r>
           </w:p>
@@ -3370,30 +3115,26 @@
           </w:tcPr>
           <w:p>
             <w:pPr>
-              <w:spacing w:after="0" w:line="300"/>
-            </w:pPr>
-            <w:r>
-              <w:rPr>
-                <w:b/>
-                <w:bCs/>
-                <w:snapToGrid w:val="false"/>
-                <w:color w:val="1F6F43"/>
-                <w:sz w:val="26"/>
-                <w:szCs w:val="26"/>
-              </w:rPr>
-              <w:t xml:space="preserve">○</w:t>
-            </w:r>
-          </w:p>
-          <w:p>
-            <w:pPr>
-              <w:spacing w:after="0" w:line="260"/>
-            </w:pPr>
-            <w:r>
-              <w:rPr>
-                <w:snapToGrid w:val="false"/>
-                <w:sz w:val="20"/>
-                <w:szCs w:val="20"/>
-              </w:rPr>
+              <w:spacing w:after="0" w:line="280"/>
+            </w:pPr>
+            <w:r>
+              <w:rPr>
+                <w:b/>
+                <w:bCs/>
+                <w:snapToGrid w:val="false"/>
+                <w:color w:val="1F6F43"/>
+                <w:sz w:val="26"/>
+                <w:szCs w:val="26"/>
+              </w:rPr>
+              <w:t xml:space="preserve">○</w:t>
+            </w:r>
+            <w:r>
+              <w:rPr>
+                <w:snapToGrid w:val="false"/>
+                <w:sz w:val="20"/>
+                <w:szCs w:val="20"/>
+              </w:rPr>
+              <w:br/>
               <w:t xml:space="preserve">りそな銀行</w:t>
             </w:r>
           </w:p>
@@ -3441,30 +3182,26 @@
           </w:tcPr>
           <w:p>
             <w:pPr>
-              <w:spacing w:after="0" w:line="300"/>
-            </w:pPr>
-            <w:r>
-              <w:rPr>
-                <w:b/>
-                <w:bCs/>
-                <w:snapToGrid w:val="false"/>
-                <w:color w:val="1F6F43"/>
-                <w:sz w:val="26"/>
-                <w:szCs w:val="26"/>
-              </w:rPr>
-              <w:t xml:space="preserve">○</w:t>
-            </w:r>
-          </w:p>
-          <w:p>
-            <w:pPr>
-              <w:spacing w:after="0" w:line="260"/>
-            </w:pPr>
-            <w:r>
-              <w:rPr>
-                <w:snapToGrid w:val="false"/>
-                <w:sz w:val="20"/>
-                <w:szCs w:val="20"/>
-              </w:rPr>
+              <w:spacing w:after="0" w:line="280"/>
+            </w:pPr>
+            <w:r>
+              <w:rPr>
+                <w:b/>
+                <w:bCs/>
+                <w:snapToGrid w:val="false"/>
+                <w:color w:val="1F6F43"/>
+                <w:sz w:val="26"/>
+                <w:szCs w:val="26"/>
+              </w:rPr>
+              <w:t xml:space="preserve">○</w:t>
+            </w:r>
+            <w:r>
+              <w:rPr>
+                <w:snapToGrid w:val="false"/>
+                <w:sz w:val="20"/>
+                <w:szCs w:val="20"/>
+              </w:rPr>
+              <w:br/>
               <w:t xml:space="preserve">みずほ信託銀行</w:t>
             </w:r>
           </w:p>
@@ -3482,30 +3219,26 @@
           </w:tcPr>
           <w:p>
             <w:pPr>
-              <w:spacing w:after="0" w:line="300"/>
-            </w:pPr>
-            <w:r>
-              <w:rPr>
-                <w:b/>
-                <w:bCs/>
-                <w:snapToGrid w:val="false"/>
-                <w:color w:val="1F6F43"/>
-                <w:sz w:val="26"/>
-                <w:szCs w:val="26"/>
-              </w:rPr>
-              <w:t xml:space="preserve">○</w:t>
-            </w:r>
-          </w:p>
-          <w:p>
-            <w:pPr>
-              <w:spacing w:after="0" w:line="260"/>
-            </w:pPr>
-            <w:r>
-              <w:rPr>
-                <w:snapToGrid w:val="false"/>
-                <w:sz w:val="20"/>
-                <w:szCs w:val="20"/>
-              </w:rPr>
+              <w:spacing w:after="0" w:line="280"/>
+            </w:pPr>
+            <w:r>
+              <w:rPr>
+                <w:b/>
+                <w:bCs/>
+                <w:snapToGrid w:val="false"/>
+                <w:color w:val="1F6F43"/>
+                <w:sz w:val="26"/>
+                <w:szCs w:val="26"/>
+              </w:rPr>
+              <w:t xml:space="preserve">○</w:t>
+            </w:r>
+            <w:r>
+              <w:rPr>
+                <w:snapToGrid w:val="false"/>
+                <w:sz w:val="20"/>
+                <w:szCs w:val="20"/>
+              </w:rPr>
+              <w:br/>
               <w:t xml:space="preserve">三菱UFJ信託銀行</w:t>
             </w:r>
           </w:p>
@@ -3523,30 +3256,26 @@
           </w:tcPr>
           <w:p>
             <w:pPr>
-              <w:spacing w:after="0" w:line="300"/>
-            </w:pPr>
-            <w:r>
-              <w:rPr>
-                <w:b/>
-                <w:bCs/>
-                <w:snapToGrid w:val="false"/>
-                <w:color w:val="1F6F43"/>
-                <w:sz w:val="26"/>
-                <w:szCs w:val="26"/>
-              </w:rPr>
-              <w:t xml:space="preserve">○</w:t>
-            </w:r>
-          </w:p>
-          <w:p>
-            <w:pPr>
-              <w:spacing w:after="0" w:line="260"/>
-            </w:pPr>
-            <w:r>
-              <w:rPr>
-                <w:snapToGrid w:val="false"/>
-                <w:sz w:val="20"/>
-                <w:szCs w:val="20"/>
-              </w:rPr>
+              <w:spacing w:after="0" w:line="280"/>
+            </w:pPr>
+            <w:r>
+              <w:rPr>
+                <w:b/>
+                <w:bCs/>
+                <w:snapToGrid w:val="false"/>
+                <w:color w:val="1F6F43"/>
+                <w:sz w:val="26"/>
+                <w:szCs w:val="26"/>
+              </w:rPr>
+              <w:t xml:space="preserve">○</w:t>
+            </w:r>
+            <w:r>
+              <w:rPr>
+                <w:snapToGrid w:val="false"/>
+                <w:sz w:val="20"/>
+                <w:szCs w:val="20"/>
+              </w:rPr>
+              <w:br/>
               <w:t xml:space="preserve">りそな銀行</w:t>
             </w:r>
           </w:p>
@@ -3594,30 +3323,26 @@
           </w:tcPr>
           <w:p>
             <w:pPr>
-              <w:spacing w:after="0" w:line="300"/>
-            </w:pPr>
-            <w:r>
-              <w:rPr>
-                <w:b/>
-                <w:bCs/>
-                <w:snapToGrid w:val="false"/>
-                <w:color w:val="1F6F43"/>
-                <w:sz w:val="26"/>
-                <w:szCs w:val="26"/>
-              </w:rPr>
-              <w:t xml:space="preserve">○</w:t>
-            </w:r>
-          </w:p>
-          <w:p>
-            <w:pPr>
-              <w:spacing w:after="0" w:line="260"/>
-            </w:pPr>
-            <w:r>
-              <w:rPr>
-                <w:snapToGrid w:val="false"/>
-                <w:sz w:val="20"/>
-                <w:szCs w:val="20"/>
-              </w:rPr>
+              <w:spacing w:after="0" w:line="280"/>
+            </w:pPr>
+            <w:r>
+              <w:rPr>
+                <w:b/>
+                <w:bCs/>
+                <w:snapToGrid w:val="false"/>
+                <w:color w:val="1F6F43"/>
+                <w:sz w:val="26"/>
+                <w:szCs w:val="26"/>
+              </w:rPr>
+              <w:t xml:space="preserve">○</w:t>
+            </w:r>
+            <w:r>
+              <w:rPr>
+                <w:snapToGrid w:val="false"/>
+                <w:sz w:val="20"/>
+                <w:szCs w:val="20"/>
+              </w:rPr>
+              <w:br/>
               <w:t xml:space="preserve">みずほ信託銀行</w:t>
             </w:r>
           </w:p>
@@ -3635,30 +3360,26 @@
           </w:tcPr>
           <w:p>
             <w:pPr>
-              <w:spacing w:after="0" w:line="300"/>
-            </w:pPr>
-            <w:r>
-              <w:rPr>
-                <w:b/>
-                <w:bCs/>
-                <w:snapToGrid w:val="false"/>
-                <w:color w:val="1F6F43"/>
-                <w:sz w:val="26"/>
-                <w:szCs w:val="26"/>
-              </w:rPr>
-              <w:t xml:space="preserve">○</w:t>
-            </w:r>
-          </w:p>
-          <w:p>
-            <w:pPr>
-              <w:spacing w:after="0" w:line="260"/>
-            </w:pPr>
-            <w:r>
-              <w:rPr>
-                <w:snapToGrid w:val="false"/>
-                <w:sz w:val="20"/>
-                <w:szCs w:val="20"/>
-              </w:rPr>
+              <w:spacing w:after="0" w:line="280"/>
+            </w:pPr>
+            <w:r>
+              <w:rPr>
+                <w:b/>
+                <w:bCs/>
+                <w:snapToGrid w:val="false"/>
+                <w:color w:val="1F6F43"/>
+                <w:sz w:val="26"/>
+                <w:szCs w:val="26"/>
+              </w:rPr>
+              <w:t xml:space="preserve">○</w:t>
+            </w:r>
+            <w:r>
+              <w:rPr>
+                <w:snapToGrid w:val="false"/>
+                <w:sz w:val="20"/>
+                <w:szCs w:val="20"/>
+              </w:rPr>
+              <w:br/>
               <w:t xml:space="preserve">三菱UFJ信託銀行</w:t>
             </w:r>
           </w:p>
@@ -3676,30 +3397,26 @@
           </w:tcPr>
           <w:p>
             <w:pPr>
-              <w:spacing w:after="0" w:line="300"/>
-            </w:pPr>
-            <w:r>
-              <w:rPr>
-                <w:b/>
-                <w:bCs/>
-                <w:snapToGrid w:val="false"/>
-                <w:color w:val="1F6F43"/>
-                <w:sz w:val="26"/>
-                <w:szCs w:val="26"/>
-              </w:rPr>
-              <w:t xml:space="preserve">○</w:t>
-            </w:r>
-          </w:p>
-          <w:p>
-            <w:pPr>
-              <w:spacing w:after="0" w:line="260"/>
-            </w:pPr>
-            <w:r>
-              <w:rPr>
-                <w:snapToGrid w:val="false"/>
-                <w:sz w:val="20"/>
-                <w:szCs w:val="20"/>
-              </w:rPr>
+              <w:spacing w:after="0" w:line="280"/>
+            </w:pPr>
+            <w:r>
+              <w:rPr>
+                <w:b/>
+                <w:bCs/>
+                <w:snapToGrid w:val="false"/>
+                <w:color w:val="1F6F43"/>
+                <w:sz w:val="26"/>
+                <w:szCs w:val="26"/>
+              </w:rPr>
+              <w:t xml:space="preserve">○</w:t>
+            </w:r>
+            <w:r>
+              <w:rPr>
+                <w:snapToGrid w:val="false"/>
+                <w:sz w:val="20"/>
+                <w:szCs w:val="20"/>
+              </w:rPr>
+              <w:br/>
               <w:t xml:space="preserve">りそな銀行</w:t>
             </w:r>
           </w:p>
@@ -3747,30 +3464,26 @@
           </w:tcPr>
           <w:p>
             <w:pPr>
-              <w:spacing w:after="0" w:line="300"/>
-            </w:pPr>
-            <w:r>
-              <w:rPr>
-                <w:b/>
-                <w:bCs/>
-                <w:snapToGrid w:val="false"/>
-                <w:color w:val="1F6F43"/>
-                <w:sz w:val="26"/>
-                <w:szCs w:val="26"/>
-              </w:rPr>
-              <w:t xml:space="preserve">○</w:t>
-            </w:r>
-          </w:p>
-          <w:p>
-            <w:pPr>
-              <w:spacing w:after="0" w:line="260"/>
-            </w:pPr>
-            <w:r>
-              <w:rPr>
-                <w:snapToGrid w:val="false"/>
-                <w:sz w:val="20"/>
-                <w:szCs w:val="20"/>
-              </w:rPr>
+              <w:spacing w:after="0" w:line="280"/>
+            </w:pPr>
+            <w:r>
+              <w:rPr>
+                <w:b/>
+                <w:bCs/>
+                <w:snapToGrid w:val="false"/>
+                <w:color w:val="1F6F43"/>
+                <w:sz w:val="26"/>
+                <w:szCs w:val="26"/>
+              </w:rPr>
+              <w:t xml:space="preserve">○</w:t>
+            </w:r>
+            <w:r>
+              <w:rPr>
+                <w:snapToGrid w:val="false"/>
+                <w:sz w:val="20"/>
+                <w:szCs w:val="20"/>
+              </w:rPr>
+              <w:br/>
               <w:t xml:space="preserve">みずほ信託銀行</w:t>
             </w:r>
           </w:p>
@@ -3788,30 +3501,26 @@
           </w:tcPr>
           <w:p>
             <w:pPr>
-              <w:spacing w:after="0" w:line="300"/>
-            </w:pPr>
-            <w:r>
-              <w:rPr>
-                <w:b/>
-                <w:bCs/>
-                <w:snapToGrid w:val="false"/>
-                <w:color w:val="1F6F43"/>
-                <w:sz w:val="26"/>
-                <w:szCs w:val="26"/>
-              </w:rPr>
-              <w:t xml:space="preserve">○</w:t>
-            </w:r>
-          </w:p>
-          <w:p>
-            <w:pPr>
-              <w:spacing w:after="0" w:line="260"/>
-            </w:pPr>
-            <w:r>
-              <w:rPr>
-                <w:snapToGrid w:val="false"/>
-                <w:sz w:val="20"/>
-                <w:szCs w:val="20"/>
-              </w:rPr>
+              <w:spacing w:after="0" w:line="280"/>
+            </w:pPr>
+            <w:r>
+              <w:rPr>
+                <w:b/>
+                <w:bCs/>
+                <w:snapToGrid w:val="false"/>
+                <w:color w:val="1F6F43"/>
+                <w:sz w:val="26"/>
+                <w:szCs w:val="26"/>
+              </w:rPr>
+              <w:t xml:space="preserve">○</w:t>
+            </w:r>
+            <w:r>
+              <w:rPr>
+                <w:snapToGrid w:val="false"/>
+                <w:sz w:val="20"/>
+                <w:szCs w:val="20"/>
+              </w:rPr>
+              <w:br/>
               <w:t xml:space="preserve">三菱UFJ信託銀行</w:t>
             </w:r>
           </w:p>
@@ -3829,30 +3538,26 @@
           </w:tcPr>
           <w:p>
             <w:pPr>
-              <w:spacing w:after="0" w:line="300"/>
-            </w:pPr>
-            <w:r>
-              <w:rPr>
-                <w:b/>
-                <w:bCs/>
-                <w:snapToGrid w:val="false"/>
-                <w:color w:val="1F6F43"/>
-                <w:sz w:val="26"/>
-                <w:szCs w:val="26"/>
-              </w:rPr>
-              <w:t xml:space="preserve">○</w:t>
-            </w:r>
-          </w:p>
-          <w:p>
-            <w:pPr>
-              <w:spacing w:after="0" w:line="260"/>
-            </w:pPr>
-            <w:r>
-              <w:rPr>
-                <w:snapToGrid w:val="false"/>
-                <w:sz w:val="20"/>
-                <w:szCs w:val="20"/>
-              </w:rPr>
+              <w:spacing w:after="0" w:line="280"/>
+            </w:pPr>
+            <w:r>
+              <w:rPr>
+                <w:b/>
+                <w:bCs/>
+                <w:snapToGrid w:val="false"/>
+                <w:color w:val="1F6F43"/>
+                <w:sz w:val="26"/>
+                <w:szCs w:val="26"/>
+              </w:rPr>
+              <w:t xml:space="preserve">○</w:t>
+            </w:r>
+            <w:r>
+              <w:rPr>
+                <w:snapToGrid w:val="false"/>
+                <w:sz w:val="20"/>
+                <w:szCs w:val="20"/>
+              </w:rPr>
+              <w:br/>
               <w:t xml:space="preserve">りそな銀行</w:t>
             </w:r>
           </w:p>
@@ -3900,30 +3605,26 @@
           </w:tcPr>
           <w:p>
             <w:pPr>
-              <w:spacing w:after="0" w:line="300"/>
-            </w:pPr>
-            <w:r>
-              <w:rPr>
-                <w:b/>
-                <w:bCs/>
-                <w:snapToGrid w:val="false"/>
-                <w:color w:val="1F6F43"/>
-                <w:sz w:val="26"/>
-                <w:szCs w:val="26"/>
-              </w:rPr>
-              <w:t xml:space="preserve">○</w:t>
-            </w:r>
-          </w:p>
-          <w:p>
-            <w:pPr>
-              <w:spacing w:after="0" w:line="260"/>
-            </w:pPr>
-            <w:r>
-              <w:rPr>
-                <w:snapToGrid w:val="false"/>
-                <w:sz w:val="20"/>
-                <w:szCs w:val="20"/>
-              </w:rPr>
+              <w:spacing w:after="0" w:line="280"/>
+            </w:pPr>
+            <w:r>
+              <w:rPr>
+                <w:b/>
+                <w:bCs/>
+                <w:snapToGrid w:val="false"/>
+                <w:color w:val="1F6F43"/>
+                <w:sz w:val="26"/>
+                <w:szCs w:val="26"/>
+              </w:rPr>
+              <w:t xml:space="preserve">○</w:t>
+            </w:r>
+            <w:r>
+              <w:rPr>
+                <w:snapToGrid w:val="false"/>
+                <w:sz w:val="20"/>
+                <w:szCs w:val="20"/>
+              </w:rPr>
+              <w:br/>
               <w:t xml:space="preserve">みずほ信託銀行</w:t>
             </w:r>
           </w:p>
@@ -3941,30 +3642,26 @@
           </w:tcPr>
           <w:p>
             <w:pPr>
-              <w:spacing w:after="0" w:line="300"/>
-            </w:pPr>
-            <w:r>
-              <w:rPr>
-                <w:b/>
-                <w:bCs/>
-                <w:snapToGrid w:val="false"/>
-                <w:color w:val="1F6F43"/>
-                <w:sz w:val="26"/>
-                <w:szCs w:val="26"/>
-              </w:rPr>
-              <w:t xml:space="preserve">○</w:t>
-            </w:r>
-          </w:p>
-          <w:p>
-            <w:pPr>
-              <w:spacing w:after="0" w:line="260"/>
-            </w:pPr>
-            <w:r>
-              <w:rPr>
-                <w:snapToGrid w:val="false"/>
-                <w:sz w:val="20"/>
-                <w:szCs w:val="20"/>
-              </w:rPr>
+              <w:spacing w:after="0" w:line="280"/>
+            </w:pPr>
+            <w:r>
+              <w:rPr>
+                <w:b/>
+                <w:bCs/>
+                <w:snapToGrid w:val="false"/>
+                <w:color w:val="1F6F43"/>
+                <w:sz w:val="26"/>
+                <w:szCs w:val="26"/>
+              </w:rPr>
+              <w:t xml:space="preserve">○</w:t>
+            </w:r>
+            <w:r>
+              <w:rPr>
+                <w:snapToGrid w:val="false"/>
+                <w:sz w:val="20"/>
+                <w:szCs w:val="20"/>
+              </w:rPr>
+              <w:br/>
               <w:t xml:space="preserve">三菱UFJ信託銀行</w:t>
             </w:r>
           </w:p>
@@ -3982,30 +3679,26 @@
           </w:tcPr>
           <w:p>
             <w:pPr>
-              <w:spacing w:after="0" w:line="300"/>
-            </w:pPr>
-            <w:r>
-              <w:rPr>
-                <w:b/>
-                <w:bCs/>
-                <w:snapToGrid w:val="false"/>
-                <w:color w:val="1F6F43"/>
-                <w:sz w:val="26"/>
-                <w:szCs w:val="26"/>
-              </w:rPr>
-              <w:t xml:space="preserve">○</w:t>
-            </w:r>
-          </w:p>
-          <w:p>
-            <w:pPr>
-              <w:spacing w:after="0" w:line="260"/>
-            </w:pPr>
-            <w:r>
-              <w:rPr>
-                <w:snapToGrid w:val="false"/>
-                <w:sz w:val="20"/>
-                <w:szCs w:val="20"/>
-              </w:rPr>
+              <w:spacing w:after="0" w:line="280"/>
+            </w:pPr>
+            <w:r>
+              <w:rPr>
+                <w:b/>
+                <w:bCs/>
+                <w:snapToGrid w:val="false"/>
+                <w:color w:val="1F6F43"/>
+                <w:sz w:val="26"/>
+                <w:szCs w:val="26"/>
+              </w:rPr>
+              <w:t xml:space="preserve">○</w:t>
+            </w:r>
+            <w:r>
+              <w:rPr>
+                <w:snapToGrid w:val="false"/>
+                <w:sz w:val="20"/>
+                <w:szCs w:val="20"/>
+              </w:rPr>
+              <w:br/>
               <w:t xml:space="preserve">りそな銀行</w:t>
             </w:r>
           </w:p>
@@ -4053,30 +3746,26 @@
           </w:tcPr>
           <w:p>
             <w:pPr>
-              <w:spacing w:after="0" w:line="300"/>
-            </w:pPr>
-            <w:r>
-              <w:rPr>
-                <w:b/>
-                <w:bCs/>
-                <w:snapToGrid w:val="false"/>
-                <w:color w:val="1F6F43"/>
-                <w:sz w:val="26"/>
-                <w:szCs w:val="26"/>
-              </w:rPr>
-              <w:t xml:space="preserve">○</w:t>
-            </w:r>
-          </w:p>
-          <w:p>
-            <w:pPr>
-              <w:spacing w:after="0" w:line="260"/>
-            </w:pPr>
-            <w:r>
-              <w:rPr>
-                <w:snapToGrid w:val="false"/>
-                <w:sz w:val="20"/>
-                <w:szCs w:val="20"/>
-              </w:rPr>
+              <w:spacing w:after="0" w:line="280"/>
+            </w:pPr>
+            <w:r>
+              <w:rPr>
+                <w:b/>
+                <w:bCs/>
+                <w:snapToGrid w:val="false"/>
+                <w:color w:val="1F6F43"/>
+                <w:sz w:val="26"/>
+                <w:szCs w:val="26"/>
+              </w:rPr>
+              <w:t xml:space="preserve">○</w:t>
+            </w:r>
+            <w:r>
+              <w:rPr>
+                <w:snapToGrid w:val="false"/>
+                <w:sz w:val="20"/>
+                <w:szCs w:val="20"/>
+              </w:rPr>
+              <w:br/>
               <w:t xml:space="preserve">みずほ信託銀行</w:t>
             </w:r>
           </w:p>
@@ -4094,30 +3783,26 @@
           </w:tcPr>
           <w:p>
             <w:pPr>
-              <w:spacing w:after="0" w:line="300"/>
-            </w:pPr>
-            <w:r>
-              <w:rPr>
-                <w:b/>
-                <w:bCs/>
-                <w:snapToGrid w:val="false"/>
-                <w:color w:val="1F6F43"/>
-                <w:sz w:val="26"/>
-                <w:szCs w:val="26"/>
-              </w:rPr>
-              <w:t xml:space="preserve">○</w:t>
-            </w:r>
-          </w:p>
-          <w:p>
-            <w:pPr>
-              <w:spacing w:after="0" w:line="260"/>
-            </w:pPr>
-            <w:r>
-              <w:rPr>
-                <w:snapToGrid w:val="false"/>
-                <w:sz w:val="20"/>
-                <w:szCs w:val="20"/>
-              </w:rPr>
+              <w:spacing w:after="0" w:line="280"/>
+            </w:pPr>
+            <w:r>
+              <w:rPr>
+                <w:b/>
+                <w:bCs/>
+                <w:snapToGrid w:val="false"/>
+                <w:color w:val="1F6F43"/>
+                <w:sz w:val="26"/>
+                <w:szCs w:val="26"/>
+              </w:rPr>
+              <w:t xml:space="preserve">○</w:t>
+            </w:r>
+            <w:r>
+              <w:rPr>
+                <w:snapToGrid w:val="false"/>
+                <w:sz w:val="20"/>
+                <w:szCs w:val="20"/>
+              </w:rPr>
+              <w:br/>
               <w:t xml:space="preserve">三菱UFJ信託銀行</w:t>
             </w:r>
           </w:p>
@@ -4135,7 +3820,7 @@
           </w:tcPr>
           <w:p>
             <w:pPr>
-              <w:spacing w:after="0" w:line="300"/>
+              <w:spacing w:after="0" w:line="280"/>
             </w:pPr>
             <w:r>
               <w:rPr>
@@ -4193,30 +3878,26 @@
           </w:tcPr>
           <w:p>
             <w:pPr>
-              <w:spacing w:after="0" w:line="300"/>
-            </w:pPr>
-            <w:r>
-              <w:rPr>
-                <w:b/>
-                <w:bCs/>
-                <w:snapToGrid w:val="false"/>
-                <w:color w:val="1F6F43"/>
-                <w:sz w:val="26"/>
-                <w:szCs w:val="26"/>
-              </w:rPr>
-              <w:t xml:space="preserve">○</w:t>
-            </w:r>
-          </w:p>
-          <w:p>
-            <w:pPr>
-              <w:spacing w:after="0" w:line="260"/>
-            </w:pPr>
-            <w:r>
-              <w:rPr>
-                <w:snapToGrid w:val="false"/>
-                <w:sz w:val="20"/>
-                <w:szCs w:val="20"/>
-              </w:rPr>
+              <w:spacing w:after="0" w:line="280"/>
+            </w:pPr>
+            <w:r>
+              <w:rPr>
+                <w:b/>
+                <w:bCs/>
+                <w:snapToGrid w:val="false"/>
+                <w:color w:val="1F6F43"/>
+                <w:sz w:val="26"/>
+                <w:szCs w:val="26"/>
+              </w:rPr>
+              <w:t xml:space="preserve">○</w:t>
+            </w:r>
+            <w:r>
+              <w:rPr>
+                <w:snapToGrid w:val="false"/>
+                <w:sz w:val="20"/>
+                <w:szCs w:val="20"/>
+              </w:rPr>
+              <w:br/>
               <w:t xml:space="preserve">みずほ信託銀行</w:t>
             </w:r>
           </w:p>
@@ -4234,30 +3915,26 @@
           </w:tcPr>
           <w:p>
             <w:pPr>
-              <w:spacing w:after="0" w:line="300"/>
-            </w:pPr>
-            <w:r>
-              <w:rPr>
-                <w:b/>
-                <w:bCs/>
-                <w:snapToGrid w:val="false"/>
-                <w:color w:val="1F6F43"/>
-                <w:sz w:val="26"/>
-                <w:szCs w:val="26"/>
-              </w:rPr>
-              <w:t xml:space="preserve">○</w:t>
-            </w:r>
-          </w:p>
-          <w:p>
-            <w:pPr>
-              <w:spacing w:after="0" w:line="260"/>
-            </w:pPr>
-            <w:r>
-              <w:rPr>
-                <w:snapToGrid w:val="false"/>
-                <w:sz w:val="20"/>
-                <w:szCs w:val="20"/>
-              </w:rPr>
+              <w:spacing w:after="0" w:line="280"/>
+            </w:pPr>
+            <w:r>
+              <w:rPr>
+                <w:b/>
+                <w:bCs/>
+                <w:snapToGrid w:val="false"/>
+                <w:color w:val="1F6F43"/>
+                <w:sz w:val="26"/>
+                <w:szCs w:val="26"/>
+              </w:rPr>
+              <w:t xml:space="preserve">○</w:t>
+            </w:r>
+            <w:r>
+              <w:rPr>
+                <w:snapToGrid w:val="false"/>
+                <w:sz w:val="20"/>
+                <w:szCs w:val="20"/>
+              </w:rPr>
+              <w:br/>
               <w:t xml:space="preserve">三菱UFJ信託銀行</w:t>
             </w:r>
           </w:p>
@@ -4275,30 +3952,26 @@
           </w:tcPr>
           <w:p>
             <w:pPr>
-              <w:spacing w:after="0" w:line="300"/>
-            </w:pPr>
-            <w:r>
-              <w:rPr>
-                <w:b/>
-                <w:bCs/>
-                <w:snapToGrid w:val="false"/>
-                <w:color w:val="1F6F43"/>
-                <w:sz w:val="26"/>
-                <w:szCs w:val="26"/>
-              </w:rPr>
-              <w:t xml:space="preserve">○</w:t>
-            </w:r>
-          </w:p>
-          <w:p>
-            <w:pPr>
-              <w:spacing w:after="0" w:line="260"/>
-            </w:pPr>
-            <w:r>
-              <w:rPr>
-                <w:snapToGrid w:val="false"/>
-                <w:sz w:val="20"/>
-                <w:szCs w:val="20"/>
-              </w:rPr>
+              <w:spacing w:after="0" w:line="280"/>
+            </w:pPr>
+            <w:r>
+              <w:rPr>
+                <w:b/>
+                <w:bCs/>
+                <w:snapToGrid w:val="false"/>
+                <w:color w:val="1F6F43"/>
+                <w:sz w:val="26"/>
+                <w:szCs w:val="26"/>
+              </w:rPr>
+              <w:t xml:space="preserve">○</w:t>
+            </w:r>
+            <w:r>
+              <w:rPr>
+                <w:snapToGrid w:val="false"/>
+                <w:sz w:val="20"/>
+                <w:szCs w:val="20"/>
+              </w:rPr>
+              <w:br/>
               <w:t xml:space="preserve">りそな銀行</w:t>
             </w:r>
           </w:p>
@@ -4434,12 +4107,6 @@
               </w:rPr>
               <w:t xml:space="preserve">⑤三井住友</w:t>
             </w:r>
-          </w:p>
-          <w:p>
-            <w:pPr>
-              <w:spacing w:after="0" w:line="260"/>
-              <w:jc w:val="center"/>
-            </w:pPr>
             <w:r>
               <w:rPr>
                 <w:b/>
@@ -4449,6 +4116,7 @@
                 <w:sz w:val="24"/>
                 <w:szCs w:val="24"/>
               </w:rPr>
+              <w:br/>
               <w:t xml:space="preserve">グループ</w:t>
             </w:r>
           </w:p>
@@ -4562,30 +4230,26 @@
           </w:tcPr>
           <w:p>
             <w:pPr>
-              <w:spacing w:after="0" w:line="300"/>
-            </w:pPr>
-            <w:r>
-              <w:rPr>
-                <w:b/>
-                <w:bCs/>
-                <w:snapToGrid w:val="false"/>
-                <w:color w:val="1F6F43"/>
-                <w:sz w:val="26"/>
-                <w:szCs w:val="26"/>
-              </w:rPr>
-              <w:t xml:space="preserve">○</w:t>
-            </w:r>
-          </w:p>
-          <w:p>
-            <w:pPr>
-              <w:spacing w:after="0" w:line="260"/>
-            </w:pPr>
-            <w:r>
-              <w:rPr>
-                <w:snapToGrid w:val="false"/>
-                <w:sz w:val="20"/>
-                <w:szCs w:val="20"/>
-              </w:rPr>
+              <w:spacing w:after="0" w:line="280"/>
+            </w:pPr>
+            <w:r>
+              <w:rPr>
+                <w:b/>
+                <w:bCs/>
+                <w:snapToGrid w:val="false"/>
+                <w:color w:val="1F6F43"/>
+                <w:sz w:val="26"/>
+                <w:szCs w:val="26"/>
+              </w:rPr>
+              <w:t xml:space="preserve">○</w:t>
+            </w:r>
+            <w:r>
+              <w:rPr>
+                <w:snapToGrid w:val="false"/>
+                <w:sz w:val="20"/>
+                <w:szCs w:val="20"/>
+              </w:rPr>
+              <w:br/>
               <w:t xml:space="preserve">ゆうちょ銀行</w:t>
             </w:r>
           </w:p>
@@ -4603,43 +4267,35 @@
           </w:tcPr>
           <w:p>
             <w:pPr>
-              <w:spacing w:after="0" w:line="300"/>
-            </w:pPr>
-            <w:r>
-              <w:rPr>
-                <w:b/>
-                <w:bCs/>
-                <w:snapToGrid w:val="false"/>
-                <w:color w:val="1F6F43"/>
-                <w:sz w:val="26"/>
-                <w:szCs w:val="26"/>
-              </w:rPr>
-              <w:t xml:space="preserve">○</w:t>
-            </w:r>
-          </w:p>
-          <w:p>
-            <w:pPr>
-              <w:spacing w:after="0" w:line="260"/>
-            </w:pPr>
-            <w:r>
-              <w:rPr>
-                <w:snapToGrid w:val="false"/>
-                <w:sz w:val="20"/>
-                <w:szCs w:val="20"/>
-              </w:rPr>
+              <w:spacing w:after="0" w:line="280"/>
+            </w:pPr>
+            <w:r>
+              <w:rPr>
+                <w:b/>
+                <w:bCs/>
+                <w:snapToGrid w:val="false"/>
+                <w:color w:val="1F6F43"/>
+                <w:sz w:val="26"/>
+                <w:szCs w:val="26"/>
+              </w:rPr>
+              <w:t xml:space="preserve">○</w:t>
+            </w:r>
+            <w:r>
+              <w:rPr>
+                <w:snapToGrid w:val="false"/>
+                <w:sz w:val="20"/>
+                <w:szCs w:val="20"/>
+              </w:rPr>
+              <w:br/>
               <w:t xml:space="preserve">三井住友信託銀行</w:t>
             </w:r>
-          </w:p>
-          <w:p>
-            <w:pPr>
-              <w:spacing w:after="0" w:line="260"/>
-            </w:pPr>
-            <w:r>
-              <w:rPr>
-                <w:snapToGrid w:val="false"/>
-                <w:sz w:val="20"/>
-                <w:szCs w:val="20"/>
-              </w:rPr>
+            <w:r>
+              <w:rPr>
+                <w:snapToGrid w:val="false"/>
+                <w:sz w:val="20"/>
+                <w:szCs w:val="20"/>
+              </w:rPr>
+              <w:br/>
               <w:t xml:space="preserve">SMBC信託銀行</w:t>
             </w:r>
           </w:p>
@@ -4657,30 +4313,26 @@
           </w:tcPr>
           <w:p>
             <w:pPr>
-              <w:spacing w:after="0" w:line="300"/>
-            </w:pPr>
-            <w:r>
-              <w:rPr>
-                <w:b/>
-                <w:bCs/>
-                <w:snapToGrid w:val="false"/>
-                <w:color w:val="1F6F43"/>
-                <w:sz w:val="26"/>
-                <w:szCs w:val="26"/>
-              </w:rPr>
-              <w:t xml:space="preserve">○</w:t>
-            </w:r>
-          </w:p>
-          <w:p>
-            <w:pPr>
-              <w:spacing w:after="0" w:line="260"/>
-            </w:pPr>
-            <w:r>
-              <w:rPr>
-                <w:snapToGrid w:val="false"/>
-                <w:sz w:val="20"/>
-                <w:szCs w:val="20"/>
-              </w:rPr>
+              <w:spacing w:after="0" w:line="280"/>
+            </w:pPr>
+            <w:r>
+              <w:rPr>
+                <w:b/>
+                <w:bCs/>
+                <w:snapToGrid w:val="false"/>
+                <w:color w:val="1F6F43"/>
+                <w:sz w:val="26"/>
+                <w:szCs w:val="26"/>
+              </w:rPr>
+              <w:t xml:space="preserve">○</w:t>
+            </w:r>
+            <w:r>
+              <w:rPr>
+                <w:snapToGrid w:val="false"/>
+                <w:sz w:val="20"/>
+                <w:szCs w:val="20"/>
+              </w:rPr>
+              <w:br/>
               <w:t xml:space="preserve">野村信託銀行 等</w:t>
             </w:r>
           </w:p>
@@ -4728,7 +4380,7 @@
           </w:tcPr>
           <w:p>
             <w:pPr>
-              <w:spacing w:after="0" w:line="300"/>
+              <w:spacing w:after="0" w:line="280"/>
             </w:pPr>
             <w:r>
               <w:rPr>
@@ -4741,24 +4393,15 @@
               </w:rPr>
               <w:t xml:space="preserve">△</w:t>
             </w:r>
-          </w:p>
-          <w:p>
-            <w:pPr>
-              <w:spacing w:after="0" w:line="260"/>
-            </w:pPr>
-            <w:r>
-              <w:rPr>
-                <w:snapToGrid w:val="false"/>
-                <w:sz w:val="20"/>
-                <w:szCs w:val="20"/>
-              </w:rPr>
+            <w:r>
+              <w:rPr>
+                <w:snapToGrid w:val="false"/>
+                <w:sz w:val="20"/>
+                <w:szCs w:val="20"/>
+              </w:rPr>
+              <w:br/>
               <w:t xml:space="preserve">ゆうちょ銀行</w:t>
             </w:r>
-          </w:p>
-          <w:p>
-            <w:pPr>
-              <w:spacing w:after="0" w:line="240"/>
-            </w:pPr>
             <w:r>
               <w:rPr>
                 <w:i/>
@@ -4768,6 +4411,7 @@
                 <w:sz w:val="16"/>
                 <w:szCs w:val="16"/>
               </w:rPr>
+              <w:br/>
               <w:t xml:space="preserve">直接融資は法制上限定的</w:t>
             </w:r>
           </w:p>
@@ -4785,43 +4429,35 @@
           </w:tcPr>
           <w:p>
             <w:pPr>
-              <w:spacing w:after="0" w:line="300"/>
-            </w:pPr>
-            <w:r>
-              <w:rPr>
-                <w:b/>
-                <w:bCs/>
-                <w:snapToGrid w:val="false"/>
-                <w:color w:val="1F6F43"/>
-                <w:sz w:val="26"/>
-                <w:szCs w:val="26"/>
-              </w:rPr>
-              <w:t xml:space="preserve">○</w:t>
-            </w:r>
-          </w:p>
-          <w:p>
-            <w:pPr>
-              <w:spacing w:after="0" w:line="260"/>
-            </w:pPr>
-            <w:r>
-              <w:rPr>
-                <w:snapToGrid w:val="false"/>
-                <w:sz w:val="20"/>
-                <w:szCs w:val="20"/>
-              </w:rPr>
+              <w:spacing w:after="0" w:line="280"/>
+            </w:pPr>
+            <w:r>
+              <w:rPr>
+                <w:b/>
+                <w:bCs/>
+                <w:snapToGrid w:val="false"/>
+                <w:color w:val="1F6F43"/>
+                <w:sz w:val="26"/>
+                <w:szCs w:val="26"/>
+              </w:rPr>
+              <w:t xml:space="preserve">○</w:t>
+            </w:r>
+            <w:r>
+              <w:rPr>
+                <w:snapToGrid w:val="false"/>
+                <w:sz w:val="20"/>
+                <w:szCs w:val="20"/>
+              </w:rPr>
+              <w:br/>
               <w:t xml:space="preserve">三井住友信託銀行</w:t>
             </w:r>
-          </w:p>
-          <w:p>
-            <w:pPr>
-              <w:spacing w:after="0" w:line="260"/>
-            </w:pPr>
-            <w:r>
-              <w:rPr>
-                <w:snapToGrid w:val="false"/>
-                <w:sz w:val="20"/>
-                <w:szCs w:val="20"/>
-              </w:rPr>
+            <w:r>
+              <w:rPr>
+                <w:snapToGrid w:val="false"/>
+                <w:sz w:val="20"/>
+                <w:szCs w:val="20"/>
+              </w:rPr>
+              <w:br/>
               <w:t xml:space="preserve">SMBC信託銀行</w:t>
             </w:r>
           </w:p>
@@ -4839,7 +4475,7 @@
           </w:tcPr>
           <w:p>
             <w:pPr>
-              <w:spacing w:after="0" w:line="300"/>
+              <w:spacing w:after="0" w:line="280"/>
             </w:pPr>
             <w:r>
               <w:rPr>
@@ -4852,24 +4488,15 @@
               </w:rPr>
               <w:t xml:space="preserve">△</w:t>
             </w:r>
-          </w:p>
-          <w:p>
-            <w:pPr>
-              <w:spacing w:after="0" w:line="260"/>
-            </w:pPr>
-            <w:r>
-              <w:rPr>
-                <w:snapToGrid w:val="false"/>
-                <w:sz w:val="20"/>
-                <w:szCs w:val="20"/>
-              </w:rPr>
+            <w:r>
+              <w:rPr>
+                <w:snapToGrid w:val="false"/>
+                <w:sz w:val="20"/>
+                <w:szCs w:val="20"/>
+              </w:rPr>
+              <w:br/>
               <w:t xml:space="preserve">野村信託銀行 等</w:t>
             </w:r>
-          </w:p>
-          <w:p>
-            <w:pPr>
-              <w:spacing w:after="0" w:line="240"/>
-            </w:pPr>
             <w:r>
               <w:rPr>
                 <w:i/>
@@ -4879,6 +4506,7 @@
                 <w:sz w:val="16"/>
                 <w:szCs w:val="16"/>
               </w:rPr>
+              <w:br/>
               <w:t xml:space="preserve">会社により限定的</w:t>
             </w:r>
           </w:p>
@@ -4926,30 +4554,26 @@
           </w:tcPr>
           <w:p>
             <w:pPr>
-              <w:spacing w:after="0" w:line="300"/>
-            </w:pPr>
-            <w:r>
-              <w:rPr>
-                <w:b/>
-                <w:bCs/>
-                <w:snapToGrid w:val="false"/>
-                <w:color w:val="1F6F43"/>
-                <w:sz w:val="26"/>
-                <w:szCs w:val="26"/>
-              </w:rPr>
-              <w:t xml:space="preserve">○</w:t>
-            </w:r>
-          </w:p>
-          <w:p>
-            <w:pPr>
-              <w:spacing w:after="0" w:line="260"/>
-            </w:pPr>
-            <w:r>
-              <w:rPr>
-                <w:snapToGrid w:val="false"/>
-                <w:sz w:val="20"/>
-                <w:szCs w:val="20"/>
-              </w:rPr>
+              <w:spacing w:after="0" w:line="280"/>
+            </w:pPr>
+            <w:r>
+              <w:rPr>
+                <w:b/>
+                <w:bCs/>
+                <w:snapToGrid w:val="false"/>
+                <w:color w:val="1F6F43"/>
+                <w:sz w:val="26"/>
+                <w:szCs w:val="26"/>
+              </w:rPr>
+              <w:t xml:space="preserve">○</w:t>
+            </w:r>
+            <w:r>
+              <w:rPr>
+                <w:snapToGrid w:val="false"/>
+                <w:sz w:val="20"/>
+                <w:szCs w:val="20"/>
+              </w:rPr>
+              <w:br/>
               <w:t xml:space="preserve">ゆうちょ銀行</w:t>
             </w:r>
           </w:p>
@@ -4967,43 +4591,35 @@
           </w:tcPr>
           <w:p>
             <w:pPr>
-              <w:spacing w:after="0" w:line="300"/>
-            </w:pPr>
-            <w:r>
-              <w:rPr>
-                <w:b/>
-                <w:bCs/>
-                <w:snapToGrid w:val="false"/>
-                <w:color w:val="1F6F43"/>
-                <w:sz w:val="26"/>
-                <w:szCs w:val="26"/>
-              </w:rPr>
-              <w:t xml:space="preserve">○</w:t>
-            </w:r>
-          </w:p>
-          <w:p>
-            <w:pPr>
-              <w:spacing w:after="0" w:line="260"/>
-            </w:pPr>
-            <w:r>
-              <w:rPr>
-                <w:snapToGrid w:val="false"/>
-                <w:sz w:val="20"/>
-                <w:szCs w:val="20"/>
-              </w:rPr>
+              <w:spacing w:after="0" w:line="280"/>
+            </w:pPr>
+            <w:r>
+              <w:rPr>
+                <w:b/>
+                <w:bCs/>
+                <w:snapToGrid w:val="false"/>
+                <w:color w:val="1F6F43"/>
+                <w:sz w:val="26"/>
+                <w:szCs w:val="26"/>
+              </w:rPr>
+              <w:t xml:space="preserve">○</w:t>
+            </w:r>
+            <w:r>
+              <w:rPr>
+                <w:snapToGrid w:val="false"/>
+                <w:sz w:val="20"/>
+                <w:szCs w:val="20"/>
+              </w:rPr>
+              <w:br/>
               <w:t xml:space="preserve">三井住友信託銀行</w:t>
             </w:r>
-          </w:p>
-          <w:p>
-            <w:pPr>
-              <w:spacing w:after="0" w:line="260"/>
-            </w:pPr>
-            <w:r>
-              <w:rPr>
-                <w:snapToGrid w:val="false"/>
-                <w:sz w:val="20"/>
-                <w:szCs w:val="20"/>
-              </w:rPr>
+            <w:r>
+              <w:rPr>
+                <w:snapToGrid w:val="false"/>
+                <w:sz w:val="20"/>
+                <w:szCs w:val="20"/>
+              </w:rPr>
+              <w:br/>
               <w:t xml:space="preserve">SMBC信託銀行</w:t>
             </w:r>
           </w:p>
@@ -5021,30 +4637,26 @@
           </w:tcPr>
           <w:p>
             <w:pPr>
-              <w:spacing w:after="0" w:line="300"/>
-            </w:pPr>
-            <w:r>
-              <w:rPr>
-                <w:b/>
-                <w:bCs/>
-                <w:snapToGrid w:val="false"/>
-                <w:color w:val="1F6F43"/>
-                <w:sz w:val="26"/>
-                <w:szCs w:val="26"/>
-              </w:rPr>
-              <w:t xml:space="preserve">○</w:t>
-            </w:r>
-          </w:p>
-          <w:p>
-            <w:pPr>
-              <w:spacing w:after="0" w:line="260"/>
-            </w:pPr>
-            <w:r>
-              <w:rPr>
-                <w:snapToGrid w:val="false"/>
-                <w:sz w:val="20"/>
-                <w:szCs w:val="20"/>
-              </w:rPr>
+              <w:spacing w:after="0" w:line="280"/>
+            </w:pPr>
+            <w:r>
+              <w:rPr>
+                <w:b/>
+                <w:bCs/>
+                <w:snapToGrid w:val="false"/>
+                <w:color w:val="1F6F43"/>
+                <w:sz w:val="26"/>
+                <w:szCs w:val="26"/>
+              </w:rPr>
+              <w:t xml:space="preserve">○</w:t>
+            </w:r>
+            <w:r>
+              <w:rPr>
+                <w:snapToGrid w:val="false"/>
+                <w:sz w:val="20"/>
+                <w:szCs w:val="20"/>
+              </w:rPr>
+              <w:br/>
               <w:t xml:space="preserve">野村信託銀行 等</w:t>
             </w:r>
           </w:p>
@@ -5128,7 +4740,7 @@
           </w:tcPr>
           <w:p>
             <w:pPr>
-              <w:spacing w:after="0" w:line="300"/>
+              <w:spacing w:after="0" w:line="280"/>
             </w:pPr>
             <w:r>
               <w:rPr>
@@ -5141,11 +4753,6 @@
               </w:rPr>
               <w:t xml:space="preserve">×</w:t>
             </w:r>
-          </w:p>
-          <w:p>
-            <w:pPr>
-              <w:spacing w:after="0" w:line="240"/>
-            </w:pPr>
             <w:r>
               <w:rPr>
                 <w:i/>
@@ -5155,6 +4762,7 @@
                 <w:sz w:val="16"/>
                 <w:szCs w:val="16"/>
               </w:rPr>
+              <w:br/>
               <w:t xml:space="preserve">信託業の免許なし</w:t>
             </w:r>
           </w:p>
@@ -5172,30 +4780,26 @@
           </w:tcPr>
           <w:p>
             <w:pPr>
-              <w:spacing w:after="0" w:line="300"/>
-            </w:pPr>
-            <w:r>
-              <w:rPr>
-                <w:b/>
-                <w:bCs/>
-                <w:snapToGrid w:val="false"/>
-                <w:color w:val="1F6F43"/>
-                <w:sz w:val="26"/>
-                <w:szCs w:val="26"/>
-              </w:rPr>
-              <w:t xml:space="preserve">○</w:t>
-            </w:r>
-          </w:p>
-          <w:p>
-            <w:pPr>
-              <w:spacing w:after="0" w:line="260"/>
-            </w:pPr>
-            <w:r>
-              <w:rPr>
-                <w:snapToGrid w:val="false"/>
-                <w:sz w:val="20"/>
-                <w:szCs w:val="20"/>
-              </w:rPr>
+              <w:spacing w:after="0" w:line="280"/>
+            </w:pPr>
+            <w:r>
+              <w:rPr>
+                <w:b/>
+                <w:bCs/>
+                <w:snapToGrid w:val="false"/>
+                <w:color w:val="1F6F43"/>
+                <w:sz w:val="26"/>
+                <w:szCs w:val="26"/>
+              </w:rPr>
+              <w:t xml:space="preserve">○</w:t>
+            </w:r>
+            <w:r>
+              <w:rPr>
+                <w:snapToGrid w:val="false"/>
+                <w:sz w:val="20"/>
+                <w:szCs w:val="20"/>
+              </w:rPr>
+              <w:br/>
               <w:t xml:space="preserve">三井住友信託銀行</w:t>
             </w:r>
           </w:p>
@@ -5213,30 +4817,26 @@
           </w:tcPr>
           <w:p>
             <w:pPr>
-              <w:spacing w:after="0" w:line="300"/>
-            </w:pPr>
-            <w:r>
-              <w:rPr>
-                <w:b/>
-                <w:bCs/>
-                <w:snapToGrid w:val="false"/>
-                <w:color w:val="1F6F43"/>
-                <w:sz w:val="26"/>
-                <w:szCs w:val="26"/>
-              </w:rPr>
-              <w:t xml:space="preserve">○</w:t>
-            </w:r>
-          </w:p>
-          <w:p>
-            <w:pPr>
-              <w:spacing w:after="0" w:line="260"/>
-            </w:pPr>
-            <w:r>
-              <w:rPr>
-                <w:snapToGrid w:val="false"/>
-                <w:sz w:val="20"/>
-                <w:szCs w:val="20"/>
-              </w:rPr>
+              <w:spacing w:after="0" w:line="280"/>
+            </w:pPr>
+            <w:r>
+              <w:rPr>
+                <w:b/>
+                <w:bCs/>
+                <w:snapToGrid w:val="false"/>
+                <w:color w:val="1F6F43"/>
+                <w:sz w:val="26"/>
+                <w:szCs w:val="26"/>
+              </w:rPr>
+              <w:t xml:space="preserve">○</w:t>
+            </w:r>
+            <w:r>
+              <w:rPr>
+                <w:snapToGrid w:val="false"/>
+                <w:sz w:val="20"/>
+                <w:szCs w:val="20"/>
+              </w:rPr>
+              <w:br/>
               <w:t xml:space="preserve">農中信託銀行 等</w:t>
             </w:r>
           </w:p>
@@ -5284,7 +4884,7 @@
           </w:tcPr>
           <w:p>
             <w:pPr>
-              <w:spacing w:after="0" w:line="300"/>
+              <w:spacing w:after="0" w:line="280"/>
             </w:pPr>
             <w:r>
               <w:rPr>
@@ -5312,43 +4912,35 @@
           </w:tcPr>
           <w:p>
             <w:pPr>
-              <w:spacing w:after="0" w:line="300"/>
-            </w:pPr>
-            <w:r>
-              <w:rPr>
-                <w:b/>
-                <w:bCs/>
-                <w:snapToGrid w:val="false"/>
-                <w:color w:val="1F6F43"/>
-                <w:sz w:val="26"/>
-                <w:szCs w:val="26"/>
-              </w:rPr>
-              <w:t xml:space="preserve">○</w:t>
-            </w:r>
-          </w:p>
-          <w:p>
-            <w:pPr>
-              <w:spacing w:after="0" w:line="260"/>
-            </w:pPr>
-            <w:r>
-              <w:rPr>
-                <w:snapToGrid w:val="false"/>
-                <w:sz w:val="20"/>
-                <w:szCs w:val="20"/>
-              </w:rPr>
+              <w:spacing w:after="0" w:line="280"/>
+            </w:pPr>
+            <w:r>
+              <w:rPr>
+                <w:b/>
+                <w:bCs/>
+                <w:snapToGrid w:val="false"/>
+                <w:color w:val="1F6F43"/>
+                <w:sz w:val="26"/>
+                <w:szCs w:val="26"/>
+              </w:rPr>
+              <w:t xml:space="preserve">○</w:t>
+            </w:r>
+            <w:r>
+              <w:rPr>
+                <w:snapToGrid w:val="false"/>
+                <w:sz w:val="20"/>
+                <w:szCs w:val="20"/>
+              </w:rPr>
+              <w:br/>
               <w:t xml:space="preserve">三井住友信託銀行</w:t>
             </w:r>
-          </w:p>
-          <w:p>
-            <w:pPr>
-              <w:spacing w:after="0" w:line="260"/>
-            </w:pPr>
-            <w:r>
-              <w:rPr>
-                <w:snapToGrid w:val="false"/>
-                <w:sz w:val="20"/>
-                <w:szCs w:val="20"/>
-              </w:rPr>
+            <w:r>
+              <w:rPr>
+                <w:snapToGrid w:val="false"/>
+                <w:sz w:val="20"/>
+                <w:szCs w:val="20"/>
+              </w:rPr>
+              <w:br/>
               <w:t xml:space="preserve">SMBC信託銀行</w:t>
             </w:r>
           </w:p>
@@ -5366,30 +4958,26 @@
           </w:tcPr>
           <w:p>
             <w:pPr>
-              <w:spacing w:after="0" w:line="300"/>
-            </w:pPr>
-            <w:r>
-              <w:rPr>
-                <w:b/>
-                <w:bCs/>
-                <w:snapToGrid w:val="false"/>
-                <w:color w:val="1F6F43"/>
-                <w:sz w:val="26"/>
-                <w:szCs w:val="26"/>
-              </w:rPr>
-              <w:t xml:space="preserve">○</w:t>
-            </w:r>
-          </w:p>
-          <w:p>
-            <w:pPr>
-              <w:spacing w:after="0" w:line="260"/>
-            </w:pPr>
-            <w:r>
-              <w:rPr>
-                <w:snapToGrid w:val="false"/>
-                <w:sz w:val="20"/>
-                <w:szCs w:val="20"/>
-              </w:rPr>
+              <w:spacing w:after="0" w:line="280"/>
+            </w:pPr>
+            <w:r>
+              <w:rPr>
+                <w:b/>
+                <w:bCs/>
+                <w:snapToGrid w:val="false"/>
+                <w:color w:val="1F6F43"/>
+                <w:sz w:val="26"/>
+                <w:szCs w:val="26"/>
+              </w:rPr>
+              <w:t xml:space="preserve">○</w:t>
+            </w:r>
+            <w:r>
+              <w:rPr>
+                <w:snapToGrid w:val="false"/>
+                <w:sz w:val="20"/>
+                <w:szCs w:val="20"/>
+              </w:rPr>
+              <w:br/>
               <w:t xml:space="preserve">日本カストディ銀行 等</w:t>
             </w:r>
           </w:p>
@@ -5437,7 +5025,7 @@
           </w:tcPr>
           <w:p>
             <w:pPr>
-              <w:spacing w:after="0" w:line="300"/>
+              <w:spacing w:after="0" w:line="280"/>
             </w:pPr>
             <w:r>
               <w:rPr>
@@ -5465,30 +5053,26 @@
           </w:tcPr>
           <w:p>
             <w:pPr>
-              <w:spacing w:after="0" w:line="300"/>
-            </w:pPr>
-            <w:r>
-              <w:rPr>
-                <w:b/>
-                <w:bCs/>
-                <w:snapToGrid w:val="false"/>
-                <w:color w:val="1F6F43"/>
-                <w:sz w:val="26"/>
-                <w:szCs w:val="26"/>
-              </w:rPr>
-              <w:t xml:space="preserve">○</w:t>
-            </w:r>
-          </w:p>
-          <w:p>
-            <w:pPr>
-              <w:spacing w:after="0" w:line="260"/>
-            </w:pPr>
-            <w:r>
-              <w:rPr>
-                <w:snapToGrid w:val="false"/>
-                <w:sz w:val="20"/>
-                <w:szCs w:val="20"/>
-              </w:rPr>
+              <w:spacing w:after="0" w:line="280"/>
+            </w:pPr>
+            <w:r>
+              <w:rPr>
+                <w:b/>
+                <w:bCs/>
+                <w:snapToGrid w:val="false"/>
+                <w:color w:val="1F6F43"/>
+                <w:sz w:val="26"/>
+                <w:szCs w:val="26"/>
+              </w:rPr>
+              <w:t xml:space="preserve">○</w:t>
+            </w:r>
+            <w:r>
+              <w:rPr>
+                <w:snapToGrid w:val="false"/>
+                <w:sz w:val="20"/>
+                <w:szCs w:val="20"/>
+              </w:rPr>
+              <w:br/>
               <w:t xml:space="preserve">三井住友信託銀行</w:t>
             </w:r>
           </w:p>
@@ -5506,30 +5090,26 @@
           </w:tcPr>
           <w:p>
             <w:pPr>
-              <w:spacing w:after="0" w:line="300"/>
-            </w:pPr>
-            <w:r>
-              <w:rPr>
-                <w:b/>
-                <w:bCs/>
-                <w:snapToGrid w:val="false"/>
-                <w:color w:val="1F6F43"/>
-                <w:sz w:val="26"/>
-                <w:szCs w:val="26"/>
-              </w:rPr>
-              <w:t xml:space="preserve">○</w:t>
-            </w:r>
-          </w:p>
-          <w:p>
-            <w:pPr>
-              <w:spacing w:after="0" w:line="260"/>
-            </w:pPr>
-            <w:r>
-              <w:rPr>
-                <w:snapToGrid w:val="false"/>
-                <w:sz w:val="20"/>
-                <w:szCs w:val="20"/>
-              </w:rPr>
+              <w:spacing w:after="0" w:line="280"/>
+            </w:pPr>
+            <w:r>
+              <w:rPr>
+                <w:b/>
+                <w:bCs/>
+                <w:snapToGrid w:val="false"/>
+                <w:color w:val="1F6F43"/>
+                <w:sz w:val="26"/>
+                <w:szCs w:val="26"/>
+              </w:rPr>
+              <w:t xml:space="preserve">○</w:t>
+            </w:r>
+            <w:r>
+              <w:rPr>
+                <w:snapToGrid w:val="false"/>
+                <w:sz w:val="20"/>
+                <w:szCs w:val="20"/>
+              </w:rPr>
+              <w:br/>
               <w:t xml:space="preserve">日本カストディ銀行 等</w:t>
             </w:r>
           </w:p>
@@ -5577,7 +5157,7 @@
           </w:tcPr>
           <w:p>
             <w:pPr>
-              <w:spacing w:after="0" w:line="300"/>
+              <w:spacing w:after="0" w:line="280"/>
             </w:pPr>
             <w:r>
               <w:rPr>
@@ -5605,30 +5185,26 @@
           </w:tcPr>
           <w:p>
             <w:pPr>
-              <w:spacing w:after="0" w:line="300"/>
-            </w:pPr>
-            <w:r>
-              <w:rPr>
-                <w:b/>
-                <w:bCs/>
-                <w:snapToGrid w:val="false"/>
-                <w:color w:val="1F6F43"/>
-                <w:sz w:val="26"/>
-                <w:szCs w:val="26"/>
-              </w:rPr>
-              <w:t xml:space="preserve">○</w:t>
-            </w:r>
-          </w:p>
-          <w:p>
-            <w:pPr>
-              <w:spacing w:after="0" w:line="260"/>
-            </w:pPr>
-            <w:r>
-              <w:rPr>
-                <w:snapToGrid w:val="false"/>
-                <w:sz w:val="20"/>
-                <w:szCs w:val="20"/>
-              </w:rPr>
+              <w:spacing w:after="0" w:line="280"/>
+            </w:pPr>
+            <w:r>
+              <w:rPr>
+                <w:b/>
+                <w:bCs/>
+                <w:snapToGrid w:val="false"/>
+                <w:color w:val="1F6F43"/>
+                <w:sz w:val="26"/>
+                <w:szCs w:val="26"/>
+              </w:rPr>
+              <w:t xml:space="preserve">○</w:t>
+            </w:r>
+            <w:r>
+              <w:rPr>
+                <w:snapToGrid w:val="false"/>
+                <w:sz w:val="20"/>
+                <w:szCs w:val="20"/>
+              </w:rPr>
+              <w:br/>
               <w:t xml:space="preserve">三井住友信託銀行</w:t>
             </w:r>
           </w:p>
@@ -5646,7 +5222,7 @@
           </w:tcPr>
           <w:p>
             <w:pPr>
-              <w:spacing w:after="0" w:line="300"/>
+              <w:spacing w:after="0" w:line="280"/>
             </w:pPr>
             <w:r>
               <w:rPr>
@@ -5659,11 +5235,6 @@
               </w:rPr>
               <w:t xml:space="preserve">△</w:t>
             </w:r>
-          </w:p>
-          <w:p>
-            <w:pPr>
-              <w:spacing w:after="0" w:line="240"/>
-            </w:pPr>
             <w:r>
               <w:rPr>
                 <w:i/>
@@ -5673,6 +5244,7 @@
                 <w:sz w:val="16"/>
                 <w:szCs w:val="16"/>
               </w:rPr>
+              <w:br/>
               <w:t xml:space="preserve">専業性の高い会社は限定的</w:t>
             </w:r>
           </w:p>
@@ -5720,7 +5292,7 @@
           </w:tcPr>
           <w:p>
             <w:pPr>
-              <w:spacing w:after="0" w:line="300"/>
+              <w:spacing w:after="0" w:line="280"/>
             </w:pPr>
             <w:r>
               <w:rPr>
@@ -5748,30 +5320,26 @@
           </w:tcPr>
           <w:p>
             <w:pPr>
-              <w:spacing w:after="0" w:line="300"/>
-            </w:pPr>
-            <w:r>
-              <w:rPr>
-                <w:b/>
-                <w:bCs/>
-                <w:snapToGrid w:val="false"/>
-                <w:color w:val="1F6F43"/>
-                <w:sz w:val="26"/>
-                <w:szCs w:val="26"/>
-              </w:rPr>
-              <w:t xml:space="preserve">○</w:t>
-            </w:r>
-          </w:p>
-          <w:p>
-            <w:pPr>
-              <w:spacing w:after="0" w:line="260"/>
-            </w:pPr>
-            <w:r>
-              <w:rPr>
-                <w:snapToGrid w:val="false"/>
-                <w:sz w:val="20"/>
-                <w:szCs w:val="20"/>
-              </w:rPr>
+              <w:spacing w:after="0" w:line="280"/>
+            </w:pPr>
+            <w:r>
+              <w:rPr>
+                <w:b/>
+                <w:bCs/>
+                <w:snapToGrid w:val="false"/>
+                <w:color w:val="1F6F43"/>
+                <w:sz w:val="26"/>
+                <w:szCs w:val="26"/>
+              </w:rPr>
+              <w:t xml:space="preserve">○</w:t>
+            </w:r>
+            <w:r>
+              <w:rPr>
+                <w:snapToGrid w:val="false"/>
+                <w:sz w:val="20"/>
+                <w:szCs w:val="20"/>
+              </w:rPr>
+              <w:br/>
               <w:t xml:space="preserve">三井住友信託銀行</w:t>
             </w:r>
           </w:p>
@@ -5789,7 +5357,7 @@
           </w:tcPr>
           <w:p>
             <w:pPr>
-              <w:spacing w:after="0" w:line="300"/>
+              <w:spacing w:after="0" w:line="280"/>
             </w:pPr>
             <w:r>
               <w:rPr>
@@ -5847,7 +5415,7 @@
           </w:tcPr>
           <w:p>
             <w:pPr>
-              <w:spacing w:after="0" w:line="300"/>
+              <w:spacing w:after="0" w:line="280"/>
             </w:pPr>
             <w:r>
               <w:rPr>
@@ -5875,30 +5443,26 @@
           </w:tcPr>
           <w:p>
             <w:pPr>
-              <w:spacing w:after="0" w:line="300"/>
-            </w:pPr>
-            <w:r>
-              <w:rPr>
-                <w:b/>
-                <w:bCs/>
-                <w:snapToGrid w:val="false"/>
-                <w:color w:val="1F6F43"/>
-                <w:sz w:val="26"/>
-                <w:szCs w:val="26"/>
-              </w:rPr>
-              <w:t xml:space="preserve">○</w:t>
-            </w:r>
-          </w:p>
-          <w:p>
-            <w:pPr>
-              <w:spacing w:after="0" w:line="260"/>
-            </w:pPr>
-            <w:r>
-              <w:rPr>
-                <w:snapToGrid w:val="false"/>
-                <w:sz w:val="20"/>
-                <w:szCs w:val="20"/>
-              </w:rPr>
+              <w:spacing w:after="0" w:line="280"/>
+            </w:pPr>
+            <w:r>
+              <w:rPr>
+                <w:b/>
+                <w:bCs/>
+                <w:snapToGrid w:val="false"/>
+                <w:color w:val="1F6F43"/>
+                <w:sz w:val="26"/>
+                <w:szCs w:val="26"/>
+              </w:rPr>
+              <w:t xml:space="preserve">○</w:t>
+            </w:r>
+            <w:r>
+              <w:rPr>
+                <w:snapToGrid w:val="false"/>
+                <w:sz w:val="20"/>
+                <w:szCs w:val="20"/>
+              </w:rPr>
+              <w:br/>
               <w:t xml:space="preserve">三井住友信託銀行</w:t>
             </w:r>
           </w:p>
@@ -5916,7 +5480,7 @@
           </w:tcPr>
           <w:p>
             <w:pPr>
-              <w:spacing w:after="0" w:line="300"/>
+              <w:spacing w:after="0" w:line="280"/>
             </w:pPr>
             <w:r>
               <w:rPr>
@@ -5929,17 +5493,13 @@
               </w:rPr>
               <w:t xml:space="preserve">△</w:t>
             </w:r>
-          </w:p>
-          <w:p>
-            <w:pPr>
-              <w:spacing w:after="0" w:line="260"/>
-            </w:pPr>
-            <w:r>
-              <w:rPr>
-                <w:snapToGrid w:val="false"/>
-                <w:sz w:val="20"/>
-                <w:szCs w:val="20"/>
-              </w:rPr>
+            <w:r>
+              <w:rPr>
+                <w:snapToGrid w:val="false"/>
+                <w:sz w:val="20"/>
+                <w:szCs w:val="20"/>
+              </w:rPr>
+              <w:br/>
               <w:t xml:space="preserve">あおぞら信託銀行 等</w:t>
             </w:r>
           </w:p>
@@ -5987,7 +5547,7 @@
           </w:tcPr>
           <w:p>
             <w:pPr>
-              <w:spacing w:after="0" w:line="300"/>
+              <w:spacing w:after="0" w:line="280"/>
             </w:pPr>
             <w:r>
               <w:rPr>
@@ -6015,30 +5575,26 @@
           </w:tcPr>
           <w:p>
             <w:pPr>
-              <w:spacing w:after="0" w:line="300"/>
-            </w:pPr>
-            <w:r>
-              <w:rPr>
-                <w:b/>
-                <w:bCs/>
-                <w:snapToGrid w:val="false"/>
-                <w:color w:val="1F6F43"/>
-                <w:sz w:val="26"/>
-                <w:szCs w:val="26"/>
-              </w:rPr>
-              <w:t xml:space="preserve">○</w:t>
-            </w:r>
-          </w:p>
-          <w:p>
-            <w:pPr>
-              <w:spacing w:after="0" w:line="260"/>
-            </w:pPr>
-            <w:r>
-              <w:rPr>
-                <w:snapToGrid w:val="false"/>
-                <w:sz w:val="20"/>
-                <w:szCs w:val="20"/>
-              </w:rPr>
+              <w:spacing w:after="0" w:line="280"/>
+            </w:pPr>
+            <w:r>
+              <w:rPr>
+                <w:b/>
+                <w:bCs/>
+                <w:snapToGrid w:val="false"/>
+                <w:color w:val="1F6F43"/>
+                <w:sz w:val="26"/>
+                <w:szCs w:val="26"/>
+              </w:rPr>
+              <w:t xml:space="preserve">○</w:t>
+            </w:r>
+            <w:r>
+              <w:rPr>
+                <w:snapToGrid w:val="false"/>
+                <w:sz w:val="20"/>
+                <w:szCs w:val="20"/>
+              </w:rPr>
+              <w:br/>
               <w:t xml:space="preserve">三井住友信託銀行</w:t>
             </w:r>
           </w:p>
@@ -6056,7 +5612,7 @@
           </w:tcPr>
           <w:p>
             <w:pPr>
-              <w:spacing w:after="0" w:line="300"/>
+              <w:spacing w:after="0" w:line="280"/>
             </w:pPr>
             <w:r>
               <w:rPr>
@@ -6150,7 +5706,7 @@
           </w:tcPr>
           <w:p>
             <w:pPr>
-              <w:spacing w:after="0" w:line="300"/>
+              <w:spacing w:after="0" w:line="280"/>
             </w:pPr>
             <w:r>
               <w:rPr>
@@ -6163,11 +5719,6 @@
               </w:rPr>
               <w:t xml:space="preserve">×</w:t>
             </w:r>
-          </w:p>
-          <w:p>
-            <w:pPr>
-              <w:spacing w:after="0" w:line="240"/>
-            </w:pPr>
             <w:r>
               <w:rPr>
                 <w:i/>
@@ -6177,6 +5728,7 @@
                 <w:sz w:val="16"/>
                 <w:szCs w:val="16"/>
               </w:rPr>
+              <w:br/>
               <w:t xml:space="preserve">相談窓口のみ・外部提携先紹介</w:t>
             </w:r>
           </w:p>
@@ -6194,43 +5746,35 @@
           </w:tcPr>
           <w:p>
             <w:pPr>
-              <w:spacing w:after="0" w:line="300"/>
-            </w:pPr>
-            <w:r>
-              <w:rPr>
-                <w:b/>
-                <w:bCs/>
-                <w:snapToGrid w:val="false"/>
-                <w:color w:val="1F6F43"/>
-                <w:sz w:val="26"/>
-                <w:szCs w:val="26"/>
-              </w:rPr>
-              <w:t xml:space="preserve">○</w:t>
-            </w:r>
-          </w:p>
-          <w:p>
-            <w:pPr>
-              <w:spacing w:after="0" w:line="260"/>
-            </w:pPr>
-            <w:r>
-              <w:rPr>
-                <w:snapToGrid w:val="false"/>
-                <w:sz w:val="20"/>
-                <w:szCs w:val="20"/>
-              </w:rPr>
+              <w:spacing w:after="0" w:line="280"/>
+            </w:pPr>
+            <w:r>
+              <w:rPr>
+                <w:b/>
+                <w:bCs/>
+                <w:snapToGrid w:val="false"/>
+                <w:color w:val="1F6F43"/>
+                <w:sz w:val="26"/>
+                <w:szCs w:val="26"/>
+              </w:rPr>
+              <w:t xml:space="preserve">○</w:t>
+            </w:r>
+            <w:r>
+              <w:rPr>
+                <w:snapToGrid w:val="false"/>
+                <w:sz w:val="20"/>
+                <w:szCs w:val="20"/>
+              </w:rPr>
+              <w:br/>
               <w:t xml:space="preserve">三井住友信託銀行</w:t>
             </w:r>
-          </w:p>
-          <w:p>
-            <w:pPr>
-              <w:spacing w:after="0" w:line="260"/>
-            </w:pPr>
-            <w:r>
-              <w:rPr>
-                <w:snapToGrid w:val="false"/>
-                <w:sz w:val="20"/>
-                <w:szCs w:val="20"/>
-              </w:rPr>
+            <w:r>
+              <w:rPr>
+                <w:snapToGrid w:val="false"/>
+                <w:sz w:val="20"/>
+                <w:szCs w:val="20"/>
+              </w:rPr>
+              <w:br/>
               <w:t xml:space="preserve">SMBC信託銀行</w:t>
             </w:r>
           </w:p>
@@ -6248,7 +5792,7 @@
           </w:tcPr>
           <w:p>
             <w:pPr>
-              <w:spacing w:after="0" w:line="300"/>
+              <w:spacing w:after="0" w:line="280"/>
             </w:pPr>
             <w:r>
               <w:rPr>
@@ -6261,24 +5805,15 @@
               </w:rPr>
               <w:t xml:space="preserve">△</w:t>
             </w:r>
-          </w:p>
-          <w:p>
-            <w:pPr>
-              <w:spacing w:after="0" w:line="260"/>
-            </w:pPr>
-            <w:r>
-              <w:rPr>
-                <w:snapToGrid w:val="false"/>
-                <w:sz w:val="20"/>
-                <w:szCs w:val="20"/>
-              </w:rPr>
+            <w:r>
+              <w:rPr>
+                <w:snapToGrid w:val="false"/>
+                <w:sz w:val="20"/>
+                <w:szCs w:val="20"/>
+              </w:rPr>
+              <w:br/>
               <w:t xml:space="preserve">野村信託銀行 等</w:t>
             </w:r>
-          </w:p>
-          <w:p>
-            <w:pPr>
-              <w:spacing w:after="0" w:line="240"/>
-            </w:pPr>
             <w:r>
               <w:rPr>
                 <w:i/>
@@ -6288,6 +5823,7 @@
                 <w:sz w:val="16"/>
                 <w:szCs w:val="16"/>
               </w:rPr>
+              <w:br/>
               <w:t xml:space="preserve">取扱いは限定的</w:t>
             </w:r>
           </w:p>
@@ -6335,7 +5871,7 @@
           </w:tcPr>
           <w:p>
             <w:pPr>
-              <w:spacing w:after="0" w:line="300"/>
+              <w:spacing w:after="0" w:line="280"/>
             </w:pPr>
             <w:r>
               <w:rPr>
@@ -6363,30 +5899,26 @@
           </w:tcPr>
           <w:p>
             <w:pPr>
-              <w:spacing w:after="0" w:line="300"/>
-            </w:pPr>
-            <w:r>
-              <w:rPr>
-                <w:b/>
-                <w:bCs/>
-                <w:snapToGrid w:val="false"/>
-                <w:color w:val="1F6F43"/>
-                <w:sz w:val="26"/>
-                <w:szCs w:val="26"/>
-              </w:rPr>
-              <w:t xml:space="preserve">○</w:t>
-            </w:r>
-          </w:p>
-          <w:p>
-            <w:pPr>
-              <w:spacing w:after="0" w:line="260"/>
-            </w:pPr>
-            <w:r>
-              <w:rPr>
-                <w:snapToGrid w:val="false"/>
-                <w:sz w:val="20"/>
-                <w:szCs w:val="20"/>
-              </w:rPr>
+              <w:spacing w:after="0" w:line="280"/>
+            </w:pPr>
+            <w:r>
+              <w:rPr>
+                <w:b/>
+                <w:bCs/>
+                <w:snapToGrid w:val="false"/>
+                <w:color w:val="1F6F43"/>
+                <w:sz w:val="26"/>
+                <w:szCs w:val="26"/>
+              </w:rPr>
+              <w:t xml:space="preserve">○</w:t>
+            </w:r>
+            <w:r>
+              <w:rPr>
+                <w:snapToGrid w:val="false"/>
+                <w:sz w:val="20"/>
+                <w:szCs w:val="20"/>
+              </w:rPr>
+              <w:br/>
               <w:t xml:space="preserve">三井住友信託銀行</w:t>
             </w:r>
           </w:p>
@@ -6404,7 +5936,7 @@
           </w:tcPr>
           <w:p>
             <w:pPr>
-              <w:spacing w:after="0" w:line="300"/>
+              <w:spacing w:after="0" w:line="280"/>
             </w:pPr>
             <w:r>
               <w:rPr>
@@ -6462,7 +5994,7 @@
           </w:tcPr>
           <w:p>
             <w:pPr>
-              <w:spacing w:after="0" w:line="300"/>
+              <w:spacing w:after="0" w:line="280"/>
             </w:pPr>
             <w:r>
               <w:rPr>
@@ -6490,30 +6022,26 @@
           </w:tcPr>
           <w:p>
             <w:pPr>
-              <w:spacing w:after="0" w:line="300"/>
-            </w:pPr>
-            <w:r>
-              <w:rPr>
-                <w:b/>
-                <w:bCs/>
-                <w:snapToGrid w:val="false"/>
-                <w:color w:val="1F6F43"/>
-                <w:sz w:val="26"/>
-                <w:szCs w:val="26"/>
-              </w:rPr>
-              <w:t xml:space="preserve">○</w:t>
-            </w:r>
-          </w:p>
-          <w:p>
-            <w:pPr>
-              <w:spacing w:after="0" w:line="260"/>
-            </w:pPr>
-            <w:r>
-              <w:rPr>
-                <w:snapToGrid w:val="false"/>
-                <w:sz w:val="20"/>
-                <w:szCs w:val="20"/>
-              </w:rPr>
+              <w:spacing w:after="0" w:line="280"/>
+            </w:pPr>
+            <w:r>
+              <w:rPr>
+                <w:b/>
+                <w:bCs/>
+                <w:snapToGrid w:val="false"/>
+                <w:color w:val="1F6F43"/>
+                <w:sz w:val="26"/>
+                <w:szCs w:val="26"/>
+              </w:rPr>
+              <w:t xml:space="preserve">○</w:t>
+            </w:r>
+            <w:r>
+              <w:rPr>
+                <w:snapToGrid w:val="false"/>
+                <w:sz w:val="20"/>
+                <w:szCs w:val="20"/>
+              </w:rPr>
+              <w:br/>
               <w:t xml:space="preserve">三井住友信託銀行</w:t>
             </w:r>
           </w:p>
@@ -6531,7 +6059,7 @@
           </w:tcPr>
           <w:p>
             <w:pPr>
-              <w:spacing w:after="0" w:line="300"/>
+              <w:spacing w:after="0" w:line="280"/>
             </w:pPr>
             <w:r>
               <w:rPr>
@@ -6589,7 +6117,7 @@
           </w:tcPr>
           <w:p>
             <w:pPr>
-              <w:spacing w:after="0" w:line="300"/>
+              <w:spacing w:after="0" w:line="280"/>
             </w:pPr>
             <w:r>
               <w:rPr>
@@ -6617,30 +6145,26 @@
           </w:tcPr>
           <w:p>
             <w:pPr>
-              <w:spacing w:after="0" w:line="300"/>
-            </w:pPr>
-            <w:r>
-              <w:rPr>
-                <w:b/>
-                <w:bCs/>
-                <w:snapToGrid w:val="false"/>
-                <w:color w:val="1F6F43"/>
-                <w:sz w:val="26"/>
-                <w:szCs w:val="26"/>
-              </w:rPr>
-              <w:t xml:space="preserve">○</w:t>
-            </w:r>
-          </w:p>
-          <w:p>
-            <w:pPr>
-              <w:spacing w:after="0" w:line="260"/>
-            </w:pPr>
-            <w:r>
-              <w:rPr>
-                <w:snapToGrid w:val="false"/>
-                <w:sz w:val="20"/>
-                <w:szCs w:val="20"/>
-              </w:rPr>
+              <w:spacing w:after="0" w:line="280"/>
+            </w:pPr>
+            <w:r>
+              <w:rPr>
+                <w:b/>
+                <w:bCs/>
+                <w:snapToGrid w:val="false"/>
+                <w:color w:val="1F6F43"/>
+                <w:sz w:val="26"/>
+                <w:szCs w:val="26"/>
+              </w:rPr>
+              <w:t xml:space="preserve">○</w:t>
+            </w:r>
+            <w:r>
+              <w:rPr>
+                <w:snapToGrid w:val="false"/>
+                <w:sz w:val="20"/>
+                <w:szCs w:val="20"/>
+              </w:rPr>
+              <w:br/>
               <w:t xml:space="preserve">三井住友信託銀行</w:t>
             </w:r>
           </w:p>
@@ -6658,7 +6182,7 @@
           </w:tcPr>
           <w:p>
             <w:pPr>
-              <w:spacing w:after="0" w:line="300"/>
+              <w:spacing w:after="0" w:line="280"/>
             </w:pPr>
             <w:r>
               <w:rPr>
@@ -6716,7 +6240,7 @@
           </w:tcPr>
           <w:p>
             <w:pPr>
-              <w:spacing w:after="0" w:line="300"/>
+              <w:spacing w:after="0" w:line="280"/>
             </w:pPr>
             <w:r>
               <w:rPr>
@@ -6744,30 +6268,26 @@
           </w:tcPr>
           <w:p>
             <w:pPr>
-              <w:spacing w:after="0" w:line="300"/>
-            </w:pPr>
-            <w:r>
-              <w:rPr>
-                <w:b/>
-                <w:bCs/>
-                <w:snapToGrid w:val="false"/>
-                <w:color w:val="1F6F43"/>
-                <w:sz w:val="26"/>
-                <w:szCs w:val="26"/>
-              </w:rPr>
-              <w:t xml:space="preserve">○</w:t>
-            </w:r>
-          </w:p>
-          <w:p>
-            <w:pPr>
-              <w:spacing w:after="0" w:line="260"/>
-            </w:pPr>
-            <w:r>
-              <w:rPr>
-                <w:snapToGrid w:val="false"/>
-                <w:sz w:val="20"/>
-                <w:szCs w:val="20"/>
-              </w:rPr>
+              <w:spacing w:after="0" w:line="280"/>
+            </w:pPr>
+            <w:r>
+              <w:rPr>
+                <w:b/>
+                <w:bCs/>
+                <w:snapToGrid w:val="false"/>
+                <w:color w:val="1F6F43"/>
+                <w:sz w:val="26"/>
+                <w:szCs w:val="26"/>
+              </w:rPr>
+              <w:t xml:space="preserve">○</w:t>
+            </w:r>
+            <w:r>
+              <w:rPr>
+                <w:snapToGrid w:val="false"/>
+                <w:sz w:val="20"/>
+                <w:szCs w:val="20"/>
+              </w:rPr>
+              <w:br/>
               <w:t xml:space="preserve">三井住友信託銀行</w:t>
             </w:r>
           </w:p>
@@ -6785,7 +6305,7 @@
           </w:tcPr>
           <w:p>
             <w:pPr>
-              <w:spacing w:after="0" w:line="300"/>
+              <w:spacing w:after="0" w:line="280"/>
             </w:pPr>
             <w:r>
               <w:rPr>
@@ -6843,7 +6363,7 @@
           </w:tcPr>
           <w:p>
             <w:pPr>
-              <w:spacing w:after="0" w:line="300"/>
+              <w:spacing w:after="0" w:line="280"/>
             </w:pPr>
             <w:r>
               <w:rPr>
@@ -6871,30 +6391,26 @@
           </w:tcPr>
           <w:p>
             <w:pPr>
-              <w:spacing w:after="0" w:line="300"/>
-            </w:pPr>
-            <w:r>
-              <w:rPr>
-                <w:b/>
-                <w:bCs/>
-                <w:snapToGrid w:val="false"/>
-                <w:color w:val="1F6F43"/>
-                <w:sz w:val="26"/>
-                <w:szCs w:val="26"/>
-              </w:rPr>
-              <w:t xml:space="preserve">○</w:t>
-            </w:r>
-          </w:p>
-          <w:p>
-            <w:pPr>
-              <w:spacing w:after="0" w:line="260"/>
-            </w:pPr>
-            <w:r>
-              <w:rPr>
-                <w:snapToGrid w:val="false"/>
-                <w:sz w:val="20"/>
-                <w:szCs w:val="20"/>
-              </w:rPr>
+              <w:spacing w:after="0" w:line="280"/>
+            </w:pPr>
+            <w:r>
+              <w:rPr>
+                <w:b/>
+                <w:bCs/>
+                <w:snapToGrid w:val="false"/>
+                <w:color w:val="1F6F43"/>
+                <w:sz w:val="26"/>
+                <w:szCs w:val="26"/>
+              </w:rPr>
+              <w:t xml:space="preserve">○</w:t>
+            </w:r>
+            <w:r>
+              <w:rPr>
+                <w:snapToGrid w:val="false"/>
+                <w:sz w:val="20"/>
+                <w:szCs w:val="20"/>
+              </w:rPr>
+              <w:br/>
               <w:t xml:space="preserve">三井住友信託銀行</w:t>
             </w:r>
           </w:p>
@@ -6912,7 +6428,7 @@
           </w:tcPr>
           <w:p>
             <w:pPr>
-              <w:spacing w:after="0" w:line="300"/>
+              <w:spacing w:after="0" w:line="280"/>
             </w:pPr>
             <w:r>
               <w:rPr>
@@ -6970,7 +6486,7 @@
           </w:tcPr>
           <w:p>
             <w:pPr>
-              <w:spacing w:after="0" w:line="300"/>
+              <w:spacing w:after="0" w:line="280"/>
             </w:pPr>
             <w:r>
               <w:rPr>
@@ -6983,11 +6499,6 @@
               </w:rPr>
               <w:t xml:space="preserve">△</w:t>
             </w:r>
-          </w:p>
-          <w:p>
-            <w:pPr>
-              <w:spacing w:after="0" w:line="240"/>
-            </w:pPr>
             <w:r>
               <w:rPr>
                 <w:i/>
@@ -6997,6 +6508,7 @@
                 <w:sz w:val="16"/>
                 <w:szCs w:val="16"/>
               </w:rPr>
+              <w:br/>
               <w:t xml:space="preserve">外部提携先の紹介にとどまる</w:t>
             </w:r>
           </w:p>
@@ -7014,30 +6526,26 @@
           </w:tcPr>
           <w:p>
             <w:pPr>
-              <w:spacing w:after="0" w:line="300"/>
-            </w:pPr>
-            <w:r>
-              <w:rPr>
-                <w:b/>
-                <w:bCs/>
-                <w:snapToGrid w:val="false"/>
-                <w:color w:val="1F6F43"/>
-                <w:sz w:val="26"/>
-                <w:szCs w:val="26"/>
-              </w:rPr>
-              <w:t xml:space="preserve">○</w:t>
-            </w:r>
-          </w:p>
-          <w:p>
-            <w:pPr>
-              <w:spacing w:after="0" w:line="260"/>
-            </w:pPr>
-            <w:r>
-              <w:rPr>
-                <w:snapToGrid w:val="false"/>
-                <w:sz w:val="20"/>
-                <w:szCs w:val="20"/>
-              </w:rPr>
+              <w:spacing w:after="0" w:line="280"/>
+            </w:pPr>
+            <w:r>
+              <w:rPr>
+                <w:b/>
+                <w:bCs/>
+                <w:snapToGrid w:val="false"/>
+                <w:color w:val="1F6F43"/>
+                <w:sz w:val="26"/>
+                <w:szCs w:val="26"/>
+              </w:rPr>
+              <w:t xml:space="preserve">○</w:t>
+            </w:r>
+            <w:r>
+              <w:rPr>
+                <w:snapToGrid w:val="false"/>
+                <w:sz w:val="20"/>
+                <w:szCs w:val="20"/>
+              </w:rPr>
+              <w:br/>
               <w:t xml:space="preserve">三井住友信託銀行</w:t>
             </w:r>
           </w:p>
@@ -7055,7 +6563,7 @@
           </w:tcPr>
           <w:p>
             <w:pPr>
-              <w:spacing w:after="0" w:line="300"/>
+              <w:spacing w:after="0" w:line="280"/>
             </w:pPr>
             <w:r>
               <w:rPr>
@@ -7149,7 +6657,7 @@
           </w:tcPr>
           <w:p>
             <w:pPr>
-              <w:spacing w:after="0" w:line="300"/>
+              <w:spacing w:after="0" w:line="280"/>
             </w:pPr>
             <w:r>
               <w:rPr>
@@ -7177,30 +6685,26 @@
           </w:tcPr>
           <w:p>
             <w:pPr>
-              <w:spacing w:after="0" w:line="300"/>
-            </w:pPr>
-            <w:r>
-              <w:rPr>
-                <w:b/>
-                <w:bCs/>
-                <w:snapToGrid w:val="false"/>
-                <w:color w:val="1F6F43"/>
-                <w:sz w:val="26"/>
-                <w:szCs w:val="26"/>
-              </w:rPr>
-              <w:t xml:space="preserve">○</w:t>
-            </w:r>
-          </w:p>
-          <w:p>
-            <w:pPr>
-              <w:spacing w:after="0" w:line="260"/>
-            </w:pPr>
-            <w:r>
-              <w:rPr>
-                <w:snapToGrid w:val="false"/>
-                <w:sz w:val="20"/>
-                <w:szCs w:val="20"/>
-              </w:rPr>
+              <w:spacing w:after="0" w:line="280"/>
+            </w:pPr>
+            <w:r>
+              <w:rPr>
+                <w:b/>
+                <w:bCs/>
+                <w:snapToGrid w:val="false"/>
+                <w:color w:val="1F6F43"/>
+                <w:sz w:val="26"/>
+                <w:szCs w:val="26"/>
+              </w:rPr>
+              <w:t xml:space="preserve">○</w:t>
+            </w:r>
+            <w:r>
+              <w:rPr>
+                <w:snapToGrid w:val="false"/>
+                <w:sz w:val="20"/>
+                <w:szCs w:val="20"/>
+              </w:rPr>
+              <w:br/>
               <w:t xml:space="preserve">三井住友信託銀行</w:t>
             </w:r>
           </w:p>
@@ -7218,7 +6722,7 @@
           </w:tcPr>
           <w:p>
             <w:pPr>
-              <w:spacing w:after="0" w:line="300"/>
+              <w:spacing w:after="0" w:line="280"/>
             </w:pPr>
             <w:r>
               <w:rPr>
@@ -7231,11 +6735,6 @@
               </w:rPr>
               <w:t xml:space="preserve">×</w:t>
             </w:r>
-          </w:p>
-          <w:p>
-            <w:pPr>
-              <w:spacing w:after="0" w:line="240"/>
-            </w:pPr>
             <w:r>
               <w:rPr>
                 <w:i/>
@@ -7245,6 +6744,7 @@
                 <w:sz w:val="16"/>
                 <w:szCs w:val="16"/>
               </w:rPr>
+              <w:br/>
               <w:t xml:space="preserve">専業会社（東京証券代行 等）が中心</w:t>
             </w:r>
           </w:p>
@@ -7292,7 +6792,7 @@
           </w:tcPr>
           <w:p>
             <w:pPr>
-              <w:spacing w:after="0" w:line="300"/>
+              <w:spacing w:after="0" w:line="280"/>
             </w:pPr>
             <w:r>
               <w:rPr>
@@ -7320,43 +6820,35 @@
           </w:tcPr>
           <w:p>
             <w:pPr>
-              <w:spacing w:after="0" w:line="300"/>
-            </w:pPr>
-            <w:r>
-              <w:rPr>
-                <w:b/>
-                <w:bCs/>
-                <w:snapToGrid w:val="false"/>
-                <w:color w:val="1F6F43"/>
-                <w:sz w:val="26"/>
-                <w:szCs w:val="26"/>
-              </w:rPr>
-              <w:t xml:space="preserve">○</w:t>
-            </w:r>
-          </w:p>
-          <w:p>
-            <w:pPr>
-              <w:spacing w:after="0" w:line="260"/>
-            </w:pPr>
-            <w:r>
-              <w:rPr>
-                <w:snapToGrid w:val="false"/>
-                <w:sz w:val="20"/>
-                <w:szCs w:val="20"/>
-              </w:rPr>
+              <w:spacing w:after="0" w:line="280"/>
+            </w:pPr>
+            <w:r>
+              <w:rPr>
+                <w:b/>
+                <w:bCs/>
+                <w:snapToGrid w:val="false"/>
+                <w:color w:val="1F6F43"/>
+                <w:sz w:val="26"/>
+                <w:szCs w:val="26"/>
+              </w:rPr>
+              <w:t xml:space="preserve">○</w:t>
+            </w:r>
+            <w:r>
+              <w:rPr>
+                <w:snapToGrid w:val="false"/>
+                <w:sz w:val="20"/>
+                <w:szCs w:val="20"/>
+              </w:rPr>
+              <w:br/>
               <w:t xml:space="preserve">三井住友信託銀行</w:t>
             </w:r>
-          </w:p>
-          <w:p>
-            <w:pPr>
-              <w:spacing w:after="0" w:line="260"/>
-            </w:pPr>
-            <w:r>
-              <w:rPr>
-                <w:snapToGrid w:val="false"/>
-                <w:sz w:val="20"/>
-                <w:szCs w:val="20"/>
-              </w:rPr>
+            <w:r>
+              <w:rPr>
+                <w:snapToGrid w:val="false"/>
+                <w:sz w:val="20"/>
+                <w:szCs w:val="20"/>
+              </w:rPr>
+              <w:br/>
               <w:t xml:space="preserve">SMBC信託銀行</w:t>
             </w:r>
           </w:p>
@@ -7374,30 +6866,26 @@
           </w:tcPr>
           <w:p>
             <w:pPr>
-              <w:spacing w:after="0" w:line="300"/>
-            </w:pPr>
-            <w:r>
-              <w:rPr>
-                <w:b/>
-                <w:bCs/>
-                <w:snapToGrid w:val="false"/>
-                <w:color w:val="1F6F43"/>
-                <w:sz w:val="26"/>
-                <w:szCs w:val="26"/>
-              </w:rPr>
-              <w:t xml:space="preserve">○</w:t>
-            </w:r>
-          </w:p>
-          <w:p>
-            <w:pPr>
-              <w:spacing w:after="0" w:line="260"/>
-            </w:pPr>
-            <w:r>
-              <w:rPr>
-                <w:snapToGrid w:val="false"/>
-                <w:sz w:val="20"/>
-                <w:szCs w:val="20"/>
-              </w:rPr>
+              <w:spacing w:after="0" w:line="280"/>
+            </w:pPr>
+            <w:r>
+              <w:rPr>
+                <w:b/>
+                <w:bCs/>
+                <w:snapToGrid w:val="false"/>
+                <w:color w:val="1F6F43"/>
+                <w:sz w:val="26"/>
+                <w:szCs w:val="26"/>
+              </w:rPr>
+              <w:t xml:space="preserve">○</w:t>
+            </w:r>
+            <w:r>
+              <w:rPr>
+                <w:snapToGrid w:val="false"/>
+                <w:sz w:val="20"/>
+                <w:szCs w:val="20"/>
+              </w:rPr>
+              <w:br/>
               <w:t xml:space="preserve">農中信託銀行 等</w:t>
             </w:r>
           </w:p>
@@ -7445,7 +6933,7 @@
           </w:tcPr>
           <w:p>
             <w:pPr>
-              <w:spacing w:after="0" w:line="300"/>
+              <w:spacing w:after="0" w:line="280"/>
             </w:pPr>
             <w:r>
               <w:rPr>
@@ -7473,30 +6961,26 @@
           </w:tcPr>
           <w:p>
             <w:pPr>
-              <w:spacing w:after="0" w:line="300"/>
-            </w:pPr>
-            <w:r>
-              <w:rPr>
-                <w:b/>
-                <w:bCs/>
-                <w:snapToGrid w:val="false"/>
-                <w:color w:val="1F6F43"/>
-                <w:sz w:val="26"/>
-                <w:szCs w:val="26"/>
-              </w:rPr>
-              <w:t xml:space="preserve">○</w:t>
-            </w:r>
-          </w:p>
-          <w:p>
-            <w:pPr>
-              <w:spacing w:after="0" w:line="260"/>
-            </w:pPr>
-            <w:r>
-              <w:rPr>
-                <w:snapToGrid w:val="false"/>
-                <w:sz w:val="20"/>
-                <w:szCs w:val="20"/>
-              </w:rPr>
+              <w:spacing w:after="0" w:line="280"/>
+            </w:pPr>
+            <w:r>
+              <w:rPr>
+                <w:b/>
+                <w:bCs/>
+                <w:snapToGrid w:val="false"/>
+                <w:color w:val="1F6F43"/>
+                <w:sz w:val="26"/>
+                <w:szCs w:val="26"/>
+              </w:rPr>
+              <w:t xml:space="preserve">○</w:t>
+            </w:r>
+            <w:r>
+              <w:rPr>
+                <w:snapToGrid w:val="false"/>
+                <w:sz w:val="20"/>
+                <w:szCs w:val="20"/>
+              </w:rPr>
+              <w:br/>
               <w:t xml:space="preserve">三井住友信託銀行</w:t>
             </w:r>
           </w:p>
@@ -7514,30 +6998,26 @@
           </w:tcPr>
           <w:p>
             <w:pPr>
-              <w:spacing w:after="0" w:line="300"/>
-            </w:pPr>
-            <w:r>
-              <w:rPr>
-                <w:b/>
-                <w:bCs/>
-                <w:snapToGrid w:val="false"/>
-                <w:color w:val="1F6F43"/>
-                <w:sz w:val="26"/>
-                <w:szCs w:val="26"/>
-              </w:rPr>
-              <w:t xml:space="preserve">○</w:t>
-            </w:r>
-          </w:p>
-          <w:p>
-            <w:pPr>
-              <w:spacing w:after="0" w:line="260"/>
-            </w:pPr>
-            <w:r>
-              <w:rPr>
-                <w:snapToGrid w:val="false"/>
-                <w:sz w:val="20"/>
-                <w:szCs w:val="20"/>
-              </w:rPr>
+              <w:spacing w:after="0" w:line="280"/>
+            </w:pPr>
+            <w:r>
+              <w:rPr>
+                <w:b/>
+                <w:bCs/>
+                <w:snapToGrid w:val="false"/>
+                <w:color w:val="1F6F43"/>
+                <w:sz w:val="26"/>
+                <w:szCs w:val="26"/>
+              </w:rPr>
+              <w:t xml:space="preserve">○</w:t>
+            </w:r>
+            <w:r>
+              <w:rPr>
+                <w:snapToGrid w:val="false"/>
+                <w:sz w:val="20"/>
+                <w:szCs w:val="20"/>
+              </w:rPr>
+              <w:br/>
               <w:t xml:space="preserve">あおぞら信託銀行 等</w:t>
             </w:r>
           </w:p>
@@ -7585,7 +7065,7 @@
           </w:tcPr>
           <w:p>
             <w:pPr>
-              <w:spacing w:after="0" w:line="300"/>
+              <w:spacing w:after="0" w:line="280"/>
             </w:pPr>
             <w:r>
               <w:rPr>
@@ -7613,43 +7093,35 @@
           </w:tcPr>
           <w:p>
             <w:pPr>
-              <w:spacing w:after="0" w:line="300"/>
-            </w:pPr>
-            <w:r>
-              <w:rPr>
-                <w:b/>
-                <w:bCs/>
-                <w:snapToGrid w:val="false"/>
-                <w:color w:val="1F6F43"/>
-                <w:sz w:val="26"/>
-                <w:szCs w:val="26"/>
-              </w:rPr>
-              <w:t xml:space="preserve">○</w:t>
-            </w:r>
-          </w:p>
-          <w:p>
-            <w:pPr>
-              <w:spacing w:after="0" w:line="260"/>
-            </w:pPr>
-            <w:r>
-              <w:rPr>
-                <w:snapToGrid w:val="false"/>
-                <w:sz w:val="20"/>
-                <w:szCs w:val="20"/>
-              </w:rPr>
+              <w:spacing w:after="0" w:line="280"/>
+            </w:pPr>
+            <w:r>
+              <w:rPr>
+                <w:b/>
+                <w:bCs/>
+                <w:snapToGrid w:val="false"/>
+                <w:color w:val="1F6F43"/>
+                <w:sz w:val="26"/>
+                <w:szCs w:val="26"/>
+              </w:rPr>
+              <w:t xml:space="preserve">○</w:t>
+            </w:r>
+            <w:r>
+              <w:rPr>
+                <w:snapToGrid w:val="false"/>
+                <w:sz w:val="20"/>
+                <w:szCs w:val="20"/>
+              </w:rPr>
+              <w:br/>
               <w:t xml:space="preserve">三井住友信託銀行</w:t>
             </w:r>
-          </w:p>
-          <w:p>
-            <w:pPr>
-              <w:spacing w:after="0" w:line="260"/>
-            </w:pPr>
-            <w:r>
-              <w:rPr>
-                <w:snapToGrid w:val="false"/>
-                <w:sz w:val="20"/>
-                <w:szCs w:val="20"/>
-              </w:rPr>
+            <w:r>
+              <w:rPr>
+                <w:snapToGrid w:val="false"/>
+                <w:sz w:val="20"/>
+                <w:szCs w:val="20"/>
+              </w:rPr>
+              <w:br/>
               <w:t xml:space="preserve">SMBC信託銀行</w:t>
             </w:r>
           </w:p>
@@ -7667,30 +7139,26 @@
           </w:tcPr>
           <w:p>
             <w:pPr>
-              <w:spacing w:after="0" w:line="300"/>
-            </w:pPr>
-            <w:r>
-              <w:rPr>
-                <w:b/>
-                <w:bCs/>
-                <w:snapToGrid w:val="false"/>
-                <w:color w:val="1F6F43"/>
-                <w:sz w:val="26"/>
-                <w:szCs w:val="26"/>
-              </w:rPr>
-              <w:t xml:space="preserve">○</w:t>
-            </w:r>
-          </w:p>
-          <w:p>
-            <w:pPr>
-              <w:spacing w:after="0" w:line="260"/>
-            </w:pPr>
-            <w:r>
-              <w:rPr>
-                <w:snapToGrid w:val="false"/>
-                <w:sz w:val="20"/>
-                <w:szCs w:val="20"/>
-              </w:rPr>
+              <w:spacing w:after="0" w:line="280"/>
+            </w:pPr>
+            <w:r>
+              <w:rPr>
+                <w:b/>
+                <w:bCs/>
+                <w:snapToGrid w:val="false"/>
+                <w:color w:val="1F6F43"/>
+                <w:sz w:val="26"/>
+                <w:szCs w:val="26"/>
+              </w:rPr>
+              <w:t xml:space="preserve">○</w:t>
+            </w:r>
+            <w:r>
+              <w:rPr>
+                <w:snapToGrid w:val="false"/>
+                <w:sz w:val="20"/>
+                <w:szCs w:val="20"/>
+              </w:rPr>
+              <w:br/>
               <w:t xml:space="preserve">日本カストディ銀行（専業）</w:t>
             </w:r>
           </w:p>
@@ -7738,7 +7206,7 @@
           </w:tcPr>
           <w:p>
             <w:pPr>
-              <w:spacing w:after="0" w:line="300"/>
+              <w:spacing w:after="0" w:line="280"/>
             </w:pPr>
             <w:r>
               <w:rPr>
@@ -7766,43 +7234,35 @@
           </w:tcPr>
           <w:p>
             <w:pPr>
-              <w:spacing w:after="0" w:line="300"/>
-            </w:pPr>
-            <w:r>
-              <w:rPr>
-                <w:b/>
-                <w:bCs/>
-                <w:snapToGrid w:val="false"/>
-                <w:color w:val="1F6F43"/>
-                <w:sz w:val="26"/>
-                <w:szCs w:val="26"/>
-              </w:rPr>
-              <w:t xml:space="preserve">○</w:t>
-            </w:r>
-          </w:p>
-          <w:p>
-            <w:pPr>
-              <w:spacing w:after="0" w:line="260"/>
-            </w:pPr>
-            <w:r>
-              <w:rPr>
-                <w:snapToGrid w:val="false"/>
-                <w:sz w:val="20"/>
-                <w:szCs w:val="20"/>
-              </w:rPr>
+              <w:spacing w:after="0" w:line="280"/>
+            </w:pPr>
+            <w:r>
+              <w:rPr>
+                <w:b/>
+                <w:bCs/>
+                <w:snapToGrid w:val="false"/>
+                <w:color w:val="1F6F43"/>
+                <w:sz w:val="26"/>
+                <w:szCs w:val="26"/>
+              </w:rPr>
+              <w:t xml:space="preserve">○</w:t>
+            </w:r>
+            <w:r>
+              <w:rPr>
+                <w:snapToGrid w:val="false"/>
+                <w:sz w:val="20"/>
+                <w:szCs w:val="20"/>
+              </w:rPr>
+              <w:br/>
               <w:t xml:space="preserve">三井住友信託銀行</w:t>
             </w:r>
-          </w:p>
-          <w:p>
-            <w:pPr>
-              <w:spacing w:after="0" w:line="260"/>
-            </w:pPr>
-            <w:r>
-              <w:rPr>
-                <w:snapToGrid w:val="false"/>
-                <w:sz w:val="20"/>
-                <w:szCs w:val="20"/>
-              </w:rPr>
+            <w:r>
+              <w:rPr>
+                <w:snapToGrid w:val="false"/>
+                <w:sz w:val="20"/>
+                <w:szCs w:val="20"/>
+              </w:rPr>
+              <w:br/>
               <w:t xml:space="preserve">SMBC信託銀行</w:t>
             </w:r>
           </w:p>
@@ -7820,43 +7280,35 @@
           </w:tcPr>
           <w:p>
             <w:pPr>
-              <w:spacing w:after="0" w:line="300"/>
-            </w:pPr>
-            <w:r>
-              <w:rPr>
-                <w:b/>
-                <w:bCs/>
-                <w:snapToGrid w:val="false"/>
-                <w:color w:val="1F6F43"/>
-                <w:sz w:val="26"/>
-                <w:szCs w:val="26"/>
-              </w:rPr>
-              <w:t xml:space="preserve">○</w:t>
-            </w:r>
-          </w:p>
-          <w:p>
-            <w:pPr>
-              <w:spacing w:after="0" w:line="260"/>
-            </w:pPr>
-            <w:r>
-              <w:rPr>
-                <w:snapToGrid w:val="false"/>
-                <w:sz w:val="20"/>
-                <w:szCs w:val="20"/>
-              </w:rPr>
+              <w:spacing w:after="0" w:line="280"/>
+            </w:pPr>
+            <w:r>
+              <w:rPr>
+                <w:b/>
+                <w:bCs/>
+                <w:snapToGrid w:val="false"/>
+                <w:color w:val="1F6F43"/>
+                <w:sz w:val="26"/>
+                <w:szCs w:val="26"/>
+              </w:rPr>
+              <w:t xml:space="preserve">○</w:t>
+            </w:r>
+            <w:r>
+              <w:rPr>
+                <w:snapToGrid w:val="false"/>
+                <w:sz w:val="20"/>
+                <w:szCs w:val="20"/>
+              </w:rPr>
+              <w:br/>
               <w:t xml:space="preserve">野村信託銀行</w:t>
             </w:r>
-          </w:p>
-          <w:p>
-            <w:pPr>
-              <w:spacing w:after="0" w:line="260"/>
-            </w:pPr>
-            <w:r>
-              <w:rPr>
-                <w:snapToGrid w:val="false"/>
-                <w:sz w:val="20"/>
-                <w:szCs w:val="20"/>
-              </w:rPr>
+            <w:r>
+              <w:rPr>
+                <w:snapToGrid w:val="false"/>
+                <w:sz w:val="20"/>
+                <w:szCs w:val="20"/>
+              </w:rPr>
+              <w:br/>
               <w:t xml:space="preserve">日本カストディ銀行 等</w:t>
             </w:r>
           </w:p>
@@ -7904,7 +7356,7 @@
           </w:tcPr>
           <w:p>
             <w:pPr>
-              <w:spacing w:after="0" w:line="300"/>
+              <w:spacing w:after="0" w:line="280"/>
             </w:pPr>
             <w:r>
               <w:rPr>
@@ -7932,30 +7384,26 @@
           </w:tcPr>
           <w:p>
             <w:pPr>
-              <w:spacing w:after="0" w:line="300"/>
-            </w:pPr>
-            <w:r>
-              <w:rPr>
-                <w:b/>
-                <w:bCs/>
-                <w:snapToGrid w:val="false"/>
-                <w:color w:val="1F6F43"/>
-                <w:sz w:val="26"/>
-                <w:szCs w:val="26"/>
-              </w:rPr>
-              <w:t xml:space="preserve">○</w:t>
-            </w:r>
-          </w:p>
-          <w:p>
-            <w:pPr>
-              <w:spacing w:after="0" w:line="260"/>
-            </w:pPr>
-            <w:r>
-              <w:rPr>
-                <w:snapToGrid w:val="false"/>
-                <w:sz w:val="20"/>
-                <w:szCs w:val="20"/>
-              </w:rPr>
+              <w:spacing w:after="0" w:line="280"/>
+            </w:pPr>
+            <w:r>
+              <w:rPr>
+                <w:b/>
+                <w:bCs/>
+                <w:snapToGrid w:val="false"/>
+                <w:color w:val="1F6F43"/>
+                <w:sz w:val="26"/>
+                <w:szCs w:val="26"/>
+              </w:rPr>
+              <w:t xml:space="preserve">○</w:t>
+            </w:r>
+            <w:r>
+              <w:rPr>
+                <w:snapToGrid w:val="false"/>
+                <w:sz w:val="20"/>
+                <w:szCs w:val="20"/>
+              </w:rPr>
+              <w:br/>
               <w:t xml:space="preserve">三井住友信託銀行</w:t>
             </w:r>
           </w:p>
@@ -7973,7 +7421,7 @@
           </w:tcPr>
           <w:p>
             <w:pPr>
-              <w:spacing w:after="0" w:line="300"/>
+              <w:spacing w:after="0" w:line="280"/>
             </w:pPr>
             <w:r>
               <w:rPr>
@@ -7986,17 +7434,13 @@
               </w:rPr>
               <w:t xml:space="preserve">△</w:t>
             </w:r>
-          </w:p>
-          <w:p>
-            <w:pPr>
-              <w:spacing w:after="0" w:line="260"/>
-            </w:pPr>
-            <w:r>
-              <w:rPr>
-                <w:snapToGrid w:val="false"/>
-                <w:sz w:val="20"/>
-                <w:szCs w:val="20"/>
-              </w:rPr>
+            <w:r>
+              <w:rPr>
+                <w:snapToGrid w:val="false"/>
+                <w:sz w:val="20"/>
+                <w:szCs w:val="20"/>
+              </w:rPr>
+              <w:br/>
               <w:t xml:space="preserve">あおぞら信託銀行 等</w:t>
             </w:r>
           </w:p>
@@ -8044,7 +7488,7 @@
           </w:tcPr>
           <w:p>
             <w:pPr>
-              <w:spacing w:after="0" w:line="300"/>
+              <w:spacing w:after="0" w:line="280"/>
             </w:pPr>
             <w:r>
               <w:rPr>
@@ -8072,30 +7516,26 @@
           </w:tcPr>
           <w:p>
             <w:pPr>
-              <w:spacing w:after="0" w:line="300"/>
-            </w:pPr>
-            <w:r>
-              <w:rPr>
-                <w:b/>
-                <w:bCs/>
-                <w:snapToGrid w:val="false"/>
-                <w:color w:val="1F6F43"/>
-                <w:sz w:val="26"/>
-                <w:szCs w:val="26"/>
-              </w:rPr>
-              <w:t xml:space="preserve">○</w:t>
-            </w:r>
-          </w:p>
-          <w:p>
-            <w:pPr>
-              <w:spacing w:after="0" w:line="260"/>
-            </w:pPr>
-            <w:r>
-              <w:rPr>
-                <w:snapToGrid w:val="false"/>
-                <w:sz w:val="20"/>
-                <w:szCs w:val="20"/>
-              </w:rPr>
+              <w:spacing w:after="0" w:line="280"/>
+            </w:pPr>
+            <w:r>
+              <w:rPr>
+                <w:b/>
+                <w:bCs/>
+                <w:snapToGrid w:val="false"/>
+                <w:color w:val="1F6F43"/>
+                <w:sz w:val="26"/>
+                <w:szCs w:val="26"/>
+              </w:rPr>
+              <w:t xml:space="preserve">○</w:t>
+            </w:r>
+            <w:r>
+              <w:rPr>
+                <w:snapToGrid w:val="false"/>
+                <w:sz w:val="20"/>
+                <w:szCs w:val="20"/>
+              </w:rPr>
+              <w:br/>
               <w:t xml:space="preserve">三井住友信託銀行</w:t>
             </w:r>
           </w:p>
@@ -8113,7 +7553,7 @@
           </w:tcPr>
           <w:p>
             <w:pPr>
-              <w:spacing w:after="0" w:line="300"/>
+              <w:spacing w:after="0" w:line="280"/>
             </w:pPr>
             <w:r>
               <w:rPr>
@@ -8171,7 +7611,7 @@
           </w:tcPr>
           <w:p>
             <w:pPr>
-              <w:spacing w:after="0" w:line="300"/>
+              <w:spacing w:after="0" w:line="280"/>
             </w:pPr>
             <w:r>
               <w:rPr>
@@ -8199,30 +7639,26 @@
           </w:tcPr>
           <w:p>
             <w:pPr>
-              <w:spacing w:after="0" w:line="300"/>
-            </w:pPr>
-            <w:r>
-              <w:rPr>
-                <w:b/>
-                <w:bCs/>
-                <w:snapToGrid w:val="false"/>
-                <w:color w:val="1F6F43"/>
-                <w:sz w:val="26"/>
-                <w:szCs w:val="26"/>
-              </w:rPr>
-              <w:t xml:space="preserve">○</w:t>
-            </w:r>
-          </w:p>
-          <w:p>
-            <w:pPr>
-              <w:spacing w:after="0" w:line="260"/>
-            </w:pPr>
-            <w:r>
-              <w:rPr>
-                <w:snapToGrid w:val="false"/>
-                <w:sz w:val="20"/>
-                <w:szCs w:val="20"/>
-              </w:rPr>
+              <w:spacing w:after="0" w:line="280"/>
+            </w:pPr>
+            <w:r>
+              <w:rPr>
+                <w:b/>
+                <w:bCs/>
+                <w:snapToGrid w:val="false"/>
+                <w:color w:val="1F6F43"/>
+                <w:sz w:val="26"/>
+                <w:szCs w:val="26"/>
+              </w:rPr>
+              <w:t xml:space="preserve">○</w:t>
+            </w:r>
+            <w:r>
+              <w:rPr>
+                <w:snapToGrid w:val="false"/>
+                <w:sz w:val="20"/>
+                <w:szCs w:val="20"/>
+              </w:rPr>
+              <w:br/>
               <w:t xml:space="preserve">三井住友信託銀行</w:t>
             </w:r>
           </w:p>
@@ -8240,7 +7676,7 @@
           </w:tcPr>
           <w:p>
             <w:pPr>
-              <w:spacing w:after="0" w:line="300"/>
+              <w:spacing w:after="0" w:line="280"/>
             </w:pPr>
             <w:r>
               <w:rPr>
@@ -8253,24 +7689,15 @@
               </w:rPr>
               <w:t xml:space="preserve">△</w:t>
             </w:r>
-          </w:p>
-          <w:p>
-            <w:pPr>
-              <w:spacing w:after="0" w:line="260"/>
-            </w:pPr>
-            <w:r>
-              <w:rPr>
-                <w:snapToGrid w:val="false"/>
-                <w:sz w:val="20"/>
-                <w:szCs w:val="20"/>
-              </w:rPr>
+            <w:r>
+              <w:rPr>
+                <w:snapToGrid w:val="false"/>
+                <w:sz w:val="20"/>
+                <w:szCs w:val="20"/>
+              </w:rPr>
+              <w:br/>
               <w:t xml:space="preserve">野村信託銀行</w:t>
             </w:r>
-          </w:p>
-          <w:p>
-            <w:pPr>
-              <w:spacing w:after="0" w:line="240"/>
-            </w:pPr>
             <w:r>
               <w:rPr>
                 <w:i/>
@@ -8280,6 +7707,7 @@
                 <w:sz w:val="16"/>
                 <w:szCs w:val="16"/>
               </w:rPr>
+              <w:br/>
               <w:t xml:space="preserve">野村證券と連携</w:t>
             </w:r>
           </w:p>

--- a/信吾/銀行研究/添付ファイル/信託銀行業務比較表.docx
+++ b/信吾/銀行研究/添付ファイル/信託銀行業務比較表.docx
@@ -312,6 +312,9 @@
         </w:tc>
       </w:tr>
       <w:tr>
+        <w:trPr>
+          <w:cantSplit/>
+        </w:trPr>
         <w:tc>
           <w:tcPr>
             <w:tcW w:type="dxa" w:w="4450"/>
@@ -462,6 +465,9 @@
         </w:tc>
       </w:tr>
       <w:tr>
+        <w:trPr>
+          <w:cantSplit/>
+        </w:trPr>
         <w:tc>
           <w:tcPr>
             <w:tcW w:type="dxa" w:w="4450"/>
@@ -612,6 +618,9 @@
         </w:tc>
       </w:tr>
       <w:tr>
+        <w:trPr>
+          <w:cantSplit/>
+        </w:trPr>
         <w:tc>
           <w:tcPr>
             <w:tcW w:type="dxa" w:w="4450"/>
@@ -798,6 +807,9 @@
         </w:tc>
       </w:tr>
       <w:tr>
+        <w:trPr>
+          <w:cantSplit/>
+        </w:trPr>
         <w:tc>
           <w:tcPr>
             <w:tcW w:type="dxa" w:w="4450"/>
@@ -939,6 +951,9 @@
         </w:tc>
       </w:tr>
       <w:tr>
+        <w:trPr>
+          <w:cantSplit/>
+        </w:trPr>
         <w:tc>
           <w:tcPr>
             <w:tcW w:type="dxa" w:w="4450"/>
@@ -1080,6 +1095,9 @@
         </w:tc>
       </w:tr>
       <w:tr>
+        <w:trPr>
+          <w:cantSplit/>
+        </w:trPr>
         <w:tc>
           <w:tcPr>
             <w:tcW w:type="dxa" w:w="4450"/>
@@ -1221,6 +1239,9 @@
         </w:tc>
       </w:tr>
       <w:tr>
+        <w:trPr>
+          <w:cantSplit/>
+        </w:trPr>
         <w:tc>
           <w:tcPr>
             <w:tcW w:type="dxa" w:w="4450"/>
@@ -1362,6 +1383,9 @@
         </w:tc>
       </w:tr>
       <w:tr>
+        <w:trPr>
+          <w:cantSplit/>
+        </w:trPr>
         <w:tc>
           <w:tcPr>
             <w:tcW w:type="dxa" w:w="4450"/>
@@ -1506,6 +1530,9 @@
         </w:tc>
       </w:tr>
       <w:tr>
+        <w:trPr>
+          <w:cantSplit/>
+        </w:trPr>
         <w:tc>
           <w:tcPr>
             <w:tcW w:type="dxa" w:w="4450"/>
@@ -1647,6 +1674,9 @@
         </w:tc>
       </w:tr>
       <w:tr>
+        <w:trPr>
+          <w:cantSplit/>
+        </w:trPr>
         <w:tc>
           <w:tcPr>
             <w:tcW w:type="dxa" w:w="4450"/>
@@ -1824,6 +1854,9 @@
         </w:tc>
       </w:tr>
       <w:tr>
+        <w:trPr>
+          <w:cantSplit/>
+        </w:trPr>
         <w:tc>
           <w:tcPr>
             <w:tcW w:type="dxa" w:w="4450"/>
@@ -1974,6 +2007,9 @@
         </w:tc>
       </w:tr>
       <w:tr>
+        <w:trPr>
+          <w:cantSplit/>
+        </w:trPr>
         <w:tc>
           <w:tcPr>
             <w:tcW w:type="dxa" w:w="4450"/>
@@ -2115,6 +2151,9 @@
         </w:tc>
       </w:tr>
       <w:tr>
+        <w:trPr>
+          <w:cantSplit/>
+        </w:trPr>
         <w:tc>
           <w:tcPr>
             <w:tcW w:type="dxa" w:w="4450"/>
@@ -2256,6 +2295,9 @@
         </w:tc>
       </w:tr>
       <w:tr>
+        <w:trPr>
+          <w:cantSplit/>
+        </w:trPr>
         <w:tc>
           <w:tcPr>
             <w:tcW w:type="dxa" w:w="4450"/>
@@ -2397,6 +2439,9 @@
         </w:tc>
       </w:tr>
       <w:tr>
+        <w:trPr>
+          <w:cantSplit/>
+        </w:trPr>
         <w:tc>
           <w:tcPr>
             <w:tcW w:type="dxa" w:w="4450"/>
@@ -2538,6 +2583,9 @@
         </w:tc>
       </w:tr>
       <w:tr>
+        <w:trPr>
+          <w:cantSplit/>
+        </w:trPr>
         <w:tc>
           <w:tcPr>
             <w:tcW w:type="dxa" w:w="4450"/>
@@ -2679,6 +2727,9 @@
         </w:tc>
       </w:tr>
       <w:tr>
+        <w:trPr>
+          <w:cantSplit/>
+        </w:trPr>
         <w:tc>
           <w:tcPr>
             <w:tcW w:type="dxa" w:w="4450"/>
@@ -2856,6 +2907,9 @@
         </w:tc>
       </w:tr>
       <w:tr>
+        <w:trPr>
+          <w:cantSplit/>
+        </w:trPr>
         <w:tc>
           <w:tcPr>
             <w:tcW w:type="dxa" w:w="4450"/>
@@ -3000,6 +3054,9 @@
         </w:tc>
       </w:tr>
       <w:tr>
+        <w:trPr>
+          <w:cantSplit/>
+        </w:trPr>
         <w:tc>
           <w:tcPr>
             <w:tcW w:type="dxa" w:w="4450"/>
@@ -3141,6 +3198,9 @@
         </w:tc>
       </w:tr>
       <w:tr>
+        <w:trPr>
+          <w:cantSplit/>
+        </w:trPr>
         <w:tc>
           <w:tcPr>
             <w:tcW w:type="dxa" w:w="4450"/>
@@ -3282,6 +3342,9 @@
         </w:tc>
       </w:tr>
       <w:tr>
+        <w:trPr>
+          <w:cantSplit/>
+        </w:trPr>
         <w:tc>
           <w:tcPr>
             <w:tcW w:type="dxa" w:w="4450"/>
@@ -3423,6 +3486,9 @@
         </w:tc>
       </w:tr>
       <w:tr>
+        <w:trPr>
+          <w:cantSplit/>
+        </w:trPr>
         <w:tc>
           <w:tcPr>
             <w:tcW w:type="dxa" w:w="4450"/>
@@ -3564,6 +3630,9 @@
         </w:tc>
       </w:tr>
       <w:tr>
+        <w:trPr>
+          <w:cantSplit/>
+        </w:trPr>
         <w:tc>
           <w:tcPr>
             <w:tcW w:type="dxa" w:w="4450"/>
@@ -3705,6 +3774,9 @@
         </w:tc>
       </w:tr>
       <w:tr>
+        <w:trPr>
+          <w:cantSplit/>
+        </w:trPr>
         <w:tc>
           <w:tcPr>
             <w:tcW w:type="dxa" w:w="4450"/>
@@ -3837,6 +3909,9 @@
         </w:tc>
       </w:tr>
       <w:tr>
+        <w:trPr>
+          <w:cantSplit/>
+        </w:trPr>
         <w:tc>
           <w:tcPr>
             <w:tcW w:type="dxa" w:w="4450"/>
@@ -4189,6 +4264,9 @@
         </w:tc>
       </w:tr>
       <w:tr>
+        <w:trPr>
+          <w:cantSplit/>
+        </w:trPr>
         <w:tc>
           <w:tcPr>
             <w:tcW w:type="dxa" w:w="4450"/>
@@ -4339,6 +4417,9 @@
         </w:tc>
       </w:tr>
       <w:tr>
+        <w:trPr>
+          <w:cantSplit/>
+        </w:trPr>
         <w:tc>
           <w:tcPr>
             <w:tcW w:type="dxa" w:w="4450"/>
@@ -4513,6 +4594,9 @@
         </w:tc>
       </w:tr>
       <w:tr>
+        <w:trPr>
+          <w:cantSplit/>
+        </w:trPr>
         <w:tc>
           <w:tcPr>
             <w:tcW w:type="dxa" w:w="4450"/>
@@ -4699,6 +4783,9 @@
         </w:tc>
       </w:tr>
       <w:tr>
+        <w:trPr>
+          <w:cantSplit/>
+        </w:trPr>
         <w:tc>
           <w:tcPr>
             <w:tcW w:type="dxa" w:w="4450"/>
@@ -4843,6 +4930,9 @@
         </w:tc>
       </w:tr>
       <w:tr>
+        <w:trPr>
+          <w:cantSplit/>
+        </w:trPr>
         <w:tc>
           <w:tcPr>
             <w:tcW w:type="dxa" w:w="4450"/>
@@ -4984,6 +5074,9 @@
         </w:tc>
       </w:tr>
       <w:tr>
+        <w:trPr>
+          <w:cantSplit/>
+        </w:trPr>
         <w:tc>
           <w:tcPr>
             <w:tcW w:type="dxa" w:w="4450"/>
@@ -5116,6 +5209,9 @@
         </w:tc>
       </w:tr>
       <w:tr>
+        <w:trPr>
+          <w:cantSplit/>
+        </w:trPr>
         <w:tc>
           <w:tcPr>
             <w:tcW w:type="dxa" w:w="4450"/>
@@ -5251,6 +5347,9 @@
         </w:tc>
       </w:tr>
       <w:tr>
+        <w:trPr>
+          <w:cantSplit/>
+        </w:trPr>
         <w:tc>
           <w:tcPr>
             <w:tcW w:type="dxa" w:w="4450"/>
@@ -5374,6 +5473,9 @@
         </w:tc>
       </w:tr>
       <w:tr>
+        <w:trPr>
+          <w:cantSplit/>
+        </w:trPr>
         <w:tc>
           <w:tcPr>
             <w:tcW w:type="dxa" w:w="4450"/>
@@ -5506,6 +5608,9 @@
         </w:tc>
       </w:tr>
       <w:tr>
+        <w:trPr>
+          <w:cantSplit/>
+        </w:trPr>
         <w:tc>
           <w:tcPr>
             <w:tcW w:type="dxa" w:w="4450"/>
@@ -5665,6 +5770,9 @@
         </w:tc>
       </w:tr>
       <w:tr>
+        <w:trPr>
+          <w:cantSplit/>
+        </w:trPr>
         <w:tc>
           <w:tcPr>
             <w:tcW w:type="dxa" w:w="4450"/>
@@ -5830,6 +5938,9 @@
         </w:tc>
       </w:tr>
       <w:tr>
+        <w:trPr>
+          <w:cantSplit/>
+        </w:trPr>
         <w:tc>
           <w:tcPr>
             <w:tcW w:type="dxa" w:w="4450"/>
@@ -5953,6 +6064,9 @@
         </w:tc>
       </w:tr>
       <w:tr>
+        <w:trPr>
+          <w:cantSplit/>
+        </w:trPr>
         <w:tc>
           <w:tcPr>
             <w:tcW w:type="dxa" w:w="4450"/>
@@ -6076,6 +6190,9 @@
         </w:tc>
       </w:tr>
       <w:tr>
+        <w:trPr>
+          <w:cantSplit/>
+        </w:trPr>
         <w:tc>
           <w:tcPr>
             <w:tcW w:type="dxa" w:w="4450"/>
@@ -6199,6 +6316,9 @@
         </w:tc>
       </w:tr>
       <w:tr>
+        <w:trPr>
+          <w:cantSplit/>
+        </w:trPr>
         <w:tc>
           <w:tcPr>
             <w:tcW w:type="dxa" w:w="4450"/>
@@ -6322,6 +6442,9 @@
         </w:tc>
       </w:tr>
       <w:tr>
+        <w:trPr>
+          <w:cantSplit/>
+        </w:trPr>
         <w:tc>
           <w:tcPr>
             <w:tcW w:type="dxa" w:w="4450"/>
@@ -6445,6 +6568,9 @@
         </w:tc>
       </w:tr>
       <w:tr>
+        <w:trPr>
+          <w:cantSplit/>
+        </w:trPr>
         <w:tc>
           <w:tcPr>
             <w:tcW w:type="dxa" w:w="4450"/>
@@ -6616,6 +6742,9 @@
         </w:tc>
       </w:tr>
       <w:tr>
+        <w:trPr>
+          <w:cantSplit/>
+        </w:trPr>
         <w:tc>
           <w:tcPr>
             <w:tcW w:type="dxa" w:w="4450"/>
@@ -6751,6 +6880,9 @@
         </w:tc>
       </w:tr>
       <w:tr>
+        <w:trPr>
+          <w:cantSplit/>
+        </w:trPr>
         <w:tc>
           <w:tcPr>
             <w:tcW w:type="dxa" w:w="4450"/>
@@ -6892,6 +7024,9 @@
         </w:tc>
       </w:tr>
       <w:tr>
+        <w:trPr>
+          <w:cantSplit/>
+        </w:trPr>
         <w:tc>
           <w:tcPr>
             <w:tcW w:type="dxa" w:w="4450"/>
@@ -7024,6 +7159,9 @@
         </w:tc>
       </w:tr>
       <w:tr>
+        <w:trPr>
+          <w:cantSplit/>
+        </w:trPr>
         <w:tc>
           <w:tcPr>
             <w:tcW w:type="dxa" w:w="4450"/>
@@ -7165,6 +7303,9 @@
         </w:tc>
       </w:tr>
       <w:tr>
+        <w:trPr>
+          <w:cantSplit/>
+        </w:trPr>
         <w:tc>
           <w:tcPr>
             <w:tcW w:type="dxa" w:w="4450"/>
@@ -7315,6 +7456,9 @@
         </w:tc>
       </w:tr>
       <w:tr>
+        <w:trPr>
+          <w:cantSplit/>
+        </w:trPr>
         <w:tc>
           <w:tcPr>
             <w:tcW w:type="dxa" w:w="4450"/>
@@ -7447,6 +7591,9 @@
         </w:tc>
       </w:tr>
       <w:tr>
+        <w:trPr>
+          <w:cantSplit/>
+        </w:trPr>
         <w:tc>
           <w:tcPr>
             <w:tcW w:type="dxa" w:w="4450"/>
@@ -7570,6 +7717,9 @@
         </w:tc>
       </w:tr>
       <w:tr>
+        <w:trPr>
+          <w:cantSplit/>
+        </w:trPr>
         <w:tc>
           <w:tcPr>
             <w:tcW w:type="dxa" w:w="4450"/>
@@ -8023,6 +8173,9 @@
         </w:tc>
       </w:tr>
       <w:tr>
+        <w:trPr>
+          <w:cantSplit/>
+        </w:trPr>
         <w:tc>
           <w:tcPr>
             <w:tcW w:type="dxa" w:w="3600"/>
@@ -8076,122 +8229,6 @@
                 <w:szCs w:val="17"/>
               </w:rPr>
               <w:t xml:space="preserve">普通預金・定期預金など、顧客から資金を預かり管理する業務。信託銀行は信託業務と兼営する形で、銀行法に基づく預金業務を行う。</w:t>
-            </w:r>
-          </w:p>
-        </w:tc>
-      </w:tr>
-      <w:tr>
-        <w:tc>
-          <w:tcPr>
-            <w:tcW w:type="dxa" w:w="3600"/>
-            <w:tcMar>
-              <w:top w:type="dxa" w:w="60"/>
-              <w:left w:type="dxa" w:w="80"/>
-              <w:bottom w:type="dxa" w:w="60"/>
-              <w:right w:type="dxa" w:w="80"/>
-            </w:tcMar>
-            <w:vAlign w:val="center"/>
-          </w:tcPr>
-          <w:p>
-            <w:pPr>
-              <w:spacing w:after="0" w:line="260"/>
-              <w:jc w:val="left"/>
-            </w:pPr>
-            <w:r>
-              <w:rPr>
-                <w:b/>
-                <w:bCs/>
-                <w:snapToGrid w:val="false"/>
-                <w:sz w:val="16"/>
-                <w:szCs w:val="16"/>
-              </w:rPr>
-              <w:t xml:space="preserve">2. 貸出業務（融資）</w:t>
-            </w:r>
-          </w:p>
-        </w:tc>
-        <w:tc>
-          <w:tcPr>
-            <w:tcW w:type="dxa" w:w="11838"/>
-            <w:tcMar>
-              <w:top w:type="dxa" w:w="60"/>
-              <w:left w:type="dxa" w:w="100"/>
-              <w:bottom w:type="dxa" w:w="60"/>
-              <w:right w:type="dxa" w:w="100"/>
-            </w:tcMar>
-            <w:vAlign w:val="center"/>
-          </w:tcPr>
-          <w:p>
-            <w:pPr>
-              <w:spacing w:after="0" w:line="260"/>
-              <w:jc w:val="left"/>
-            </w:pPr>
-            <w:r>
-              <w:rPr>
-                <w:b w:val="false"/>
-                <w:bCs w:val="false"/>
-                <w:snapToGrid w:val="false"/>
-                <w:sz w:val="17"/>
-                <w:szCs w:val="17"/>
-              </w:rPr>
-              <w:t xml:space="preserve">個人・法人向けの融資業務。住宅ローンや事業性融資、コミットメントラインなどを通じて資金を貸し付ける。</w:t>
-            </w:r>
-          </w:p>
-        </w:tc>
-      </w:tr>
-      <w:tr>
-        <w:tc>
-          <w:tcPr>
-            <w:tcW w:type="dxa" w:w="3600"/>
-            <w:tcMar>
-              <w:top w:type="dxa" w:w="60"/>
-              <w:left w:type="dxa" w:w="80"/>
-              <w:bottom w:type="dxa" w:w="60"/>
-              <w:right w:type="dxa" w:w="80"/>
-            </w:tcMar>
-            <w:vAlign w:val="center"/>
-          </w:tcPr>
-          <w:p>
-            <w:pPr>
-              <w:spacing w:after="0" w:line="260"/>
-              <w:jc w:val="left"/>
-            </w:pPr>
-            <w:r>
-              <w:rPr>
-                <w:b/>
-                <w:bCs/>
-                <w:snapToGrid w:val="false"/>
-                <w:sz w:val="16"/>
-                <w:szCs w:val="16"/>
-              </w:rPr>
-              <w:t xml:space="preserve">3. 為替業務（振込・振替）</w:t>
-            </w:r>
-          </w:p>
-        </w:tc>
-        <w:tc>
-          <w:tcPr>
-            <w:tcW w:type="dxa" w:w="11838"/>
-            <w:tcMar>
-              <w:top w:type="dxa" w:w="60"/>
-              <w:left w:type="dxa" w:w="100"/>
-              <w:bottom w:type="dxa" w:w="60"/>
-              <w:right w:type="dxa" w:w="100"/>
-            </w:tcMar>
-            <w:vAlign w:val="center"/>
-          </w:tcPr>
-          <w:p>
-            <w:pPr>
-              <w:spacing w:after="0" w:line="260"/>
-              <w:jc w:val="left"/>
-            </w:pPr>
-            <w:r>
-              <w:rPr>
-                <w:b w:val="false"/>
-                <w:bCs w:val="false"/>
-                <w:snapToGrid w:val="false"/>
-                <w:sz w:val="17"/>
-                <w:szCs w:val="17"/>
-              </w:rPr>
-              <w:t xml:space="preserve">国内外への送金、口座振替、手形・小切手の取立など、資金移動に関する決済業務。</w:t>
             </w:r>
           </w:p>
         </w:tc>
@@ -8202,38 +8239,6 @@
         </w:trPr>
         <w:tc>
           <w:tcPr>
-            <w:tcW w:type="dxa" w:w="15438"/>
-            <w:gridSpan w:val="2"/>
-            <w:shd w:fill="D9E2F3" w:val="clear"/>
-            <w:tcMar>
-              <w:top w:type="dxa" w:w="60"/>
-              <w:left w:type="dxa" w:w="100"/>
-              <w:bottom w:type="dxa" w:w="60"/>
-              <w:right w:type="dxa" w:w="80"/>
-            </w:tcMar>
-          </w:tcPr>
-          <w:p>
-            <w:pPr>
-              <w:spacing w:after="0" w:line="260"/>
-              <w:jc w:val="left"/>
-            </w:pPr>
-            <w:r>
-              <w:rPr>
-                <w:b/>
-                <w:bCs/>
-                <w:snapToGrid w:val="false"/>
-                <w:color w:val="1F3864"/>
-                <w:sz w:val="16"/>
-                <w:szCs w:val="16"/>
-              </w:rPr>
-              <w:t xml:space="preserve">B. 信託業務（信託法・信託業法上の基本類型）</w:t>
-            </w:r>
-          </w:p>
-        </w:tc>
-      </w:tr>
-      <w:tr>
-        <w:tc>
-          <w:tcPr>
             <w:tcW w:type="dxa" w:w="3600"/>
             <w:tcMar>
               <w:top w:type="dxa" w:w="60"/>
@@ -8256,7 +8261,7 @@
                 <w:sz w:val="16"/>
                 <w:szCs w:val="16"/>
               </w:rPr>
-              <w:t xml:space="preserve">4. 金銭の信託（合同運用指定金銭信託 等）</w:t>
+              <w:t xml:space="preserve">2. 貸出業務（融資）</w:t>
             </w:r>
           </w:p>
         </w:tc>
@@ -8284,355 +8289,7 @@
                 <w:sz w:val="17"/>
                 <w:szCs w:val="17"/>
               </w:rPr>
-              <w:t xml:space="preserve">複数の委託者から集めた金銭を信託銀行がまとめて運用し、収益を分配する仕組み。かつての貸付信託などが代表例。</w:t>
-            </w:r>
-          </w:p>
-        </w:tc>
-      </w:tr>
-      <w:tr>
-        <w:tc>
-          <w:tcPr>
-            <w:tcW w:type="dxa" w:w="3600"/>
-            <w:tcMar>
-              <w:top w:type="dxa" w:w="60"/>
-              <w:left w:type="dxa" w:w="80"/>
-              <w:bottom w:type="dxa" w:w="60"/>
-              <w:right w:type="dxa" w:w="80"/>
-            </w:tcMar>
-            <w:vAlign w:val="center"/>
-          </w:tcPr>
-          <w:p>
-            <w:pPr>
-              <w:spacing w:after="0" w:line="260"/>
-              <w:jc w:val="left"/>
-            </w:pPr>
-            <w:r>
-              <w:rPr>
-                <w:b/>
-                <w:bCs/>
-                <w:snapToGrid w:val="false"/>
-                <w:sz w:val="16"/>
-                <w:szCs w:val="16"/>
-              </w:rPr>
-              <w:t xml:space="preserve">5. 金銭信託以外の金銭の信託（特定金銭信託 等）</w:t>
-            </w:r>
-          </w:p>
-        </w:tc>
-        <w:tc>
-          <w:tcPr>
-            <w:tcW w:type="dxa" w:w="11838"/>
-            <w:tcMar>
-              <w:top w:type="dxa" w:w="60"/>
-              <w:left w:type="dxa" w:w="100"/>
-              <w:bottom w:type="dxa" w:w="60"/>
-              <w:right w:type="dxa" w:w="100"/>
-            </w:tcMar>
-            <w:vAlign w:val="center"/>
-          </w:tcPr>
-          <w:p>
-            <w:pPr>
-              <w:spacing w:after="0" w:line="260"/>
-              <w:jc w:val="left"/>
-            </w:pPr>
-            <w:r>
-              <w:rPr>
-                <w:b w:val="false"/>
-                <w:bCs w:val="false"/>
-                <w:snapToGrid w:val="false"/>
-                <w:sz w:val="17"/>
-                <w:szCs w:val="17"/>
-              </w:rPr>
-              <w:t xml:space="preserve">委託者が運用対象や運用方法を指定する金銭の信託。ファンドトラストや特定金銭信託など、機関投資家の資産運用等に用いられる。</w:t>
-            </w:r>
-          </w:p>
-        </w:tc>
-      </w:tr>
-      <w:tr>
-        <w:tc>
-          <w:tcPr>
-            <w:tcW w:type="dxa" w:w="3600"/>
-            <w:tcMar>
-              <w:top w:type="dxa" w:w="60"/>
-              <w:left w:type="dxa" w:w="80"/>
-              <w:bottom w:type="dxa" w:w="60"/>
-              <w:right w:type="dxa" w:w="80"/>
-            </w:tcMar>
-            <w:vAlign w:val="center"/>
-          </w:tcPr>
-          <w:p>
-            <w:pPr>
-              <w:spacing w:after="0" w:line="260"/>
-              <w:jc w:val="left"/>
-            </w:pPr>
-            <w:r>
-              <w:rPr>
-                <w:b/>
-                <w:bCs/>
-                <w:snapToGrid w:val="false"/>
-                <w:sz w:val="16"/>
-                <w:szCs w:val="16"/>
-              </w:rPr>
-              <w:t xml:space="preserve">6. 有価証券の信託</w:t>
-            </w:r>
-          </w:p>
-        </w:tc>
-        <w:tc>
-          <w:tcPr>
-            <w:tcW w:type="dxa" w:w="11838"/>
-            <w:tcMar>
-              <w:top w:type="dxa" w:w="60"/>
-              <w:left w:type="dxa" w:w="100"/>
-              <w:bottom w:type="dxa" w:w="60"/>
-              <w:right w:type="dxa" w:w="100"/>
-            </w:tcMar>
-            <w:vAlign w:val="center"/>
-          </w:tcPr>
-          <w:p>
-            <w:pPr>
-              <w:spacing w:after="0" w:line="260"/>
-              <w:jc w:val="left"/>
-            </w:pPr>
-            <w:r>
-              <w:rPr>
-                <w:b w:val="false"/>
-                <w:bCs w:val="false"/>
-                <w:snapToGrid w:val="false"/>
-                <w:sz w:val="17"/>
-                <w:szCs w:val="17"/>
-              </w:rPr>
-              <w:t xml:space="preserve">株式・債券などの有価証券を信託財産として受託し、管理・運用・議決権行使などを行う業務。</w:t>
-            </w:r>
-          </w:p>
-        </w:tc>
-      </w:tr>
-      <w:tr>
-        <w:tc>
-          <w:tcPr>
-            <w:tcW w:type="dxa" w:w="3600"/>
-            <w:tcMar>
-              <w:top w:type="dxa" w:w="60"/>
-              <w:left w:type="dxa" w:w="80"/>
-              <w:bottom w:type="dxa" w:w="60"/>
-              <w:right w:type="dxa" w:w="80"/>
-            </w:tcMar>
-            <w:vAlign w:val="center"/>
-          </w:tcPr>
-          <w:p>
-            <w:pPr>
-              <w:spacing w:after="0" w:line="260"/>
-              <w:jc w:val="left"/>
-            </w:pPr>
-            <w:r>
-              <w:rPr>
-                <w:b/>
-                <w:bCs/>
-                <w:snapToGrid w:val="false"/>
-                <w:sz w:val="16"/>
-                <w:szCs w:val="16"/>
-              </w:rPr>
-              <w:t xml:space="preserve">7. 金銭債権の信託</w:t>
-            </w:r>
-          </w:p>
-        </w:tc>
-        <w:tc>
-          <w:tcPr>
-            <w:tcW w:type="dxa" w:w="11838"/>
-            <w:tcMar>
-              <w:top w:type="dxa" w:w="60"/>
-              <w:left w:type="dxa" w:w="100"/>
-              <w:bottom w:type="dxa" w:w="60"/>
-              <w:right w:type="dxa" w:w="100"/>
-            </w:tcMar>
-            <w:vAlign w:val="center"/>
-          </w:tcPr>
-          <w:p>
-            <w:pPr>
-              <w:spacing w:after="0" w:line="260"/>
-              <w:jc w:val="left"/>
-            </w:pPr>
-            <w:r>
-              <w:rPr>
-                <w:b w:val="false"/>
-                <w:bCs w:val="false"/>
-                <w:snapToGrid w:val="false"/>
-                <w:sz w:val="17"/>
-                <w:szCs w:val="17"/>
-              </w:rPr>
-              <w:t xml:space="preserve">売掛金やローン債権などの金銭債権を信託し、資産流動化（証券化）の基礎とする業務。</w:t>
-            </w:r>
-          </w:p>
-        </w:tc>
-      </w:tr>
-      <w:tr>
-        <w:tc>
-          <w:tcPr>
-            <w:tcW w:type="dxa" w:w="3600"/>
-            <w:tcMar>
-              <w:top w:type="dxa" w:w="60"/>
-              <w:left w:type="dxa" w:w="80"/>
-              <w:bottom w:type="dxa" w:w="60"/>
-              <w:right w:type="dxa" w:w="80"/>
-            </w:tcMar>
-            <w:vAlign w:val="center"/>
-          </w:tcPr>
-          <w:p>
-            <w:pPr>
-              <w:spacing w:after="0" w:line="260"/>
-              <w:jc w:val="left"/>
-            </w:pPr>
-            <w:r>
-              <w:rPr>
-                <w:b/>
-                <w:bCs/>
-                <w:snapToGrid w:val="false"/>
-                <w:sz w:val="16"/>
-                <w:szCs w:val="16"/>
-              </w:rPr>
-              <w:t xml:space="preserve">8. 動産の信託</w:t>
-            </w:r>
-          </w:p>
-        </w:tc>
-        <w:tc>
-          <w:tcPr>
-            <w:tcW w:type="dxa" w:w="11838"/>
-            <w:tcMar>
-              <w:top w:type="dxa" w:w="60"/>
-              <w:left w:type="dxa" w:w="100"/>
-              <w:bottom w:type="dxa" w:w="60"/>
-              <w:right w:type="dxa" w:w="100"/>
-            </w:tcMar>
-            <w:vAlign w:val="center"/>
-          </w:tcPr>
-          <w:p>
-            <w:pPr>
-              <w:spacing w:after="0" w:line="260"/>
-              <w:jc w:val="left"/>
-            </w:pPr>
-            <w:r>
-              <w:rPr>
-                <w:b w:val="false"/>
-                <w:bCs w:val="false"/>
-                <w:snapToGrid w:val="false"/>
-                <w:sz w:val="17"/>
-                <w:szCs w:val="17"/>
-              </w:rPr>
-              <w:t xml:space="preserve">機械設備や航空機、コンテナなど、動産を信託財産として受託し管理・処分する業務。</w:t>
-            </w:r>
-          </w:p>
-        </w:tc>
-      </w:tr>
-      <w:tr>
-        <w:tc>
-          <w:tcPr>
-            <w:tcW w:type="dxa" w:w="3600"/>
-            <w:tcMar>
-              <w:top w:type="dxa" w:w="60"/>
-              <w:left w:type="dxa" w:w="80"/>
-              <w:bottom w:type="dxa" w:w="60"/>
-              <w:right w:type="dxa" w:w="80"/>
-            </w:tcMar>
-            <w:vAlign w:val="center"/>
-          </w:tcPr>
-          <w:p>
-            <w:pPr>
-              <w:spacing w:after="0" w:line="260"/>
-              <w:jc w:val="left"/>
-            </w:pPr>
-            <w:r>
-              <w:rPr>
-                <w:b/>
-                <w:bCs/>
-                <w:snapToGrid w:val="false"/>
-                <w:sz w:val="16"/>
-                <w:szCs w:val="16"/>
-              </w:rPr>
-              <w:t xml:space="preserve">9. 不動産の信託</w:t>
-            </w:r>
-          </w:p>
-        </w:tc>
-        <w:tc>
-          <w:tcPr>
-            <w:tcW w:type="dxa" w:w="11838"/>
-            <w:tcMar>
-              <w:top w:type="dxa" w:w="60"/>
-              <w:left w:type="dxa" w:w="100"/>
-              <w:bottom w:type="dxa" w:w="60"/>
-              <w:right w:type="dxa" w:w="100"/>
-            </w:tcMar>
-            <w:vAlign w:val="center"/>
-          </w:tcPr>
-          <w:p>
-            <w:pPr>
-              <w:spacing w:after="0" w:line="260"/>
-              <w:jc w:val="left"/>
-            </w:pPr>
-            <w:r>
-              <w:rPr>
-                <w:b w:val="false"/>
-                <w:bCs w:val="false"/>
-                <w:snapToGrid w:val="false"/>
-                <w:sz w:val="17"/>
-                <w:szCs w:val="17"/>
-              </w:rPr>
-              <w:t xml:space="preserve">オフィスビルや商業施設等の不動産を信託財産として受託し、賃貸管理や処分を行う業務。不動産の証券化にも活用される。</w:t>
-            </w:r>
-          </w:p>
-        </w:tc>
-      </w:tr>
-      <w:tr>
-        <w:tc>
-          <w:tcPr>
-            <w:tcW w:type="dxa" w:w="3600"/>
-            <w:tcMar>
-              <w:top w:type="dxa" w:w="60"/>
-              <w:left w:type="dxa" w:w="80"/>
-              <w:bottom w:type="dxa" w:w="60"/>
-              <w:right w:type="dxa" w:w="80"/>
-            </w:tcMar>
-            <w:vAlign w:val="center"/>
-          </w:tcPr>
-          <w:p>
-            <w:pPr>
-              <w:spacing w:after="0" w:line="260"/>
-              <w:jc w:val="left"/>
-            </w:pPr>
-            <w:r>
-              <w:rPr>
-                <w:b/>
-                <w:bCs/>
-                <w:snapToGrid w:val="false"/>
-                <w:sz w:val="16"/>
-                <w:szCs w:val="16"/>
-              </w:rPr>
-              <w:t xml:space="preserve">10. 土地・土地の賃借権等の信託</w:t>
-            </w:r>
-          </w:p>
-        </w:tc>
-        <w:tc>
-          <w:tcPr>
-            <w:tcW w:type="dxa" w:w="11838"/>
-            <w:tcMar>
-              <w:top w:type="dxa" w:w="60"/>
-              <w:left w:type="dxa" w:w="100"/>
-              <w:bottom w:type="dxa" w:w="60"/>
-              <w:right w:type="dxa" w:w="100"/>
-            </w:tcMar>
-            <w:vAlign w:val="center"/>
-          </w:tcPr>
-          <w:p>
-            <w:pPr>
-              <w:spacing w:after="0" w:line="260"/>
-              <w:jc w:val="left"/>
-            </w:pPr>
-            <w:r>
-              <w:rPr>
-                <w:b w:val="false"/>
-                <w:bCs w:val="false"/>
-                <w:snapToGrid w:val="false"/>
-                <w:sz w:val="17"/>
-                <w:szCs w:val="17"/>
-              </w:rPr>
-              <w:t xml:space="preserve">土地そのものや借地権を信託財産として受託し、有効活用や処分を支援する業務。</w:t>
+              <w:t xml:space="preserve">個人・法人向けの融資業務。住宅ローンや事業性融資、コミットメントラインなどを通じて資金を貸し付ける。</w:t>
             </w:r>
           </w:p>
         </w:tc>
@@ -8643,38 +8300,6 @@
         </w:trPr>
         <w:tc>
           <w:tcPr>
-            <w:tcW w:type="dxa" w:w="15438"/>
-            <w:gridSpan w:val="2"/>
-            <w:shd w:fill="D9E2F3" w:val="clear"/>
-            <w:tcMar>
-              <w:top w:type="dxa" w:w="60"/>
-              <w:left w:type="dxa" w:w="100"/>
-              <w:bottom w:type="dxa" w:w="60"/>
-              <w:right w:type="dxa" w:w="80"/>
-            </w:tcMar>
-          </w:tcPr>
-          <w:p>
-            <w:pPr>
-              <w:spacing w:after="0" w:line="260"/>
-              <w:jc w:val="left"/>
-            </w:pPr>
-            <w:r>
-              <w:rPr>
-                <w:b/>
-                <w:bCs/>
-                <w:snapToGrid w:val="false"/>
-                <w:color w:val="1F3864"/>
-                <w:sz w:val="16"/>
-                <w:szCs w:val="16"/>
-              </w:rPr>
-              <w:t xml:space="preserve">C. 個人向け併営業務（財産管理・資産承継）</w:t>
-            </w:r>
-          </w:p>
-        </w:tc>
-      </w:tr>
-      <w:tr>
-        <w:tc>
-          <w:tcPr>
             <w:tcW w:type="dxa" w:w="3600"/>
             <w:tcMar>
               <w:top w:type="dxa" w:w="60"/>
@@ -8697,7 +8322,7 @@
                 <w:sz w:val="16"/>
                 <w:szCs w:val="16"/>
               </w:rPr>
-              <w:t xml:space="preserve">11. 遺言信託（遺言書の保管・執行）</w:t>
+              <w:t xml:space="preserve">3. 為替業務（振込・振替）</w:t>
             </w:r>
           </w:p>
         </w:tc>
@@ -8725,355 +8350,7 @@
                 <w:sz w:val="17"/>
                 <w:szCs w:val="17"/>
               </w:rPr>
-              <w:t xml:space="preserve">遺言書の作成支援・保管、および遺言者死亡後の遺言執行（財産の分配手続き）までを一貫してサポートする業務。</w:t>
-            </w:r>
-          </w:p>
-        </w:tc>
-      </w:tr>
-      <w:tr>
-        <w:tc>
-          <w:tcPr>
-            <w:tcW w:type="dxa" w:w="3600"/>
-            <w:tcMar>
-              <w:top w:type="dxa" w:w="60"/>
-              <w:left w:type="dxa" w:w="80"/>
-              <w:bottom w:type="dxa" w:w="60"/>
-              <w:right w:type="dxa" w:w="80"/>
-            </w:tcMar>
-            <w:vAlign w:val="center"/>
-          </w:tcPr>
-          <w:p>
-            <w:pPr>
-              <w:spacing w:after="0" w:line="260"/>
-              <w:jc w:val="left"/>
-            </w:pPr>
-            <w:r>
-              <w:rPr>
-                <w:b/>
-                <w:bCs/>
-                <w:snapToGrid w:val="false"/>
-                <w:sz w:val="16"/>
-                <w:szCs w:val="16"/>
-              </w:rPr>
-              <w:t xml:space="preserve">12. 遺産整理業務</w:t>
-            </w:r>
-          </w:p>
-        </w:tc>
-        <w:tc>
-          <w:tcPr>
-            <w:tcW w:type="dxa" w:w="11838"/>
-            <w:tcMar>
-              <w:top w:type="dxa" w:w="60"/>
-              <w:left w:type="dxa" w:w="100"/>
-              <w:bottom w:type="dxa" w:w="60"/>
-              <w:right w:type="dxa" w:w="100"/>
-            </w:tcMar>
-            <w:vAlign w:val="center"/>
-          </w:tcPr>
-          <w:p>
-            <w:pPr>
-              <w:spacing w:after="0" w:line="260"/>
-              <w:jc w:val="left"/>
-            </w:pPr>
-            <w:r>
-              <w:rPr>
-                <w:b w:val="false"/>
-                <w:bCs w:val="false"/>
-                <w:snapToGrid w:val="false"/>
-                <w:sz w:val="17"/>
-                <w:szCs w:val="17"/>
-              </w:rPr>
-              <w:t xml:space="preserve">遺言書がない場合等に、相続人の確定、相続財産の調査・評価、遺産分割協議のサポート、名義変更等の相続手続き全般を代行する業務。</w:t>
-            </w:r>
-          </w:p>
-        </w:tc>
-      </w:tr>
-      <w:tr>
-        <w:tc>
-          <w:tcPr>
-            <w:tcW w:type="dxa" w:w="3600"/>
-            <w:tcMar>
-              <w:top w:type="dxa" w:w="60"/>
-              <w:left w:type="dxa" w:w="80"/>
-              <w:bottom w:type="dxa" w:w="60"/>
-              <w:right w:type="dxa" w:w="80"/>
-            </w:tcMar>
-            <w:vAlign w:val="center"/>
-          </w:tcPr>
-          <w:p>
-            <w:pPr>
-              <w:spacing w:after="0" w:line="260"/>
-              <w:jc w:val="left"/>
-            </w:pPr>
-            <w:r>
-              <w:rPr>
-                <w:b/>
-                <w:bCs/>
-                <w:snapToGrid w:val="false"/>
-                <w:sz w:val="16"/>
-                <w:szCs w:val="16"/>
-              </w:rPr>
-              <w:t xml:space="preserve">13. 暦年贈与信託</w:t>
-            </w:r>
-          </w:p>
-        </w:tc>
-        <w:tc>
-          <w:tcPr>
-            <w:tcW w:type="dxa" w:w="11838"/>
-            <w:tcMar>
-              <w:top w:type="dxa" w:w="60"/>
-              <w:left w:type="dxa" w:w="100"/>
-              <w:bottom w:type="dxa" w:w="60"/>
-              <w:right w:type="dxa" w:w="100"/>
-            </w:tcMar>
-            <w:vAlign w:val="center"/>
-          </w:tcPr>
-          <w:p>
-            <w:pPr>
-              <w:spacing w:after="0" w:line="260"/>
-              <w:jc w:val="left"/>
-            </w:pPr>
-            <w:r>
-              <w:rPr>
-                <w:b w:val="false"/>
-                <w:bCs w:val="false"/>
-                <w:snapToGrid w:val="false"/>
-                <w:sz w:val="17"/>
-                <w:szCs w:val="17"/>
-              </w:rPr>
-              <w:t xml:space="preserve">毎年の贈与税非課税枠内で計画的に贈与を行うことを支援する信託商品。贈与契約書の作成や資金管理を信託銀行がサポートする。</w:t>
-            </w:r>
-          </w:p>
-        </w:tc>
-      </w:tr>
-      <w:tr>
-        <w:tc>
-          <w:tcPr>
-            <w:tcW w:type="dxa" w:w="3600"/>
-            <w:tcMar>
-              <w:top w:type="dxa" w:w="60"/>
-              <w:left w:type="dxa" w:w="80"/>
-              <w:bottom w:type="dxa" w:w="60"/>
-              <w:right w:type="dxa" w:w="80"/>
-            </w:tcMar>
-            <w:vAlign w:val="center"/>
-          </w:tcPr>
-          <w:p>
-            <w:pPr>
-              <w:spacing w:after="0" w:line="260"/>
-              <w:jc w:val="left"/>
-            </w:pPr>
-            <w:r>
-              <w:rPr>
-                <w:b/>
-                <w:bCs/>
-                <w:snapToGrid w:val="false"/>
-                <w:sz w:val="16"/>
-                <w:szCs w:val="16"/>
-              </w:rPr>
-              <w:t xml:space="preserve">14. 教育資金贈与信託</w:t>
-            </w:r>
-          </w:p>
-        </w:tc>
-        <w:tc>
-          <w:tcPr>
-            <w:tcW w:type="dxa" w:w="11838"/>
-            <w:tcMar>
-              <w:top w:type="dxa" w:w="60"/>
-              <w:left w:type="dxa" w:w="100"/>
-              <w:bottom w:type="dxa" w:w="60"/>
-              <w:right w:type="dxa" w:w="100"/>
-            </w:tcMar>
-            <w:vAlign w:val="center"/>
-          </w:tcPr>
-          <w:p>
-            <w:pPr>
-              <w:spacing w:after="0" w:line="260"/>
-              <w:jc w:val="left"/>
-            </w:pPr>
-            <w:r>
-              <w:rPr>
-                <w:b w:val="false"/>
-                <w:bCs w:val="false"/>
-                <w:snapToGrid w:val="false"/>
-                <w:sz w:val="17"/>
-                <w:szCs w:val="17"/>
-              </w:rPr>
-              <w:t xml:space="preserve">祖父母等から孫等への教育資金の一括贈与を、非課税制度を活用しながら管理する信託商品。</w:t>
-            </w:r>
-          </w:p>
-        </w:tc>
-      </w:tr>
-      <w:tr>
-        <w:tc>
-          <w:tcPr>
-            <w:tcW w:type="dxa" w:w="3600"/>
-            <w:tcMar>
-              <w:top w:type="dxa" w:w="60"/>
-              <w:left w:type="dxa" w:w="80"/>
-              <w:bottom w:type="dxa" w:w="60"/>
-              <w:right w:type="dxa" w:w="80"/>
-            </w:tcMar>
-            <w:vAlign w:val="center"/>
-          </w:tcPr>
-          <w:p>
-            <w:pPr>
-              <w:spacing w:after="0" w:line="260"/>
-              <w:jc w:val="left"/>
-            </w:pPr>
-            <w:r>
-              <w:rPr>
-                <w:b/>
-                <w:bCs/>
-                <w:snapToGrid w:val="false"/>
-                <w:sz w:val="16"/>
-                <w:szCs w:val="16"/>
-              </w:rPr>
-              <w:t xml:space="preserve">15. 後見制度支援信託</w:t>
-            </w:r>
-          </w:p>
-        </w:tc>
-        <w:tc>
-          <w:tcPr>
-            <w:tcW w:type="dxa" w:w="11838"/>
-            <w:tcMar>
-              <w:top w:type="dxa" w:w="60"/>
-              <w:left w:type="dxa" w:w="100"/>
-              <w:bottom w:type="dxa" w:w="60"/>
-              <w:right w:type="dxa" w:w="100"/>
-            </w:tcMar>
-            <w:vAlign w:val="center"/>
-          </w:tcPr>
-          <w:p>
-            <w:pPr>
-              <w:spacing w:after="0" w:line="260"/>
-              <w:jc w:val="left"/>
-            </w:pPr>
-            <w:r>
-              <w:rPr>
-                <w:b w:val="false"/>
-                <w:bCs w:val="false"/>
-                <w:snapToGrid w:val="false"/>
-                <w:sz w:val="17"/>
-                <w:szCs w:val="17"/>
-              </w:rPr>
-              <w:t xml:space="preserve">成年後見制度を利用する被後見人の財産のうち日常生活で使わない金銭を信託銀行に信託し、家庭裁判所の関与のもと不正な引き出しを防止する仕組み。</w:t>
-            </w:r>
-          </w:p>
-        </w:tc>
-      </w:tr>
-      <w:tr>
-        <w:tc>
-          <w:tcPr>
-            <w:tcW w:type="dxa" w:w="3600"/>
-            <w:tcMar>
-              <w:top w:type="dxa" w:w="60"/>
-              <w:left w:type="dxa" w:w="80"/>
-              <w:bottom w:type="dxa" w:w="60"/>
-              <w:right w:type="dxa" w:w="80"/>
-            </w:tcMar>
-            <w:vAlign w:val="center"/>
-          </w:tcPr>
-          <w:p>
-            <w:pPr>
-              <w:spacing w:after="0" w:line="260"/>
-              <w:jc w:val="left"/>
-            </w:pPr>
-            <w:r>
-              <w:rPr>
-                <w:b/>
-                <w:bCs/>
-                <w:snapToGrid w:val="false"/>
-                <w:sz w:val="16"/>
-                <w:szCs w:val="16"/>
-              </w:rPr>
-              <w:t xml:space="preserve">16. 生命保険信託</w:t>
-            </w:r>
-          </w:p>
-        </w:tc>
-        <w:tc>
-          <w:tcPr>
-            <w:tcW w:type="dxa" w:w="11838"/>
-            <w:tcMar>
-              <w:top w:type="dxa" w:w="60"/>
-              <w:left w:type="dxa" w:w="100"/>
-              <w:bottom w:type="dxa" w:w="60"/>
-              <w:right w:type="dxa" w:w="100"/>
-            </w:tcMar>
-            <w:vAlign w:val="center"/>
-          </w:tcPr>
-          <w:p>
-            <w:pPr>
-              <w:spacing w:after="0" w:line="260"/>
-              <w:jc w:val="left"/>
-            </w:pPr>
-            <w:r>
-              <w:rPr>
-                <w:b w:val="false"/>
-                <w:bCs w:val="false"/>
-                <w:snapToGrid w:val="false"/>
-                <w:sz w:val="17"/>
-                <w:szCs w:val="17"/>
-              </w:rPr>
-              <w:t xml:space="preserve">生命保険金の受取人を信託銀行とし、遺族（受益者）へ分割交付するなど、保険金の管理・給付方法を柔軟に設計できる仕組み。</w:t>
-            </w:r>
-          </w:p>
-        </w:tc>
-      </w:tr>
-      <w:tr>
-        <w:tc>
-          <w:tcPr>
-            <w:tcW w:type="dxa" w:w="3600"/>
-            <w:tcMar>
-              <w:top w:type="dxa" w:w="60"/>
-              <w:left w:type="dxa" w:w="80"/>
-              <w:bottom w:type="dxa" w:w="60"/>
-              <w:right w:type="dxa" w:w="80"/>
-            </w:tcMar>
-            <w:vAlign w:val="center"/>
-          </w:tcPr>
-          <w:p>
-            <w:pPr>
-              <w:spacing w:after="0" w:line="260"/>
-              <w:jc w:val="left"/>
-            </w:pPr>
-            <w:r>
-              <w:rPr>
-                <w:b/>
-                <w:bCs/>
-                <w:snapToGrid w:val="false"/>
-                <w:sz w:val="16"/>
-                <w:szCs w:val="16"/>
-              </w:rPr>
-              <w:t xml:space="preserve">17. 家族信託（民事信託）関連コンサルティング</w:t>
-            </w:r>
-          </w:p>
-        </w:tc>
-        <w:tc>
-          <w:tcPr>
-            <w:tcW w:type="dxa" w:w="11838"/>
-            <w:tcMar>
-              <w:top w:type="dxa" w:w="60"/>
-              <w:left w:type="dxa" w:w="100"/>
-              <w:bottom w:type="dxa" w:w="60"/>
-              <w:right w:type="dxa" w:w="100"/>
-            </w:tcMar>
-            <w:vAlign w:val="center"/>
-          </w:tcPr>
-          <w:p>
-            <w:pPr>
-              <w:spacing w:after="0" w:line="260"/>
-              <w:jc w:val="left"/>
-            </w:pPr>
-            <w:r>
-              <w:rPr>
-                <w:b w:val="false"/>
-                <w:bCs w:val="false"/>
-                <w:snapToGrid w:val="false"/>
-                <w:sz w:val="17"/>
-                <w:szCs w:val="17"/>
-              </w:rPr>
-              <w:t xml:space="preserve">認知症対策や資産承継のために家族間で信託契約を結ぶ「家族信託（民事信託）」について、契約設計の支援や専門家紹介等を行う業務。</w:t>
+              <w:t xml:space="preserve">国内外への送金、口座振替、手形・小切手の取立など、資金移動に関する決済業務。</w:t>
             </w:r>
           </w:p>
         </w:tc>
@@ -9108,12 +8385,15 @@
                 <w:sz w:val="16"/>
                 <w:szCs w:val="16"/>
               </w:rPr>
-              <w:t xml:space="preserve">D. 法人向け併営業務</w:t>
+              <w:t xml:space="preserve">B. 信託業務（信託法・信託業法上の基本類型）</w:t>
             </w:r>
           </w:p>
         </w:tc>
       </w:tr>
       <w:tr>
+        <w:trPr>
+          <w:cantSplit/>
+        </w:trPr>
         <w:tc>
           <w:tcPr>
             <w:tcW w:type="dxa" w:w="3600"/>
@@ -9138,7 +8418,7 @@
                 <w:sz w:val="16"/>
                 <w:szCs w:val="16"/>
               </w:rPr>
-              <w:t xml:space="preserve">18. 証券代行業務（株主名簿管理人）</w:t>
+              <w:t xml:space="preserve">4. 金銭の信託（合同運用指定金銭信託 等）</w:t>
             </w:r>
           </w:p>
         </w:tc>
@@ -9166,12 +8446,15 @@
                 <w:sz w:val="17"/>
                 <w:szCs w:val="17"/>
               </w:rPr>
-              <w:t xml:space="preserve">上場企業に代わり株主名簿の管理、株主総会招集通知の発送、配当金の支払いなどの事務を代行する業務（株主名簿管理人）。</w:t>
+              <w:t xml:space="preserve">複数の委託者から集めた金銭を信託銀行がまとめて運用し、収益を分配する仕組み。かつての貸付信託などが代表例。</w:t>
             </w:r>
           </w:p>
         </w:tc>
       </w:tr>
       <w:tr>
+        <w:trPr>
+          <w:cantSplit/>
+        </w:trPr>
         <w:tc>
           <w:tcPr>
             <w:tcW w:type="dxa" w:w="3600"/>
@@ -9196,7 +8479,7 @@
                 <w:sz w:val="16"/>
                 <w:szCs w:val="16"/>
               </w:rPr>
-              <w:t xml:space="preserve">19. 企業年金信託（DB・DC運営管理 等）</w:t>
+              <w:t xml:space="preserve">5. 金銭信託以外の金銭の信託（特定金銭信託 等）</w:t>
             </w:r>
           </w:p>
         </w:tc>
@@ -9224,12 +8507,15 @@
                 <w:sz w:val="17"/>
                 <w:szCs w:val="17"/>
               </w:rPr>
-              <w:t xml:space="preserve">企業年金（確定給付企業年金・確定拠出年金）の資産を受託し、年金資産の管理・運用、給付事務、確定拠出年金の運営管理業務等を行う。</w:t>
+              <w:t xml:space="preserve">委託者が運用対象や運用方法を指定する金銭の信託。ファンドトラストや特定金銭信託など、機関投資家の資産運用等に用いられる。</w:t>
             </w:r>
           </w:p>
         </w:tc>
       </w:tr>
       <w:tr>
+        <w:trPr>
+          <w:cantSplit/>
+        </w:trPr>
         <w:tc>
           <w:tcPr>
             <w:tcW w:type="dxa" w:w="3600"/>
@@ -9254,7 +8540,7 @@
                 <w:sz w:val="16"/>
                 <w:szCs w:val="16"/>
               </w:rPr>
-              <w:t xml:space="preserve">20. 資産流動化・証券化業務</w:t>
+              <w:t xml:space="preserve">6. 有価証券の信託</w:t>
             </w:r>
           </w:p>
         </w:tc>
@@ -9282,12 +8568,15 @@
                 <w:sz w:val="17"/>
                 <w:szCs w:val="17"/>
               </w:rPr>
-              <w:t xml:space="preserve">不動産や金銭債権を信託の仕組みで証券化し、資金調達や投資商品として組成する業務（SPCスキームやREIT等の基盤となる）。</w:t>
+              <w:t xml:space="preserve">株式・債券などの有価証券を信託財産として受託し、管理・運用・議決権行使などを行う業務。</w:t>
             </w:r>
           </w:p>
         </w:tc>
       </w:tr>
       <w:tr>
+        <w:trPr>
+          <w:cantSplit/>
+        </w:trPr>
         <w:tc>
           <w:tcPr>
             <w:tcW w:type="dxa" w:w="3600"/>
@@ -9312,7 +8601,7 @@
                 <w:sz w:val="16"/>
                 <w:szCs w:val="16"/>
               </w:rPr>
-              <w:t xml:space="preserve">21. 資産管理（カストディ）業務</w:t>
+              <w:t xml:space="preserve">7. 金銭債権の信託</w:t>
             </w:r>
           </w:p>
         </w:tc>
@@ -9340,12 +8629,15 @@
                 <w:sz w:val="17"/>
                 <w:szCs w:val="17"/>
               </w:rPr>
-              <w:t xml:space="preserve">機関投資家等に代わり、有価証券の保管・決済・残高管理・議決権行使の事務代行などを行う業務。</w:t>
+              <w:t xml:space="preserve">売掛金やローン債権などの金銭債権を信託し、資産流動化（証券化）の基礎とする業務。</w:t>
             </w:r>
           </w:p>
         </w:tc>
       </w:tr>
       <w:tr>
+        <w:trPr>
+          <w:cantSplit/>
+        </w:trPr>
         <w:tc>
           <w:tcPr>
             <w:tcW w:type="dxa" w:w="3600"/>
@@ -9370,7 +8662,7 @@
                 <w:sz w:val="16"/>
                 <w:szCs w:val="16"/>
               </w:rPr>
-              <w:t xml:space="preserve">22. 証券投資信託の受託業務（信託財産の保管・管理）</w:t>
+              <w:t xml:space="preserve">8. 動産の信託</w:t>
             </w:r>
           </w:p>
         </w:tc>
@@ -9398,12 +8690,15 @@
                 <w:sz w:val="17"/>
                 <w:szCs w:val="17"/>
               </w:rPr>
-              <w:t xml:space="preserve">投資信託（ファンド）の信託財産を保管し、資産運用会社の指図に基づき売買執行・計理・基準価額算出等を行う業務。</w:t>
+              <w:t xml:space="preserve">機械設備や航空機、コンテナなど、動産を信託財産として受託し管理・処分する業務。</w:t>
             </w:r>
           </w:p>
         </w:tc>
       </w:tr>
       <w:tr>
+        <w:trPr>
+          <w:cantSplit/>
+        </w:trPr>
         <w:tc>
           <w:tcPr>
             <w:tcW w:type="dxa" w:w="3600"/>
@@ -9428,7 +8723,7 @@
                 <w:sz w:val="16"/>
                 <w:szCs w:val="16"/>
               </w:rPr>
-              <w:t xml:space="preserve">23. 不動産業務（仲介・鑑定評価・有効活用コンサル）</w:t>
+              <w:t xml:space="preserve">9. 不動産の信託</w:t>
             </w:r>
           </w:p>
         </w:tc>
@@ -9456,12 +8751,15 @@
                 <w:sz w:val="17"/>
                 <w:szCs w:val="17"/>
               </w:rPr>
-              <w:t xml:space="preserve">不動産の売買仲介、鑑定評価、有効活用に関するコンサルティングなど、信託機能を活かした総合不動産サービス。</w:t>
+              <w:t xml:space="preserve">オフィスビルや商業施設等の不動産を信託財産として受託し、賃貸管理や処分を行う業務。不動産の証券化にも活用される。</w:t>
             </w:r>
           </w:p>
         </w:tc>
       </w:tr>
       <w:tr>
+        <w:trPr>
+          <w:cantSplit/>
+        </w:trPr>
         <w:tc>
           <w:tcPr>
             <w:tcW w:type="dxa" w:w="3600"/>
@@ -9486,7 +8784,7 @@
                 <w:sz w:val="16"/>
                 <w:szCs w:val="16"/>
               </w:rPr>
-              <w:t xml:space="preserve">24. 不動産投資顧問業務（私募REIT・J-REIT運用 等）</w:t>
+              <w:t xml:space="preserve">10. 土地・土地の賃借権等の信託</w:t>
             </w:r>
           </w:p>
         </w:tc>
@@ -9514,12 +8812,939 @@
                 <w:sz w:val="17"/>
                 <w:szCs w:val="17"/>
               </w:rPr>
-              <w:t xml:space="preserve">私募REITやJ-REIT等の不動産投資法人・ファンドの資産運用会社として、物件の取得・運用・売却の意思決定を行う業務。</w:t>
+              <w:t xml:space="preserve">土地そのものや借地権を信託財産として受託し、有効活用や処分を支援する業務。</w:t>
             </w:r>
           </w:p>
         </w:tc>
       </w:tr>
       <w:tr>
+        <w:trPr>
+          <w:cantSplit/>
+        </w:trPr>
+        <w:tc>
+          <w:tcPr>
+            <w:tcW w:type="dxa" w:w="15438"/>
+            <w:gridSpan w:val="2"/>
+            <w:shd w:fill="D9E2F3" w:val="clear"/>
+            <w:tcMar>
+              <w:top w:type="dxa" w:w="60"/>
+              <w:left w:type="dxa" w:w="100"/>
+              <w:bottom w:type="dxa" w:w="60"/>
+              <w:right w:type="dxa" w:w="80"/>
+            </w:tcMar>
+          </w:tcPr>
+          <w:p>
+            <w:pPr>
+              <w:spacing w:after="0" w:line="260"/>
+              <w:jc w:val="left"/>
+            </w:pPr>
+            <w:r>
+              <w:rPr>
+                <w:b/>
+                <w:bCs/>
+                <w:snapToGrid w:val="false"/>
+                <w:color w:val="1F3864"/>
+                <w:sz w:val="16"/>
+                <w:szCs w:val="16"/>
+              </w:rPr>
+              <w:t xml:space="preserve">C. 個人向け併営業務（財産管理・資産承継）</w:t>
+            </w:r>
+          </w:p>
+        </w:tc>
+      </w:tr>
+      <w:tr>
+        <w:trPr>
+          <w:cantSplit/>
+        </w:trPr>
+        <w:tc>
+          <w:tcPr>
+            <w:tcW w:type="dxa" w:w="3600"/>
+            <w:tcMar>
+              <w:top w:type="dxa" w:w="60"/>
+              <w:left w:type="dxa" w:w="80"/>
+              <w:bottom w:type="dxa" w:w="60"/>
+              <w:right w:type="dxa" w:w="80"/>
+            </w:tcMar>
+            <w:vAlign w:val="center"/>
+          </w:tcPr>
+          <w:p>
+            <w:pPr>
+              <w:spacing w:after="0" w:line="260"/>
+              <w:jc w:val="left"/>
+            </w:pPr>
+            <w:r>
+              <w:rPr>
+                <w:b/>
+                <w:bCs/>
+                <w:snapToGrid w:val="false"/>
+                <w:sz w:val="16"/>
+                <w:szCs w:val="16"/>
+              </w:rPr>
+              <w:t xml:space="preserve">11. 遺言信託（遺言書の保管・執行）</w:t>
+            </w:r>
+          </w:p>
+        </w:tc>
+        <w:tc>
+          <w:tcPr>
+            <w:tcW w:type="dxa" w:w="11838"/>
+            <w:tcMar>
+              <w:top w:type="dxa" w:w="60"/>
+              <w:left w:type="dxa" w:w="100"/>
+              <w:bottom w:type="dxa" w:w="60"/>
+              <w:right w:type="dxa" w:w="100"/>
+            </w:tcMar>
+            <w:vAlign w:val="center"/>
+          </w:tcPr>
+          <w:p>
+            <w:pPr>
+              <w:spacing w:after="0" w:line="260"/>
+              <w:jc w:val="left"/>
+            </w:pPr>
+            <w:r>
+              <w:rPr>
+                <w:b w:val="false"/>
+                <w:bCs w:val="false"/>
+                <w:snapToGrid w:val="false"/>
+                <w:sz w:val="17"/>
+                <w:szCs w:val="17"/>
+              </w:rPr>
+              <w:t xml:space="preserve">遺言書の作成支援・保管、および遺言者死亡後の遺言執行（財産の分配手続き）までを一貫してサポートする業務。</w:t>
+            </w:r>
+          </w:p>
+        </w:tc>
+      </w:tr>
+      <w:tr>
+        <w:trPr>
+          <w:cantSplit/>
+        </w:trPr>
+        <w:tc>
+          <w:tcPr>
+            <w:tcW w:type="dxa" w:w="3600"/>
+            <w:tcMar>
+              <w:top w:type="dxa" w:w="60"/>
+              <w:left w:type="dxa" w:w="80"/>
+              <w:bottom w:type="dxa" w:w="60"/>
+              <w:right w:type="dxa" w:w="80"/>
+            </w:tcMar>
+            <w:vAlign w:val="center"/>
+          </w:tcPr>
+          <w:p>
+            <w:pPr>
+              <w:spacing w:after="0" w:line="260"/>
+              <w:jc w:val="left"/>
+            </w:pPr>
+            <w:r>
+              <w:rPr>
+                <w:b/>
+                <w:bCs/>
+                <w:snapToGrid w:val="false"/>
+                <w:sz w:val="16"/>
+                <w:szCs w:val="16"/>
+              </w:rPr>
+              <w:t xml:space="preserve">12. 遺産整理業務</w:t>
+            </w:r>
+          </w:p>
+        </w:tc>
+        <w:tc>
+          <w:tcPr>
+            <w:tcW w:type="dxa" w:w="11838"/>
+            <w:tcMar>
+              <w:top w:type="dxa" w:w="60"/>
+              <w:left w:type="dxa" w:w="100"/>
+              <w:bottom w:type="dxa" w:w="60"/>
+              <w:right w:type="dxa" w:w="100"/>
+            </w:tcMar>
+            <w:vAlign w:val="center"/>
+          </w:tcPr>
+          <w:p>
+            <w:pPr>
+              <w:spacing w:after="0" w:line="260"/>
+              <w:jc w:val="left"/>
+            </w:pPr>
+            <w:r>
+              <w:rPr>
+                <w:b w:val="false"/>
+                <w:bCs w:val="false"/>
+                <w:snapToGrid w:val="false"/>
+                <w:sz w:val="17"/>
+                <w:szCs w:val="17"/>
+              </w:rPr>
+              <w:t xml:space="preserve">遺言書がない場合等に、相続人の確定、相続財産の調査・評価、遺産分割協議のサポート、名義変更等の相続手続き全般を代行する業務。</w:t>
+            </w:r>
+          </w:p>
+        </w:tc>
+      </w:tr>
+      <w:tr>
+        <w:trPr>
+          <w:cantSplit/>
+        </w:trPr>
+        <w:tc>
+          <w:tcPr>
+            <w:tcW w:type="dxa" w:w="3600"/>
+            <w:tcMar>
+              <w:top w:type="dxa" w:w="60"/>
+              <w:left w:type="dxa" w:w="80"/>
+              <w:bottom w:type="dxa" w:w="60"/>
+              <w:right w:type="dxa" w:w="80"/>
+            </w:tcMar>
+            <w:vAlign w:val="center"/>
+          </w:tcPr>
+          <w:p>
+            <w:pPr>
+              <w:spacing w:after="0" w:line="260"/>
+              <w:jc w:val="left"/>
+            </w:pPr>
+            <w:r>
+              <w:rPr>
+                <w:b/>
+                <w:bCs/>
+                <w:snapToGrid w:val="false"/>
+                <w:sz w:val="16"/>
+                <w:szCs w:val="16"/>
+              </w:rPr>
+              <w:t xml:space="preserve">13. 暦年贈与信託</w:t>
+            </w:r>
+          </w:p>
+        </w:tc>
+        <w:tc>
+          <w:tcPr>
+            <w:tcW w:type="dxa" w:w="11838"/>
+            <w:tcMar>
+              <w:top w:type="dxa" w:w="60"/>
+              <w:left w:type="dxa" w:w="100"/>
+              <w:bottom w:type="dxa" w:w="60"/>
+              <w:right w:type="dxa" w:w="100"/>
+            </w:tcMar>
+            <w:vAlign w:val="center"/>
+          </w:tcPr>
+          <w:p>
+            <w:pPr>
+              <w:spacing w:after="0" w:line="260"/>
+              <w:jc w:val="left"/>
+            </w:pPr>
+            <w:r>
+              <w:rPr>
+                <w:b w:val="false"/>
+                <w:bCs w:val="false"/>
+                <w:snapToGrid w:val="false"/>
+                <w:sz w:val="17"/>
+                <w:szCs w:val="17"/>
+              </w:rPr>
+              <w:t xml:space="preserve">毎年の贈与税非課税枠内で計画的に贈与を行うことを支援する信託商品。贈与契約書の作成や資金管理を信託銀行がサポートする。</w:t>
+            </w:r>
+          </w:p>
+        </w:tc>
+      </w:tr>
+      <w:tr>
+        <w:trPr>
+          <w:cantSplit/>
+        </w:trPr>
+        <w:tc>
+          <w:tcPr>
+            <w:tcW w:type="dxa" w:w="3600"/>
+            <w:tcMar>
+              <w:top w:type="dxa" w:w="60"/>
+              <w:left w:type="dxa" w:w="80"/>
+              <w:bottom w:type="dxa" w:w="60"/>
+              <w:right w:type="dxa" w:w="80"/>
+            </w:tcMar>
+            <w:vAlign w:val="center"/>
+          </w:tcPr>
+          <w:p>
+            <w:pPr>
+              <w:spacing w:after="0" w:line="260"/>
+              <w:jc w:val="left"/>
+            </w:pPr>
+            <w:r>
+              <w:rPr>
+                <w:b/>
+                <w:bCs/>
+                <w:snapToGrid w:val="false"/>
+                <w:sz w:val="16"/>
+                <w:szCs w:val="16"/>
+              </w:rPr>
+              <w:t xml:space="preserve">14. 教育資金贈与信託</w:t>
+            </w:r>
+          </w:p>
+        </w:tc>
+        <w:tc>
+          <w:tcPr>
+            <w:tcW w:type="dxa" w:w="11838"/>
+            <w:tcMar>
+              <w:top w:type="dxa" w:w="60"/>
+              <w:left w:type="dxa" w:w="100"/>
+              <w:bottom w:type="dxa" w:w="60"/>
+              <w:right w:type="dxa" w:w="100"/>
+            </w:tcMar>
+            <w:vAlign w:val="center"/>
+          </w:tcPr>
+          <w:p>
+            <w:pPr>
+              <w:spacing w:after="0" w:line="260"/>
+              <w:jc w:val="left"/>
+            </w:pPr>
+            <w:r>
+              <w:rPr>
+                <w:b w:val="false"/>
+                <w:bCs w:val="false"/>
+                <w:snapToGrid w:val="false"/>
+                <w:sz w:val="17"/>
+                <w:szCs w:val="17"/>
+              </w:rPr>
+              <w:t xml:space="preserve">祖父母等から孫等への教育資金の一括贈与を、非課税制度を活用しながら管理する信託商品。</w:t>
+            </w:r>
+          </w:p>
+        </w:tc>
+      </w:tr>
+      <w:tr>
+        <w:trPr>
+          <w:cantSplit/>
+        </w:trPr>
+        <w:tc>
+          <w:tcPr>
+            <w:tcW w:type="dxa" w:w="3600"/>
+            <w:tcMar>
+              <w:top w:type="dxa" w:w="60"/>
+              <w:left w:type="dxa" w:w="80"/>
+              <w:bottom w:type="dxa" w:w="60"/>
+              <w:right w:type="dxa" w:w="80"/>
+            </w:tcMar>
+            <w:vAlign w:val="center"/>
+          </w:tcPr>
+          <w:p>
+            <w:pPr>
+              <w:spacing w:after="0" w:line="260"/>
+              <w:jc w:val="left"/>
+            </w:pPr>
+            <w:r>
+              <w:rPr>
+                <w:b/>
+                <w:bCs/>
+                <w:snapToGrid w:val="false"/>
+                <w:sz w:val="16"/>
+                <w:szCs w:val="16"/>
+              </w:rPr>
+              <w:t xml:space="preserve">15. 後見制度支援信託</w:t>
+            </w:r>
+          </w:p>
+        </w:tc>
+        <w:tc>
+          <w:tcPr>
+            <w:tcW w:type="dxa" w:w="11838"/>
+            <w:tcMar>
+              <w:top w:type="dxa" w:w="60"/>
+              <w:left w:type="dxa" w:w="100"/>
+              <w:bottom w:type="dxa" w:w="60"/>
+              <w:right w:type="dxa" w:w="100"/>
+            </w:tcMar>
+            <w:vAlign w:val="center"/>
+          </w:tcPr>
+          <w:p>
+            <w:pPr>
+              <w:spacing w:after="0" w:line="260"/>
+              <w:jc w:val="left"/>
+            </w:pPr>
+            <w:r>
+              <w:rPr>
+                <w:b w:val="false"/>
+                <w:bCs w:val="false"/>
+                <w:snapToGrid w:val="false"/>
+                <w:sz w:val="17"/>
+                <w:szCs w:val="17"/>
+              </w:rPr>
+              <w:t xml:space="preserve">成年後見制度を利用する被後見人の財産のうち日常生活で使わない金銭を信託銀行に信託し、家庭裁判所の関与のもと不正な引き出しを防止する仕組み。</w:t>
+            </w:r>
+          </w:p>
+        </w:tc>
+      </w:tr>
+      <w:tr>
+        <w:trPr>
+          <w:cantSplit/>
+        </w:trPr>
+        <w:tc>
+          <w:tcPr>
+            <w:tcW w:type="dxa" w:w="3600"/>
+            <w:tcMar>
+              <w:top w:type="dxa" w:w="60"/>
+              <w:left w:type="dxa" w:w="80"/>
+              <w:bottom w:type="dxa" w:w="60"/>
+              <w:right w:type="dxa" w:w="80"/>
+            </w:tcMar>
+            <w:vAlign w:val="center"/>
+          </w:tcPr>
+          <w:p>
+            <w:pPr>
+              <w:spacing w:after="0" w:line="260"/>
+              <w:jc w:val="left"/>
+            </w:pPr>
+            <w:r>
+              <w:rPr>
+                <w:b/>
+                <w:bCs/>
+                <w:snapToGrid w:val="false"/>
+                <w:sz w:val="16"/>
+                <w:szCs w:val="16"/>
+              </w:rPr>
+              <w:t xml:space="preserve">16. 生命保険信託</w:t>
+            </w:r>
+          </w:p>
+        </w:tc>
+        <w:tc>
+          <w:tcPr>
+            <w:tcW w:type="dxa" w:w="11838"/>
+            <w:tcMar>
+              <w:top w:type="dxa" w:w="60"/>
+              <w:left w:type="dxa" w:w="100"/>
+              <w:bottom w:type="dxa" w:w="60"/>
+              <w:right w:type="dxa" w:w="100"/>
+            </w:tcMar>
+            <w:vAlign w:val="center"/>
+          </w:tcPr>
+          <w:p>
+            <w:pPr>
+              <w:spacing w:after="0" w:line="260"/>
+              <w:jc w:val="left"/>
+            </w:pPr>
+            <w:r>
+              <w:rPr>
+                <w:b w:val="false"/>
+                <w:bCs w:val="false"/>
+                <w:snapToGrid w:val="false"/>
+                <w:sz w:val="17"/>
+                <w:szCs w:val="17"/>
+              </w:rPr>
+              <w:t xml:space="preserve">生命保険金の受取人を信託銀行とし、遺族（受益者）へ分割交付するなど、保険金の管理・給付方法を柔軟に設計できる仕組み。</w:t>
+            </w:r>
+          </w:p>
+        </w:tc>
+      </w:tr>
+      <w:tr>
+        <w:trPr>
+          <w:cantSplit/>
+        </w:trPr>
+        <w:tc>
+          <w:tcPr>
+            <w:tcW w:type="dxa" w:w="3600"/>
+            <w:tcMar>
+              <w:top w:type="dxa" w:w="60"/>
+              <w:left w:type="dxa" w:w="80"/>
+              <w:bottom w:type="dxa" w:w="60"/>
+              <w:right w:type="dxa" w:w="80"/>
+            </w:tcMar>
+            <w:vAlign w:val="center"/>
+          </w:tcPr>
+          <w:p>
+            <w:pPr>
+              <w:spacing w:after="0" w:line="260"/>
+              <w:jc w:val="left"/>
+            </w:pPr>
+            <w:r>
+              <w:rPr>
+                <w:b/>
+                <w:bCs/>
+                <w:snapToGrid w:val="false"/>
+                <w:sz w:val="16"/>
+                <w:szCs w:val="16"/>
+              </w:rPr>
+              <w:t xml:space="preserve">17. 家族信託（民事信託）関連コンサルティング</w:t>
+            </w:r>
+          </w:p>
+        </w:tc>
+        <w:tc>
+          <w:tcPr>
+            <w:tcW w:type="dxa" w:w="11838"/>
+            <w:tcMar>
+              <w:top w:type="dxa" w:w="60"/>
+              <w:left w:type="dxa" w:w="100"/>
+              <w:bottom w:type="dxa" w:w="60"/>
+              <w:right w:type="dxa" w:w="100"/>
+            </w:tcMar>
+            <w:vAlign w:val="center"/>
+          </w:tcPr>
+          <w:p>
+            <w:pPr>
+              <w:spacing w:after="0" w:line="260"/>
+              <w:jc w:val="left"/>
+            </w:pPr>
+            <w:r>
+              <w:rPr>
+                <w:b w:val="false"/>
+                <w:bCs w:val="false"/>
+                <w:snapToGrid w:val="false"/>
+                <w:sz w:val="17"/>
+                <w:szCs w:val="17"/>
+              </w:rPr>
+              <w:t xml:space="preserve">認知症対策や資産承継のために家族間で信託契約を結ぶ「家族信託（民事信託）」について、契約設計の支援や専門家紹介等を行う業務。</w:t>
+            </w:r>
+          </w:p>
+        </w:tc>
+      </w:tr>
+      <w:tr>
+        <w:trPr>
+          <w:cantSplit/>
+        </w:trPr>
+        <w:tc>
+          <w:tcPr>
+            <w:tcW w:type="dxa" w:w="15438"/>
+            <w:gridSpan w:val="2"/>
+            <w:shd w:fill="D9E2F3" w:val="clear"/>
+            <w:tcMar>
+              <w:top w:type="dxa" w:w="60"/>
+              <w:left w:type="dxa" w:w="100"/>
+              <w:bottom w:type="dxa" w:w="60"/>
+              <w:right w:type="dxa" w:w="80"/>
+            </w:tcMar>
+          </w:tcPr>
+          <w:p>
+            <w:pPr>
+              <w:spacing w:after="0" w:line="260"/>
+              <w:jc w:val="left"/>
+            </w:pPr>
+            <w:r>
+              <w:rPr>
+                <w:b/>
+                <w:bCs/>
+                <w:snapToGrid w:val="false"/>
+                <w:color w:val="1F3864"/>
+                <w:sz w:val="16"/>
+                <w:szCs w:val="16"/>
+              </w:rPr>
+              <w:t xml:space="preserve">D. 法人向け併営業務</w:t>
+            </w:r>
+          </w:p>
+        </w:tc>
+      </w:tr>
+      <w:tr>
+        <w:trPr>
+          <w:cantSplit/>
+        </w:trPr>
+        <w:tc>
+          <w:tcPr>
+            <w:tcW w:type="dxa" w:w="3600"/>
+            <w:tcMar>
+              <w:top w:type="dxa" w:w="60"/>
+              <w:left w:type="dxa" w:w="80"/>
+              <w:bottom w:type="dxa" w:w="60"/>
+              <w:right w:type="dxa" w:w="80"/>
+            </w:tcMar>
+            <w:vAlign w:val="center"/>
+          </w:tcPr>
+          <w:p>
+            <w:pPr>
+              <w:spacing w:after="0" w:line="260"/>
+              <w:jc w:val="left"/>
+            </w:pPr>
+            <w:r>
+              <w:rPr>
+                <w:b/>
+                <w:bCs/>
+                <w:snapToGrid w:val="false"/>
+                <w:sz w:val="16"/>
+                <w:szCs w:val="16"/>
+              </w:rPr>
+              <w:t xml:space="preserve">18. 証券代行業務（株主名簿管理人）</w:t>
+            </w:r>
+          </w:p>
+        </w:tc>
+        <w:tc>
+          <w:tcPr>
+            <w:tcW w:type="dxa" w:w="11838"/>
+            <w:tcMar>
+              <w:top w:type="dxa" w:w="60"/>
+              <w:left w:type="dxa" w:w="100"/>
+              <w:bottom w:type="dxa" w:w="60"/>
+              <w:right w:type="dxa" w:w="100"/>
+            </w:tcMar>
+            <w:vAlign w:val="center"/>
+          </w:tcPr>
+          <w:p>
+            <w:pPr>
+              <w:spacing w:after="0" w:line="260"/>
+              <w:jc w:val="left"/>
+            </w:pPr>
+            <w:r>
+              <w:rPr>
+                <w:b w:val="false"/>
+                <w:bCs w:val="false"/>
+                <w:snapToGrid w:val="false"/>
+                <w:sz w:val="17"/>
+                <w:szCs w:val="17"/>
+              </w:rPr>
+              <w:t xml:space="preserve">上場企業に代わり株主名簿の管理、株主総会招集通知の発送、配当金の支払いなどの事務を代行する業務（株主名簿管理人）。</w:t>
+            </w:r>
+          </w:p>
+        </w:tc>
+      </w:tr>
+      <w:tr>
+        <w:trPr>
+          <w:cantSplit/>
+        </w:trPr>
+        <w:tc>
+          <w:tcPr>
+            <w:tcW w:type="dxa" w:w="3600"/>
+            <w:tcMar>
+              <w:top w:type="dxa" w:w="60"/>
+              <w:left w:type="dxa" w:w="80"/>
+              <w:bottom w:type="dxa" w:w="60"/>
+              <w:right w:type="dxa" w:w="80"/>
+            </w:tcMar>
+            <w:vAlign w:val="center"/>
+          </w:tcPr>
+          <w:p>
+            <w:pPr>
+              <w:spacing w:after="0" w:line="260"/>
+              <w:jc w:val="left"/>
+            </w:pPr>
+            <w:r>
+              <w:rPr>
+                <w:b/>
+                <w:bCs/>
+                <w:snapToGrid w:val="false"/>
+                <w:sz w:val="16"/>
+                <w:szCs w:val="16"/>
+              </w:rPr>
+              <w:t xml:space="preserve">19. 企業年金信託（DB・DC運営管理 等）</w:t>
+            </w:r>
+          </w:p>
+        </w:tc>
+        <w:tc>
+          <w:tcPr>
+            <w:tcW w:type="dxa" w:w="11838"/>
+            <w:tcMar>
+              <w:top w:type="dxa" w:w="60"/>
+              <w:left w:type="dxa" w:w="100"/>
+              <w:bottom w:type="dxa" w:w="60"/>
+              <w:right w:type="dxa" w:w="100"/>
+            </w:tcMar>
+            <w:vAlign w:val="center"/>
+          </w:tcPr>
+          <w:p>
+            <w:pPr>
+              <w:spacing w:after="0" w:line="260"/>
+              <w:jc w:val="left"/>
+            </w:pPr>
+            <w:r>
+              <w:rPr>
+                <w:b w:val="false"/>
+                <w:bCs w:val="false"/>
+                <w:snapToGrid w:val="false"/>
+                <w:sz w:val="17"/>
+                <w:szCs w:val="17"/>
+              </w:rPr>
+              <w:t xml:space="preserve">企業年金（確定給付企業年金・確定拠出年金）の資産を受託し、年金資産の管理・運用、給付事務、確定拠出年金の運営管理業務等を行う。</w:t>
+            </w:r>
+          </w:p>
+        </w:tc>
+      </w:tr>
+      <w:tr>
+        <w:trPr>
+          <w:cantSplit/>
+        </w:trPr>
+        <w:tc>
+          <w:tcPr>
+            <w:tcW w:type="dxa" w:w="3600"/>
+            <w:tcMar>
+              <w:top w:type="dxa" w:w="60"/>
+              <w:left w:type="dxa" w:w="80"/>
+              <w:bottom w:type="dxa" w:w="60"/>
+              <w:right w:type="dxa" w:w="80"/>
+            </w:tcMar>
+            <w:vAlign w:val="center"/>
+          </w:tcPr>
+          <w:p>
+            <w:pPr>
+              <w:spacing w:after="0" w:line="260"/>
+              <w:jc w:val="left"/>
+            </w:pPr>
+            <w:r>
+              <w:rPr>
+                <w:b/>
+                <w:bCs/>
+                <w:snapToGrid w:val="false"/>
+                <w:sz w:val="16"/>
+                <w:szCs w:val="16"/>
+              </w:rPr>
+              <w:t xml:space="preserve">20. 資産流動化・証券化業務</w:t>
+            </w:r>
+          </w:p>
+        </w:tc>
+        <w:tc>
+          <w:tcPr>
+            <w:tcW w:type="dxa" w:w="11838"/>
+            <w:tcMar>
+              <w:top w:type="dxa" w:w="60"/>
+              <w:left w:type="dxa" w:w="100"/>
+              <w:bottom w:type="dxa" w:w="60"/>
+              <w:right w:type="dxa" w:w="100"/>
+            </w:tcMar>
+            <w:vAlign w:val="center"/>
+          </w:tcPr>
+          <w:p>
+            <w:pPr>
+              <w:spacing w:after="0" w:line="260"/>
+              <w:jc w:val="left"/>
+            </w:pPr>
+            <w:r>
+              <w:rPr>
+                <w:b w:val="false"/>
+                <w:bCs w:val="false"/>
+                <w:snapToGrid w:val="false"/>
+                <w:sz w:val="17"/>
+                <w:szCs w:val="17"/>
+              </w:rPr>
+              <w:t xml:space="preserve">不動産や金銭債権を信託の仕組みで証券化し、資金調達や投資商品として組成する業務（SPCスキームやREIT等の基盤となる）。</w:t>
+            </w:r>
+          </w:p>
+        </w:tc>
+      </w:tr>
+      <w:tr>
+        <w:trPr>
+          <w:cantSplit/>
+        </w:trPr>
+        <w:tc>
+          <w:tcPr>
+            <w:tcW w:type="dxa" w:w="3600"/>
+            <w:tcMar>
+              <w:top w:type="dxa" w:w="60"/>
+              <w:left w:type="dxa" w:w="80"/>
+              <w:bottom w:type="dxa" w:w="60"/>
+              <w:right w:type="dxa" w:w="80"/>
+            </w:tcMar>
+            <w:vAlign w:val="center"/>
+          </w:tcPr>
+          <w:p>
+            <w:pPr>
+              <w:spacing w:after="0" w:line="260"/>
+              <w:jc w:val="left"/>
+            </w:pPr>
+            <w:r>
+              <w:rPr>
+                <w:b/>
+                <w:bCs/>
+                <w:snapToGrid w:val="false"/>
+                <w:sz w:val="16"/>
+                <w:szCs w:val="16"/>
+              </w:rPr>
+              <w:t xml:space="preserve">21. 資産管理（カストディ）業務</w:t>
+            </w:r>
+          </w:p>
+        </w:tc>
+        <w:tc>
+          <w:tcPr>
+            <w:tcW w:type="dxa" w:w="11838"/>
+            <w:tcMar>
+              <w:top w:type="dxa" w:w="60"/>
+              <w:left w:type="dxa" w:w="100"/>
+              <w:bottom w:type="dxa" w:w="60"/>
+              <w:right w:type="dxa" w:w="100"/>
+            </w:tcMar>
+            <w:vAlign w:val="center"/>
+          </w:tcPr>
+          <w:p>
+            <w:pPr>
+              <w:spacing w:after="0" w:line="260"/>
+              <w:jc w:val="left"/>
+            </w:pPr>
+            <w:r>
+              <w:rPr>
+                <w:b w:val="false"/>
+                <w:bCs w:val="false"/>
+                <w:snapToGrid w:val="false"/>
+                <w:sz w:val="17"/>
+                <w:szCs w:val="17"/>
+              </w:rPr>
+              <w:t xml:space="preserve">機関投資家等に代わり、有価証券の保管・決済・残高管理・議決権行使の事務代行などを行う業務。</w:t>
+            </w:r>
+          </w:p>
+        </w:tc>
+      </w:tr>
+      <w:tr>
+        <w:trPr>
+          <w:cantSplit/>
+        </w:trPr>
+        <w:tc>
+          <w:tcPr>
+            <w:tcW w:type="dxa" w:w="3600"/>
+            <w:tcMar>
+              <w:top w:type="dxa" w:w="60"/>
+              <w:left w:type="dxa" w:w="80"/>
+              <w:bottom w:type="dxa" w:w="60"/>
+              <w:right w:type="dxa" w:w="80"/>
+            </w:tcMar>
+            <w:vAlign w:val="center"/>
+          </w:tcPr>
+          <w:p>
+            <w:pPr>
+              <w:spacing w:after="0" w:line="260"/>
+              <w:jc w:val="left"/>
+            </w:pPr>
+            <w:r>
+              <w:rPr>
+                <w:b/>
+                <w:bCs/>
+                <w:snapToGrid w:val="false"/>
+                <w:sz w:val="16"/>
+                <w:szCs w:val="16"/>
+              </w:rPr>
+              <w:t xml:space="preserve">22. 証券投資信託の受託業務（信託財産の保管・管理）</w:t>
+            </w:r>
+          </w:p>
+        </w:tc>
+        <w:tc>
+          <w:tcPr>
+            <w:tcW w:type="dxa" w:w="11838"/>
+            <w:tcMar>
+              <w:top w:type="dxa" w:w="60"/>
+              <w:left w:type="dxa" w:w="100"/>
+              <w:bottom w:type="dxa" w:w="60"/>
+              <w:right w:type="dxa" w:w="100"/>
+            </w:tcMar>
+            <w:vAlign w:val="center"/>
+          </w:tcPr>
+          <w:p>
+            <w:pPr>
+              <w:spacing w:after="0" w:line="260"/>
+              <w:jc w:val="left"/>
+            </w:pPr>
+            <w:r>
+              <w:rPr>
+                <w:b w:val="false"/>
+                <w:bCs w:val="false"/>
+                <w:snapToGrid w:val="false"/>
+                <w:sz w:val="17"/>
+                <w:szCs w:val="17"/>
+              </w:rPr>
+              <w:t xml:space="preserve">投資信託（ファンド）の信託財産を保管し、資産運用会社の指図に基づき売買執行・計理・基準価額算出等を行う業務。</w:t>
+            </w:r>
+          </w:p>
+        </w:tc>
+      </w:tr>
+      <w:tr>
+        <w:trPr>
+          <w:cantSplit/>
+        </w:trPr>
+        <w:tc>
+          <w:tcPr>
+            <w:tcW w:type="dxa" w:w="3600"/>
+            <w:tcMar>
+              <w:top w:type="dxa" w:w="60"/>
+              <w:left w:type="dxa" w:w="80"/>
+              <w:bottom w:type="dxa" w:w="60"/>
+              <w:right w:type="dxa" w:w="80"/>
+            </w:tcMar>
+            <w:vAlign w:val="center"/>
+          </w:tcPr>
+          <w:p>
+            <w:pPr>
+              <w:spacing w:after="0" w:line="260"/>
+              <w:jc w:val="left"/>
+            </w:pPr>
+            <w:r>
+              <w:rPr>
+                <w:b/>
+                <w:bCs/>
+                <w:snapToGrid w:val="false"/>
+                <w:sz w:val="16"/>
+                <w:szCs w:val="16"/>
+              </w:rPr>
+              <w:t xml:space="preserve">23. 不動産業務（仲介・鑑定評価・有効活用コンサル）</w:t>
+            </w:r>
+          </w:p>
+        </w:tc>
+        <w:tc>
+          <w:tcPr>
+            <w:tcW w:type="dxa" w:w="11838"/>
+            <w:tcMar>
+              <w:top w:type="dxa" w:w="60"/>
+              <w:left w:type="dxa" w:w="100"/>
+              <w:bottom w:type="dxa" w:w="60"/>
+              <w:right w:type="dxa" w:w="100"/>
+            </w:tcMar>
+            <w:vAlign w:val="center"/>
+          </w:tcPr>
+          <w:p>
+            <w:pPr>
+              <w:spacing w:after="0" w:line="260"/>
+              <w:jc w:val="left"/>
+            </w:pPr>
+            <w:r>
+              <w:rPr>
+                <w:b w:val="false"/>
+                <w:bCs w:val="false"/>
+                <w:snapToGrid w:val="false"/>
+                <w:sz w:val="17"/>
+                <w:szCs w:val="17"/>
+              </w:rPr>
+              <w:t xml:space="preserve">不動産の売買仲介、鑑定評価、有効活用に関するコンサルティングなど、信託機能を活かした総合不動産サービス。</w:t>
+            </w:r>
+          </w:p>
+        </w:tc>
+      </w:tr>
+      <w:tr>
+        <w:trPr>
+          <w:cantSplit/>
+        </w:trPr>
+        <w:tc>
+          <w:tcPr>
+            <w:tcW w:type="dxa" w:w="3600"/>
+            <w:tcMar>
+              <w:top w:type="dxa" w:w="60"/>
+              <w:left w:type="dxa" w:w="80"/>
+              <w:bottom w:type="dxa" w:w="60"/>
+              <w:right w:type="dxa" w:w="80"/>
+            </w:tcMar>
+            <w:vAlign w:val="center"/>
+          </w:tcPr>
+          <w:p>
+            <w:pPr>
+              <w:spacing w:after="0" w:line="260"/>
+              <w:jc w:val="left"/>
+            </w:pPr>
+            <w:r>
+              <w:rPr>
+                <w:b/>
+                <w:bCs/>
+                <w:snapToGrid w:val="false"/>
+                <w:sz w:val="16"/>
+                <w:szCs w:val="16"/>
+              </w:rPr>
+              <w:t xml:space="preserve">24. 不動産投資顧問業務（私募REIT・J-REIT運用 等）</w:t>
+            </w:r>
+          </w:p>
+        </w:tc>
+        <w:tc>
+          <w:tcPr>
+            <w:tcW w:type="dxa" w:w="11838"/>
+            <w:tcMar>
+              <w:top w:type="dxa" w:w="60"/>
+              <w:left w:type="dxa" w:w="100"/>
+              <w:bottom w:type="dxa" w:w="60"/>
+              <w:right w:type="dxa" w:w="100"/>
+            </w:tcMar>
+            <w:vAlign w:val="center"/>
+          </w:tcPr>
+          <w:p>
+            <w:pPr>
+              <w:spacing w:after="0" w:line="260"/>
+              <w:jc w:val="left"/>
+            </w:pPr>
+            <w:r>
+              <w:rPr>
+                <w:b w:val="false"/>
+                <w:bCs w:val="false"/>
+                <w:snapToGrid w:val="false"/>
+                <w:sz w:val="17"/>
+                <w:szCs w:val="17"/>
+              </w:rPr>
+              <w:t xml:space="preserve">私募REITやJ-REIT等の不動産投資法人・ファンドの資産運用会社として、物件の取得・運用・売却の意思決定を行う業務。</w:t>
+            </w:r>
+          </w:p>
+        </w:tc>
+      </w:tr>
+      <w:tr>
+        <w:trPr>
+          <w:cantSplit/>
+        </w:trPr>
         <w:tc>
           <w:tcPr>
             <w:tcW w:type="dxa" w:w="3600"/>

--- a/信吾/銀行研究/添付ファイル/信託銀行業務比較表.docx
+++ b/信吾/銀行研究/添付ファイル/信託銀行業務比較表.docx
@@ -8374,7 +8374,7 @@
                 <w:sz w:val="17"/>
                 <w:szCs w:val="17"/>
               </w:rPr>
-              <w:t xml:space="preserve">企業年金（確定給付企業年金・確定拠出年金）の資産を受託し、年金資産の管理・運用、給付事務、確定拠出年金の運営管理業務等を行う。</w:t>
+              <w:t xml:space="preserve">企業年金（確定給付企業年金・確定拠出年金）の資産を受託し、年金資産の管理・運用、給付事務、確定拠出年金の運営管理業務等を行う。契約形態には「年金信託（合同運用）」「年金特定信託契約（特金）」「年金単独運用指定信託（指定単）」の3類型があり、特金・指定単では実際の運用指図を外部の資産運用会社（グループ内外を問わない）に委ねるのが一般的で、信託銀行は受託者として資産の保管・執行・記録を担う。</w:t>
             </w:r>
           </w:p>
         </w:tc>
@@ -8496,7 +8496,7 @@
                 <w:sz w:val="17"/>
                 <w:szCs w:val="17"/>
               </w:rPr>
-              <w:t xml:space="preserve">機関投資家等に代わり、有価証券の保管・決済・残高管理・議決権行使の事務代行などを行う業務。</w:t>
+              <w:t xml:space="preserve">機関投資家等に代わり、有価証券の保管・決済・残高管理・議決権行使の事務代行などを行う業務。企業年金が複数の運用会社に運用を分散委託している場合に、それら運用資産を横断的に保管・記録・報告する「マスタートラスト業務」もこの一種で、現在は各信託銀行が共同出資する日本カストディ銀行にその機能が集約されている。</w:t>
             </w:r>
           </w:p>
         </w:tc>

--- a/信吾/銀行研究/添付ファイル/信託銀行業務比較表.docx
+++ b/信吾/銀行研究/添付ファイル/信託銀行業務比較表.docx
@@ -33,6 +33,170 @@
           <w:szCs w:val="20"/>
         </w:rPr>
         <w:t xml:space="preserve">信託銀行の業務は大きく「銀行業務」「信託業務（信託法・信託業法上の基本類型）」「併営業務（個人向け・法人向け）」の3つに整理できます。以下は、全グループ（①〜③・④〜⑦）を1つの表にまとめたものです。</w:t>
+      </w:r>
+    </w:p>
+    <w:p>
+      <w:pPr>
+        <w:pStyle w:val="Heading2"/>
+        <w:keepNext w:val="false"/>
+        <w:spacing w:after="80" w:before="160"/>
+      </w:pPr>
+      <w:r>
+        <w:rPr>
+          <w:b/>
+          <w:bCs/>
+          <w:snapToGrid w:val="false"/>
+          <w:color w:val="2F5496"/>
+          <w:sz w:val="22"/>
+          <w:szCs w:val="22"/>
+        </w:rPr>
+        <w:t xml:space="preserve">なぜ「銀行業務」と「信託業務」が両方できるのか</w:t>
+      </w:r>
+    </w:p>
+    <w:p>
+      <w:pPr>
+        <w:spacing w:after="100" w:line="264"/>
+      </w:pPr>
+      <w:r>
+        <w:rPr>
+          <w:i w:val="false"/>
+          <w:iCs w:val="false"/>
+          <w:snapToGrid w:val="false"/>
+          <w:sz w:val="20"/>
+          <w:szCs w:val="20"/>
+        </w:rPr>
+        <w:t xml:space="preserve">信託銀行は、2つの別々の許可を同じ会社が持つことで、銀行業務と信託業務の両方を行っています。「信託銀行免許」という単独の免許があるわけではありません。</w:t>
+      </w:r>
+    </w:p>
+    <w:p>
+      <w:pPr>
+        <w:spacing w:after="40" w:line="240"/>
+        <w:ind w:left="260"/>
+      </w:pPr>
+      <w:r>
+        <w:rPr>
+          <w:snapToGrid w:val="false"/>
+          <w:sz w:val="19"/>
+          <w:szCs w:val="19"/>
+        </w:rPr>
+        <w:t xml:space="preserve">・銀行免許（銀行法）でできること：預金業務・貸出業務（融資）・為替業務（振込・送金等）という3つの「固有業務」。加えて銀行法10条2項の「付随業務」として、有価証券の自己勘定投資やデリバティブ取引等も行える（下表A、および資産運用・アセマネ・マーケット業務比較表の「マーケット業務」に相当）。</w:t>
+      </w:r>
+    </w:p>
+    <w:p>
+      <w:pPr>
+        <w:spacing w:after="40" w:line="240"/>
+        <w:ind w:left="260"/>
+      </w:pPr>
+      <w:r>
+        <w:rPr>
+          <w:snapToGrid w:val="false"/>
+          <w:sz w:val="19"/>
+          <w:szCs w:val="19"/>
+        </w:rPr>
+        <w:t xml:space="preserve">・信託業務の兼営認可（金融機関の信託業務の兼営等に関する法律＝兼営法）でできること：信託法・信託業法上の基本6類型（金銭の信託、有価証券の信託、金銭債権の信託、動産の信託、不動産の信託、土地の信託）と、そこから派生する遺言信託・証券代行業務・企業年金信託・資産管理業務等（下表B〜D）。</w:t>
+      </w:r>
+    </w:p>
+    <w:p>
+      <w:pPr>
+        <w:spacing w:after="40" w:line="240"/>
+        <w:ind w:left="260"/>
+      </w:pPr>
+      <w:r>
+        <w:rPr>
+          <w:snapToGrid w:val="false"/>
+          <w:sz w:val="19"/>
+          <w:szCs w:val="19"/>
+        </w:rPr>
+        <w:t xml:space="preserve">・すべての信託銀行は、この2つの許可を両方持っています。逆にみずほ銀行・三菱UFJ銀行・三井住友銀行・ゆうちょ銀行は信託業務の兼営認可を持たないため、各グループは別会社（みずほ信託銀行 等）を用意しています。唯一の例外がりそな銀行で、「りそな銀行」という1つの会社が両方の許可を持ち、別会社の信託銀行を持ちません。</w:t>
+      </w:r>
+    </w:p>
+    <w:p>
+      <w:pPr>
+        <w:pStyle w:val="Heading2"/>
+        <w:keepNext w:val="false"/>
+        <w:spacing w:after="80" w:before="160"/>
+      </w:pPr>
+      <w:r>
+        <w:rPr>
+          <w:b/>
+          <w:bCs/>
+          <w:snapToGrid w:val="false"/>
+          <w:color w:val="2F5496"/>
+          <w:sz w:val="22"/>
+          <w:szCs w:val="22"/>
+        </w:rPr>
+        <w:t xml:space="preserve">「頭脳」と「金庫」で見る運用系業務の区分</w:t>
+      </w:r>
+    </w:p>
+    <w:p>
+      <w:pPr>
+        <w:spacing w:after="100" w:line="264"/>
+      </w:pPr>
+      <w:r>
+        <w:rPr>
+          <w:i w:val="false"/>
+          <w:iCs w:val="false"/>
+          <w:snapToGrid w:val="false"/>
+          <w:sz w:val="20"/>
+          <w:szCs w:val="20"/>
+        </w:rPr>
+        <w:t xml:space="preserve">資産運用・アセマネ・マーケット業務比較表と同じ枠組みで、資金が「信託資金（顧客のもの）」か「自己資金（銀行自身のもの）」か、投資判断を行う「頭脳」が信託銀行自身か他者かで、運用系の業務を4つに区分できます。保管・事務代行・コンサルティングが中心で積極的な投資判断を伴わない業務（預金・為替・証券代行業務・遺言信託 等）には、この区分を付けていません。</w:t>
+      </w:r>
+    </w:p>
+    <w:p>
+      <w:pPr>
+        <w:spacing w:after="40" w:line="240"/>
+        <w:ind w:left="260"/>
+      </w:pPr>
+      <w:r>
+        <w:rPr>
+          <w:snapToGrid w:val="false"/>
+          <w:sz w:val="19"/>
+          <w:szCs w:val="19"/>
+        </w:rPr>
+        <w:t xml:space="preserve">・【自己資金・頭脳＝自社】＝銀行自身の資金を、銀行自身の判断で運用する業務。</w:t>
+      </w:r>
+    </w:p>
+    <w:p>
+      <w:pPr>
+        <w:spacing w:after="40" w:line="240"/>
+        <w:ind w:left="260"/>
+      </w:pPr>
+      <w:r>
+        <w:rPr>
+          <w:snapToGrid w:val="false"/>
+          <w:sz w:val="19"/>
+          <w:szCs w:val="19"/>
+        </w:rPr>
+        <w:t xml:space="preserve">・【信託資金・頭脳＝自社】＝顧客から信託された資金を、信託銀行自身が判断して運用する業務（自家運用）。</w:t>
+      </w:r>
+    </w:p>
+    <w:p>
+      <w:pPr>
+        <w:spacing w:after="40" w:line="240"/>
+        <w:ind w:left="260"/>
+      </w:pPr>
+      <w:r>
+        <w:rPr>
+          <w:snapToGrid w:val="false"/>
+          <w:sz w:val="19"/>
+          <w:szCs w:val="19"/>
+        </w:rPr>
+        <w:t xml:space="preserve">・【信託資金・頭脳＝他者（金庫のみ）】＝顧客から信託された資金だが、投資判断は顧客自身または外部の資産運用会社が行い、信託銀行は資産の保管・執行のみを担う業務。</w:t>
+      </w:r>
+    </w:p>
+    <w:p>
+      <w:pPr>
+        <w:spacing w:after="40" w:line="240"/>
+        <w:ind w:left="260"/>
+      </w:pPr>
+      <w:r>
+        <w:rPr>
+          <w:snapToGrid w:val="false"/>
+          <w:sz w:val="19"/>
+          <w:szCs w:val="19"/>
+        </w:rPr>
+        <w:t xml:space="preserve">・【自己資金・頭脳＝他者（金庫のみ）】＝銀行自身の資金だが、投資判断はグループの専業子会社等、別法人が行う業務（本表には該当例なし。詳細は資産運用・アセマネ・マーケット業務比較表を参照）。</w:t>
       </w:r>
     </w:p>
     <w:p>
@@ -699,7 +863,7 @@
                 <w:sz w:val="16"/>
                 <w:szCs w:val="16"/>
               </w:rPr>
-              <w:t xml:space="preserve">2. 貸出業務（融資）</w:t>
+              <w:t xml:space="preserve">2. 貸出業務（融資）【自己資金・頭脳＝自社】</w:t>
             </w:r>
           </w:p>
         </w:tc>
@@ -1305,7 +1469,7 @@
                 <w:sz w:val="16"/>
                 <w:szCs w:val="16"/>
               </w:rPr>
-              <w:t xml:space="preserve">4. 金銭の信託（合同運用指定金銭信託 等）</w:t>
+              <w:t xml:space="preserve">4. 金銭の信託（合同運用指定金銭信託 等）【信託資金・頭脳＝自社】</w:t>
             </w:r>
           </w:p>
         </w:tc>
@@ -1563,7 +1727,7 @@
                 <w:sz w:val="16"/>
                 <w:szCs w:val="16"/>
               </w:rPr>
-              <w:t xml:space="preserve">5. 金銭信託以外の金銭の信託（特定金銭信託 等）</w:t>
+              <w:t xml:space="preserve">5. 金銭信託以外の金銭の信託（特定金銭信託 等）【信託資金・頭脳＝他者】</w:t>
             </w:r>
           </w:p>
         </w:tc>
@@ -5082,7 +5246,7 @@
                 <w:sz w:val="16"/>
                 <w:szCs w:val="16"/>
               </w:rPr>
-              <w:t xml:space="preserve">19. 企業年金信託（DB・DC運営管理 等）</w:t>
+              <w:t xml:space="preserve">19. 企業年金信託（DB・DC運営管理 等）【信託資金・頭脳＝他者が中心】</w:t>
             </w:r>
           </w:p>
         </w:tc>
@@ -5583,7 +5747,7 @@
                 <w:sz w:val="16"/>
                 <w:szCs w:val="16"/>
               </w:rPr>
-              <w:t xml:space="preserve">21. 資産管理（カストディ）業務</w:t>
+              <w:t xml:space="preserve">21. 資産管理（カストディ）業務【信託資金・頭脳＝他者】</w:t>
             </w:r>
           </w:p>
         </w:tc>
@@ -5838,7 +6002,7 @@
                 <w:sz w:val="16"/>
                 <w:szCs w:val="16"/>
               </w:rPr>
-              <w:t xml:space="preserve">22. 証券投資信託の受託業務（信託財産の保管・管理）</w:t>
+              <w:t xml:space="preserve">22. 公募投資信託等の証券投資信託の受託業務（信託財産の保管・管理）【信託資金・頭脳＝他者】</w:t>
             </w:r>
           </w:p>
         </w:tc>
@@ -7204,7 +7368,7 @@
                 <w:sz w:val="16"/>
                 <w:szCs w:val="16"/>
               </w:rPr>
-              <w:t xml:space="preserve">2. 貸出業務（融資）</w:t>
+              <w:t xml:space="preserve">2. 貸出業務（融資）【自己資金・頭脳＝自社】</w:t>
             </w:r>
           </w:p>
         </w:tc>
@@ -7361,7 +7525,7 @@
                 <w:sz w:val="16"/>
                 <w:szCs w:val="16"/>
               </w:rPr>
-              <w:t xml:space="preserve">4. 金銭の信託（合同運用指定金銭信託 等）</w:t>
+              <w:t xml:space="preserve">4. 金銭の信託（合同運用指定金銭信託 等）【信託資金・頭脳＝自社】</w:t>
             </w:r>
           </w:p>
         </w:tc>
@@ -7389,7 +7553,7 @@
                 <w:sz w:val="17"/>
                 <w:szCs w:val="17"/>
               </w:rPr>
-              <w:t xml:space="preserve">複数の委託者から集めた金銭を信託銀行がまとめて運用し、収益を分配する仕組み。かつての貸付信託などが代表例。</w:t>
+              <w:t xml:space="preserve">複数の委託者から集めた金銭を信託銀行がまとめて運用し、収益を分配する仕組み。原資は委託者から信託された資金（信託勘定）であり、銀行自身の資金を貸し付ける2番（銀行勘定）とは資金の性格が異なる。信託銀行自身が運用方針を決定する点で「頭脳＝自社」。歴史的には主に長期貸付として運用する「貸付信託」が代表例だったが、2009年に新規募集を停止し2014年に完全に償還済みで、現在は存在しない。</w:t>
             </w:r>
           </w:p>
         </w:tc>
@@ -7422,7 +7586,7 @@
                 <w:sz w:val="16"/>
                 <w:szCs w:val="16"/>
               </w:rPr>
-              <w:t xml:space="preserve">5. 金銭信託以外の金銭の信託（特定金銭信託 等）</w:t>
+              <w:t xml:space="preserve">5. 金銭信託以外の金銭の信託（特定金銭信託 等）【信託資金・頭脳＝他者】</w:t>
             </w:r>
           </w:p>
         </w:tc>
@@ -8346,7 +8510,7 @@
                 <w:sz w:val="16"/>
                 <w:szCs w:val="16"/>
               </w:rPr>
-              <w:t xml:space="preserve">19. 企業年金信託（DB・DC運営管理 等）</w:t>
+              <w:t xml:space="preserve">19. 企業年金信託（DB・DC運営管理 等）【信託資金・頭脳＝他者が中心】</w:t>
             </w:r>
           </w:p>
         </w:tc>
@@ -8468,7 +8632,7 @@
                 <w:sz w:val="16"/>
                 <w:szCs w:val="16"/>
               </w:rPr>
-              <w:t xml:space="preserve">21. 資産管理（カストディ）業務</w:t>
+              <w:t xml:space="preserve">21. 資産管理（カストディ）業務【信託資金・頭脳＝他者】</w:t>
             </w:r>
           </w:p>
         </w:tc>
@@ -8529,7 +8693,7 @@
                 <w:sz w:val="16"/>
                 <w:szCs w:val="16"/>
               </w:rPr>
-              <w:t xml:space="preserve">22. 証券投資信託の受託業務（信託財産の保管・管理）</w:t>
+              <w:t xml:space="preserve">22. 公募投資信託等の証券投資信託の受託業務（信託財産の保管・管理）【信託資金・頭脳＝他者】</w:t>
             </w:r>
           </w:p>
         </w:tc>
@@ -8557,7 +8721,7 @@
                 <w:sz w:val="17"/>
                 <w:szCs w:val="17"/>
               </w:rPr>
-              <w:t xml:space="preserve">投資信託（ファンド）の信託財産を保管し、資産運用会社の指図に基づき売買執行・計理・基準価額算出等を行う業務。</w:t>
+              <w:t xml:space="preserve">公募投資信託等の投資信託（ファンド）の信託財産を保管し、資産運用会社の指図に基づき売買執行・計理・基準価額算出等を行う業務。投資信託及び投資法人に関する法律第3条により、頭脳（委託者＝アセットマネジメント会社）と金庫（受託者＝信託銀行）を別法人にすることが法律で義務付けられており、信託銀行はこの「金庫」役を担う（詳細は資産運用・アセマネ・マーケット業務比較表を参照）。</w:t>
             </w:r>
           </w:p>
         </w:tc>
@@ -8679,7 +8843,7 @@
                 <w:sz w:val="17"/>
                 <w:szCs w:val="17"/>
               </w:rPr>
-              <w:t xml:space="preserve">私募REITやJ-REIT等の不動産投資法人・ファンドの資産運用会社として、物件の取得・運用・売却の意思決定を行う業務。</w:t>
+              <w:t xml:space="preserve">私募REITやJ-REIT等の不動産投資法人・ファンドの資産運用会社として、物件の取得・運用・売却の意思決定を行う業務。頭脳を信託銀行自身が担う点は【信託資金・頭脳＝自社】に似るが、原資は信託財産ではなく投資法人・ファンドの資産であるため、本表のA〜D区分（信託資金／自己資金の二分）には当てはまらない。</w:t>
             </w:r>
           </w:p>
         </w:tc>
